--- a/Documented_transformations.docx
+++ b/Documented_transformations.docx
@@ -4,13 +4,16 @@
   <w:body>
     <w:p>
       <w:pPr>
-        <w:rPr>
-          <w:b/>
-          <w:bCs/>
-        </w:rPr>
-      </w:pPr>
-      <w:r>
-        <w:rPr>
+        <w:jc w:val="both"/>
+        <w:rPr>
+          <w:rFonts w:ascii="Times New Roman" w:hAnsi="Times New Roman" w:cs="Times New Roman"/>
+          <w:b/>
+          <w:bCs/>
+        </w:rPr>
+      </w:pPr>
+      <w:r>
+        <w:rPr>
+          <w:rFonts w:ascii="Times New Roman" w:hAnsi="Times New Roman" w:cs="Times New Roman"/>
           <w:b/>
           <w:bCs/>
         </w:rPr>
@@ -18,11 +21,20 @@
       </w:r>
     </w:p>
     <w:p>
-      <w:r>
+      <w:pPr>
+        <w:jc w:val="both"/>
+        <w:rPr>
+          <w:rFonts w:ascii="Times New Roman" w:hAnsi="Times New Roman" w:cs="Times New Roman"/>
+        </w:rPr>
+      </w:pPr>
+      <w:r>
+        <w:rPr>
+          <w:rFonts w:ascii="Times New Roman" w:hAnsi="Times New Roman" w:cs="Times New Roman"/>
+        </w:rPr>
         <w:drawing>
-          <wp:inline distT="0" distB="0" distL="0" distR="0" wp14:anchorId="66003E31" wp14:editId="2CC1DE99">
-            <wp:extent cx="5943600" cy="3143885"/>
-            <wp:effectExtent l="0" t="0" r="0" b="0"/>
+          <wp:inline distT="0" distB="0" distL="0" distR="0" wp14:anchorId="66003E31" wp14:editId="13FD316F">
+            <wp:extent cx="5569527" cy="2946018"/>
+            <wp:effectExtent l="19050" t="19050" r="12700" b="26035"/>
             <wp:docPr id="1777543722" name="Picture 1"/>
             <wp:cNvGraphicFramePr>
               <a:graphicFrameLocks xmlns:a="http://schemas.openxmlformats.org/drawingml/2006/main" noChangeAspect="1"/>
@@ -35,7 +47,7 @@
                     <pic:cNvPicPr/>
                   </pic:nvPicPr>
                   <pic:blipFill>
-                    <a:blip r:embed="rId4"/>
+                    <a:blip r:embed="rId7"/>
                     <a:stretch>
                       <a:fillRect/>
                     </a:stretch>
@@ -43,11 +55,18 @@
                   <pic:spPr>
                     <a:xfrm>
                       <a:off x="0" y="0"/>
-                      <a:ext cx="5943600" cy="3143885"/>
+                      <a:ext cx="5574153" cy="2948465"/>
                     </a:xfrm>
                     <a:prstGeom prst="rect">
                       <a:avLst/>
                     </a:prstGeom>
+                    <a:ln>
+                      <a:solidFill>
+                        <a:schemeClr val="bg2">
+                          <a:lumMod val="50000"/>
+                        </a:schemeClr>
+                      </a:solidFill>
+                    </a:ln>
                   </pic:spPr>
                 </pic:pic>
               </a:graphicData>
@@ -58,78 +77,82 @@
     </w:p>
     <w:p>
       <w:pPr>
-        <w:rPr>
-          <w:b/>
-          <w:bCs/>
-        </w:rPr>
-      </w:pPr>
-      <w:r>
-        <w:rPr>
-          <w:b/>
-          <w:bCs/>
-        </w:rPr>
-        <w:t xml:space="preserve">Column 1 &amp; 2: </w:t>
-      </w:r>
-      <w:proofErr w:type="spellStart"/>
-      <w:r>
-        <w:rPr>
-          <w:b/>
-          <w:bCs/>
-        </w:rPr>
-        <w:t>encounter_id</w:t>
-      </w:r>
-      <w:proofErr w:type="spellEnd"/>
-      <w:r>
-        <w:rPr>
-          <w:b/>
-          <w:bCs/>
-        </w:rPr>
-        <w:t xml:space="preserve"> and </w:t>
-      </w:r>
-      <w:proofErr w:type="spellStart"/>
-      <w:r>
-        <w:rPr>
-          <w:b/>
-          <w:bCs/>
-        </w:rPr>
-        <w:t>patient_nbr</w:t>
-      </w:r>
-      <w:proofErr w:type="spellEnd"/>
-    </w:p>
-    <w:p>
-      <w:r>
+        <w:jc w:val="both"/>
+        <w:rPr>
+          <w:rFonts w:ascii="Times New Roman" w:hAnsi="Times New Roman" w:cs="Times New Roman"/>
+          <w:b/>
+          <w:bCs/>
+        </w:rPr>
+      </w:pPr>
+      <w:r>
+        <w:rPr>
+          <w:rFonts w:ascii="Times New Roman" w:hAnsi="Times New Roman" w:cs="Times New Roman"/>
+          <w:b/>
+          <w:bCs/>
+        </w:rPr>
+        <w:t>Column 1 &amp; 2: encounter_id and patient_nbr</w:t>
+      </w:r>
+    </w:p>
+    <w:p>
+      <w:pPr>
+        <w:jc w:val="both"/>
+        <w:rPr>
+          <w:rFonts w:ascii="Times New Roman" w:hAnsi="Times New Roman" w:cs="Times New Roman"/>
+        </w:rPr>
+      </w:pPr>
+      <w:r>
+        <w:rPr>
+          <w:rFonts w:ascii="Times New Roman" w:hAnsi="Times New Roman" w:cs="Times New Roman"/>
+        </w:rPr>
         <w:t xml:space="preserve">The Situation: These are </w:t>
       </w:r>
       <w:r>
+        <w:rPr>
+          <w:rFonts w:ascii="Times New Roman" w:hAnsi="Times New Roman" w:cs="Times New Roman"/>
+        </w:rPr>
         <w:t>our</w:t>
       </w:r>
       <w:r>
+        <w:rPr>
+          <w:rFonts w:ascii="Times New Roman" w:hAnsi="Times New Roman" w:cs="Times New Roman"/>
+        </w:rPr>
         <w:t xml:space="preserve"> Unique Identifiers. In the raw data, Power BI often imports these as Numbers. However, </w:t>
       </w:r>
       <w:r>
+        <w:rPr>
+          <w:rFonts w:ascii="Times New Roman" w:hAnsi="Times New Roman" w:cs="Times New Roman"/>
+        </w:rPr>
         <w:t>we</w:t>
       </w:r>
       <w:r>
-        <w:t xml:space="preserve"> will never </w:t>
-      </w:r>
-      <w:proofErr w:type="gramStart"/>
-      <w:r>
-        <w:t>sum</w:t>
-      </w:r>
-      <w:proofErr w:type="gramEnd"/>
-      <w:r>
-        <w:t xml:space="preserve"> an ID or calculate the average Patient Number.</w:t>
-      </w:r>
-      <w:r>
+        <w:rPr>
+          <w:rFonts w:ascii="Times New Roman" w:hAnsi="Times New Roman" w:cs="Times New Roman"/>
+        </w:rPr>
+        <w:t xml:space="preserve"> will never sum an ID or calculate the average Patient Number.</w:t>
+      </w:r>
+      <w:r>
+        <w:rPr>
+          <w:rFonts w:ascii="Times New Roman" w:hAnsi="Times New Roman" w:cs="Times New Roman"/>
+        </w:rPr>
         <w:t xml:space="preserve"> So, we c</w:t>
       </w:r>
       <w:r>
+        <w:rPr>
+          <w:rFonts w:ascii="Times New Roman" w:hAnsi="Times New Roman" w:cs="Times New Roman"/>
+        </w:rPr>
         <w:t>onvert these to Text. This prevents Power BI from trying to aggregate them and keeps our data model lean.</w:t>
       </w:r>
     </w:p>
     <w:p>
-      <w:r>
-        <w:rPr>
+      <w:pPr>
+        <w:jc w:val="both"/>
+        <w:rPr>
+          <w:rFonts w:ascii="Times New Roman" w:hAnsi="Times New Roman" w:cs="Times New Roman"/>
+        </w:rPr>
+      </w:pPr>
+      <w:r>
+        <w:rPr>
+          <w:rFonts w:ascii="Times New Roman" w:hAnsi="Times New Roman" w:cs="Times New Roman"/>
           <w:b/>
           <w:bCs/>
         </w:rPr>
@@ -137,31 +160,51 @@
       </w:r>
       <w:r>
         <w:rPr>
+          <w:rFonts w:ascii="Times New Roman" w:hAnsi="Times New Roman" w:cs="Times New Roman"/>
           <w:b/>
           <w:bCs/>
         </w:rPr>
         <w:tab/>
       </w:r>
       <w:r>
+        <w:rPr>
+          <w:rFonts w:ascii="Times New Roman" w:hAnsi="Times New Roman" w:cs="Times New Roman"/>
+        </w:rPr>
         <w:tab/>
       </w:r>
       <w:r>
+        <w:rPr>
+          <w:rFonts w:ascii="Times New Roman" w:hAnsi="Times New Roman" w:cs="Times New Roman"/>
+        </w:rPr>
         <w:tab/>
       </w:r>
       <w:r>
+        <w:rPr>
+          <w:rFonts w:ascii="Times New Roman" w:hAnsi="Times New Roman" w:cs="Times New Roman"/>
+        </w:rPr>
         <w:tab/>
       </w:r>
       <w:r>
+        <w:rPr>
+          <w:rFonts w:ascii="Times New Roman" w:hAnsi="Times New Roman" w:cs="Times New Roman"/>
+        </w:rPr>
         <w:tab/>
       </w:r>
       <w:r>
+        <w:rPr>
+          <w:rFonts w:ascii="Times New Roman" w:hAnsi="Times New Roman" w:cs="Times New Roman"/>
+        </w:rPr>
         <w:tab/>
       </w:r>
       <w:r>
+        <w:rPr>
+          <w:rFonts w:ascii="Times New Roman" w:hAnsi="Times New Roman" w:cs="Times New Roman"/>
+        </w:rPr>
         <w:tab/>
       </w:r>
       <w:r>
         <w:rPr>
+          <w:rFonts w:ascii="Times New Roman" w:hAnsi="Times New Roman" w:cs="Times New Roman"/>
           <w:b/>
           <w:bCs/>
         </w:rPr>
@@ -169,9 +212,18 @@
       </w:r>
     </w:p>
     <w:p>
-      <w:r>
+      <w:pPr>
+        <w:jc w:val="both"/>
+        <w:rPr>
+          <w:rFonts w:ascii="Times New Roman" w:hAnsi="Times New Roman" w:cs="Times New Roman"/>
+        </w:rPr>
+      </w:pPr>
+      <w:r>
+        <w:rPr>
+          <w:rFonts w:ascii="Times New Roman" w:hAnsi="Times New Roman" w:cs="Times New Roman"/>
+        </w:rPr>
         <w:drawing>
-          <wp:anchor distT="0" distB="0" distL="114300" distR="114300" simplePos="0" relativeHeight="251659264" behindDoc="0" locked="0" layoutInCell="1" allowOverlap="1" wp14:anchorId="2D1EAA5F" wp14:editId="46DCDE1C">
+          <wp:anchor distT="0" distB="0" distL="114300" distR="114300" simplePos="0" relativeHeight="251659264" behindDoc="0" locked="0" layoutInCell="1" allowOverlap="1" wp14:anchorId="2D1EAA5F" wp14:editId="415A157A">
             <wp:simplePos x="0" y="0"/>
             <wp:positionH relativeFrom="margin">
               <wp:posOffset>3444240</wp:posOffset>
@@ -180,7 +232,7 @@
               <wp:posOffset>52705</wp:posOffset>
             </wp:positionV>
             <wp:extent cx="2620010" cy="2971800"/>
-            <wp:effectExtent l="0" t="0" r="8890" b="0"/>
+            <wp:effectExtent l="19050" t="19050" r="27940" b="19050"/>
             <wp:wrapSquare wrapText="bothSides"/>
             <wp:docPr id="1737924662" name="Picture 1"/>
             <wp:cNvGraphicFramePr>
@@ -194,7 +246,7 @@
                     <pic:cNvPicPr/>
                   </pic:nvPicPr>
                   <pic:blipFill rotWithShape="1">
-                    <a:blip r:embed="rId5">
+                    <a:blip r:embed="rId8">
                       <a:extLst>
                         <a:ext uri="{28A0092B-C50C-407E-A947-70E740481C1C}">
                           <a14:useLocalDpi xmlns:a14="http://schemas.microsoft.com/office/drawing/2010/main" val="0"/>
@@ -215,7 +267,11 @@
                       <a:avLst/>
                     </a:prstGeom>
                     <a:ln>
-                      <a:noFill/>
+                      <a:solidFill>
+                        <a:schemeClr val="bg2">
+                          <a:lumMod val="50000"/>
+                        </a:schemeClr>
+                      </a:solidFill>
                     </a:ln>
                     <a:extLst>
                       <a:ext uri="{53640926-AAD7-44D8-BBD7-CCE9431645EC}">
@@ -236,11 +292,27 @@
         </w:drawing>
       </w:r>
     </w:p>
-    <w:p/>
-    <w:p>
-      <w:r>
+    <w:p>
+      <w:pPr>
+        <w:jc w:val="both"/>
+        <w:rPr>
+          <w:rFonts w:ascii="Times New Roman" w:hAnsi="Times New Roman" w:cs="Times New Roman"/>
+        </w:rPr>
+      </w:pPr>
+    </w:p>
+    <w:p>
+      <w:pPr>
+        <w:jc w:val="both"/>
+        <w:rPr>
+          <w:rFonts w:ascii="Times New Roman" w:hAnsi="Times New Roman" w:cs="Times New Roman"/>
+        </w:rPr>
+      </w:pPr>
+      <w:r>
+        <w:rPr>
+          <w:rFonts w:ascii="Times New Roman" w:hAnsi="Times New Roman" w:cs="Times New Roman"/>
+        </w:rPr>
         <w:drawing>
-          <wp:anchor distT="0" distB="0" distL="114300" distR="114300" simplePos="0" relativeHeight="251658240" behindDoc="0" locked="0" layoutInCell="1" allowOverlap="1" wp14:anchorId="347A31FE" wp14:editId="73CD2896">
+          <wp:anchor distT="0" distB="0" distL="114300" distR="114300" simplePos="0" relativeHeight="251658240" behindDoc="0" locked="0" layoutInCell="1" allowOverlap="1" wp14:anchorId="347A31FE" wp14:editId="012FB8B2">
             <wp:simplePos x="0" y="0"/>
             <wp:positionH relativeFrom="margin">
               <wp:align>left</wp:align>
@@ -249,7 +321,7 @@
               <wp:posOffset>-615315</wp:posOffset>
             </wp:positionV>
             <wp:extent cx="2644140" cy="3017520"/>
-            <wp:effectExtent l="0" t="0" r="3810" b="0"/>
+            <wp:effectExtent l="19050" t="19050" r="22860" b="11430"/>
             <wp:wrapSquare wrapText="bothSides"/>
             <wp:docPr id="137820024" name="Picture 1"/>
             <wp:cNvGraphicFramePr>
@@ -263,7 +335,7 @@
                     <pic:cNvPicPr/>
                   </pic:nvPicPr>
                   <pic:blipFill rotWithShape="1">
-                    <a:blip r:embed="rId6">
+                    <a:blip r:embed="rId9">
                       <a:extLst>
                         <a:ext uri="{28A0092B-C50C-407E-A947-70E740481C1C}">
                           <a14:useLocalDpi xmlns:a14="http://schemas.microsoft.com/office/drawing/2010/main" val="0"/>
@@ -284,7 +356,11 @@
                       <a:avLst/>
                     </a:prstGeom>
                     <a:ln>
-                      <a:noFill/>
+                      <a:solidFill>
+                        <a:schemeClr val="bg2">
+                          <a:lumMod val="50000"/>
+                        </a:schemeClr>
+                      </a:solidFill>
                     </a:ln>
                     <a:extLst>
                       <a:ext uri="{53640926-AAD7-44D8-BBD7-CCE9431645EC}">
@@ -305,7 +381,1788 @@
         </w:drawing>
       </w:r>
     </w:p>
-    <w:p/>
+    <w:p>
+      <w:pPr>
+        <w:jc w:val="both"/>
+        <w:rPr>
+          <w:rFonts w:ascii="Times New Roman" w:hAnsi="Times New Roman" w:cs="Times New Roman"/>
+        </w:rPr>
+      </w:pPr>
+    </w:p>
+    <w:p>
+      <w:pPr>
+        <w:jc w:val="both"/>
+        <w:rPr>
+          <w:rFonts w:ascii="Times New Roman" w:hAnsi="Times New Roman" w:cs="Times New Roman"/>
+        </w:rPr>
+      </w:pPr>
+    </w:p>
+    <w:p>
+      <w:pPr>
+        <w:jc w:val="both"/>
+        <w:rPr>
+          <w:rFonts w:ascii="Times New Roman" w:hAnsi="Times New Roman" w:cs="Times New Roman"/>
+        </w:rPr>
+      </w:pPr>
+    </w:p>
+    <w:p>
+      <w:pPr>
+        <w:jc w:val="both"/>
+        <w:rPr>
+          <w:rFonts w:ascii="Times New Roman" w:hAnsi="Times New Roman" w:cs="Times New Roman"/>
+        </w:rPr>
+      </w:pPr>
+    </w:p>
+    <w:p>
+      <w:pPr>
+        <w:jc w:val="both"/>
+        <w:rPr>
+          <w:rFonts w:ascii="Times New Roman" w:hAnsi="Times New Roman" w:cs="Times New Roman"/>
+        </w:rPr>
+      </w:pPr>
+    </w:p>
+    <w:p>
+      <w:pPr>
+        <w:jc w:val="both"/>
+        <w:rPr>
+          <w:rFonts w:ascii="Times New Roman" w:hAnsi="Times New Roman" w:cs="Times New Roman"/>
+        </w:rPr>
+      </w:pPr>
+    </w:p>
+    <w:p>
+      <w:pPr>
+        <w:jc w:val="both"/>
+        <w:rPr>
+          <w:rFonts w:ascii="Times New Roman" w:hAnsi="Times New Roman" w:cs="Times New Roman"/>
+          <w:b/>
+          <w:bCs/>
+        </w:rPr>
+      </w:pPr>
+    </w:p>
+    <w:p>
+      <w:pPr>
+        <w:jc w:val="both"/>
+        <w:rPr>
+          <w:rFonts w:ascii="Times New Roman" w:hAnsi="Times New Roman" w:cs="Times New Roman"/>
+          <w:b/>
+          <w:bCs/>
+        </w:rPr>
+      </w:pPr>
+    </w:p>
+    <w:p>
+      <w:pPr>
+        <w:jc w:val="both"/>
+        <w:rPr>
+          <w:rFonts w:ascii="Times New Roman" w:hAnsi="Times New Roman" w:cs="Times New Roman"/>
+          <w:b/>
+          <w:bCs/>
+        </w:rPr>
+      </w:pPr>
+      <w:r>
+        <w:rPr>
+          <w:rFonts w:ascii="Times New Roman" w:hAnsi="Times New Roman" w:cs="Times New Roman"/>
+          <w:b/>
+          <w:bCs/>
+        </w:rPr>
+        <w:lastRenderedPageBreak/>
+        <w:t>Column 3: race</w:t>
+      </w:r>
+    </w:p>
+    <w:p>
+      <w:pPr>
+        <w:jc w:val="both"/>
+        <w:rPr>
+          <w:rFonts w:ascii="Times New Roman" w:hAnsi="Times New Roman" w:cs="Times New Roman"/>
+        </w:rPr>
+      </w:pPr>
+      <w:r>
+        <w:rPr>
+          <w:rFonts w:ascii="Times New Roman" w:hAnsi="Times New Roman" w:cs="Times New Roman"/>
+        </w:rPr>
+        <w:t>We replaced the ? placeholder with Other and applied Trim and Capitalize Each Word transformations.</w:t>
+      </w:r>
+      <w:r>
+        <w:rPr>
+          <w:rFonts w:ascii="Times New Roman" w:hAnsi="Times New Roman" w:cs="Times New Roman"/>
+        </w:rPr>
+        <w:t xml:space="preserve"> This is because </w:t>
+      </w:r>
+      <w:r>
+        <w:rPr>
+          <w:rFonts w:ascii="Times New Roman" w:hAnsi="Times New Roman" w:cs="Times New Roman"/>
+        </w:rPr>
+        <w:t>We identified ? as a non-standard null value that would skew demographic visualizations. We standardized the text to ensure consistent grouping, ensuring that variations in spacing or casing do not result in fragmented data points during analysis.</w:t>
+      </w:r>
+    </w:p>
+    <w:p>
+      <w:pPr>
+        <w:jc w:val="both"/>
+        <w:rPr>
+          <w:rFonts w:ascii="Times New Roman" w:hAnsi="Times New Roman" w:cs="Times New Roman"/>
+        </w:rPr>
+      </w:pPr>
+    </w:p>
+    <w:p>
+      <w:pPr>
+        <w:jc w:val="both"/>
+        <w:rPr>
+          <w:rFonts w:ascii="Times New Roman" w:hAnsi="Times New Roman" w:cs="Times New Roman"/>
+          <w:b/>
+          <w:bCs/>
+        </w:rPr>
+      </w:pPr>
+      <w:r>
+        <w:rPr>
+          <w:rFonts w:ascii="Times New Roman" w:hAnsi="Times New Roman" w:cs="Times New Roman"/>
+          <w:b/>
+          <w:bCs/>
+        </w:rPr>
+        <w:drawing>
+          <wp:anchor distT="0" distB="0" distL="114300" distR="114300" simplePos="0" relativeHeight="251660288" behindDoc="0" locked="0" layoutInCell="1" allowOverlap="1" wp14:anchorId="507704FF" wp14:editId="772EED1D">
+            <wp:simplePos x="0" y="0"/>
+            <wp:positionH relativeFrom="margin">
+              <wp:align>left</wp:align>
+            </wp:positionH>
+            <wp:positionV relativeFrom="paragraph">
+              <wp:posOffset>471805</wp:posOffset>
+            </wp:positionV>
+            <wp:extent cx="1348740" cy="3790950"/>
+            <wp:effectExtent l="19050" t="19050" r="22860" b="19050"/>
+            <wp:wrapSquare wrapText="bothSides"/>
+            <wp:docPr id="1292401061" name="Picture 1"/>
+            <wp:cNvGraphicFramePr>
+              <a:graphicFrameLocks xmlns:a="http://schemas.openxmlformats.org/drawingml/2006/main" noChangeAspect="1"/>
+            </wp:cNvGraphicFramePr>
+            <a:graphic xmlns:a="http://schemas.openxmlformats.org/drawingml/2006/main">
+              <a:graphicData uri="http://schemas.openxmlformats.org/drawingml/2006/picture">
+                <pic:pic xmlns:pic="http://schemas.openxmlformats.org/drawingml/2006/picture">
+                  <pic:nvPicPr>
+                    <pic:cNvPr id="1292401061" name=""/>
+                    <pic:cNvPicPr/>
+                  </pic:nvPicPr>
+                  <pic:blipFill>
+                    <a:blip r:embed="rId10">
+                      <a:extLst>
+                        <a:ext uri="{28A0092B-C50C-407E-A947-70E740481C1C}">
+                          <a14:useLocalDpi xmlns:a14="http://schemas.microsoft.com/office/drawing/2010/main" val="0"/>
+                        </a:ext>
+                      </a:extLst>
+                    </a:blip>
+                    <a:stretch>
+                      <a:fillRect/>
+                    </a:stretch>
+                  </pic:blipFill>
+                  <pic:spPr>
+                    <a:xfrm>
+                      <a:off x="0" y="0"/>
+                      <a:ext cx="1348740" cy="3790950"/>
+                    </a:xfrm>
+                    <a:prstGeom prst="rect">
+                      <a:avLst/>
+                    </a:prstGeom>
+                    <a:ln>
+                      <a:solidFill>
+                        <a:schemeClr val="bg2">
+                          <a:lumMod val="50000"/>
+                        </a:schemeClr>
+                      </a:solidFill>
+                    </a:ln>
+                  </pic:spPr>
+                </pic:pic>
+              </a:graphicData>
+            </a:graphic>
+            <wp14:sizeRelH relativeFrom="margin">
+              <wp14:pctWidth>0</wp14:pctWidth>
+            </wp14:sizeRelH>
+            <wp14:sizeRelV relativeFrom="margin">
+              <wp14:pctHeight>0</wp14:pctHeight>
+            </wp14:sizeRelV>
+          </wp:anchor>
+        </w:drawing>
+      </w:r>
+      <w:r>
+        <w:rPr>
+          <w:rFonts w:ascii="Times New Roman" w:hAnsi="Times New Roman" w:cs="Times New Roman"/>
+          <w:b/>
+          <w:bCs/>
+        </w:rPr>
+        <w:t>Before:</w:t>
+      </w:r>
+      <w:r>
+        <w:rPr>
+          <w:rFonts w:ascii="Times New Roman" w:hAnsi="Times New Roman" w:cs="Times New Roman"/>
+          <w:b/>
+          <w:bCs/>
+        </w:rPr>
+        <w:tab/>
+      </w:r>
+      <w:r>
+        <w:rPr>
+          <w:rFonts w:ascii="Times New Roman" w:hAnsi="Times New Roman" w:cs="Times New Roman"/>
+          <w:b/>
+          <w:bCs/>
+        </w:rPr>
+        <w:tab/>
+      </w:r>
+      <w:r>
+        <w:rPr>
+          <w:rFonts w:ascii="Times New Roman" w:hAnsi="Times New Roman" w:cs="Times New Roman"/>
+          <w:b/>
+          <w:bCs/>
+        </w:rPr>
+        <w:tab/>
+      </w:r>
+      <w:r>
+        <w:rPr>
+          <w:rFonts w:ascii="Times New Roman" w:hAnsi="Times New Roman" w:cs="Times New Roman"/>
+          <w:b/>
+          <w:bCs/>
+        </w:rPr>
+        <w:tab/>
+      </w:r>
+      <w:r>
+        <w:rPr>
+          <w:rFonts w:ascii="Times New Roman" w:hAnsi="Times New Roman" w:cs="Times New Roman"/>
+          <w:b/>
+          <w:bCs/>
+        </w:rPr>
+        <w:tab/>
+      </w:r>
+      <w:r>
+        <w:rPr>
+          <w:rFonts w:ascii="Times New Roman" w:hAnsi="Times New Roman" w:cs="Times New Roman"/>
+          <w:b/>
+          <w:bCs/>
+        </w:rPr>
+        <w:tab/>
+      </w:r>
+      <w:r>
+        <w:rPr>
+          <w:rFonts w:ascii="Times New Roman" w:hAnsi="Times New Roman" w:cs="Times New Roman"/>
+          <w:b/>
+          <w:bCs/>
+        </w:rPr>
+        <w:tab/>
+      </w:r>
+      <w:r>
+        <w:rPr>
+          <w:rFonts w:ascii="Times New Roman" w:hAnsi="Times New Roman" w:cs="Times New Roman"/>
+          <w:b/>
+          <w:bCs/>
+        </w:rPr>
+        <w:tab/>
+      </w:r>
+      <w:r>
+        <w:rPr>
+          <w:rFonts w:ascii="Times New Roman" w:hAnsi="Times New Roman" w:cs="Times New Roman"/>
+          <w:b/>
+          <w:bCs/>
+        </w:rPr>
+        <w:tab/>
+      </w:r>
+      <w:r>
+        <w:rPr>
+          <w:rFonts w:ascii="Times New Roman" w:hAnsi="Times New Roman" w:cs="Times New Roman"/>
+          <w:b/>
+          <w:bCs/>
+        </w:rPr>
+        <w:tab/>
+      </w:r>
+      <w:r>
+        <w:rPr>
+          <w:rFonts w:ascii="Times New Roman" w:hAnsi="Times New Roman" w:cs="Times New Roman"/>
+          <w:b/>
+          <w:bCs/>
+        </w:rPr>
+        <w:tab/>
+        <w:t>After:</w:t>
+      </w:r>
+    </w:p>
+    <w:p>
+      <w:pPr>
+        <w:jc w:val="both"/>
+        <w:rPr>
+          <w:rFonts w:ascii="Times New Roman" w:hAnsi="Times New Roman" w:cs="Times New Roman"/>
+        </w:rPr>
+      </w:pPr>
+      <w:r>
+        <w:rPr>
+          <w:rFonts w:ascii="Times New Roman" w:hAnsi="Times New Roman" w:cs="Times New Roman"/>
+        </w:rPr>
+        <w:drawing>
+          <wp:anchor distT="0" distB="0" distL="114300" distR="114300" simplePos="0" relativeHeight="251662336" behindDoc="0" locked="0" layoutInCell="1" allowOverlap="1" wp14:anchorId="6019EF5A" wp14:editId="1FAB1345">
+            <wp:simplePos x="0" y="0"/>
+            <wp:positionH relativeFrom="margin">
+              <wp:posOffset>5222413</wp:posOffset>
+            </wp:positionH>
+            <wp:positionV relativeFrom="paragraph">
+              <wp:posOffset>73833</wp:posOffset>
+            </wp:positionV>
+            <wp:extent cx="1405890" cy="3796030"/>
+            <wp:effectExtent l="19050" t="19050" r="22860" b="13970"/>
+            <wp:wrapSquare wrapText="bothSides"/>
+            <wp:docPr id="43599185" name="Picture 1"/>
+            <wp:cNvGraphicFramePr>
+              <a:graphicFrameLocks xmlns:a="http://schemas.openxmlformats.org/drawingml/2006/main" noChangeAspect="1"/>
+            </wp:cNvGraphicFramePr>
+            <a:graphic xmlns:a="http://schemas.openxmlformats.org/drawingml/2006/main">
+              <a:graphicData uri="http://schemas.openxmlformats.org/drawingml/2006/picture">
+                <pic:pic xmlns:pic="http://schemas.openxmlformats.org/drawingml/2006/picture">
+                  <pic:nvPicPr>
+                    <pic:cNvPr id="43599185" name=""/>
+                    <pic:cNvPicPr/>
+                  </pic:nvPicPr>
+                  <pic:blipFill>
+                    <a:blip r:embed="rId11">
+                      <a:extLst>
+                        <a:ext uri="{28A0092B-C50C-407E-A947-70E740481C1C}">
+                          <a14:useLocalDpi xmlns:a14="http://schemas.microsoft.com/office/drawing/2010/main" val="0"/>
+                        </a:ext>
+                      </a:extLst>
+                    </a:blip>
+                    <a:stretch>
+                      <a:fillRect/>
+                    </a:stretch>
+                  </pic:blipFill>
+                  <pic:spPr>
+                    <a:xfrm>
+                      <a:off x="0" y="0"/>
+                      <a:ext cx="1405890" cy="3796030"/>
+                    </a:xfrm>
+                    <a:prstGeom prst="rect">
+                      <a:avLst/>
+                    </a:prstGeom>
+                    <a:ln>
+                      <a:solidFill>
+                        <a:schemeClr val="bg2">
+                          <a:lumMod val="50000"/>
+                        </a:schemeClr>
+                      </a:solidFill>
+                    </a:ln>
+                  </pic:spPr>
+                </pic:pic>
+              </a:graphicData>
+            </a:graphic>
+            <wp14:sizeRelH relativeFrom="margin">
+              <wp14:pctWidth>0</wp14:pctWidth>
+            </wp14:sizeRelH>
+            <wp14:sizeRelV relativeFrom="margin">
+              <wp14:pctHeight>0</wp14:pctHeight>
+            </wp14:sizeRelV>
+          </wp:anchor>
+        </w:drawing>
+      </w:r>
+    </w:p>
+    <w:p>
+      <w:pPr>
+        <w:jc w:val="both"/>
+        <w:rPr>
+          <w:rFonts w:ascii="Times New Roman" w:hAnsi="Times New Roman" w:cs="Times New Roman"/>
+        </w:rPr>
+      </w:pPr>
+    </w:p>
+    <w:p>
+      <w:pPr>
+        <w:jc w:val="both"/>
+        <w:rPr>
+          <w:rFonts w:ascii="Times New Roman" w:hAnsi="Times New Roman" w:cs="Times New Roman"/>
+        </w:rPr>
+      </w:pPr>
+    </w:p>
+    <w:p>
+      <w:pPr>
+        <w:jc w:val="both"/>
+        <w:rPr>
+          <w:rFonts w:ascii="Times New Roman" w:hAnsi="Times New Roman" w:cs="Times New Roman"/>
+        </w:rPr>
+      </w:pPr>
+    </w:p>
+    <w:p>
+      <w:pPr>
+        <w:jc w:val="both"/>
+        <w:rPr>
+          <w:rFonts w:ascii="Times New Roman" w:hAnsi="Times New Roman" w:cs="Times New Roman"/>
+        </w:rPr>
+      </w:pPr>
+      <w:r>
+        <w:rPr>
+          <w:rFonts w:ascii="Times New Roman" w:hAnsi="Times New Roman" w:cs="Times New Roman"/>
+        </w:rPr>
+        <w:t xml:space="preserve">           </w:t>
+      </w:r>
+    </w:p>
+    <w:p>
+      <w:pPr>
+        <w:jc w:val="both"/>
+        <w:rPr>
+          <w:rFonts w:ascii="Times New Roman" w:hAnsi="Times New Roman" w:cs="Times New Roman"/>
+          <w:b/>
+          <w:bCs/>
+        </w:rPr>
+      </w:pPr>
+      <w:r>
+        <w:rPr>
+          <w:rFonts w:ascii="Times New Roman" w:hAnsi="Times New Roman" w:cs="Times New Roman"/>
+          <w:b/>
+          <w:bCs/>
+        </w:rPr>
+        <w:drawing>
+          <wp:anchor distT="0" distB="0" distL="114300" distR="114300" simplePos="0" relativeHeight="251661312" behindDoc="0" locked="0" layoutInCell="1" allowOverlap="1" wp14:anchorId="64221D0F" wp14:editId="39411B48">
+            <wp:simplePos x="0" y="0"/>
+            <wp:positionH relativeFrom="margin">
+              <wp:posOffset>1315720</wp:posOffset>
+            </wp:positionH>
+            <wp:positionV relativeFrom="paragraph">
+              <wp:posOffset>287866</wp:posOffset>
+            </wp:positionV>
+            <wp:extent cx="3981450" cy="1753870"/>
+            <wp:effectExtent l="19050" t="19050" r="19050" b="17780"/>
+            <wp:wrapNone/>
+            <wp:docPr id="1623548876" name="Picture 1"/>
+            <wp:cNvGraphicFramePr>
+              <a:graphicFrameLocks xmlns:a="http://schemas.openxmlformats.org/drawingml/2006/main" noChangeAspect="1"/>
+            </wp:cNvGraphicFramePr>
+            <a:graphic xmlns:a="http://schemas.openxmlformats.org/drawingml/2006/main">
+              <a:graphicData uri="http://schemas.openxmlformats.org/drawingml/2006/picture">
+                <pic:pic xmlns:pic="http://schemas.openxmlformats.org/drawingml/2006/picture">
+                  <pic:nvPicPr>
+                    <pic:cNvPr id="1623548876" name=""/>
+                    <pic:cNvPicPr/>
+                  </pic:nvPicPr>
+                  <pic:blipFill>
+                    <a:blip r:embed="rId12">
+                      <a:extLst>
+                        <a:ext uri="{28A0092B-C50C-407E-A947-70E740481C1C}">
+                          <a14:useLocalDpi xmlns:a14="http://schemas.microsoft.com/office/drawing/2010/main" val="0"/>
+                        </a:ext>
+                      </a:extLst>
+                    </a:blip>
+                    <a:stretch>
+                      <a:fillRect/>
+                    </a:stretch>
+                  </pic:blipFill>
+                  <pic:spPr>
+                    <a:xfrm>
+                      <a:off x="0" y="0"/>
+                      <a:ext cx="3981450" cy="1753870"/>
+                    </a:xfrm>
+                    <a:prstGeom prst="rect">
+                      <a:avLst/>
+                    </a:prstGeom>
+                    <a:ln>
+                      <a:solidFill>
+                        <a:schemeClr val="bg2">
+                          <a:lumMod val="50000"/>
+                        </a:schemeClr>
+                      </a:solidFill>
+                    </a:ln>
+                  </pic:spPr>
+                </pic:pic>
+              </a:graphicData>
+            </a:graphic>
+            <wp14:sizeRelH relativeFrom="margin">
+              <wp14:pctWidth>0</wp14:pctWidth>
+            </wp14:sizeRelH>
+            <wp14:sizeRelV relativeFrom="margin">
+              <wp14:pctHeight>0</wp14:pctHeight>
+            </wp14:sizeRelV>
+          </wp:anchor>
+        </w:drawing>
+      </w:r>
+      <w:r>
+        <w:rPr>
+          <w:rFonts w:ascii="Times New Roman" w:hAnsi="Times New Roman" w:cs="Times New Roman"/>
+        </w:rPr>
+        <w:t xml:space="preserve">                                             </w:t>
+      </w:r>
+      <w:r>
+        <w:rPr>
+          <w:rFonts w:ascii="Times New Roman" w:hAnsi="Times New Roman" w:cs="Times New Roman"/>
+          <w:b/>
+          <w:bCs/>
+        </w:rPr>
+        <w:t>During:</w:t>
+      </w:r>
+    </w:p>
+    <w:p>
+      <w:pPr>
+        <w:jc w:val="both"/>
+        <w:rPr>
+          <w:rFonts w:ascii="Times New Roman" w:hAnsi="Times New Roman" w:cs="Times New Roman"/>
+          <w:b/>
+          <w:bCs/>
+        </w:rPr>
+      </w:pPr>
+    </w:p>
+    <w:p>
+      <w:pPr>
+        <w:jc w:val="both"/>
+        <w:rPr>
+          <w:rFonts w:ascii="Times New Roman" w:hAnsi="Times New Roman" w:cs="Times New Roman"/>
+          <w:b/>
+          <w:bCs/>
+        </w:rPr>
+      </w:pPr>
+    </w:p>
+    <w:p>
+      <w:pPr>
+        <w:jc w:val="both"/>
+        <w:rPr>
+          <w:rFonts w:ascii="Times New Roman" w:hAnsi="Times New Roman" w:cs="Times New Roman"/>
+          <w:b/>
+          <w:bCs/>
+        </w:rPr>
+      </w:pPr>
+    </w:p>
+    <w:p>
+      <w:pPr>
+        <w:jc w:val="both"/>
+        <w:rPr>
+          <w:rFonts w:ascii="Times New Roman" w:hAnsi="Times New Roman" w:cs="Times New Roman"/>
+          <w:b/>
+          <w:bCs/>
+        </w:rPr>
+      </w:pPr>
+    </w:p>
+    <w:p>
+      <w:pPr>
+        <w:jc w:val="both"/>
+        <w:rPr>
+          <w:rFonts w:ascii="Times New Roman" w:hAnsi="Times New Roman" w:cs="Times New Roman"/>
+          <w:b/>
+          <w:bCs/>
+        </w:rPr>
+      </w:pPr>
+    </w:p>
+    <w:p>
+      <w:pPr>
+        <w:jc w:val="both"/>
+        <w:rPr>
+          <w:rFonts w:ascii="Times New Roman" w:hAnsi="Times New Roman" w:cs="Times New Roman"/>
+          <w:b/>
+          <w:bCs/>
+        </w:rPr>
+      </w:pPr>
+    </w:p>
+    <w:p>
+      <w:pPr>
+        <w:jc w:val="both"/>
+        <w:rPr>
+          <w:rFonts w:ascii="Times New Roman" w:hAnsi="Times New Roman" w:cs="Times New Roman"/>
+          <w:b/>
+          <w:bCs/>
+        </w:rPr>
+      </w:pPr>
+    </w:p>
+    <w:p>
+      <w:pPr>
+        <w:jc w:val="both"/>
+        <w:rPr>
+          <w:rFonts w:ascii="Times New Roman" w:hAnsi="Times New Roman" w:cs="Times New Roman"/>
+          <w:b/>
+          <w:bCs/>
+        </w:rPr>
+      </w:pPr>
+    </w:p>
+    <w:p>
+      <w:pPr>
+        <w:jc w:val="both"/>
+        <w:rPr>
+          <w:rFonts w:ascii="Times New Roman" w:hAnsi="Times New Roman" w:cs="Times New Roman"/>
+          <w:b/>
+          <w:bCs/>
+        </w:rPr>
+      </w:pPr>
+    </w:p>
+    <w:p>
+      <w:pPr>
+        <w:jc w:val="both"/>
+        <w:rPr>
+          <w:rFonts w:ascii="Times New Roman" w:hAnsi="Times New Roman" w:cs="Times New Roman"/>
+          <w:b/>
+          <w:bCs/>
+        </w:rPr>
+      </w:pPr>
+      <w:r>
+        <w:rPr>
+          <w:rFonts w:ascii="Times New Roman" w:hAnsi="Times New Roman" w:cs="Times New Roman"/>
+          <w:b/>
+          <w:bCs/>
+        </w:rPr>
+        <w:t>Column 4: gender</w:t>
+      </w:r>
+    </w:p>
+    <w:p>
+      <w:pPr>
+        <w:jc w:val="both"/>
+        <w:rPr>
+          <w:rFonts w:ascii="Times New Roman" w:hAnsi="Times New Roman" w:cs="Times New Roman"/>
+        </w:rPr>
+      </w:pPr>
+      <w:r>
+        <w:rPr>
+          <w:rFonts w:ascii="Times New Roman" w:hAnsi="Times New Roman" w:cs="Times New Roman"/>
+        </w:rPr>
+        <w:t>We standardized the casing to "Capitalize Each Word" and filtered the dataset to remove "Unknown/Invalid" entries.</w:t>
+      </w:r>
+      <w:r>
+        <w:rPr>
+          <w:rFonts w:ascii="Times New Roman" w:hAnsi="Times New Roman" w:cs="Times New Roman"/>
+        </w:rPr>
+        <w:t xml:space="preserve"> We did this t</w:t>
+      </w:r>
+      <w:r>
+        <w:rPr>
+          <w:rFonts w:ascii="Times New Roman" w:hAnsi="Times New Roman" w:cs="Times New Roman"/>
+        </w:rPr>
+        <w:t>o maintain clinical accuracy, our group decided to focus on verified gender data. Removing invalid records ensures that our demographic insights</w:t>
+      </w:r>
+      <w:r>
+        <w:rPr>
+          <w:rFonts w:ascii="Times New Roman" w:hAnsi="Times New Roman" w:cs="Times New Roman"/>
+        </w:rPr>
+        <w:t xml:space="preserve">, </w:t>
+      </w:r>
+      <w:r>
+        <w:rPr>
+          <w:rFonts w:ascii="Times New Roman" w:hAnsi="Times New Roman" w:cs="Times New Roman"/>
+        </w:rPr>
+        <w:t>particularly regarding readmission trends</w:t>
+      </w:r>
+      <w:r>
+        <w:rPr>
+          <w:rFonts w:ascii="Times New Roman" w:hAnsi="Times New Roman" w:cs="Times New Roman"/>
+        </w:rPr>
+        <w:t xml:space="preserve">, </w:t>
+      </w:r>
+      <w:r>
+        <w:rPr>
+          <w:rFonts w:ascii="Times New Roman" w:hAnsi="Times New Roman" w:cs="Times New Roman"/>
+        </w:rPr>
+        <w:t>are grounded in high-quality data.</w:t>
+      </w:r>
+    </w:p>
+    <w:p>
+      <w:pPr>
+        <w:jc w:val="both"/>
+        <w:rPr>
+          <w:rFonts w:ascii="Times New Roman" w:hAnsi="Times New Roman" w:cs="Times New Roman"/>
+          <w:b/>
+          <w:bCs/>
+        </w:rPr>
+      </w:pPr>
+    </w:p>
+    <w:p>
+      <w:pPr>
+        <w:jc w:val="both"/>
+        <w:rPr>
+          <w:rFonts w:ascii="Times New Roman" w:hAnsi="Times New Roman" w:cs="Times New Roman"/>
+          <w:b/>
+          <w:bCs/>
+        </w:rPr>
+      </w:pPr>
+    </w:p>
+    <w:p>
+      <w:pPr>
+        <w:jc w:val="both"/>
+        <w:rPr>
+          <w:rFonts w:ascii="Times New Roman" w:hAnsi="Times New Roman" w:cs="Times New Roman"/>
+          <w:b/>
+          <w:bCs/>
+        </w:rPr>
+      </w:pPr>
+      <w:r>
+        <w:rPr>
+          <w:rFonts w:ascii="Times New Roman" w:hAnsi="Times New Roman" w:cs="Times New Roman"/>
+          <w:b/>
+          <w:bCs/>
+        </w:rPr>
+        <w:lastRenderedPageBreak/>
+        <w:t>Column 5: age</w:t>
+      </w:r>
+    </w:p>
+    <w:p>
+      <w:pPr>
+        <w:jc w:val="both"/>
+        <w:rPr>
+          <w:rFonts w:ascii="Times New Roman" w:hAnsi="Times New Roman" w:cs="Times New Roman"/>
+        </w:rPr>
+      </w:pPr>
+      <w:r>
+        <w:rPr>
+          <w:rFonts w:ascii="Times New Roman" w:hAnsi="Times New Roman" w:cs="Times New Roman"/>
+        </w:rPr>
+        <w:t>We stripped the mathematical symbols [</w:t>
+      </w:r>
+      <w:r>
+        <w:rPr>
+          <w:rFonts w:ascii="Times New Roman" w:hAnsi="Times New Roman" w:cs="Times New Roman"/>
+        </w:rPr>
+        <w:t xml:space="preserve"> ans </w:t>
+      </w:r>
+      <w:r>
+        <w:rPr>
+          <w:rFonts w:ascii="Times New Roman" w:hAnsi="Times New Roman" w:cs="Times New Roman"/>
+        </w:rPr>
+        <w:t>), split the ranges into two numeric columns, and generated an Age_Midpoint using a custom column formula.</w:t>
+      </w:r>
+      <w:r>
+        <w:rPr>
+          <w:rFonts w:ascii="Times New Roman" w:hAnsi="Times New Roman" w:cs="Times New Roman"/>
+        </w:rPr>
+        <w:t xml:space="preserve"> This is because we </w:t>
+      </w:r>
+      <w:r>
+        <w:rPr>
+          <w:rFonts w:ascii="Times New Roman" w:hAnsi="Times New Roman" w:cs="Times New Roman"/>
+        </w:rPr>
+        <w:t>recognized that the original text-based age brackets were unusable for mathematical modeling. By calculating a midpoint, we enabled our group to perform advanced DAX calculations, such as finding the average age of patients or identifying age-based correlations with readmission.</w:t>
+      </w:r>
+    </w:p>
+    <w:p>
+      <w:pPr>
+        <w:jc w:val="both"/>
+        <w:rPr>
+          <w:rFonts w:ascii="Times New Roman" w:hAnsi="Times New Roman" w:cs="Times New Roman"/>
+          <w:b/>
+          <w:bCs/>
+        </w:rPr>
+      </w:pPr>
+    </w:p>
+    <w:p>
+      <w:pPr>
+        <w:jc w:val="both"/>
+        <w:rPr>
+          <w:rFonts w:ascii="Times New Roman" w:hAnsi="Times New Roman" w:cs="Times New Roman"/>
+          <w:b/>
+          <w:bCs/>
+        </w:rPr>
+      </w:pPr>
+      <w:r>
+        <w:rPr>
+          <w:rFonts w:ascii="Times New Roman" w:hAnsi="Times New Roman" w:cs="Times New Roman"/>
+          <w:b/>
+          <w:bCs/>
+        </w:rPr>
+        <w:t>Before:</w:t>
+      </w:r>
+      <w:r>
+        <w:rPr>
+          <w:rFonts w:ascii="Times New Roman" w:hAnsi="Times New Roman" w:cs="Times New Roman"/>
+          <w:b/>
+          <w:bCs/>
+        </w:rPr>
+        <w:tab/>
+      </w:r>
+      <w:r>
+        <w:rPr>
+          <w:rFonts w:ascii="Times New Roman" w:hAnsi="Times New Roman" w:cs="Times New Roman"/>
+          <w:b/>
+          <w:bCs/>
+        </w:rPr>
+        <w:tab/>
+      </w:r>
+      <w:r>
+        <w:rPr>
+          <w:rFonts w:ascii="Times New Roman" w:hAnsi="Times New Roman" w:cs="Times New Roman"/>
+          <w:b/>
+          <w:bCs/>
+        </w:rPr>
+        <w:tab/>
+      </w:r>
+      <w:r>
+        <w:rPr>
+          <w:rFonts w:ascii="Times New Roman" w:hAnsi="Times New Roman" w:cs="Times New Roman"/>
+          <w:b/>
+          <w:bCs/>
+        </w:rPr>
+        <w:tab/>
+      </w:r>
+      <w:r>
+        <w:rPr>
+          <w:rFonts w:ascii="Times New Roman" w:hAnsi="Times New Roman" w:cs="Times New Roman"/>
+          <w:b/>
+          <w:bCs/>
+        </w:rPr>
+        <w:tab/>
+      </w:r>
+      <w:r>
+        <w:rPr>
+          <w:rFonts w:ascii="Times New Roman" w:hAnsi="Times New Roman" w:cs="Times New Roman"/>
+          <w:b/>
+          <w:bCs/>
+        </w:rPr>
+        <w:tab/>
+      </w:r>
+      <w:r>
+        <w:rPr>
+          <w:rFonts w:ascii="Times New Roman" w:hAnsi="Times New Roman" w:cs="Times New Roman"/>
+          <w:b/>
+          <w:bCs/>
+        </w:rPr>
+        <w:tab/>
+      </w:r>
+      <w:r>
+        <w:rPr>
+          <w:rFonts w:ascii="Times New Roman" w:hAnsi="Times New Roman" w:cs="Times New Roman"/>
+          <w:b/>
+          <w:bCs/>
+        </w:rPr>
+        <w:tab/>
+      </w:r>
+      <w:r>
+        <w:rPr>
+          <w:rFonts w:ascii="Times New Roman" w:hAnsi="Times New Roman" w:cs="Times New Roman"/>
+          <w:b/>
+          <w:bCs/>
+        </w:rPr>
+        <w:tab/>
+      </w:r>
+      <w:r>
+        <w:rPr>
+          <w:rFonts w:ascii="Times New Roman" w:hAnsi="Times New Roman" w:cs="Times New Roman"/>
+          <w:b/>
+          <w:bCs/>
+        </w:rPr>
+        <w:tab/>
+        <w:t>After:</w:t>
+      </w:r>
+      <w:r>
+        <w:rPr>
+          <w:rFonts w:ascii="Times New Roman" w:hAnsi="Times New Roman" w:cs="Times New Roman"/>
+          <w:b/>
+          <w:bCs/>
+        </w:rPr>
+        <w:drawing>
+          <wp:anchor distT="0" distB="0" distL="114300" distR="114300" simplePos="0" relativeHeight="251666432" behindDoc="0" locked="0" layoutInCell="1" allowOverlap="1" wp14:anchorId="352BD30E" wp14:editId="06E1951D">
+            <wp:simplePos x="0" y="0"/>
+            <wp:positionH relativeFrom="page">
+              <wp:posOffset>5892800</wp:posOffset>
+            </wp:positionH>
+            <wp:positionV relativeFrom="paragraph">
+              <wp:posOffset>382905</wp:posOffset>
+            </wp:positionV>
+            <wp:extent cx="1676400" cy="3393440"/>
+            <wp:effectExtent l="19050" t="19050" r="19050" b="16510"/>
+            <wp:wrapSquare wrapText="bothSides"/>
+            <wp:docPr id="2132606104" name="Picture 1"/>
+            <wp:cNvGraphicFramePr>
+              <a:graphicFrameLocks xmlns:a="http://schemas.openxmlformats.org/drawingml/2006/main" noChangeAspect="1"/>
+            </wp:cNvGraphicFramePr>
+            <a:graphic xmlns:a="http://schemas.openxmlformats.org/drawingml/2006/main">
+              <a:graphicData uri="http://schemas.openxmlformats.org/drawingml/2006/picture">
+                <pic:pic xmlns:pic="http://schemas.openxmlformats.org/drawingml/2006/picture">
+                  <pic:nvPicPr>
+                    <pic:cNvPr id="2132606104" name=""/>
+                    <pic:cNvPicPr/>
+                  </pic:nvPicPr>
+                  <pic:blipFill>
+                    <a:blip r:embed="rId13">
+                      <a:extLst>
+                        <a:ext uri="{28A0092B-C50C-407E-A947-70E740481C1C}">
+                          <a14:useLocalDpi xmlns:a14="http://schemas.microsoft.com/office/drawing/2010/main" val="0"/>
+                        </a:ext>
+                      </a:extLst>
+                    </a:blip>
+                    <a:stretch>
+                      <a:fillRect/>
+                    </a:stretch>
+                  </pic:blipFill>
+                  <pic:spPr>
+                    <a:xfrm>
+                      <a:off x="0" y="0"/>
+                      <a:ext cx="1676400" cy="3393440"/>
+                    </a:xfrm>
+                    <a:prstGeom prst="rect">
+                      <a:avLst/>
+                    </a:prstGeom>
+                    <a:ln>
+                      <a:solidFill>
+                        <a:schemeClr val="bg2">
+                          <a:lumMod val="50000"/>
+                        </a:schemeClr>
+                      </a:solidFill>
+                    </a:ln>
+                  </pic:spPr>
+                </pic:pic>
+              </a:graphicData>
+            </a:graphic>
+            <wp14:sizeRelH relativeFrom="margin">
+              <wp14:pctWidth>0</wp14:pctWidth>
+            </wp14:sizeRelH>
+            <wp14:sizeRelV relativeFrom="margin">
+              <wp14:pctHeight>0</wp14:pctHeight>
+            </wp14:sizeRelV>
+          </wp:anchor>
+        </w:drawing>
+      </w:r>
+      <w:r>
+        <w:rPr>
+          <w:rFonts w:ascii="Times New Roman" w:hAnsi="Times New Roman" w:cs="Times New Roman"/>
+          <w:b/>
+          <w:bCs/>
+        </w:rPr>
+        <w:drawing>
+          <wp:anchor distT="0" distB="0" distL="114300" distR="114300" simplePos="0" relativeHeight="251664384" behindDoc="0" locked="0" layoutInCell="1" allowOverlap="1" wp14:anchorId="56A77D20" wp14:editId="7E998734">
+            <wp:simplePos x="0" y="0"/>
+            <wp:positionH relativeFrom="column">
+              <wp:posOffset>1250950</wp:posOffset>
+            </wp:positionH>
+            <wp:positionV relativeFrom="paragraph">
+              <wp:posOffset>338455</wp:posOffset>
+            </wp:positionV>
+            <wp:extent cx="3590290" cy="1555750"/>
+            <wp:effectExtent l="19050" t="19050" r="10160" b="25400"/>
+            <wp:wrapSquare wrapText="bothSides"/>
+            <wp:docPr id="2105477952" name="Picture 1"/>
+            <wp:cNvGraphicFramePr>
+              <a:graphicFrameLocks xmlns:a="http://schemas.openxmlformats.org/drawingml/2006/main" noChangeAspect="1"/>
+            </wp:cNvGraphicFramePr>
+            <a:graphic xmlns:a="http://schemas.openxmlformats.org/drawingml/2006/main">
+              <a:graphicData uri="http://schemas.openxmlformats.org/drawingml/2006/picture">
+                <pic:pic xmlns:pic="http://schemas.openxmlformats.org/drawingml/2006/picture">
+                  <pic:nvPicPr>
+                    <pic:cNvPr id="2105477952" name=""/>
+                    <pic:cNvPicPr/>
+                  </pic:nvPicPr>
+                  <pic:blipFill>
+                    <a:blip r:embed="rId14" cstate="print">
+                      <a:extLst>
+                        <a:ext uri="{28A0092B-C50C-407E-A947-70E740481C1C}">
+                          <a14:useLocalDpi xmlns:a14="http://schemas.microsoft.com/office/drawing/2010/main" val="0"/>
+                        </a:ext>
+                      </a:extLst>
+                    </a:blip>
+                    <a:stretch>
+                      <a:fillRect/>
+                    </a:stretch>
+                  </pic:blipFill>
+                  <pic:spPr>
+                    <a:xfrm>
+                      <a:off x="0" y="0"/>
+                      <a:ext cx="3590290" cy="1555750"/>
+                    </a:xfrm>
+                    <a:prstGeom prst="rect">
+                      <a:avLst/>
+                    </a:prstGeom>
+                    <a:ln>
+                      <a:solidFill>
+                        <a:schemeClr val="bg2">
+                          <a:lumMod val="50000"/>
+                        </a:schemeClr>
+                      </a:solidFill>
+                    </a:ln>
+                  </pic:spPr>
+                </pic:pic>
+              </a:graphicData>
+            </a:graphic>
+            <wp14:sizeRelH relativeFrom="margin">
+              <wp14:pctWidth>0</wp14:pctWidth>
+            </wp14:sizeRelH>
+            <wp14:sizeRelV relativeFrom="margin">
+              <wp14:pctHeight>0</wp14:pctHeight>
+            </wp14:sizeRelV>
+          </wp:anchor>
+        </w:drawing>
+      </w:r>
+      <w:r>
+        <w:rPr>
+          <w:rFonts w:ascii="Times New Roman" w:hAnsi="Times New Roman" w:cs="Times New Roman"/>
+          <w:b/>
+          <w:bCs/>
+        </w:rPr>
+        <w:drawing>
+          <wp:anchor distT="0" distB="0" distL="114300" distR="114300" simplePos="0" relativeHeight="251663360" behindDoc="0" locked="0" layoutInCell="1" allowOverlap="1" wp14:anchorId="5D94D270" wp14:editId="71052E41">
+            <wp:simplePos x="0" y="0"/>
+            <wp:positionH relativeFrom="column">
+              <wp:posOffset>-527050</wp:posOffset>
+            </wp:positionH>
+            <wp:positionV relativeFrom="paragraph">
+              <wp:posOffset>338455</wp:posOffset>
+            </wp:positionV>
+            <wp:extent cx="1708150" cy="3498850"/>
+            <wp:effectExtent l="19050" t="19050" r="25400" b="25400"/>
+            <wp:wrapSquare wrapText="bothSides"/>
+            <wp:docPr id="1608485306" name="Picture 1"/>
+            <wp:cNvGraphicFramePr>
+              <a:graphicFrameLocks xmlns:a="http://schemas.openxmlformats.org/drawingml/2006/main" noChangeAspect="1"/>
+            </wp:cNvGraphicFramePr>
+            <a:graphic xmlns:a="http://schemas.openxmlformats.org/drawingml/2006/main">
+              <a:graphicData uri="http://schemas.openxmlformats.org/drawingml/2006/picture">
+                <pic:pic xmlns:pic="http://schemas.openxmlformats.org/drawingml/2006/picture">
+                  <pic:nvPicPr>
+                    <pic:cNvPr id="1608485306" name=""/>
+                    <pic:cNvPicPr/>
+                  </pic:nvPicPr>
+                  <pic:blipFill rotWithShape="1">
+                    <a:blip r:embed="rId15">
+                      <a:extLst>
+                        <a:ext uri="{28A0092B-C50C-407E-A947-70E740481C1C}">
+                          <a14:useLocalDpi xmlns:a14="http://schemas.microsoft.com/office/drawing/2010/main" val="0"/>
+                        </a:ext>
+                      </a:extLst>
+                    </a:blip>
+                    <a:srcRect b="37340"/>
+                    <a:stretch>
+                      <a:fillRect/>
+                    </a:stretch>
+                  </pic:blipFill>
+                  <pic:spPr bwMode="auto">
+                    <a:xfrm>
+                      <a:off x="0" y="0"/>
+                      <a:ext cx="1708150" cy="3498850"/>
+                    </a:xfrm>
+                    <a:prstGeom prst="rect">
+                      <a:avLst/>
+                    </a:prstGeom>
+                    <a:ln w="9525" cap="flat" cmpd="sng" algn="ctr">
+                      <a:solidFill>
+                        <a:srgbClr val="E7E6E6">
+                          <a:lumMod val="50000"/>
+                        </a:srgbClr>
+                      </a:solidFill>
+                      <a:prstDash val="solid"/>
+                      <a:round/>
+                      <a:headEnd type="none" w="med" len="med"/>
+                      <a:tailEnd type="none" w="med" len="med"/>
+                      <a:extLst>
+                        <a:ext uri="{C807C97D-BFC1-408E-A445-0C87EB9F89A2}">
+                          <ask:lineSketchStyleProps xmlns:ask="http://schemas.microsoft.com/office/drawing/2018/sketchyshapes" sd="0">
+                            <a:custGeom>
+                              <a:avLst/>
+                              <a:gdLst/>
+                              <a:ahLst/>
+                              <a:cxnLst/>
+                              <a:rect l="0" t="0" r="0" b="0"/>
+                              <a:pathLst/>
+                            </a:custGeom>
+                            <ask:type/>
+                          </ask:lineSketchStyleProps>
+                        </a:ext>
+                      </a:extLst>
+                    </a:ln>
+                    <a:extLst>
+                      <a:ext uri="{53640926-AAD7-44D8-BBD7-CCE9431645EC}">
+                        <a14:shadowObscured xmlns:a14="http://schemas.microsoft.com/office/drawing/2010/main"/>
+                      </a:ext>
+                    </a:extLst>
+                  </pic:spPr>
+                </pic:pic>
+              </a:graphicData>
+            </a:graphic>
+            <wp14:sizeRelH relativeFrom="margin">
+              <wp14:pctWidth>0</wp14:pctWidth>
+            </wp14:sizeRelH>
+            <wp14:sizeRelV relativeFrom="margin">
+              <wp14:pctHeight>0</wp14:pctHeight>
+            </wp14:sizeRelV>
+          </wp:anchor>
+        </w:drawing>
+      </w:r>
+    </w:p>
+    <w:p>
+      <w:pPr>
+        <w:jc w:val="both"/>
+        <w:rPr>
+          <w:rFonts w:ascii="Times New Roman" w:hAnsi="Times New Roman" w:cs="Times New Roman"/>
+          <w:b/>
+          <w:bCs/>
+        </w:rPr>
+      </w:pPr>
+      <w:r>
+        <w:rPr>
+          <w:rFonts w:ascii="Times New Roman" w:hAnsi="Times New Roman" w:cs="Times New Roman"/>
+          <w:b/>
+          <w:bCs/>
+        </w:rPr>
+        <w:drawing>
+          <wp:anchor distT="0" distB="0" distL="114300" distR="114300" simplePos="0" relativeHeight="251665408" behindDoc="0" locked="0" layoutInCell="1" allowOverlap="1" wp14:anchorId="582F07A2" wp14:editId="21BD921A">
+            <wp:simplePos x="0" y="0"/>
+            <wp:positionH relativeFrom="page">
+              <wp:posOffset>2165350</wp:posOffset>
+            </wp:positionH>
+            <wp:positionV relativeFrom="paragraph">
+              <wp:posOffset>1862455</wp:posOffset>
+            </wp:positionV>
+            <wp:extent cx="3536950" cy="1524635"/>
+            <wp:effectExtent l="19050" t="19050" r="25400" b="18415"/>
+            <wp:wrapSquare wrapText="bothSides"/>
+            <wp:docPr id="1922121754" name="Picture 1"/>
+            <wp:cNvGraphicFramePr>
+              <a:graphicFrameLocks xmlns:a="http://schemas.openxmlformats.org/drawingml/2006/main" noChangeAspect="1"/>
+            </wp:cNvGraphicFramePr>
+            <a:graphic xmlns:a="http://schemas.openxmlformats.org/drawingml/2006/main">
+              <a:graphicData uri="http://schemas.openxmlformats.org/drawingml/2006/picture">
+                <pic:pic xmlns:pic="http://schemas.openxmlformats.org/drawingml/2006/picture">
+                  <pic:nvPicPr>
+                    <pic:cNvPr id="1922121754" name=""/>
+                    <pic:cNvPicPr/>
+                  </pic:nvPicPr>
+                  <pic:blipFill>
+                    <a:blip r:embed="rId16" cstate="print">
+                      <a:extLst>
+                        <a:ext uri="{28A0092B-C50C-407E-A947-70E740481C1C}">
+                          <a14:useLocalDpi xmlns:a14="http://schemas.microsoft.com/office/drawing/2010/main" val="0"/>
+                        </a:ext>
+                      </a:extLst>
+                    </a:blip>
+                    <a:stretch>
+                      <a:fillRect/>
+                    </a:stretch>
+                  </pic:blipFill>
+                  <pic:spPr>
+                    <a:xfrm>
+                      <a:off x="0" y="0"/>
+                      <a:ext cx="3536950" cy="1524635"/>
+                    </a:xfrm>
+                    <a:prstGeom prst="rect">
+                      <a:avLst/>
+                    </a:prstGeom>
+                    <a:ln>
+                      <a:solidFill>
+                        <a:schemeClr val="bg2">
+                          <a:lumMod val="50000"/>
+                        </a:schemeClr>
+                      </a:solidFill>
+                    </a:ln>
+                  </pic:spPr>
+                </pic:pic>
+              </a:graphicData>
+            </a:graphic>
+            <wp14:sizeRelH relativeFrom="margin">
+              <wp14:pctWidth>0</wp14:pctWidth>
+            </wp14:sizeRelH>
+            <wp14:sizeRelV relativeFrom="margin">
+              <wp14:pctHeight>0</wp14:pctHeight>
+            </wp14:sizeRelV>
+          </wp:anchor>
+        </w:drawing>
+      </w:r>
+    </w:p>
+    <w:p>
+      <w:pPr>
+        <w:jc w:val="both"/>
+        <w:rPr>
+          <w:rFonts w:ascii="Times New Roman" w:hAnsi="Times New Roman" w:cs="Times New Roman"/>
+          <w:b/>
+          <w:bCs/>
+        </w:rPr>
+      </w:pPr>
+    </w:p>
+    <w:p>
+      <w:pPr>
+        <w:jc w:val="both"/>
+        <w:rPr>
+          <w:rFonts w:ascii="Times New Roman" w:hAnsi="Times New Roman" w:cs="Times New Roman"/>
+          <w:b/>
+          <w:bCs/>
+        </w:rPr>
+      </w:pPr>
+    </w:p>
+    <w:p>
+      <w:pPr>
+        <w:jc w:val="both"/>
+        <w:rPr>
+          <w:rFonts w:ascii="Times New Roman" w:hAnsi="Times New Roman" w:cs="Times New Roman"/>
+          <w:b/>
+          <w:bCs/>
+        </w:rPr>
+      </w:pPr>
+    </w:p>
+    <w:p>
+      <w:pPr>
+        <w:jc w:val="both"/>
+        <w:rPr>
+          <w:rFonts w:ascii="Times New Roman" w:hAnsi="Times New Roman" w:cs="Times New Roman"/>
+          <w:b/>
+          <w:bCs/>
+        </w:rPr>
+      </w:pPr>
+      <w:r>
+        <w:rPr>
+          <w:rFonts w:ascii="Times New Roman" w:hAnsi="Times New Roman" w:cs="Times New Roman"/>
+          <w:b/>
+          <w:bCs/>
+        </w:rPr>
+        <w:drawing>
+          <wp:anchor distT="0" distB="0" distL="114300" distR="114300" simplePos="0" relativeHeight="251667456" behindDoc="0" locked="0" layoutInCell="1" allowOverlap="1" wp14:anchorId="277FE16F" wp14:editId="18A4B8CC">
+            <wp:simplePos x="0" y="0"/>
+            <wp:positionH relativeFrom="column">
+              <wp:posOffset>3441700</wp:posOffset>
+            </wp:positionH>
+            <wp:positionV relativeFrom="paragraph">
+              <wp:posOffset>-561340</wp:posOffset>
+            </wp:positionV>
+            <wp:extent cx="2527300" cy="2420620"/>
+            <wp:effectExtent l="19050" t="19050" r="25400" b="17780"/>
+            <wp:wrapSquare wrapText="bothSides"/>
+            <wp:docPr id="1133587787" name="Picture 1"/>
+            <wp:cNvGraphicFramePr>
+              <a:graphicFrameLocks xmlns:a="http://schemas.openxmlformats.org/drawingml/2006/main" noChangeAspect="1"/>
+            </wp:cNvGraphicFramePr>
+            <a:graphic xmlns:a="http://schemas.openxmlformats.org/drawingml/2006/main">
+              <a:graphicData uri="http://schemas.openxmlformats.org/drawingml/2006/picture">
+                <pic:pic xmlns:pic="http://schemas.openxmlformats.org/drawingml/2006/picture">
+                  <pic:nvPicPr>
+                    <pic:cNvPr id="1133587787" name=""/>
+                    <pic:cNvPicPr/>
+                  </pic:nvPicPr>
+                  <pic:blipFill>
+                    <a:blip r:embed="rId17">
+                      <a:extLst>
+                        <a:ext uri="{28A0092B-C50C-407E-A947-70E740481C1C}">
+                          <a14:useLocalDpi xmlns:a14="http://schemas.microsoft.com/office/drawing/2010/main" val="0"/>
+                        </a:ext>
+                      </a:extLst>
+                    </a:blip>
+                    <a:stretch>
+                      <a:fillRect/>
+                    </a:stretch>
+                  </pic:blipFill>
+                  <pic:spPr>
+                    <a:xfrm>
+                      <a:off x="0" y="0"/>
+                      <a:ext cx="2527300" cy="2420620"/>
+                    </a:xfrm>
+                    <a:prstGeom prst="rect">
+                      <a:avLst/>
+                    </a:prstGeom>
+                    <a:ln>
+                      <a:solidFill>
+                        <a:schemeClr val="bg2">
+                          <a:lumMod val="50000"/>
+                        </a:schemeClr>
+                      </a:solidFill>
+                    </a:ln>
+                  </pic:spPr>
+                </pic:pic>
+              </a:graphicData>
+            </a:graphic>
+            <wp14:sizeRelH relativeFrom="margin">
+              <wp14:pctWidth>0</wp14:pctWidth>
+            </wp14:sizeRelH>
+            <wp14:sizeRelV relativeFrom="margin">
+              <wp14:pctHeight>0</wp14:pctHeight>
+            </wp14:sizeRelV>
+          </wp:anchor>
+        </w:drawing>
+      </w:r>
+      <w:r>
+        <w:rPr>
+          <w:rFonts w:ascii="Times New Roman" w:hAnsi="Times New Roman" w:cs="Times New Roman"/>
+          <w:b/>
+          <w:bCs/>
+        </w:rPr>
+        <w:drawing>
+          <wp:anchor distT="0" distB="0" distL="114300" distR="114300" simplePos="0" relativeHeight="251668480" behindDoc="0" locked="0" layoutInCell="1" allowOverlap="1" wp14:anchorId="31863B89" wp14:editId="59CEE941">
+            <wp:simplePos x="0" y="0"/>
+            <wp:positionH relativeFrom="column">
+              <wp:posOffset>-476250</wp:posOffset>
+            </wp:positionH>
+            <wp:positionV relativeFrom="paragraph">
+              <wp:posOffset>-275590</wp:posOffset>
+            </wp:positionV>
+            <wp:extent cx="2825750" cy="2124142"/>
+            <wp:effectExtent l="19050" t="19050" r="12700" b="28575"/>
+            <wp:wrapSquare wrapText="bothSides"/>
+            <wp:docPr id="919432331" name="Picture 1"/>
+            <wp:cNvGraphicFramePr>
+              <a:graphicFrameLocks xmlns:a="http://schemas.openxmlformats.org/drawingml/2006/main" noChangeAspect="1"/>
+            </wp:cNvGraphicFramePr>
+            <a:graphic xmlns:a="http://schemas.openxmlformats.org/drawingml/2006/main">
+              <a:graphicData uri="http://schemas.openxmlformats.org/drawingml/2006/picture">
+                <pic:pic xmlns:pic="http://schemas.openxmlformats.org/drawingml/2006/picture">
+                  <pic:nvPicPr>
+                    <pic:cNvPr id="919432331" name=""/>
+                    <pic:cNvPicPr/>
+                  </pic:nvPicPr>
+                  <pic:blipFill>
+                    <a:blip r:embed="rId18" cstate="print">
+                      <a:extLst>
+                        <a:ext uri="{28A0092B-C50C-407E-A947-70E740481C1C}">
+                          <a14:useLocalDpi xmlns:a14="http://schemas.microsoft.com/office/drawing/2010/main" val="0"/>
+                        </a:ext>
+                      </a:extLst>
+                    </a:blip>
+                    <a:stretch>
+                      <a:fillRect/>
+                    </a:stretch>
+                  </pic:blipFill>
+                  <pic:spPr>
+                    <a:xfrm>
+                      <a:off x="0" y="0"/>
+                      <a:ext cx="2825750" cy="2124142"/>
+                    </a:xfrm>
+                    <a:prstGeom prst="rect">
+                      <a:avLst/>
+                    </a:prstGeom>
+                    <a:ln>
+                      <a:solidFill>
+                        <a:schemeClr val="bg2">
+                          <a:lumMod val="50000"/>
+                        </a:schemeClr>
+                      </a:solidFill>
+                    </a:ln>
+                  </pic:spPr>
+                </pic:pic>
+              </a:graphicData>
+            </a:graphic>
+          </wp:anchor>
+        </w:drawing>
+      </w:r>
+    </w:p>
+    <w:p>
+      <w:pPr>
+        <w:jc w:val="both"/>
+        <w:rPr>
+          <w:rFonts w:ascii="Times New Roman" w:hAnsi="Times New Roman" w:cs="Times New Roman"/>
+          <w:b/>
+          <w:bCs/>
+        </w:rPr>
+      </w:pPr>
+    </w:p>
+    <w:p>
+      <w:pPr>
+        <w:jc w:val="both"/>
+        <w:rPr>
+          <w:rFonts w:ascii="Times New Roman" w:hAnsi="Times New Roman" w:cs="Times New Roman"/>
+          <w:b/>
+          <w:bCs/>
+        </w:rPr>
+      </w:pPr>
+    </w:p>
+    <w:p>
+      <w:pPr>
+        <w:jc w:val="both"/>
+        <w:rPr>
+          <w:rFonts w:ascii="Times New Roman" w:hAnsi="Times New Roman" w:cs="Times New Roman"/>
+          <w:b/>
+          <w:bCs/>
+        </w:rPr>
+      </w:pPr>
+    </w:p>
+    <w:p>
+      <w:pPr>
+        <w:jc w:val="both"/>
+        <w:rPr>
+          <w:rFonts w:ascii="Times New Roman" w:hAnsi="Times New Roman" w:cs="Times New Roman"/>
+          <w:b/>
+          <w:bCs/>
+        </w:rPr>
+      </w:pPr>
+    </w:p>
+    <w:p>
+      <w:pPr>
+        <w:jc w:val="both"/>
+        <w:rPr>
+          <w:rFonts w:ascii="Times New Roman" w:hAnsi="Times New Roman" w:cs="Times New Roman"/>
+          <w:b/>
+          <w:bCs/>
+        </w:rPr>
+      </w:pPr>
+    </w:p>
+    <w:p>
+      <w:pPr>
+        <w:jc w:val="both"/>
+        <w:rPr>
+          <w:rFonts w:ascii="Times New Roman" w:hAnsi="Times New Roman" w:cs="Times New Roman"/>
+          <w:b/>
+          <w:bCs/>
+        </w:rPr>
+      </w:pPr>
+      <w:r>
+        <w:rPr>
+          <w:rFonts w:ascii="Times New Roman" w:hAnsi="Times New Roman" w:cs="Times New Roman"/>
+          <w:b/>
+          <w:bCs/>
+        </w:rPr>
+        <w:lastRenderedPageBreak/>
+        <w:drawing>
+          <wp:anchor distT="0" distB="0" distL="114300" distR="114300" simplePos="0" relativeHeight="251669504" behindDoc="0" locked="0" layoutInCell="1" allowOverlap="1" wp14:anchorId="3F9A77CF" wp14:editId="1306B30F">
+            <wp:simplePos x="0" y="0"/>
+            <wp:positionH relativeFrom="margin">
+              <wp:posOffset>628650</wp:posOffset>
+            </wp:positionH>
+            <wp:positionV relativeFrom="paragraph">
+              <wp:posOffset>31115</wp:posOffset>
+            </wp:positionV>
+            <wp:extent cx="3933825" cy="2470150"/>
+            <wp:effectExtent l="19050" t="19050" r="28575" b="25400"/>
+            <wp:wrapSquare wrapText="bothSides"/>
+            <wp:docPr id="793839574" name="Picture 1"/>
+            <wp:cNvGraphicFramePr>
+              <a:graphicFrameLocks xmlns:a="http://schemas.openxmlformats.org/drawingml/2006/main" noChangeAspect="1"/>
+            </wp:cNvGraphicFramePr>
+            <a:graphic xmlns:a="http://schemas.openxmlformats.org/drawingml/2006/main">
+              <a:graphicData uri="http://schemas.openxmlformats.org/drawingml/2006/picture">
+                <pic:pic xmlns:pic="http://schemas.openxmlformats.org/drawingml/2006/picture">
+                  <pic:nvPicPr>
+                    <pic:cNvPr id="793839574" name=""/>
+                    <pic:cNvPicPr/>
+                  </pic:nvPicPr>
+                  <pic:blipFill>
+                    <a:blip r:embed="rId19">
+                      <a:extLst>
+                        <a:ext uri="{28A0092B-C50C-407E-A947-70E740481C1C}">
+                          <a14:useLocalDpi xmlns:a14="http://schemas.microsoft.com/office/drawing/2010/main" val="0"/>
+                        </a:ext>
+                      </a:extLst>
+                    </a:blip>
+                    <a:stretch>
+                      <a:fillRect/>
+                    </a:stretch>
+                  </pic:blipFill>
+                  <pic:spPr>
+                    <a:xfrm>
+                      <a:off x="0" y="0"/>
+                      <a:ext cx="3933825" cy="2470150"/>
+                    </a:xfrm>
+                    <a:prstGeom prst="rect">
+                      <a:avLst/>
+                    </a:prstGeom>
+                    <a:ln>
+                      <a:solidFill>
+                        <a:schemeClr val="bg2">
+                          <a:lumMod val="50000"/>
+                        </a:schemeClr>
+                      </a:solidFill>
+                    </a:ln>
+                  </pic:spPr>
+                </pic:pic>
+              </a:graphicData>
+            </a:graphic>
+            <wp14:sizeRelH relativeFrom="margin">
+              <wp14:pctWidth>0</wp14:pctWidth>
+            </wp14:sizeRelH>
+            <wp14:sizeRelV relativeFrom="margin">
+              <wp14:pctHeight>0</wp14:pctHeight>
+            </wp14:sizeRelV>
+          </wp:anchor>
+        </w:drawing>
+      </w:r>
+    </w:p>
+    <w:p>
+      <w:pPr>
+        <w:jc w:val="both"/>
+        <w:rPr>
+          <w:rFonts w:ascii="Times New Roman" w:hAnsi="Times New Roman" w:cs="Times New Roman"/>
+          <w:b/>
+          <w:bCs/>
+        </w:rPr>
+      </w:pPr>
+    </w:p>
+    <w:p>
+      <w:pPr>
+        <w:jc w:val="both"/>
+        <w:rPr>
+          <w:rFonts w:ascii="Times New Roman" w:hAnsi="Times New Roman" w:cs="Times New Roman"/>
+          <w:b/>
+          <w:bCs/>
+        </w:rPr>
+      </w:pPr>
+    </w:p>
+    <w:p>
+      <w:pPr>
+        <w:jc w:val="both"/>
+        <w:rPr>
+          <w:rFonts w:ascii="Times New Roman" w:hAnsi="Times New Roman" w:cs="Times New Roman"/>
+          <w:b/>
+          <w:bCs/>
+        </w:rPr>
+      </w:pPr>
+    </w:p>
+    <w:p>
+      <w:pPr>
+        <w:jc w:val="both"/>
+        <w:rPr>
+          <w:rFonts w:ascii="Times New Roman" w:hAnsi="Times New Roman" w:cs="Times New Roman"/>
+          <w:b/>
+          <w:bCs/>
+        </w:rPr>
+      </w:pPr>
+    </w:p>
+    <w:p>
+      <w:pPr>
+        <w:jc w:val="both"/>
+        <w:rPr>
+          <w:rFonts w:ascii="Times New Roman" w:hAnsi="Times New Roman" w:cs="Times New Roman"/>
+          <w:b/>
+          <w:bCs/>
+        </w:rPr>
+      </w:pPr>
+    </w:p>
+    <w:p>
+      <w:pPr>
+        <w:jc w:val="both"/>
+        <w:rPr>
+          <w:rFonts w:ascii="Times New Roman" w:hAnsi="Times New Roman" w:cs="Times New Roman"/>
+          <w:b/>
+          <w:bCs/>
+        </w:rPr>
+      </w:pPr>
+    </w:p>
+    <w:p>
+      <w:pPr>
+        <w:jc w:val="both"/>
+        <w:rPr>
+          <w:rFonts w:ascii="Times New Roman" w:hAnsi="Times New Roman" w:cs="Times New Roman"/>
+          <w:b/>
+          <w:bCs/>
+        </w:rPr>
+      </w:pPr>
+    </w:p>
+    <w:p>
+      <w:pPr>
+        <w:jc w:val="both"/>
+        <w:rPr>
+          <w:rFonts w:ascii="Times New Roman" w:hAnsi="Times New Roman" w:cs="Times New Roman"/>
+          <w:b/>
+          <w:bCs/>
+        </w:rPr>
+      </w:pPr>
+    </w:p>
+    <w:p>
+      <w:pPr>
+        <w:jc w:val="both"/>
+        <w:rPr>
+          <w:rFonts w:ascii="Times New Roman" w:hAnsi="Times New Roman" w:cs="Times New Roman"/>
+          <w:b/>
+          <w:bCs/>
+        </w:rPr>
+      </w:pPr>
+    </w:p>
+    <w:p>
+      <w:pPr>
+        <w:jc w:val="both"/>
+        <w:rPr>
+          <w:rFonts w:ascii="Times New Roman" w:hAnsi="Times New Roman" w:cs="Times New Roman"/>
+          <w:b/>
+          <w:bCs/>
+        </w:rPr>
+      </w:pPr>
+      <w:r>
+        <w:rPr>
+          <w:rFonts w:ascii="Times New Roman" w:hAnsi="Times New Roman" w:cs="Times New Roman"/>
+          <w:b/>
+          <w:bCs/>
+        </w:rPr>
+        <w:drawing>
+          <wp:anchor distT="0" distB="0" distL="114300" distR="114300" simplePos="0" relativeHeight="251670528" behindDoc="0" locked="0" layoutInCell="1" allowOverlap="1" wp14:anchorId="03AA0013" wp14:editId="27F4974D">
+            <wp:simplePos x="0" y="0"/>
+            <wp:positionH relativeFrom="margin">
+              <wp:posOffset>527685</wp:posOffset>
+            </wp:positionH>
+            <wp:positionV relativeFrom="paragraph">
+              <wp:posOffset>22225</wp:posOffset>
+            </wp:positionV>
+            <wp:extent cx="4213860" cy="2860040"/>
+            <wp:effectExtent l="0" t="0" r="0" b="0"/>
+            <wp:wrapSquare wrapText="bothSides"/>
+            <wp:docPr id="1791938806" name="Picture 1"/>
+            <wp:cNvGraphicFramePr>
+              <a:graphicFrameLocks xmlns:a="http://schemas.openxmlformats.org/drawingml/2006/main" noChangeAspect="1"/>
+            </wp:cNvGraphicFramePr>
+            <a:graphic xmlns:a="http://schemas.openxmlformats.org/drawingml/2006/main">
+              <a:graphicData uri="http://schemas.openxmlformats.org/drawingml/2006/picture">
+                <pic:pic xmlns:pic="http://schemas.openxmlformats.org/drawingml/2006/picture">
+                  <pic:nvPicPr>
+                    <pic:cNvPr id="1791938806" name=""/>
+                    <pic:cNvPicPr/>
+                  </pic:nvPicPr>
+                  <pic:blipFill>
+                    <a:blip r:embed="rId20">
+                      <a:extLst>
+                        <a:ext uri="{28A0092B-C50C-407E-A947-70E740481C1C}">
+                          <a14:useLocalDpi xmlns:a14="http://schemas.microsoft.com/office/drawing/2010/main" val="0"/>
+                        </a:ext>
+                      </a:extLst>
+                    </a:blip>
+                    <a:stretch>
+                      <a:fillRect/>
+                    </a:stretch>
+                  </pic:blipFill>
+                  <pic:spPr>
+                    <a:xfrm>
+                      <a:off x="0" y="0"/>
+                      <a:ext cx="4213860" cy="2860040"/>
+                    </a:xfrm>
+                    <a:prstGeom prst="rect">
+                      <a:avLst/>
+                    </a:prstGeom>
+                  </pic:spPr>
+                </pic:pic>
+              </a:graphicData>
+            </a:graphic>
+            <wp14:sizeRelH relativeFrom="margin">
+              <wp14:pctWidth>0</wp14:pctWidth>
+            </wp14:sizeRelH>
+            <wp14:sizeRelV relativeFrom="margin">
+              <wp14:pctHeight>0</wp14:pctHeight>
+            </wp14:sizeRelV>
+          </wp:anchor>
+        </w:drawing>
+      </w:r>
+    </w:p>
+    <w:p>
+      <w:pPr>
+        <w:jc w:val="both"/>
+        <w:rPr>
+          <w:rFonts w:ascii="Times New Roman" w:hAnsi="Times New Roman" w:cs="Times New Roman"/>
+          <w:b/>
+          <w:bCs/>
+        </w:rPr>
+      </w:pPr>
+    </w:p>
+    <w:p>
+      <w:pPr>
+        <w:jc w:val="both"/>
+        <w:rPr>
+          <w:rFonts w:ascii="Times New Roman" w:hAnsi="Times New Roman" w:cs="Times New Roman"/>
+          <w:b/>
+          <w:bCs/>
+        </w:rPr>
+      </w:pPr>
+    </w:p>
+    <w:p>
+      <w:pPr>
+        <w:jc w:val="both"/>
+        <w:rPr>
+          <w:rFonts w:ascii="Times New Roman" w:hAnsi="Times New Roman" w:cs="Times New Roman"/>
+          <w:b/>
+          <w:bCs/>
+        </w:rPr>
+      </w:pPr>
+    </w:p>
+    <w:p>
+      <w:pPr>
+        <w:jc w:val="both"/>
+        <w:rPr>
+          <w:rFonts w:ascii="Times New Roman" w:hAnsi="Times New Roman" w:cs="Times New Roman"/>
+          <w:b/>
+          <w:bCs/>
+        </w:rPr>
+      </w:pPr>
+    </w:p>
+    <w:p>
+      <w:pPr>
+        <w:jc w:val="both"/>
+        <w:rPr>
+          <w:rFonts w:ascii="Times New Roman" w:hAnsi="Times New Roman" w:cs="Times New Roman"/>
+          <w:b/>
+          <w:bCs/>
+        </w:rPr>
+      </w:pPr>
+    </w:p>
+    <w:p>
+      <w:pPr>
+        <w:jc w:val="both"/>
+        <w:rPr>
+          <w:rFonts w:ascii="Times New Roman" w:hAnsi="Times New Roman" w:cs="Times New Roman"/>
+          <w:b/>
+          <w:bCs/>
+        </w:rPr>
+      </w:pPr>
+    </w:p>
+    <w:p>
+      <w:pPr>
+        <w:jc w:val="both"/>
+        <w:rPr>
+          <w:rFonts w:ascii="Times New Roman" w:hAnsi="Times New Roman" w:cs="Times New Roman"/>
+          <w:b/>
+          <w:bCs/>
+        </w:rPr>
+      </w:pPr>
+    </w:p>
+    <w:p>
+      <w:pPr>
+        <w:jc w:val="both"/>
+        <w:rPr>
+          <w:rFonts w:ascii="Times New Roman" w:hAnsi="Times New Roman" w:cs="Times New Roman"/>
+          <w:b/>
+          <w:bCs/>
+        </w:rPr>
+      </w:pPr>
+    </w:p>
+    <w:p>
+      <w:pPr>
+        <w:jc w:val="both"/>
+        <w:rPr>
+          <w:rFonts w:ascii="Times New Roman" w:hAnsi="Times New Roman" w:cs="Times New Roman"/>
+          <w:b/>
+          <w:bCs/>
+        </w:rPr>
+      </w:pPr>
+    </w:p>
+    <w:p>
+      <w:pPr>
+        <w:jc w:val="both"/>
+        <w:rPr>
+          <w:rFonts w:ascii="Times New Roman" w:hAnsi="Times New Roman" w:cs="Times New Roman"/>
+          <w:b/>
+          <w:bCs/>
+        </w:rPr>
+      </w:pPr>
+    </w:p>
+    <w:p>
+      <w:pPr>
+        <w:jc w:val="both"/>
+        <w:rPr>
+          <w:rFonts w:ascii="Times New Roman" w:hAnsi="Times New Roman" w:cs="Times New Roman"/>
+          <w:b/>
+          <w:bCs/>
+        </w:rPr>
+      </w:pPr>
+      <w:r>
+        <w:rPr>
+          <w:rFonts w:ascii="Times New Roman" w:hAnsi="Times New Roman" w:cs="Times New Roman"/>
+          <w:b/>
+          <w:bCs/>
+        </w:rPr>
+        <w:t>Column 6: weight</w:t>
+      </w:r>
+    </w:p>
+    <w:p>
+      <w:pPr>
+        <w:jc w:val="both"/>
+        <w:rPr>
+          <w:rFonts w:ascii="Times New Roman" w:hAnsi="Times New Roman" w:cs="Times New Roman"/>
+        </w:rPr>
+      </w:pPr>
+      <w:r>
+        <w:rPr>
+          <w:rFonts w:ascii="Times New Roman" w:hAnsi="Times New Roman" w:cs="Times New Roman"/>
+        </w:rPr>
+        <w:t>After reviewing the research documentation, we noted that 97% of the weight data was missing. We decided that retaining a nearly empty column would add unnecessary "noise" and increase file size without providing any statistically significant value to our BI implementation.</w:t>
+      </w:r>
+      <w:r>
+        <w:rPr>
+          <w:rFonts w:ascii="Times New Roman" w:hAnsi="Times New Roman" w:cs="Times New Roman"/>
+        </w:rPr>
+        <w:t xml:space="preserve"> Thus, w</w:t>
+      </w:r>
+      <w:r>
+        <w:rPr>
+          <w:rFonts w:ascii="Times New Roman" w:hAnsi="Times New Roman" w:cs="Times New Roman"/>
+        </w:rPr>
+        <w:t>e removed this column entirely from the dataset.</w:t>
+      </w:r>
+      <w:r>
+        <w:rPr>
+          <w:rFonts w:ascii="Times New Roman" w:hAnsi="Times New Roman" w:cs="Times New Roman"/>
+        </w:rPr>
+        <w:t xml:space="preserve"> </w:t>
+      </w:r>
+    </w:p>
+    <w:p>
+      <w:pPr>
+        <w:jc w:val="both"/>
+        <w:rPr>
+          <w:rFonts w:ascii="Times New Roman" w:hAnsi="Times New Roman" w:cs="Times New Roman"/>
+          <w:b/>
+          <w:bCs/>
+        </w:rPr>
+      </w:pPr>
+    </w:p>
     <w:sectPr>
       <w:pgSz w:w="12240" w:h="15840"/>
       <w:pgMar w:top="1440" w:right="1440" w:bottom="1440" w:left="1440" w:header="720" w:footer="720" w:gutter="0"/>
@@ -314,6 +2171,669 @@
     </w:sectPr>
   </w:body>
 </w:document>
+</file>
+
+<file path=word/endnotes.xml><?xml version="1.0" encoding="utf-8"?>
+<w:endnotes xmlns:wpc="http://schemas.microsoft.com/office/word/2010/wordprocessingCanvas" xmlns:cx="http://schemas.microsoft.com/office/drawing/2014/chartex" xmlns:cx1="http://schemas.microsoft.com/office/drawing/2015/9/8/chartex" xmlns:cx2="http://schemas.microsoft.com/office/drawing/2015/10/21/chartex" xmlns:cx3="http://schemas.microsoft.com/office/drawing/2016/5/9/chartex" xmlns:cx4="http://schemas.microsoft.com/office/drawing/2016/5/10/chartex" xmlns:cx5="http://schemas.microsoft.com/office/drawing/2016/5/11/chartex" xmlns:cx6="http://schemas.microsoft.com/office/drawing/2016/5/12/chartex" xmlns:cx7="http://schemas.microsoft.com/office/drawing/2016/5/13/chartex" xmlns:cx8="http://schemas.microsoft.com/office/drawing/2016/5/14/chartex" xmlns:mc="http://schemas.openxmlformats.org/markup-compatibility/2006" xmlns:aink="http://schemas.microsoft.com/office/drawing/2016/ink" xmlns:am3d="http://schemas.microsoft.com/office/drawing/2017/model3d" xmlns:o="urn:schemas-microsoft-com:office:office" xmlns:oel="http://schemas.microsoft.com/office/2019/extlst" xmlns:r="http://schemas.openxmlformats.org/officeDocument/2006/relationships" xmlns:m="http://schemas.openxmlformats.org/officeDocument/2006/math" xmlns:v="urn:schemas-microsoft-com:vml" xmlns:wp14="http://schemas.microsoft.com/office/word/2010/wordprocessingDrawing" xmlns:wp="http://schemas.openxmlformats.org/drawingml/2006/wordprocessingDrawing" xmlns:w10="urn:schemas-microsoft-com:office:word" xmlns:w="http://schemas.openxmlformats.org/wordprocessingml/2006/main" xmlns:w14="http://schemas.microsoft.com/office/word/2010/wordml" xmlns:w15="http://schemas.microsoft.com/office/word/2012/wordml" xmlns:w16cex="http://schemas.microsoft.com/office/word/2018/wordml/cex" xmlns:w16cid="http://schemas.microsoft.com/office/word/2016/wordml/cid" xmlns:w16="http://schemas.microsoft.com/office/word/2018/wordml" xmlns:w16du="http://schemas.microsoft.com/office/word/2023/wordml/word16du" xmlns:w16sdtdh="http://schemas.microsoft.com/office/word/2020/wordml/sdtdatahash" xmlns:w16sdtfl="http://schemas.microsoft.com/office/word/2024/wordml/sdtformatlock" xmlns:w16se="http://schemas.microsoft.com/office/word/2015/wordml/symex" xmlns:wpg="http://schemas.microsoft.com/office/word/2010/wordprocessingGroup" xmlns:wpi="http://schemas.microsoft.com/office/word/2010/wordprocessingInk" xmlns:wne="http://schemas.microsoft.com/office/word/2006/wordml" xmlns:wps="http://schemas.microsoft.com/office/word/2010/wordprocessingShape" mc:Ignorable="w14 w15 w16se w16cid w16 w16cex w16sdtdh w16sdtfl w16du wp14">
+  <w:endnote w:type="separator" w:id="-1">
+    <w:p>
+      <w:pPr>
+        <w:spacing w:after="0" w:line="240" w:lineRule="auto"/>
+      </w:pPr>
+      <w:r>
+        <w:separator/>
+      </w:r>
+    </w:p>
+  </w:endnote>
+  <w:endnote w:type="continuationSeparator" w:id="0">
+    <w:p>
+      <w:pPr>
+        <w:spacing w:after="0" w:line="240" w:lineRule="auto"/>
+      </w:pPr>
+      <w:r>
+        <w:continuationSeparator/>
+      </w:r>
+    </w:p>
+  </w:endnote>
+</w:endnotes>
+</file>
+
+<file path=word/footnotes.xml><?xml version="1.0" encoding="utf-8"?>
+<w:footnotes xmlns:wpc="http://schemas.microsoft.com/office/word/2010/wordprocessingCanvas" xmlns:cx="http://schemas.microsoft.com/office/drawing/2014/chartex" xmlns:cx1="http://schemas.microsoft.com/office/drawing/2015/9/8/chartex" xmlns:cx2="http://schemas.microsoft.com/office/drawing/2015/10/21/chartex" xmlns:cx3="http://schemas.microsoft.com/office/drawing/2016/5/9/chartex" xmlns:cx4="http://schemas.microsoft.com/office/drawing/2016/5/10/chartex" xmlns:cx5="http://schemas.microsoft.com/office/drawing/2016/5/11/chartex" xmlns:cx6="http://schemas.microsoft.com/office/drawing/2016/5/12/chartex" xmlns:cx7="http://schemas.microsoft.com/office/drawing/2016/5/13/chartex" xmlns:cx8="http://schemas.microsoft.com/office/drawing/2016/5/14/chartex" xmlns:mc="http://schemas.openxmlformats.org/markup-compatibility/2006" xmlns:aink="http://schemas.microsoft.com/office/drawing/2016/ink" xmlns:am3d="http://schemas.microsoft.com/office/drawing/2017/model3d" xmlns:o="urn:schemas-microsoft-com:office:office" xmlns:oel="http://schemas.microsoft.com/office/2019/extlst" xmlns:r="http://schemas.openxmlformats.org/officeDocument/2006/relationships" xmlns:m="http://schemas.openxmlformats.org/officeDocument/2006/math" xmlns:v="urn:schemas-microsoft-com:vml" xmlns:wp14="http://schemas.microsoft.com/office/word/2010/wordprocessingDrawing" xmlns:wp="http://schemas.openxmlformats.org/drawingml/2006/wordprocessingDrawing" xmlns:w10="urn:schemas-microsoft-com:office:word" xmlns:w="http://schemas.openxmlformats.org/wordprocessingml/2006/main" xmlns:w14="http://schemas.microsoft.com/office/word/2010/wordml" xmlns:w15="http://schemas.microsoft.com/office/word/2012/wordml" xmlns:w16cex="http://schemas.microsoft.com/office/word/2018/wordml/cex" xmlns:w16cid="http://schemas.microsoft.com/office/word/2016/wordml/cid" xmlns:w16="http://schemas.microsoft.com/office/word/2018/wordml" xmlns:w16du="http://schemas.microsoft.com/office/word/2023/wordml/word16du" xmlns:w16sdtdh="http://schemas.microsoft.com/office/word/2020/wordml/sdtdatahash" xmlns:w16sdtfl="http://schemas.microsoft.com/office/word/2024/wordml/sdtformatlock" xmlns:w16se="http://schemas.microsoft.com/office/word/2015/wordml/symex" xmlns:wpg="http://schemas.microsoft.com/office/word/2010/wordprocessingGroup" xmlns:wpi="http://schemas.microsoft.com/office/word/2010/wordprocessingInk" xmlns:wne="http://schemas.microsoft.com/office/word/2006/wordml" xmlns:wps="http://schemas.microsoft.com/office/word/2010/wordprocessingShape" mc:Ignorable="w14 w15 w16se w16cid w16 w16cex w16sdtdh w16sdtfl w16du wp14">
+  <w:footnote w:type="separator" w:id="-1">
+    <w:p>
+      <w:pPr>
+        <w:spacing w:after="0" w:line="240" w:lineRule="auto"/>
+      </w:pPr>
+      <w:r>
+        <w:separator/>
+      </w:r>
+    </w:p>
+  </w:footnote>
+  <w:footnote w:type="continuationSeparator" w:id="0">
+    <w:p>
+      <w:pPr>
+        <w:spacing w:after="0" w:line="240" w:lineRule="auto"/>
+      </w:pPr>
+      <w:r>
+        <w:continuationSeparator/>
+      </w:r>
+    </w:p>
+  </w:footnote>
+</w:footnotes>
+</file>
+
+<file path=word/numbering.xml><?xml version="1.0" encoding="utf-8"?>
+<w:numbering xmlns:wpc="http://schemas.microsoft.com/office/word/2010/wordprocessingCanvas" xmlns:cx="http://schemas.microsoft.com/office/drawing/2014/chartex" xmlns:cx1="http://schemas.microsoft.com/office/drawing/2015/9/8/chartex" xmlns:cx2="http://schemas.microsoft.com/office/drawing/2015/10/21/chartex" xmlns:cx3="http://schemas.microsoft.com/office/drawing/2016/5/9/chartex" xmlns:cx4="http://schemas.microsoft.com/office/drawing/2016/5/10/chartex" xmlns:cx5="http://schemas.microsoft.com/office/drawing/2016/5/11/chartex" xmlns:cx6="http://schemas.microsoft.com/office/drawing/2016/5/12/chartex" xmlns:cx7="http://schemas.microsoft.com/office/drawing/2016/5/13/chartex" xmlns:cx8="http://schemas.microsoft.com/office/drawing/2016/5/14/chartex" xmlns:mc="http://schemas.openxmlformats.org/markup-compatibility/2006" xmlns:aink="http://schemas.microsoft.com/office/drawing/2016/ink" xmlns:am3d="http://schemas.microsoft.com/office/drawing/2017/model3d" xmlns:o="urn:schemas-microsoft-com:office:office" xmlns:oel="http://schemas.microsoft.com/office/2019/extlst" xmlns:r="http://schemas.openxmlformats.org/officeDocument/2006/relationships" xmlns:m="http://schemas.openxmlformats.org/officeDocument/2006/math" xmlns:v="urn:schemas-microsoft-com:vml" xmlns:wp14="http://schemas.microsoft.com/office/word/2010/wordprocessingDrawing" xmlns:wp="http://schemas.openxmlformats.org/drawingml/2006/wordprocessingDrawing" xmlns:w10="urn:schemas-microsoft-com:office:word" xmlns:w="http://schemas.openxmlformats.org/wordprocessingml/2006/main" xmlns:w14="http://schemas.microsoft.com/office/word/2010/wordml" xmlns:w15="http://schemas.microsoft.com/office/word/2012/wordml" xmlns:w16cex="http://schemas.microsoft.com/office/word/2018/wordml/cex" xmlns:w16cid="http://schemas.microsoft.com/office/word/2016/wordml/cid" xmlns:w16="http://schemas.microsoft.com/office/word/2018/wordml" xmlns:w16du="http://schemas.microsoft.com/office/word/2023/wordml/word16du" xmlns:w16sdtdh="http://schemas.microsoft.com/office/word/2020/wordml/sdtdatahash" xmlns:w16sdtfl="http://schemas.microsoft.com/office/word/2024/wordml/sdtformatlock" xmlns:w16se="http://schemas.microsoft.com/office/word/2015/wordml/symex" xmlns:wpg="http://schemas.microsoft.com/office/word/2010/wordprocessingGroup" xmlns:wpi="http://schemas.microsoft.com/office/word/2010/wordprocessingInk" xmlns:wne="http://schemas.microsoft.com/office/word/2006/wordml" xmlns:wps="http://schemas.microsoft.com/office/word/2010/wordprocessingShape" mc:Ignorable="w14 w15 w16se w16cid w16 w16cex w16sdtdh w16sdtfl w16du wp14">
+  <w:abstractNum w:abstractNumId="0" w15:restartNumberingAfterBreak="0">
+    <w:nsid w:val="10D02E4C"/>
+    <w:multiLevelType w:val="multilevel"/>
+    <w:tmpl w:val="87822D6A"/>
+    <w:lvl w:ilvl="0">
+      <w:start w:val="1"/>
+      <w:numFmt w:val="bullet"/>
+      <w:lvlText w:val=""/>
+      <w:lvlJc w:val="left"/>
+      <w:pPr>
+        <w:tabs>
+          <w:tab w:val="num" w:pos="720"/>
+        </w:tabs>
+        <w:ind w:left="720" w:hanging="360"/>
+      </w:pPr>
+      <w:rPr>
+        <w:rFonts w:ascii="Symbol" w:hAnsi="Symbol" w:hint="default"/>
+        <w:sz w:val="20"/>
+      </w:rPr>
+    </w:lvl>
+    <w:lvl w:ilvl="1" w:tentative="1">
+      <w:start w:val="1"/>
+      <w:numFmt w:val="bullet"/>
+      <w:lvlText w:val="o"/>
+      <w:lvlJc w:val="left"/>
+      <w:pPr>
+        <w:tabs>
+          <w:tab w:val="num" w:pos="1440"/>
+        </w:tabs>
+        <w:ind w:left="1440" w:hanging="360"/>
+      </w:pPr>
+      <w:rPr>
+        <w:rFonts w:ascii="Courier New" w:hAnsi="Courier New" w:hint="default"/>
+        <w:sz w:val="20"/>
+      </w:rPr>
+    </w:lvl>
+    <w:lvl w:ilvl="2" w:tentative="1">
+      <w:start w:val="1"/>
+      <w:numFmt w:val="bullet"/>
+      <w:lvlText w:val=""/>
+      <w:lvlJc w:val="left"/>
+      <w:pPr>
+        <w:tabs>
+          <w:tab w:val="num" w:pos="2160"/>
+        </w:tabs>
+        <w:ind w:left="2160" w:hanging="360"/>
+      </w:pPr>
+      <w:rPr>
+        <w:rFonts w:ascii="Wingdings" w:hAnsi="Wingdings" w:hint="default"/>
+        <w:sz w:val="20"/>
+      </w:rPr>
+    </w:lvl>
+    <w:lvl w:ilvl="3" w:tentative="1">
+      <w:start w:val="1"/>
+      <w:numFmt w:val="bullet"/>
+      <w:lvlText w:val=""/>
+      <w:lvlJc w:val="left"/>
+      <w:pPr>
+        <w:tabs>
+          <w:tab w:val="num" w:pos="2880"/>
+        </w:tabs>
+        <w:ind w:left="2880" w:hanging="360"/>
+      </w:pPr>
+      <w:rPr>
+        <w:rFonts w:ascii="Wingdings" w:hAnsi="Wingdings" w:hint="default"/>
+        <w:sz w:val="20"/>
+      </w:rPr>
+    </w:lvl>
+    <w:lvl w:ilvl="4" w:tentative="1">
+      <w:start w:val="1"/>
+      <w:numFmt w:val="bullet"/>
+      <w:lvlText w:val=""/>
+      <w:lvlJc w:val="left"/>
+      <w:pPr>
+        <w:tabs>
+          <w:tab w:val="num" w:pos="3600"/>
+        </w:tabs>
+        <w:ind w:left="3600" w:hanging="360"/>
+      </w:pPr>
+      <w:rPr>
+        <w:rFonts w:ascii="Wingdings" w:hAnsi="Wingdings" w:hint="default"/>
+        <w:sz w:val="20"/>
+      </w:rPr>
+    </w:lvl>
+    <w:lvl w:ilvl="5" w:tentative="1">
+      <w:start w:val="1"/>
+      <w:numFmt w:val="bullet"/>
+      <w:lvlText w:val=""/>
+      <w:lvlJc w:val="left"/>
+      <w:pPr>
+        <w:tabs>
+          <w:tab w:val="num" w:pos="4320"/>
+        </w:tabs>
+        <w:ind w:left="4320" w:hanging="360"/>
+      </w:pPr>
+      <w:rPr>
+        <w:rFonts w:ascii="Wingdings" w:hAnsi="Wingdings" w:hint="default"/>
+        <w:sz w:val="20"/>
+      </w:rPr>
+    </w:lvl>
+    <w:lvl w:ilvl="6" w:tentative="1">
+      <w:start w:val="1"/>
+      <w:numFmt w:val="bullet"/>
+      <w:lvlText w:val=""/>
+      <w:lvlJc w:val="left"/>
+      <w:pPr>
+        <w:tabs>
+          <w:tab w:val="num" w:pos="5040"/>
+        </w:tabs>
+        <w:ind w:left="5040" w:hanging="360"/>
+      </w:pPr>
+      <w:rPr>
+        <w:rFonts w:ascii="Wingdings" w:hAnsi="Wingdings" w:hint="default"/>
+        <w:sz w:val="20"/>
+      </w:rPr>
+    </w:lvl>
+    <w:lvl w:ilvl="7" w:tentative="1">
+      <w:start w:val="1"/>
+      <w:numFmt w:val="bullet"/>
+      <w:lvlText w:val=""/>
+      <w:lvlJc w:val="left"/>
+      <w:pPr>
+        <w:tabs>
+          <w:tab w:val="num" w:pos="5760"/>
+        </w:tabs>
+        <w:ind w:left="5760" w:hanging="360"/>
+      </w:pPr>
+      <w:rPr>
+        <w:rFonts w:ascii="Wingdings" w:hAnsi="Wingdings" w:hint="default"/>
+        <w:sz w:val="20"/>
+      </w:rPr>
+    </w:lvl>
+    <w:lvl w:ilvl="8" w:tentative="1">
+      <w:start w:val="1"/>
+      <w:numFmt w:val="bullet"/>
+      <w:lvlText w:val=""/>
+      <w:lvlJc w:val="left"/>
+      <w:pPr>
+        <w:tabs>
+          <w:tab w:val="num" w:pos="6480"/>
+        </w:tabs>
+        <w:ind w:left="6480" w:hanging="360"/>
+      </w:pPr>
+      <w:rPr>
+        <w:rFonts w:ascii="Wingdings" w:hAnsi="Wingdings" w:hint="default"/>
+        <w:sz w:val="20"/>
+      </w:rPr>
+    </w:lvl>
+  </w:abstractNum>
+  <w:abstractNum w:abstractNumId="1" w15:restartNumberingAfterBreak="0">
+    <w:nsid w:val="1C093E0F"/>
+    <w:multiLevelType w:val="multilevel"/>
+    <w:tmpl w:val="F660598A"/>
+    <w:lvl w:ilvl="0">
+      <w:start w:val="1"/>
+      <w:numFmt w:val="bullet"/>
+      <w:lvlText w:val=""/>
+      <w:lvlJc w:val="left"/>
+      <w:pPr>
+        <w:tabs>
+          <w:tab w:val="num" w:pos="720"/>
+        </w:tabs>
+        <w:ind w:left="720" w:hanging="360"/>
+      </w:pPr>
+      <w:rPr>
+        <w:rFonts w:ascii="Symbol" w:hAnsi="Symbol" w:hint="default"/>
+        <w:sz w:val="20"/>
+      </w:rPr>
+    </w:lvl>
+    <w:lvl w:ilvl="1" w:tentative="1">
+      <w:start w:val="1"/>
+      <w:numFmt w:val="bullet"/>
+      <w:lvlText w:val="o"/>
+      <w:lvlJc w:val="left"/>
+      <w:pPr>
+        <w:tabs>
+          <w:tab w:val="num" w:pos="1440"/>
+        </w:tabs>
+        <w:ind w:left="1440" w:hanging="360"/>
+      </w:pPr>
+      <w:rPr>
+        <w:rFonts w:ascii="Courier New" w:hAnsi="Courier New" w:hint="default"/>
+        <w:sz w:val="20"/>
+      </w:rPr>
+    </w:lvl>
+    <w:lvl w:ilvl="2" w:tentative="1">
+      <w:start w:val="1"/>
+      <w:numFmt w:val="bullet"/>
+      <w:lvlText w:val=""/>
+      <w:lvlJc w:val="left"/>
+      <w:pPr>
+        <w:tabs>
+          <w:tab w:val="num" w:pos="2160"/>
+        </w:tabs>
+        <w:ind w:left="2160" w:hanging="360"/>
+      </w:pPr>
+      <w:rPr>
+        <w:rFonts w:ascii="Wingdings" w:hAnsi="Wingdings" w:hint="default"/>
+        <w:sz w:val="20"/>
+      </w:rPr>
+    </w:lvl>
+    <w:lvl w:ilvl="3" w:tentative="1">
+      <w:start w:val="1"/>
+      <w:numFmt w:val="bullet"/>
+      <w:lvlText w:val=""/>
+      <w:lvlJc w:val="left"/>
+      <w:pPr>
+        <w:tabs>
+          <w:tab w:val="num" w:pos="2880"/>
+        </w:tabs>
+        <w:ind w:left="2880" w:hanging="360"/>
+      </w:pPr>
+      <w:rPr>
+        <w:rFonts w:ascii="Wingdings" w:hAnsi="Wingdings" w:hint="default"/>
+        <w:sz w:val="20"/>
+      </w:rPr>
+    </w:lvl>
+    <w:lvl w:ilvl="4" w:tentative="1">
+      <w:start w:val="1"/>
+      <w:numFmt w:val="bullet"/>
+      <w:lvlText w:val=""/>
+      <w:lvlJc w:val="left"/>
+      <w:pPr>
+        <w:tabs>
+          <w:tab w:val="num" w:pos="3600"/>
+        </w:tabs>
+        <w:ind w:left="3600" w:hanging="360"/>
+      </w:pPr>
+      <w:rPr>
+        <w:rFonts w:ascii="Wingdings" w:hAnsi="Wingdings" w:hint="default"/>
+        <w:sz w:val="20"/>
+      </w:rPr>
+    </w:lvl>
+    <w:lvl w:ilvl="5" w:tentative="1">
+      <w:start w:val="1"/>
+      <w:numFmt w:val="bullet"/>
+      <w:lvlText w:val=""/>
+      <w:lvlJc w:val="left"/>
+      <w:pPr>
+        <w:tabs>
+          <w:tab w:val="num" w:pos="4320"/>
+        </w:tabs>
+        <w:ind w:left="4320" w:hanging="360"/>
+      </w:pPr>
+      <w:rPr>
+        <w:rFonts w:ascii="Wingdings" w:hAnsi="Wingdings" w:hint="default"/>
+        <w:sz w:val="20"/>
+      </w:rPr>
+    </w:lvl>
+    <w:lvl w:ilvl="6" w:tentative="1">
+      <w:start w:val="1"/>
+      <w:numFmt w:val="bullet"/>
+      <w:lvlText w:val=""/>
+      <w:lvlJc w:val="left"/>
+      <w:pPr>
+        <w:tabs>
+          <w:tab w:val="num" w:pos="5040"/>
+        </w:tabs>
+        <w:ind w:left="5040" w:hanging="360"/>
+      </w:pPr>
+      <w:rPr>
+        <w:rFonts w:ascii="Wingdings" w:hAnsi="Wingdings" w:hint="default"/>
+        <w:sz w:val="20"/>
+      </w:rPr>
+    </w:lvl>
+    <w:lvl w:ilvl="7" w:tentative="1">
+      <w:start w:val="1"/>
+      <w:numFmt w:val="bullet"/>
+      <w:lvlText w:val=""/>
+      <w:lvlJc w:val="left"/>
+      <w:pPr>
+        <w:tabs>
+          <w:tab w:val="num" w:pos="5760"/>
+        </w:tabs>
+        <w:ind w:left="5760" w:hanging="360"/>
+      </w:pPr>
+      <w:rPr>
+        <w:rFonts w:ascii="Wingdings" w:hAnsi="Wingdings" w:hint="default"/>
+        <w:sz w:val="20"/>
+      </w:rPr>
+    </w:lvl>
+    <w:lvl w:ilvl="8" w:tentative="1">
+      <w:start w:val="1"/>
+      <w:numFmt w:val="bullet"/>
+      <w:lvlText w:val=""/>
+      <w:lvlJc w:val="left"/>
+      <w:pPr>
+        <w:tabs>
+          <w:tab w:val="num" w:pos="6480"/>
+        </w:tabs>
+        <w:ind w:left="6480" w:hanging="360"/>
+      </w:pPr>
+      <w:rPr>
+        <w:rFonts w:ascii="Wingdings" w:hAnsi="Wingdings" w:hint="default"/>
+        <w:sz w:val="20"/>
+      </w:rPr>
+    </w:lvl>
+  </w:abstractNum>
+  <w:abstractNum w:abstractNumId="2" w15:restartNumberingAfterBreak="0">
+    <w:nsid w:val="50297E33"/>
+    <w:multiLevelType w:val="multilevel"/>
+    <w:tmpl w:val="A300C81E"/>
+    <w:lvl w:ilvl="0">
+      <w:start w:val="1"/>
+      <w:numFmt w:val="bullet"/>
+      <w:lvlText w:val=""/>
+      <w:lvlJc w:val="left"/>
+      <w:pPr>
+        <w:tabs>
+          <w:tab w:val="num" w:pos="720"/>
+        </w:tabs>
+        <w:ind w:left="720" w:hanging="360"/>
+      </w:pPr>
+      <w:rPr>
+        <w:rFonts w:ascii="Symbol" w:hAnsi="Symbol" w:hint="default"/>
+        <w:sz w:val="20"/>
+      </w:rPr>
+    </w:lvl>
+    <w:lvl w:ilvl="1" w:tentative="1">
+      <w:start w:val="1"/>
+      <w:numFmt w:val="bullet"/>
+      <w:lvlText w:val="o"/>
+      <w:lvlJc w:val="left"/>
+      <w:pPr>
+        <w:tabs>
+          <w:tab w:val="num" w:pos="1440"/>
+        </w:tabs>
+        <w:ind w:left="1440" w:hanging="360"/>
+      </w:pPr>
+      <w:rPr>
+        <w:rFonts w:ascii="Courier New" w:hAnsi="Courier New" w:hint="default"/>
+        <w:sz w:val="20"/>
+      </w:rPr>
+    </w:lvl>
+    <w:lvl w:ilvl="2" w:tentative="1">
+      <w:start w:val="1"/>
+      <w:numFmt w:val="bullet"/>
+      <w:lvlText w:val=""/>
+      <w:lvlJc w:val="left"/>
+      <w:pPr>
+        <w:tabs>
+          <w:tab w:val="num" w:pos="2160"/>
+        </w:tabs>
+        <w:ind w:left="2160" w:hanging="360"/>
+      </w:pPr>
+      <w:rPr>
+        <w:rFonts w:ascii="Wingdings" w:hAnsi="Wingdings" w:hint="default"/>
+        <w:sz w:val="20"/>
+      </w:rPr>
+    </w:lvl>
+    <w:lvl w:ilvl="3" w:tentative="1">
+      <w:start w:val="1"/>
+      <w:numFmt w:val="bullet"/>
+      <w:lvlText w:val=""/>
+      <w:lvlJc w:val="left"/>
+      <w:pPr>
+        <w:tabs>
+          <w:tab w:val="num" w:pos="2880"/>
+        </w:tabs>
+        <w:ind w:left="2880" w:hanging="360"/>
+      </w:pPr>
+      <w:rPr>
+        <w:rFonts w:ascii="Wingdings" w:hAnsi="Wingdings" w:hint="default"/>
+        <w:sz w:val="20"/>
+      </w:rPr>
+    </w:lvl>
+    <w:lvl w:ilvl="4" w:tentative="1">
+      <w:start w:val="1"/>
+      <w:numFmt w:val="bullet"/>
+      <w:lvlText w:val=""/>
+      <w:lvlJc w:val="left"/>
+      <w:pPr>
+        <w:tabs>
+          <w:tab w:val="num" w:pos="3600"/>
+        </w:tabs>
+        <w:ind w:left="3600" w:hanging="360"/>
+      </w:pPr>
+      <w:rPr>
+        <w:rFonts w:ascii="Wingdings" w:hAnsi="Wingdings" w:hint="default"/>
+        <w:sz w:val="20"/>
+      </w:rPr>
+    </w:lvl>
+    <w:lvl w:ilvl="5" w:tentative="1">
+      <w:start w:val="1"/>
+      <w:numFmt w:val="bullet"/>
+      <w:lvlText w:val=""/>
+      <w:lvlJc w:val="left"/>
+      <w:pPr>
+        <w:tabs>
+          <w:tab w:val="num" w:pos="4320"/>
+        </w:tabs>
+        <w:ind w:left="4320" w:hanging="360"/>
+      </w:pPr>
+      <w:rPr>
+        <w:rFonts w:ascii="Wingdings" w:hAnsi="Wingdings" w:hint="default"/>
+        <w:sz w:val="20"/>
+      </w:rPr>
+    </w:lvl>
+    <w:lvl w:ilvl="6" w:tentative="1">
+      <w:start w:val="1"/>
+      <w:numFmt w:val="bullet"/>
+      <w:lvlText w:val=""/>
+      <w:lvlJc w:val="left"/>
+      <w:pPr>
+        <w:tabs>
+          <w:tab w:val="num" w:pos="5040"/>
+        </w:tabs>
+        <w:ind w:left="5040" w:hanging="360"/>
+      </w:pPr>
+      <w:rPr>
+        <w:rFonts w:ascii="Wingdings" w:hAnsi="Wingdings" w:hint="default"/>
+        <w:sz w:val="20"/>
+      </w:rPr>
+    </w:lvl>
+    <w:lvl w:ilvl="7" w:tentative="1">
+      <w:start w:val="1"/>
+      <w:numFmt w:val="bullet"/>
+      <w:lvlText w:val=""/>
+      <w:lvlJc w:val="left"/>
+      <w:pPr>
+        <w:tabs>
+          <w:tab w:val="num" w:pos="5760"/>
+        </w:tabs>
+        <w:ind w:left="5760" w:hanging="360"/>
+      </w:pPr>
+      <w:rPr>
+        <w:rFonts w:ascii="Wingdings" w:hAnsi="Wingdings" w:hint="default"/>
+        <w:sz w:val="20"/>
+      </w:rPr>
+    </w:lvl>
+    <w:lvl w:ilvl="8" w:tentative="1">
+      <w:start w:val="1"/>
+      <w:numFmt w:val="bullet"/>
+      <w:lvlText w:val=""/>
+      <w:lvlJc w:val="left"/>
+      <w:pPr>
+        <w:tabs>
+          <w:tab w:val="num" w:pos="6480"/>
+        </w:tabs>
+        <w:ind w:left="6480" w:hanging="360"/>
+      </w:pPr>
+      <w:rPr>
+        <w:rFonts w:ascii="Wingdings" w:hAnsi="Wingdings" w:hint="default"/>
+        <w:sz w:val="20"/>
+      </w:rPr>
+    </w:lvl>
+  </w:abstractNum>
+  <w:abstractNum w:abstractNumId="3" w15:restartNumberingAfterBreak="0">
+    <w:nsid w:val="538E38DC"/>
+    <w:multiLevelType w:val="multilevel"/>
+    <w:tmpl w:val="053C4762"/>
+    <w:lvl w:ilvl="0">
+      <w:start w:val="1"/>
+      <w:numFmt w:val="bullet"/>
+      <w:lvlText w:val=""/>
+      <w:lvlJc w:val="left"/>
+      <w:pPr>
+        <w:tabs>
+          <w:tab w:val="num" w:pos="720"/>
+        </w:tabs>
+        <w:ind w:left="720" w:hanging="360"/>
+      </w:pPr>
+      <w:rPr>
+        <w:rFonts w:ascii="Symbol" w:hAnsi="Symbol" w:hint="default"/>
+        <w:sz w:val="20"/>
+      </w:rPr>
+    </w:lvl>
+    <w:lvl w:ilvl="1" w:tentative="1">
+      <w:start w:val="1"/>
+      <w:numFmt w:val="bullet"/>
+      <w:lvlText w:val="o"/>
+      <w:lvlJc w:val="left"/>
+      <w:pPr>
+        <w:tabs>
+          <w:tab w:val="num" w:pos="1440"/>
+        </w:tabs>
+        <w:ind w:left="1440" w:hanging="360"/>
+      </w:pPr>
+      <w:rPr>
+        <w:rFonts w:ascii="Courier New" w:hAnsi="Courier New" w:hint="default"/>
+        <w:sz w:val="20"/>
+      </w:rPr>
+    </w:lvl>
+    <w:lvl w:ilvl="2" w:tentative="1">
+      <w:start w:val="1"/>
+      <w:numFmt w:val="bullet"/>
+      <w:lvlText w:val=""/>
+      <w:lvlJc w:val="left"/>
+      <w:pPr>
+        <w:tabs>
+          <w:tab w:val="num" w:pos="2160"/>
+        </w:tabs>
+        <w:ind w:left="2160" w:hanging="360"/>
+      </w:pPr>
+      <w:rPr>
+        <w:rFonts w:ascii="Wingdings" w:hAnsi="Wingdings" w:hint="default"/>
+        <w:sz w:val="20"/>
+      </w:rPr>
+    </w:lvl>
+    <w:lvl w:ilvl="3" w:tentative="1">
+      <w:start w:val="1"/>
+      <w:numFmt w:val="bullet"/>
+      <w:lvlText w:val=""/>
+      <w:lvlJc w:val="left"/>
+      <w:pPr>
+        <w:tabs>
+          <w:tab w:val="num" w:pos="2880"/>
+        </w:tabs>
+        <w:ind w:left="2880" w:hanging="360"/>
+      </w:pPr>
+      <w:rPr>
+        <w:rFonts w:ascii="Wingdings" w:hAnsi="Wingdings" w:hint="default"/>
+        <w:sz w:val="20"/>
+      </w:rPr>
+    </w:lvl>
+    <w:lvl w:ilvl="4" w:tentative="1">
+      <w:start w:val="1"/>
+      <w:numFmt w:val="bullet"/>
+      <w:lvlText w:val=""/>
+      <w:lvlJc w:val="left"/>
+      <w:pPr>
+        <w:tabs>
+          <w:tab w:val="num" w:pos="3600"/>
+        </w:tabs>
+        <w:ind w:left="3600" w:hanging="360"/>
+      </w:pPr>
+      <w:rPr>
+        <w:rFonts w:ascii="Wingdings" w:hAnsi="Wingdings" w:hint="default"/>
+        <w:sz w:val="20"/>
+      </w:rPr>
+    </w:lvl>
+    <w:lvl w:ilvl="5" w:tentative="1">
+      <w:start w:val="1"/>
+      <w:numFmt w:val="bullet"/>
+      <w:lvlText w:val=""/>
+      <w:lvlJc w:val="left"/>
+      <w:pPr>
+        <w:tabs>
+          <w:tab w:val="num" w:pos="4320"/>
+        </w:tabs>
+        <w:ind w:left="4320" w:hanging="360"/>
+      </w:pPr>
+      <w:rPr>
+        <w:rFonts w:ascii="Wingdings" w:hAnsi="Wingdings" w:hint="default"/>
+        <w:sz w:val="20"/>
+      </w:rPr>
+    </w:lvl>
+    <w:lvl w:ilvl="6" w:tentative="1">
+      <w:start w:val="1"/>
+      <w:numFmt w:val="bullet"/>
+      <w:lvlText w:val=""/>
+      <w:lvlJc w:val="left"/>
+      <w:pPr>
+        <w:tabs>
+          <w:tab w:val="num" w:pos="5040"/>
+        </w:tabs>
+        <w:ind w:left="5040" w:hanging="360"/>
+      </w:pPr>
+      <w:rPr>
+        <w:rFonts w:ascii="Wingdings" w:hAnsi="Wingdings" w:hint="default"/>
+        <w:sz w:val="20"/>
+      </w:rPr>
+    </w:lvl>
+    <w:lvl w:ilvl="7" w:tentative="1">
+      <w:start w:val="1"/>
+      <w:numFmt w:val="bullet"/>
+      <w:lvlText w:val=""/>
+      <w:lvlJc w:val="left"/>
+      <w:pPr>
+        <w:tabs>
+          <w:tab w:val="num" w:pos="5760"/>
+        </w:tabs>
+        <w:ind w:left="5760" w:hanging="360"/>
+      </w:pPr>
+      <w:rPr>
+        <w:rFonts w:ascii="Wingdings" w:hAnsi="Wingdings" w:hint="default"/>
+        <w:sz w:val="20"/>
+      </w:rPr>
+    </w:lvl>
+    <w:lvl w:ilvl="8" w:tentative="1">
+      <w:start w:val="1"/>
+      <w:numFmt w:val="bullet"/>
+      <w:lvlText w:val=""/>
+      <w:lvlJc w:val="left"/>
+      <w:pPr>
+        <w:tabs>
+          <w:tab w:val="num" w:pos="6480"/>
+        </w:tabs>
+        <w:ind w:left="6480" w:hanging="360"/>
+      </w:pPr>
+      <w:rPr>
+        <w:rFonts w:ascii="Wingdings" w:hAnsi="Wingdings" w:hint="default"/>
+        <w:sz w:val="20"/>
+      </w:rPr>
+    </w:lvl>
+  </w:abstractNum>
+  <w:num w:numId="1" w16cid:durableId="734737687">
+    <w:abstractNumId w:val="1"/>
+  </w:num>
+  <w:num w:numId="2" w16cid:durableId="1402144725">
+    <w:abstractNumId w:val="0"/>
+  </w:num>
+  <w:num w:numId="3" w16cid:durableId="1911816259">
+    <w:abstractNumId w:val="3"/>
+  </w:num>
+  <w:num w:numId="4" w16cid:durableId="1581913592">
+    <w:abstractNumId w:val="2"/>
+  </w:num>
+</w:numbering>
 </file>
 
 <file path=word/styles.xml><?xml version="1.0" encoding="utf-8"?>
@@ -1232,6 +3752,50 @@
       <w:spacing w:val="5"/>
     </w:rPr>
   </w:style>
+  <w:style w:type="paragraph" w:styleId="Header">
+    <w:name w:val="header"/>
+    <w:basedOn w:val="Normal"/>
+    <w:link w:val="HeaderChar"/>
+    <w:uiPriority w:val="99"/>
+    <w:unhideWhenUsed/>
+    <w:rsid w:val="004A48C1"/>
+    <w:pPr>
+      <w:tabs>
+        <w:tab w:val="center" w:pos="4680"/>
+        <w:tab w:val="right" w:pos="9360"/>
+      </w:tabs>
+      <w:spacing w:after="0" w:line="240" w:lineRule="auto"/>
+    </w:pPr>
+  </w:style>
+  <w:style w:type="character" w:customStyle="1" w:styleId="HeaderChar">
+    <w:name w:val="Header Char"/>
+    <w:basedOn w:val="DefaultParagraphFont"/>
+    <w:link w:val="Header"/>
+    <w:uiPriority w:val="99"/>
+    <w:rsid w:val="004A48C1"/>
+  </w:style>
+  <w:style w:type="paragraph" w:styleId="Footer">
+    <w:name w:val="footer"/>
+    <w:basedOn w:val="Normal"/>
+    <w:link w:val="FooterChar"/>
+    <w:uiPriority w:val="99"/>
+    <w:unhideWhenUsed/>
+    <w:rsid w:val="004A48C1"/>
+    <w:pPr>
+      <w:tabs>
+        <w:tab w:val="center" w:pos="4680"/>
+        <w:tab w:val="right" w:pos="9360"/>
+      </w:tabs>
+      <w:spacing w:after="0" w:line="240" w:lineRule="auto"/>
+    </w:pPr>
+  </w:style>
+  <w:style w:type="character" w:customStyle="1" w:styleId="FooterChar">
+    <w:name w:val="Footer Char"/>
+    <w:basedOn w:val="DefaultParagraphFont"/>
+    <w:link w:val="Footer"/>
+    <w:uiPriority w:val="99"/>
+    <w:rsid w:val="004A48C1"/>
+  </w:style>
 </w:styles>
 </file>
 

--- a/Documented_transformations.docx
+++ b/Documented_transformations.docx
@@ -90,8 +90,36 @@
           <w:b/>
           <w:bCs/>
         </w:rPr>
-        <w:t>Column 1 &amp; 2: encounter_id and patient_nbr</w:t>
-      </w:r>
+        <w:t xml:space="preserve">Column 1 &amp; 2: </w:t>
+      </w:r>
+      <w:proofErr w:type="spellStart"/>
+      <w:r>
+        <w:rPr>
+          <w:rFonts w:ascii="Times New Roman" w:hAnsi="Times New Roman" w:cs="Times New Roman"/>
+          <w:b/>
+          <w:bCs/>
+        </w:rPr>
+        <w:t>encounter_id</w:t>
+      </w:r>
+      <w:proofErr w:type="spellEnd"/>
+      <w:r>
+        <w:rPr>
+          <w:rFonts w:ascii="Times New Roman" w:hAnsi="Times New Roman" w:cs="Times New Roman"/>
+          <w:b/>
+          <w:bCs/>
+        </w:rPr>
+        <w:t xml:space="preserve"> and </w:t>
+      </w:r>
+      <w:proofErr w:type="spellStart"/>
+      <w:r>
+        <w:rPr>
+          <w:rFonts w:ascii="Times New Roman" w:hAnsi="Times New Roman" w:cs="Times New Roman"/>
+          <w:b/>
+          <w:bCs/>
+        </w:rPr>
+        <w:t>patient_nbr</w:t>
+      </w:r>
+      <w:proofErr w:type="spellEnd"/>
     </w:p>
     <w:p>
       <w:pPr>
@@ -128,7 +156,21 @@
         <w:rPr>
           <w:rFonts w:ascii="Times New Roman" w:hAnsi="Times New Roman" w:cs="Times New Roman"/>
         </w:rPr>
-        <w:t xml:space="preserve"> will never sum an ID or calculate the average Patient Number.</w:t>
+        <w:t xml:space="preserve"> will never </w:t>
+      </w:r>
+      <w:proofErr w:type="gramStart"/>
+      <w:r>
+        <w:rPr>
+          <w:rFonts w:ascii="Times New Roman" w:hAnsi="Times New Roman" w:cs="Times New Roman"/>
+        </w:rPr>
+        <w:t>sum</w:t>
+      </w:r>
+      <w:proofErr w:type="gramEnd"/>
+      <w:r>
+        <w:rPr>
+          <w:rFonts w:ascii="Times New Roman" w:hAnsi="Times New Roman" w:cs="Times New Roman"/>
+        </w:rPr>
+        <w:t xml:space="preserve"> an ID or calculate the average Patient Number.</w:t>
       </w:r>
       <w:r>
         <w:rPr>
@@ -479,7 +521,21 @@
         <w:rPr>
           <w:rFonts w:ascii="Times New Roman" w:hAnsi="Times New Roman" w:cs="Times New Roman"/>
         </w:rPr>
-        <w:t>We replaced the ? placeholder with Other and applied Trim and Capitalize Each Word transformations.</w:t>
+        <w:t xml:space="preserve">We replaced </w:t>
+      </w:r>
+      <w:proofErr w:type="gramStart"/>
+      <w:r>
+        <w:rPr>
+          <w:rFonts w:ascii="Times New Roman" w:hAnsi="Times New Roman" w:cs="Times New Roman"/>
+        </w:rPr>
+        <w:t>the ?</w:t>
+      </w:r>
+      <w:proofErr w:type="gramEnd"/>
+      <w:r>
+        <w:rPr>
+          <w:rFonts w:ascii="Times New Roman" w:hAnsi="Times New Roman" w:cs="Times New Roman"/>
+        </w:rPr>
+        <w:t xml:space="preserve"> placeholder with Other and applied Trim and Capitalize Each Word transformations.</w:t>
       </w:r>
       <w:r>
         <w:rPr>
@@ -491,7 +547,21 @@
         <w:rPr>
           <w:rFonts w:ascii="Times New Roman" w:hAnsi="Times New Roman" w:cs="Times New Roman"/>
         </w:rPr>
-        <w:t>We identified ? as a non-standard null value that would skew demographic visualizations. We standardized the text to ensure consistent grouping, ensuring that variations in spacing or casing do not result in fragmented data points during analysis.</w:t>
+        <w:t xml:space="preserve">We </w:t>
+      </w:r>
+      <w:proofErr w:type="gramStart"/>
+      <w:r>
+        <w:rPr>
+          <w:rFonts w:ascii="Times New Roman" w:hAnsi="Times New Roman" w:cs="Times New Roman"/>
+        </w:rPr>
+        <w:t>identified ?</w:t>
+      </w:r>
+      <w:proofErr w:type="gramEnd"/>
+      <w:r>
+        <w:rPr>
+          <w:rFonts w:ascii="Times New Roman" w:hAnsi="Times New Roman" w:cs="Times New Roman"/>
+        </w:rPr>
+        <w:t xml:space="preserve"> as a non-standard null value that would skew demographic visualizations. We standardized the text to ensure consistent grouping, ensuring that variations in spacing or casing do not result in fragmented data points during analysis.</w:t>
       </w:r>
     </w:p>
     <w:p>
@@ -1015,7 +1085,21 @@
         <w:rPr>
           <w:rFonts w:ascii="Times New Roman" w:hAnsi="Times New Roman" w:cs="Times New Roman"/>
         </w:rPr>
-        <w:t>o maintain clinical accuracy, our group decided to focus on verified gender data. Removing invalid records ensures that our demographic insights</w:t>
+        <w:t>o maintain clinical accuracy</w:t>
+      </w:r>
+      <w:proofErr w:type="gramStart"/>
+      <w:r>
+        <w:rPr>
+          <w:rFonts w:ascii="Times New Roman" w:hAnsi="Times New Roman" w:cs="Times New Roman"/>
+        </w:rPr>
+        <w:t>, our</w:t>
+      </w:r>
+      <w:proofErr w:type="gramEnd"/>
+      <w:r>
+        <w:rPr>
+          <w:rFonts w:ascii="Times New Roman" w:hAnsi="Times New Roman" w:cs="Times New Roman"/>
+        </w:rPr>
+        <w:t xml:space="preserve"> group decided to focus on verified gender data. Removing invalid records ensures that our demographic insights</w:t>
       </w:r>
       <w:r>
         <w:rPr>
@@ -1098,13 +1182,49 @@
         <w:rPr>
           <w:rFonts w:ascii="Times New Roman" w:hAnsi="Times New Roman" w:cs="Times New Roman"/>
         </w:rPr>
-        <w:t xml:space="preserve"> ans </w:t>
-      </w:r>
-      <w:r>
-        <w:rPr>
-          <w:rFonts w:ascii="Times New Roman" w:hAnsi="Times New Roman" w:cs="Times New Roman"/>
-        </w:rPr>
-        <w:t>), split the ranges into two numeric columns, and generated an Age_Midpoint using a custom column formula.</w:t>
+        <w:t xml:space="preserve"> </w:t>
+      </w:r>
+      <w:proofErr w:type="spellStart"/>
+      <w:proofErr w:type="gramStart"/>
+      <w:r>
+        <w:rPr>
+          <w:rFonts w:ascii="Times New Roman" w:hAnsi="Times New Roman" w:cs="Times New Roman"/>
+        </w:rPr>
+        <w:t>ans</w:t>
+      </w:r>
+      <w:proofErr w:type="spellEnd"/>
+      <w:r>
+        <w:rPr>
+          <w:rFonts w:ascii="Times New Roman" w:hAnsi="Times New Roman" w:cs="Times New Roman"/>
+        </w:rPr>
+        <w:t xml:space="preserve"> </w:t>
+      </w:r>
+      <w:r>
+        <w:rPr>
+          <w:rFonts w:ascii="Times New Roman" w:hAnsi="Times New Roman" w:cs="Times New Roman"/>
+        </w:rPr>
+        <w:t>)</w:t>
+      </w:r>
+      <w:proofErr w:type="gramEnd"/>
+      <w:r>
+        <w:rPr>
+          <w:rFonts w:ascii="Times New Roman" w:hAnsi="Times New Roman" w:cs="Times New Roman"/>
+        </w:rPr>
+        <w:t xml:space="preserve">, split the ranges into two numeric columns, and generated an </w:t>
+      </w:r>
+      <w:proofErr w:type="spellStart"/>
+      <w:r>
+        <w:rPr>
+          <w:rFonts w:ascii="Times New Roman" w:hAnsi="Times New Roman" w:cs="Times New Roman"/>
+        </w:rPr>
+        <w:t>Age_Midpoint</w:t>
+      </w:r>
+      <w:proofErr w:type="spellEnd"/>
+      <w:r>
+        <w:rPr>
+          <w:rFonts w:ascii="Times New Roman" w:hAnsi="Times New Roman" w:cs="Times New Roman"/>
+        </w:rPr>
+        <w:t xml:space="preserve"> using a custom column formula.</w:t>
       </w:r>
       <w:r>
         <w:rPr>
@@ -2163,6 +2283,603 @@
         </w:rPr>
       </w:pPr>
     </w:p>
+    <w:p>
+      <w:pPr>
+        <w:jc w:val="both"/>
+        <w:rPr>
+          <w:rFonts w:ascii="Times New Roman" w:hAnsi="Times New Roman" w:cs="Times New Roman"/>
+          <w:b/>
+          <w:bCs/>
+        </w:rPr>
+      </w:pPr>
+    </w:p>
+    <w:p>
+      <w:pPr>
+        <w:jc w:val="both"/>
+        <w:rPr>
+          <w:rFonts w:ascii="Times New Roman" w:hAnsi="Times New Roman" w:cs="Times New Roman"/>
+        </w:rPr>
+      </w:pPr>
+      <w:r>
+        <w:rPr>
+          <w:rFonts w:ascii="Times New Roman" w:hAnsi="Times New Roman" w:cs="Times New Roman"/>
+          <w:b/>
+          <w:bCs/>
+        </w:rPr>
+        <w:lastRenderedPageBreak/>
+        <w:t xml:space="preserve">Column 7: </w:t>
+      </w:r>
+      <w:proofErr w:type="spellStart"/>
+      <w:r>
+        <w:rPr>
+          <w:rFonts w:ascii="Times New Roman" w:hAnsi="Times New Roman" w:cs="Times New Roman"/>
+          <w:b/>
+          <w:bCs/>
+        </w:rPr>
+        <w:t>admission_type_id</w:t>
+      </w:r>
+      <w:proofErr w:type="spellEnd"/>
+    </w:p>
+    <w:p>
+      <w:pPr>
+        <w:jc w:val="both"/>
+        <w:rPr>
+          <w:rFonts w:ascii="Times New Roman" w:hAnsi="Times New Roman" w:cs="Times New Roman"/>
+        </w:rPr>
+      </w:pPr>
+      <w:r>
+        <w:rPr>
+          <w:rFonts w:ascii="Times New Roman" w:hAnsi="Times New Roman" w:cs="Times New Roman"/>
+        </w:rPr>
+        <w:t>We verified and set the data type to Whole Number.</w:t>
+      </w:r>
+      <w:r>
+        <w:rPr>
+          <w:rFonts w:ascii="Times New Roman" w:hAnsi="Times New Roman" w:cs="Times New Roman"/>
+        </w:rPr>
+        <w:t xml:space="preserve"> </w:t>
+      </w:r>
+      <w:r>
+        <w:rPr>
+          <w:rFonts w:ascii="Times New Roman" w:hAnsi="Times New Roman" w:cs="Times New Roman"/>
+        </w:rPr>
+        <w:t>Our group maintained these as numeric IDs to facilitate a clean 'Star Schema' relationship with a secondary mapping table. This allows us to categorize admissions</w:t>
+      </w:r>
+      <w:r>
+        <w:rPr>
+          <w:rFonts w:ascii="Times New Roman" w:hAnsi="Times New Roman" w:cs="Times New Roman"/>
+        </w:rPr>
+        <w:t xml:space="preserve">, </w:t>
+      </w:r>
+      <w:r>
+        <w:rPr>
+          <w:rFonts w:ascii="Times New Roman" w:hAnsi="Times New Roman" w:cs="Times New Roman"/>
+        </w:rPr>
+        <w:t>such as Emergency vs. Elective</w:t>
+      </w:r>
+      <w:r>
+        <w:rPr>
+          <w:rFonts w:ascii="Times New Roman" w:hAnsi="Times New Roman" w:cs="Times New Roman"/>
+        </w:rPr>
+        <w:t xml:space="preserve">, </w:t>
+      </w:r>
+      <w:r>
+        <w:rPr>
+          <w:rFonts w:ascii="Times New Roman" w:hAnsi="Times New Roman" w:cs="Times New Roman"/>
+        </w:rPr>
+        <w:t>which is vital for understanding which admission types lead to higher readmission rates.</w:t>
+      </w:r>
+    </w:p>
+    <w:p>
+      <w:pPr>
+        <w:jc w:val="both"/>
+        <w:rPr>
+          <w:rFonts w:ascii="Times New Roman" w:hAnsi="Times New Roman" w:cs="Times New Roman"/>
+        </w:rPr>
+      </w:pPr>
+    </w:p>
+    <w:p>
+      <w:pPr>
+        <w:jc w:val="both"/>
+        <w:rPr>
+          <w:rFonts w:ascii="Times New Roman" w:hAnsi="Times New Roman" w:cs="Times New Roman"/>
+          <w:b/>
+          <w:bCs/>
+        </w:rPr>
+      </w:pPr>
+    </w:p>
+    <w:p>
+      <w:pPr>
+        <w:jc w:val="both"/>
+        <w:rPr>
+          <w:rFonts w:ascii="Times New Roman" w:hAnsi="Times New Roman" w:cs="Times New Roman"/>
+          <w:b/>
+          <w:bCs/>
+        </w:rPr>
+      </w:pPr>
+      <w:r>
+        <w:rPr>
+          <w:rFonts w:ascii="Times New Roman" w:hAnsi="Times New Roman" w:cs="Times New Roman"/>
+          <w:b/>
+          <w:bCs/>
+        </w:rPr>
+        <w:t xml:space="preserve">Column 8: </w:t>
+      </w:r>
+      <w:proofErr w:type="spellStart"/>
+      <w:r>
+        <w:rPr>
+          <w:rFonts w:ascii="Times New Roman" w:hAnsi="Times New Roman" w:cs="Times New Roman"/>
+          <w:b/>
+          <w:bCs/>
+        </w:rPr>
+        <w:t>discharge_disposition_id</w:t>
+      </w:r>
+      <w:proofErr w:type="spellEnd"/>
+    </w:p>
+    <w:p>
+      <w:pPr>
+        <w:jc w:val="both"/>
+        <w:rPr>
+          <w:rFonts w:ascii="Times New Roman" w:hAnsi="Times New Roman" w:cs="Times New Roman"/>
+        </w:rPr>
+      </w:pPr>
+      <w:r>
+        <w:rPr>
+          <w:rFonts w:ascii="Times New Roman" w:hAnsi="Times New Roman" w:cs="Times New Roman"/>
+        </w:rPr>
+        <w:t>We implemented a strict Row Filter to exclude IDs associated with mortality or hospice care (IDs 11, 13, 14, 19, 20, 21).</w:t>
+      </w:r>
+      <w:r>
+        <w:rPr>
+          <w:rFonts w:ascii="Times New Roman" w:hAnsi="Times New Roman" w:cs="Times New Roman"/>
+        </w:rPr>
+        <w:t xml:space="preserve"> </w:t>
+      </w:r>
+      <w:r>
+        <w:rPr>
+          <w:rFonts w:ascii="Times New Roman" w:hAnsi="Times New Roman" w:cs="Times New Roman"/>
+        </w:rPr>
+        <w:t xml:space="preserve">To ensure our BI system delivers </w:t>
+      </w:r>
+      <w:proofErr w:type="gramStart"/>
+      <w:r>
+        <w:rPr>
+          <w:rFonts w:ascii="Times New Roman" w:hAnsi="Times New Roman" w:cs="Times New Roman"/>
+        </w:rPr>
+        <w:t>medically</w:t>
+      </w:r>
+      <w:proofErr w:type="gramEnd"/>
+      <w:r>
+        <w:rPr>
+          <w:rFonts w:ascii="Times New Roman" w:hAnsi="Times New Roman" w:cs="Times New Roman"/>
+        </w:rPr>
+        <w:t xml:space="preserve"> sound insights, we removed records where readmission was physically impossible. This ensures our 'Readmission Risk' calculations are only performed on the 'at-risk' living population, following the rigorous methodology of our reference research study."</w:t>
+      </w:r>
+    </w:p>
+    <w:p>
+      <w:pPr>
+        <w:jc w:val="both"/>
+        <w:rPr>
+          <w:rFonts w:ascii="Times New Roman" w:hAnsi="Times New Roman" w:cs="Times New Roman"/>
+          <w:b/>
+          <w:bCs/>
+        </w:rPr>
+      </w:pPr>
+      <w:r>
+        <w:rPr>
+          <w:rFonts w:ascii="Times New Roman" w:hAnsi="Times New Roman" w:cs="Times New Roman"/>
+          <w:b/>
+          <w:bCs/>
+        </w:rPr>
+        <w:drawing>
+          <wp:inline distT="0" distB="0" distL="0" distR="0" wp14:anchorId="5FD424F9" wp14:editId="2BB6EF9A">
+            <wp:extent cx="5943600" cy="3691255"/>
+            <wp:effectExtent l="19050" t="19050" r="19050" b="23495"/>
+            <wp:docPr id="1590167633" name="Picture 1"/>
+            <wp:cNvGraphicFramePr>
+              <a:graphicFrameLocks xmlns:a="http://schemas.openxmlformats.org/drawingml/2006/main" noChangeAspect="1"/>
+            </wp:cNvGraphicFramePr>
+            <a:graphic xmlns:a="http://schemas.openxmlformats.org/drawingml/2006/main">
+              <a:graphicData uri="http://schemas.openxmlformats.org/drawingml/2006/picture">
+                <pic:pic xmlns:pic="http://schemas.openxmlformats.org/drawingml/2006/picture">
+                  <pic:nvPicPr>
+                    <pic:cNvPr id="1590167633" name=""/>
+                    <pic:cNvPicPr/>
+                  </pic:nvPicPr>
+                  <pic:blipFill>
+                    <a:blip r:embed="rId21"/>
+                    <a:stretch>
+                      <a:fillRect/>
+                    </a:stretch>
+                  </pic:blipFill>
+                  <pic:spPr>
+                    <a:xfrm>
+                      <a:off x="0" y="0"/>
+                      <a:ext cx="5943600" cy="3691255"/>
+                    </a:xfrm>
+                    <a:prstGeom prst="rect">
+                      <a:avLst/>
+                    </a:prstGeom>
+                    <a:ln>
+                      <a:solidFill>
+                        <a:schemeClr val="bg2">
+                          <a:lumMod val="50000"/>
+                        </a:schemeClr>
+                      </a:solidFill>
+                    </a:ln>
+                  </pic:spPr>
+                </pic:pic>
+              </a:graphicData>
+            </a:graphic>
+          </wp:inline>
+        </w:drawing>
+      </w:r>
+    </w:p>
+    <w:p>
+      <w:pPr>
+        <w:jc w:val="both"/>
+        <w:rPr>
+          <w:rFonts w:ascii="Times New Roman" w:hAnsi="Times New Roman" w:cs="Times New Roman"/>
+          <w:b/>
+          <w:bCs/>
+        </w:rPr>
+      </w:pPr>
+    </w:p>
+    <w:p>
+      <w:pPr>
+        <w:jc w:val="both"/>
+        <w:rPr>
+          <w:rFonts w:ascii="Times New Roman" w:hAnsi="Times New Roman" w:cs="Times New Roman"/>
+          <w:b/>
+          <w:bCs/>
+        </w:rPr>
+      </w:pPr>
+    </w:p>
+    <w:p>
+      <w:pPr>
+        <w:jc w:val="both"/>
+        <w:rPr>
+          <w:rFonts w:ascii="Times New Roman" w:hAnsi="Times New Roman" w:cs="Times New Roman"/>
+          <w:b/>
+          <w:bCs/>
+        </w:rPr>
+      </w:pPr>
+    </w:p>
+    <w:p>
+      <w:pPr>
+        <w:jc w:val="both"/>
+        <w:rPr>
+          <w:rFonts w:ascii="Times New Roman" w:hAnsi="Times New Roman" w:cs="Times New Roman"/>
+          <w:b/>
+          <w:bCs/>
+        </w:rPr>
+      </w:pPr>
+    </w:p>
+    <w:p>
+      <w:pPr>
+        <w:jc w:val="both"/>
+        <w:rPr>
+          <w:rFonts w:ascii="Times New Roman" w:hAnsi="Times New Roman" w:cs="Times New Roman"/>
+          <w:b/>
+          <w:bCs/>
+        </w:rPr>
+      </w:pPr>
+      <w:r>
+        <w:rPr>
+          <w:rFonts w:ascii="Times New Roman" w:hAnsi="Times New Roman" w:cs="Times New Roman"/>
+          <w:b/>
+          <w:bCs/>
+        </w:rPr>
+        <w:lastRenderedPageBreak/>
+        <w:t xml:space="preserve">Column 9: </w:t>
+      </w:r>
+      <w:proofErr w:type="spellStart"/>
+      <w:r>
+        <w:rPr>
+          <w:rFonts w:ascii="Times New Roman" w:hAnsi="Times New Roman" w:cs="Times New Roman"/>
+          <w:b/>
+          <w:bCs/>
+        </w:rPr>
+        <w:t>admission_source_id</w:t>
+      </w:r>
+      <w:proofErr w:type="spellEnd"/>
+    </w:p>
+    <w:p>
+      <w:pPr>
+        <w:jc w:val="both"/>
+        <w:rPr>
+          <w:rFonts w:ascii="Times New Roman" w:hAnsi="Times New Roman" w:cs="Times New Roman"/>
+        </w:rPr>
+      </w:pPr>
+      <w:r>
+        <w:rPr>
+          <w:rFonts w:ascii="Times New Roman" w:hAnsi="Times New Roman" w:cs="Times New Roman"/>
+        </w:rPr>
+        <w:t>We standardized this column as a Whole Number.</w:t>
+      </w:r>
+      <w:r>
+        <w:rPr>
+          <w:rFonts w:ascii="Times New Roman" w:hAnsi="Times New Roman" w:cs="Times New Roman"/>
+        </w:rPr>
+        <w:t xml:space="preserve"> </w:t>
+      </w:r>
+      <w:r>
+        <w:rPr>
+          <w:rFonts w:ascii="Times New Roman" w:hAnsi="Times New Roman" w:cs="Times New Roman"/>
+        </w:rPr>
+        <w:t>Our group kept this column to analyze the 'Patient Journey.' By tracking the source of admission, we can identify if patients coming from specific clinics or emergency departments have higher rates of complications or longer stays."</w:t>
+      </w:r>
+    </w:p>
+    <w:p>
+      <w:pPr>
+        <w:jc w:val="both"/>
+        <w:rPr>
+          <w:rFonts w:ascii="Times New Roman" w:hAnsi="Times New Roman" w:cs="Times New Roman"/>
+          <w:b/>
+          <w:bCs/>
+        </w:rPr>
+      </w:pPr>
+      <w:r>
+        <w:rPr>
+          <w:rFonts w:ascii="Times New Roman" w:hAnsi="Times New Roman" w:cs="Times New Roman"/>
+          <w:b/>
+          <w:bCs/>
+        </w:rPr>
+        <w:t xml:space="preserve">Column 10: </w:t>
+      </w:r>
+      <w:proofErr w:type="spellStart"/>
+      <w:r>
+        <w:rPr>
+          <w:rFonts w:ascii="Times New Roman" w:hAnsi="Times New Roman" w:cs="Times New Roman"/>
+          <w:b/>
+          <w:bCs/>
+        </w:rPr>
+        <w:t>time_in_hospital</w:t>
+      </w:r>
+      <w:proofErr w:type="spellEnd"/>
+    </w:p>
+    <w:p>
+      <w:pPr>
+        <w:jc w:val="both"/>
+        <w:rPr>
+          <w:rFonts w:ascii="Times New Roman" w:hAnsi="Times New Roman" w:cs="Times New Roman"/>
+        </w:rPr>
+      </w:pPr>
+      <w:r>
+        <w:rPr>
+          <w:rFonts w:ascii="Times New Roman" w:hAnsi="Times New Roman" w:cs="Times New Roman"/>
+        </w:rPr>
+        <w:t>We validated this column as a Whole Number and verified the range (1</w:t>
+      </w:r>
+      <w:r>
+        <w:rPr>
+          <w:rFonts w:ascii="Times New Roman" w:hAnsi="Times New Roman" w:cs="Times New Roman"/>
+        </w:rPr>
+        <w:t>-</w:t>
+      </w:r>
+      <w:r>
+        <w:rPr>
+          <w:rFonts w:ascii="Times New Roman" w:hAnsi="Times New Roman" w:cs="Times New Roman"/>
+        </w:rPr>
+        <w:t>14 days).</w:t>
+      </w:r>
+      <w:r>
+        <w:rPr>
+          <w:rFonts w:ascii="Times New Roman" w:hAnsi="Times New Roman" w:cs="Times New Roman"/>
+        </w:rPr>
+        <w:t xml:space="preserve"> We</w:t>
+      </w:r>
+      <w:r>
+        <w:rPr>
+          <w:rFonts w:ascii="Times New Roman" w:hAnsi="Times New Roman" w:cs="Times New Roman"/>
+        </w:rPr>
+        <w:t xml:space="preserve"> identified this as a critical performance metric. By ensuring it is numeric, we can calculate the Average Length of Stay (ALOS). This allows us to see if patients who stay longer are more or less likely to be readmitted, which is a core business question for hospital resource optimization."</w:t>
+      </w:r>
+    </w:p>
+    <w:p>
+      <w:pPr>
+        <w:jc w:val="both"/>
+        <w:rPr>
+          <w:rFonts w:ascii="Times New Roman" w:hAnsi="Times New Roman" w:cs="Times New Roman"/>
+          <w:b/>
+          <w:bCs/>
+        </w:rPr>
+      </w:pPr>
+      <w:r>
+        <w:rPr>
+          <w:rFonts w:ascii="Times New Roman" w:hAnsi="Times New Roman" w:cs="Times New Roman"/>
+          <w:b/>
+          <w:bCs/>
+        </w:rPr>
+        <w:t xml:space="preserve">Column 11: </w:t>
+      </w:r>
+      <w:proofErr w:type="spellStart"/>
+      <w:r>
+        <w:rPr>
+          <w:rFonts w:ascii="Times New Roman" w:hAnsi="Times New Roman" w:cs="Times New Roman"/>
+          <w:b/>
+          <w:bCs/>
+        </w:rPr>
+        <w:t>payer_code</w:t>
+      </w:r>
+      <w:proofErr w:type="spellEnd"/>
+    </w:p>
+    <w:p>
+      <w:pPr>
+        <w:jc w:val="both"/>
+        <w:rPr>
+          <w:rFonts w:ascii="Times New Roman" w:hAnsi="Times New Roman" w:cs="Times New Roman"/>
+        </w:rPr>
+      </w:pPr>
+      <w:r>
+        <w:rPr>
+          <w:rFonts w:ascii="Times New Roman" w:hAnsi="Times New Roman" w:cs="Times New Roman"/>
+          <w:b/>
+          <w:bCs/>
+        </w:rPr>
+        <w:drawing>
+          <wp:anchor distT="0" distB="0" distL="114300" distR="114300" simplePos="0" relativeHeight="251672576" behindDoc="0" locked="0" layoutInCell="1" allowOverlap="1" wp14:anchorId="1AA26742" wp14:editId="16624D3D">
+            <wp:simplePos x="0" y="0"/>
+            <wp:positionH relativeFrom="column">
+              <wp:posOffset>3684270</wp:posOffset>
+            </wp:positionH>
+            <wp:positionV relativeFrom="paragraph">
+              <wp:posOffset>902335</wp:posOffset>
+            </wp:positionV>
+            <wp:extent cx="1952625" cy="3200400"/>
+            <wp:effectExtent l="19050" t="19050" r="28575" b="19050"/>
+            <wp:wrapSquare wrapText="bothSides"/>
+            <wp:docPr id="1382339520" name="Picture 1"/>
+            <wp:cNvGraphicFramePr>
+              <a:graphicFrameLocks xmlns:a="http://schemas.openxmlformats.org/drawingml/2006/main" noChangeAspect="1"/>
+            </wp:cNvGraphicFramePr>
+            <a:graphic xmlns:a="http://schemas.openxmlformats.org/drawingml/2006/main">
+              <a:graphicData uri="http://schemas.openxmlformats.org/drawingml/2006/picture">
+                <pic:pic xmlns:pic="http://schemas.openxmlformats.org/drawingml/2006/picture">
+                  <pic:nvPicPr>
+                    <pic:cNvPr id="1382339520" name=""/>
+                    <pic:cNvPicPr/>
+                  </pic:nvPicPr>
+                  <pic:blipFill>
+                    <a:blip r:embed="rId22">
+                      <a:extLst>
+                        <a:ext uri="{28A0092B-C50C-407E-A947-70E740481C1C}">
+                          <a14:useLocalDpi xmlns:a14="http://schemas.microsoft.com/office/drawing/2010/main" val="0"/>
+                        </a:ext>
+                      </a:extLst>
+                    </a:blip>
+                    <a:stretch>
+                      <a:fillRect/>
+                    </a:stretch>
+                  </pic:blipFill>
+                  <pic:spPr>
+                    <a:xfrm>
+                      <a:off x="0" y="0"/>
+                      <a:ext cx="1952625" cy="3200400"/>
+                    </a:xfrm>
+                    <a:prstGeom prst="rect">
+                      <a:avLst/>
+                    </a:prstGeom>
+                    <a:ln>
+                      <a:solidFill>
+                        <a:schemeClr val="bg2">
+                          <a:lumMod val="50000"/>
+                        </a:schemeClr>
+                      </a:solidFill>
+                    </a:ln>
+                  </pic:spPr>
+                </pic:pic>
+              </a:graphicData>
+            </a:graphic>
+          </wp:anchor>
+        </w:drawing>
+      </w:r>
+      <w:r>
+        <w:rPr>
+          <w:rFonts w:ascii="Times New Roman" w:hAnsi="Times New Roman" w:cs="Times New Roman"/>
+        </w:rPr>
+        <w:t xml:space="preserve">We replaced </w:t>
+      </w:r>
+      <w:proofErr w:type="gramStart"/>
+      <w:r>
+        <w:rPr>
+          <w:rFonts w:ascii="Times New Roman" w:hAnsi="Times New Roman" w:cs="Times New Roman"/>
+        </w:rPr>
+        <w:t>the ?</w:t>
+      </w:r>
+      <w:proofErr w:type="gramEnd"/>
+      <w:r>
+        <w:rPr>
+          <w:rFonts w:ascii="Times New Roman" w:hAnsi="Times New Roman" w:cs="Times New Roman"/>
+        </w:rPr>
+        <w:t xml:space="preserve"> placeholder with 'Not Specified'.</w:t>
+      </w:r>
+      <w:r>
+        <w:rPr>
+          <w:rFonts w:ascii="Times New Roman" w:hAnsi="Times New Roman" w:cs="Times New Roman"/>
+        </w:rPr>
+        <w:t xml:space="preserve"> </w:t>
+      </w:r>
+      <w:r>
+        <w:rPr>
+          <w:rFonts w:ascii="Times New Roman" w:hAnsi="Times New Roman" w:cs="Times New Roman"/>
+        </w:rPr>
+        <w:t>Although 52% of the data in this column is missing, our group chose to retain and label the nulls rather than delete the column. This allows us to at least analyze the 'Known' payer segments (like Medicare) to see if insurance type impacts readmission rates.</w:t>
+      </w:r>
+    </w:p>
+    <w:p>
+      <w:pPr>
+        <w:jc w:val="both"/>
+        <w:rPr>
+          <w:rFonts w:ascii="Times New Roman" w:hAnsi="Times New Roman" w:cs="Times New Roman"/>
+          <w:b/>
+          <w:bCs/>
+        </w:rPr>
+      </w:pPr>
+      <w:r>
+        <w:rPr>
+          <w:rFonts w:ascii="Times New Roman" w:hAnsi="Times New Roman" w:cs="Times New Roman"/>
+          <w:b/>
+          <w:bCs/>
+        </w:rPr>
+        <w:drawing>
+          <wp:anchor distT="0" distB="0" distL="114300" distR="114300" simplePos="0" relativeHeight="251671552" behindDoc="0" locked="0" layoutInCell="1" allowOverlap="1" wp14:anchorId="4A7B4281" wp14:editId="68720C7D">
+            <wp:simplePos x="0" y="0"/>
+            <wp:positionH relativeFrom="column">
+              <wp:posOffset>605790</wp:posOffset>
+            </wp:positionH>
+            <wp:positionV relativeFrom="paragraph">
+              <wp:posOffset>80645</wp:posOffset>
+            </wp:positionV>
+            <wp:extent cx="1843751" cy="3202305"/>
+            <wp:effectExtent l="19050" t="19050" r="23495" b="17145"/>
+            <wp:wrapSquare wrapText="bothSides"/>
+            <wp:docPr id="1993195535" name="Picture 1"/>
+            <wp:cNvGraphicFramePr>
+              <a:graphicFrameLocks xmlns:a="http://schemas.openxmlformats.org/drawingml/2006/main" noChangeAspect="1"/>
+            </wp:cNvGraphicFramePr>
+            <a:graphic xmlns:a="http://schemas.openxmlformats.org/drawingml/2006/main">
+              <a:graphicData uri="http://schemas.openxmlformats.org/drawingml/2006/picture">
+                <pic:pic xmlns:pic="http://schemas.openxmlformats.org/drawingml/2006/picture">
+                  <pic:nvPicPr>
+                    <pic:cNvPr id="1993195535" name=""/>
+                    <pic:cNvPicPr/>
+                  </pic:nvPicPr>
+                  <pic:blipFill>
+                    <a:blip r:embed="rId23">
+                      <a:extLst>
+                        <a:ext uri="{28A0092B-C50C-407E-A947-70E740481C1C}">
+                          <a14:useLocalDpi xmlns:a14="http://schemas.microsoft.com/office/drawing/2010/main" val="0"/>
+                        </a:ext>
+                      </a:extLst>
+                    </a:blip>
+                    <a:stretch>
+                      <a:fillRect/>
+                    </a:stretch>
+                  </pic:blipFill>
+                  <pic:spPr>
+                    <a:xfrm>
+                      <a:off x="0" y="0"/>
+                      <a:ext cx="1843751" cy="3202305"/>
+                    </a:xfrm>
+                    <a:prstGeom prst="rect">
+                      <a:avLst/>
+                    </a:prstGeom>
+                    <a:ln>
+                      <a:solidFill>
+                        <a:schemeClr val="bg2">
+                          <a:lumMod val="50000"/>
+                        </a:schemeClr>
+                      </a:solidFill>
+                    </a:ln>
+                  </pic:spPr>
+                </pic:pic>
+              </a:graphicData>
+            </a:graphic>
+          </wp:anchor>
+        </w:drawing>
+      </w:r>
+    </w:p>
     <w:sectPr>
       <w:pgSz w:w="12240" w:h="15840"/>
       <w:pgMar w:top="1440" w:right="1440" w:bottom="1440" w:left="1440" w:header="720" w:footer="720" w:gutter="0"/>
@@ -2226,6 +2943,155 @@
 <file path=word/numbering.xml><?xml version="1.0" encoding="utf-8"?>
 <w:numbering xmlns:wpc="http://schemas.microsoft.com/office/word/2010/wordprocessingCanvas" xmlns:cx="http://schemas.microsoft.com/office/drawing/2014/chartex" xmlns:cx1="http://schemas.microsoft.com/office/drawing/2015/9/8/chartex" xmlns:cx2="http://schemas.microsoft.com/office/drawing/2015/10/21/chartex" xmlns:cx3="http://schemas.microsoft.com/office/drawing/2016/5/9/chartex" xmlns:cx4="http://schemas.microsoft.com/office/drawing/2016/5/10/chartex" xmlns:cx5="http://schemas.microsoft.com/office/drawing/2016/5/11/chartex" xmlns:cx6="http://schemas.microsoft.com/office/drawing/2016/5/12/chartex" xmlns:cx7="http://schemas.microsoft.com/office/drawing/2016/5/13/chartex" xmlns:cx8="http://schemas.microsoft.com/office/drawing/2016/5/14/chartex" xmlns:mc="http://schemas.openxmlformats.org/markup-compatibility/2006" xmlns:aink="http://schemas.microsoft.com/office/drawing/2016/ink" xmlns:am3d="http://schemas.microsoft.com/office/drawing/2017/model3d" xmlns:o="urn:schemas-microsoft-com:office:office" xmlns:oel="http://schemas.microsoft.com/office/2019/extlst" xmlns:r="http://schemas.openxmlformats.org/officeDocument/2006/relationships" xmlns:m="http://schemas.openxmlformats.org/officeDocument/2006/math" xmlns:v="urn:schemas-microsoft-com:vml" xmlns:wp14="http://schemas.microsoft.com/office/word/2010/wordprocessingDrawing" xmlns:wp="http://schemas.openxmlformats.org/drawingml/2006/wordprocessingDrawing" xmlns:w10="urn:schemas-microsoft-com:office:word" xmlns:w="http://schemas.openxmlformats.org/wordprocessingml/2006/main" xmlns:w14="http://schemas.microsoft.com/office/word/2010/wordml" xmlns:w15="http://schemas.microsoft.com/office/word/2012/wordml" xmlns:w16cex="http://schemas.microsoft.com/office/word/2018/wordml/cex" xmlns:w16cid="http://schemas.microsoft.com/office/word/2016/wordml/cid" xmlns:w16="http://schemas.microsoft.com/office/word/2018/wordml" xmlns:w16du="http://schemas.microsoft.com/office/word/2023/wordml/word16du" xmlns:w16sdtdh="http://schemas.microsoft.com/office/word/2020/wordml/sdtdatahash" xmlns:w16sdtfl="http://schemas.microsoft.com/office/word/2024/wordml/sdtformatlock" xmlns:w16se="http://schemas.microsoft.com/office/word/2015/wordml/symex" xmlns:wpg="http://schemas.microsoft.com/office/word/2010/wordprocessingGroup" xmlns:wpi="http://schemas.microsoft.com/office/word/2010/wordprocessingInk" xmlns:wne="http://schemas.microsoft.com/office/word/2006/wordml" xmlns:wps="http://schemas.microsoft.com/office/word/2010/wordprocessingShape" mc:Ignorable="w14 w15 w16se w16cid w16 w16cex w16sdtdh w16sdtfl w16du wp14">
   <w:abstractNum w:abstractNumId="0" w15:restartNumberingAfterBreak="0">
+    <w:nsid w:val="050B15FA"/>
+    <w:multiLevelType w:val="multilevel"/>
+    <w:tmpl w:val="B3E614CE"/>
+    <w:lvl w:ilvl="0">
+      <w:start w:val="1"/>
+      <w:numFmt w:val="bullet"/>
+      <w:lvlText w:val=""/>
+      <w:lvlJc w:val="left"/>
+      <w:pPr>
+        <w:tabs>
+          <w:tab w:val="num" w:pos="720"/>
+        </w:tabs>
+        <w:ind w:left="720" w:hanging="360"/>
+      </w:pPr>
+      <w:rPr>
+        <w:rFonts w:ascii="Symbol" w:hAnsi="Symbol" w:hint="default"/>
+        <w:sz w:val="20"/>
+      </w:rPr>
+    </w:lvl>
+    <w:lvl w:ilvl="1" w:tentative="1">
+      <w:start w:val="1"/>
+      <w:numFmt w:val="bullet"/>
+      <w:lvlText w:val="o"/>
+      <w:lvlJc w:val="left"/>
+      <w:pPr>
+        <w:tabs>
+          <w:tab w:val="num" w:pos="1440"/>
+        </w:tabs>
+        <w:ind w:left="1440" w:hanging="360"/>
+      </w:pPr>
+      <w:rPr>
+        <w:rFonts w:ascii="Courier New" w:hAnsi="Courier New" w:hint="default"/>
+        <w:sz w:val="20"/>
+      </w:rPr>
+    </w:lvl>
+    <w:lvl w:ilvl="2" w:tentative="1">
+      <w:start w:val="1"/>
+      <w:numFmt w:val="bullet"/>
+      <w:lvlText w:val=""/>
+      <w:lvlJc w:val="left"/>
+      <w:pPr>
+        <w:tabs>
+          <w:tab w:val="num" w:pos="2160"/>
+        </w:tabs>
+        <w:ind w:left="2160" w:hanging="360"/>
+      </w:pPr>
+      <w:rPr>
+        <w:rFonts w:ascii="Wingdings" w:hAnsi="Wingdings" w:hint="default"/>
+        <w:sz w:val="20"/>
+      </w:rPr>
+    </w:lvl>
+    <w:lvl w:ilvl="3" w:tentative="1">
+      <w:start w:val="1"/>
+      <w:numFmt w:val="bullet"/>
+      <w:lvlText w:val=""/>
+      <w:lvlJc w:val="left"/>
+      <w:pPr>
+        <w:tabs>
+          <w:tab w:val="num" w:pos="2880"/>
+        </w:tabs>
+        <w:ind w:left="2880" w:hanging="360"/>
+      </w:pPr>
+      <w:rPr>
+        <w:rFonts w:ascii="Wingdings" w:hAnsi="Wingdings" w:hint="default"/>
+        <w:sz w:val="20"/>
+      </w:rPr>
+    </w:lvl>
+    <w:lvl w:ilvl="4" w:tentative="1">
+      <w:start w:val="1"/>
+      <w:numFmt w:val="bullet"/>
+      <w:lvlText w:val=""/>
+      <w:lvlJc w:val="left"/>
+      <w:pPr>
+        <w:tabs>
+          <w:tab w:val="num" w:pos="3600"/>
+        </w:tabs>
+        <w:ind w:left="3600" w:hanging="360"/>
+      </w:pPr>
+      <w:rPr>
+        <w:rFonts w:ascii="Wingdings" w:hAnsi="Wingdings" w:hint="default"/>
+        <w:sz w:val="20"/>
+      </w:rPr>
+    </w:lvl>
+    <w:lvl w:ilvl="5" w:tentative="1">
+      <w:start w:val="1"/>
+      <w:numFmt w:val="bullet"/>
+      <w:lvlText w:val=""/>
+      <w:lvlJc w:val="left"/>
+      <w:pPr>
+        <w:tabs>
+          <w:tab w:val="num" w:pos="4320"/>
+        </w:tabs>
+        <w:ind w:left="4320" w:hanging="360"/>
+      </w:pPr>
+      <w:rPr>
+        <w:rFonts w:ascii="Wingdings" w:hAnsi="Wingdings" w:hint="default"/>
+        <w:sz w:val="20"/>
+      </w:rPr>
+    </w:lvl>
+    <w:lvl w:ilvl="6" w:tentative="1">
+      <w:start w:val="1"/>
+      <w:numFmt w:val="bullet"/>
+      <w:lvlText w:val=""/>
+      <w:lvlJc w:val="left"/>
+      <w:pPr>
+        <w:tabs>
+          <w:tab w:val="num" w:pos="5040"/>
+        </w:tabs>
+        <w:ind w:left="5040" w:hanging="360"/>
+      </w:pPr>
+      <w:rPr>
+        <w:rFonts w:ascii="Wingdings" w:hAnsi="Wingdings" w:hint="default"/>
+        <w:sz w:val="20"/>
+      </w:rPr>
+    </w:lvl>
+    <w:lvl w:ilvl="7" w:tentative="1">
+      <w:start w:val="1"/>
+      <w:numFmt w:val="bullet"/>
+      <w:lvlText w:val=""/>
+      <w:lvlJc w:val="left"/>
+      <w:pPr>
+        <w:tabs>
+          <w:tab w:val="num" w:pos="5760"/>
+        </w:tabs>
+        <w:ind w:left="5760" w:hanging="360"/>
+      </w:pPr>
+      <w:rPr>
+        <w:rFonts w:ascii="Wingdings" w:hAnsi="Wingdings" w:hint="default"/>
+        <w:sz w:val="20"/>
+      </w:rPr>
+    </w:lvl>
+    <w:lvl w:ilvl="8" w:tentative="1">
+      <w:start w:val="1"/>
+      <w:numFmt w:val="bullet"/>
+      <w:lvlText w:val=""/>
+      <w:lvlJc w:val="left"/>
+      <w:pPr>
+        <w:tabs>
+          <w:tab w:val="num" w:pos="6480"/>
+        </w:tabs>
+        <w:ind w:left="6480" w:hanging="360"/>
+      </w:pPr>
+      <w:rPr>
+        <w:rFonts w:ascii="Wingdings" w:hAnsi="Wingdings" w:hint="default"/>
+        <w:sz w:val="20"/>
+      </w:rPr>
+    </w:lvl>
+  </w:abstractNum>
+  <w:abstractNum w:abstractNumId="1" w15:restartNumberingAfterBreak="0">
     <w:nsid w:val="10D02E4C"/>
     <w:multiLevelType w:val="multilevel"/>
     <w:tmpl w:val="87822D6A"/>
@@ -2374,7 +3240,7 @@
       </w:rPr>
     </w:lvl>
   </w:abstractNum>
-  <w:abstractNum w:abstractNumId="1" w15:restartNumberingAfterBreak="0">
+  <w:abstractNum w:abstractNumId="2" w15:restartNumberingAfterBreak="0">
     <w:nsid w:val="1C093E0F"/>
     <w:multiLevelType w:val="multilevel"/>
     <w:tmpl w:val="F660598A"/>
@@ -2523,7 +3389,305 @@
       </w:rPr>
     </w:lvl>
   </w:abstractNum>
-  <w:abstractNum w:abstractNumId="2" w15:restartNumberingAfterBreak="0">
+  <w:abstractNum w:abstractNumId="3" w15:restartNumberingAfterBreak="0">
+    <w:nsid w:val="23064678"/>
+    <w:multiLevelType w:val="multilevel"/>
+    <w:tmpl w:val="79FA0790"/>
+    <w:lvl w:ilvl="0">
+      <w:start w:val="1"/>
+      <w:numFmt w:val="bullet"/>
+      <w:lvlText w:val=""/>
+      <w:lvlJc w:val="left"/>
+      <w:pPr>
+        <w:tabs>
+          <w:tab w:val="num" w:pos="720"/>
+        </w:tabs>
+        <w:ind w:left="720" w:hanging="360"/>
+      </w:pPr>
+      <w:rPr>
+        <w:rFonts w:ascii="Symbol" w:hAnsi="Symbol" w:hint="default"/>
+        <w:sz w:val="20"/>
+      </w:rPr>
+    </w:lvl>
+    <w:lvl w:ilvl="1" w:tentative="1">
+      <w:start w:val="1"/>
+      <w:numFmt w:val="bullet"/>
+      <w:lvlText w:val="o"/>
+      <w:lvlJc w:val="left"/>
+      <w:pPr>
+        <w:tabs>
+          <w:tab w:val="num" w:pos="1440"/>
+        </w:tabs>
+        <w:ind w:left="1440" w:hanging="360"/>
+      </w:pPr>
+      <w:rPr>
+        <w:rFonts w:ascii="Courier New" w:hAnsi="Courier New" w:hint="default"/>
+        <w:sz w:val="20"/>
+      </w:rPr>
+    </w:lvl>
+    <w:lvl w:ilvl="2" w:tentative="1">
+      <w:start w:val="1"/>
+      <w:numFmt w:val="bullet"/>
+      <w:lvlText w:val=""/>
+      <w:lvlJc w:val="left"/>
+      <w:pPr>
+        <w:tabs>
+          <w:tab w:val="num" w:pos="2160"/>
+        </w:tabs>
+        <w:ind w:left="2160" w:hanging="360"/>
+      </w:pPr>
+      <w:rPr>
+        <w:rFonts w:ascii="Wingdings" w:hAnsi="Wingdings" w:hint="default"/>
+        <w:sz w:val="20"/>
+      </w:rPr>
+    </w:lvl>
+    <w:lvl w:ilvl="3" w:tentative="1">
+      <w:start w:val="1"/>
+      <w:numFmt w:val="bullet"/>
+      <w:lvlText w:val=""/>
+      <w:lvlJc w:val="left"/>
+      <w:pPr>
+        <w:tabs>
+          <w:tab w:val="num" w:pos="2880"/>
+        </w:tabs>
+        <w:ind w:left="2880" w:hanging="360"/>
+      </w:pPr>
+      <w:rPr>
+        <w:rFonts w:ascii="Wingdings" w:hAnsi="Wingdings" w:hint="default"/>
+        <w:sz w:val="20"/>
+      </w:rPr>
+    </w:lvl>
+    <w:lvl w:ilvl="4" w:tentative="1">
+      <w:start w:val="1"/>
+      <w:numFmt w:val="bullet"/>
+      <w:lvlText w:val=""/>
+      <w:lvlJc w:val="left"/>
+      <w:pPr>
+        <w:tabs>
+          <w:tab w:val="num" w:pos="3600"/>
+        </w:tabs>
+        <w:ind w:left="3600" w:hanging="360"/>
+      </w:pPr>
+      <w:rPr>
+        <w:rFonts w:ascii="Wingdings" w:hAnsi="Wingdings" w:hint="default"/>
+        <w:sz w:val="20"/>
+      </w:rPr>
+    </w:lvl>
+    <w:lvl w:ilvl="5" w:tentative="1">
+      <w:start w:val="1"/>
+      <w:numFmt w:val="bullet"/>
+      <w:lvlText w:val=""/>
+      <w:lvlJc w:val="left"/>
+      <w:pPr>
+        <w:tabs>
+          <w:tab w:val="num" w:pos="4320"/>
+        </w:tabs>
+        <w:ind w:left="4320" w:hanging="360"/>
+      </w:pPr>
+      <w:rPr>
+        <w:rFonts w:ascii="Wingdings" w:hAnsi="Wingdings" w:hint="default"/>
+        <w:sz w:val="20"/>
+      </w:rPr>
+    </w:lvl>
+    <w:lvl w:ilvl="6" w:tentative="1">
+      <w:start w:val="1"/>
+      <w:numFmt w:val="bullet"/>
+      <w:lvlText w:val=""/>
+      <w:lvlJc w:val="left"/>
+      <w:pPr>
+        <w:tabs>
+          <w:tab w:val="num" w:pos="5040"/>
+        </w:tabs>
+        <w:ind w:left="5040" w:hanging="360"/>
+      </w:pPr>
+      <w:rPr>
+        <w:rFonts w:ascii="Wingdings" w:hAnsi="Wingdings" w:hint="default"/>
+        <w:sz w:val="20"/>
+      </w:rPr>
+    </w:lvl>
+    <w:lvl w:ilvl="7" w:tentative="1">
+      <w:start w:val="1"/>
+      <w:numFmt w:val="bullet"/>
+      <w:lvlText w:val=""/>
+      <w:lvlJc w:val="left"/>
+      <w:pPr>
+        <w:tabs>
+          <w:tab w:val="num" w:pos="5760"/>
+        </w:tabs>
+        <w:ind w:left="5760" w:hanging="360"/>
+      </w:pPr>
+      <w:rPr>
+        <w:rFonts w:ascii="Wingdings" w:hAnsi="Wingdings" w:hint="default"/>
+        <w:sz w:val="20"/>
+      </w:rPr>
+    </w:lvl>
+    <w:lvl w:ilvl="8" w:tentative="1">
+      <w:start w:val="1"/>
+      <w:numFmt w:val="bullet"/>
+      <w:lvlText w:val=""/>
+      <w:lvlJc w:val="left"/>
+      <w:pPr>
+        <w:tabs>
+          <w:tab w:val="num" w:pos="6480"/>
+        </w:tabs>
+        <w:ind w:left="6480" w:hanging="360"/>
+      </w:pPr>
+      <w:rPr>
+        <w:rFonts w:ascii="Wingdings" w:hAnsi="Wingdings" w:hint="default"/>
+        <w:sz w:val="20"/>
+      </w:rPr>
+    </w:lvl>
+  </w:abstractNum>
+  <w:abstractNum w:abstractNumId="4" w15:restartNumberingAfterBreak="0">
+    <w:nsid w:val="291F53BA"/>
+    <w:multiLevelType w:val="multilevel"/>
+    <w:tmpl w:val="B71E97EE"/>
+    <w:lvl w:ilvl="0">
+      <w:start w:val="1"/>
+      <w:numFmt w:val="bullet"/>
+      <w:lvlText w:val=""/>
+      <w:lvlJc w:val="left"/>
+      <w:pPr>
+        <w:tabs>
+          <w:tab w:val="num" w:pos="720"/>
+        </w:tabs>
+        <w:ind w:left="720" w:hanging="360"/>
+      </w:pPr>
+      <w:rPr>
+        <w:rFonts w:ascii="Symbol" w:hAnsi="Symbol" w:hint="default"/>
+        <w:sz w:val="20"/>
+      </w:rPr>
+    </w:lvl>
+    <w:lvl w:ilvl="1" w:tentative="1">
+      <w:start w:val="1"/>
+      <w:numFmt w:val="bullet"/>
+      <w:lvlText w:val="o"/>
+      <w:lvlJc w:val="left"/>
+      <w:pPr>
+        <w:tabs>
+          <w:tab w:val="num" w:pos="1440"/>
+        </w:tabs>
+        <w:ind w:left="1440" w:hanging="360"/>
+      </w:pPr>
+      <w:rPr>
+        <w:rFonts w:ascii="Courier New" w:hAnsi="Courier New" w:hint="default"/>
+        <w:sz w:val="20"/>
+      </w:rPr>
+    </w:lvl>
+    <w:lvl w:ilvl="2" w:tentative="1">
+      <w:start w:val="1"/>
+      <w:numFmt w:val="bullet"/>
+      <w:lvlText w:val=""/>
+      <w:lvlJc w:val="left"/>
+      <w:pPr>
+        <w:tabs>
+          <w:tab w:val="num" w:pos="2160"/>
+        </w:tabs>
+        <w:ind w:left="2160" w:hanging="360"/>
+      </w:pPr>
+      <w:rPr>
+        <w:rFonts w:ascii="Wingdings" w:hAnsi="Wingdings" w:hint="default"/>
+        <w:sz w:val="20"/>
+      </w:rPr>
+    </w:lvl>
+    <w:lvl w:ilvl="3" w:tentative="1">
+      <w:start w:val="1"/>
+      <w:numFmt w:val="bullet"/>
+      <w:lvlText w:val=""/>
+      <w:lvlJc w:val="left"/>
+      <w:pPr>
+        <w:tabs>
+          <w:tab w:val="num" w:pos="2880"/>
+        </w:tabs>
+        <w:ind w:left="2880" w:hanging="360"/>
+      </w:pPr>
+      <w:rPr>
+        <w:rFonts w:ascii="Wingdings" w:hAnsi="Wingdings" w:hint="default"/>
+        <w:sz w:val="20"/>
+      </w:rPr>
+    </w:lvl>
+    <w:lvl w:ilvl="4" w:tentative="1">
+      <w:start w:val="1"/>
+      <w:numFmt w:val="bullet"/>
+      <w:lvlText w:val=""/>
+      <w:lvlJc w:val="left"/>
+      <w:pPr>
+        <w:tabs>
+          <w:tab w:val="num" w:pos="3600"/>
+        </w:tabs>
+        <w:ind w:left="3600" w:hanging="360"/>
+      </w:pPr>
+      <w:rPr>
+        <w:rFonts w:ascii="Wingdings" w:hAnsi="Wingdings" w:hint="default"/>
+        <w:sz w:val="20"/>
+      </w:rPr>
+    </w:lvl>
+    <w:lvl w:ilvl="5" w:tentative="1">
+      <w:start w:val="1"/>
+      <w:numFmt w:val="bullet"/>
+      <w:lvlText w:val=""/>
+      <w:lvlJc w:val="left"/>
+      <w:pPr>
+        <w:tabs>
+          <w:tab w:val="num" w:pos="4320"/>
+        </w:tabs>
+        <w:ind w:left="4320" w:hanging="360"/>
+      </w:pPr>
+      <w:rPr>
+        <w:rFonts w:ascii="Wingdings" w:hAnsi="Wingdings" w:hint="default"/>
+        <w:sz w:val="20"/>
+      </w:rPr>
+    </w:lvl>
+    <w:lvl w:ilvl="6" w:tentative="1">
+      <w:start w:val="1"/>
+      <w:numFmt w:val="bullet"/>
+      <w:lvlText w:val=""/>
+      <w:lvlJc w:val="left"/>
+      <w:pPr>
+        <w:tabs>
+          <w:tab w:val="num" w:pos="5040"/>
+        </w:tabs>
+        <w:ind w:left="5040" w:hanging="360"/>
+      </w:pPr>
+      <w:rPr>
+        <w:rFonts w:ascii="Wingdings" w:hAnsi="Wingdings" w:hint="default"/>
+        <w:sz w:val="20"/>
+      </w:rPr>
+    </w:lvl>
+    <w:lvl w:ilvl="7" w:tentative="1">
+      <w:start w:val="1"/>
+      <w:numFmt w:val="bullet"/>
+      <w:lvlText w:val=""/>
+      <w:lvlJc w:val="left"/>
+      <w:pPr>
+        <w:tabs>
+          <w:tab w:val="num" w:pos="5760"/>
+        </w:tabs>
+        <w:ind w:left="5760" w:hanging="360"/>
+      </w:pPr>
+      <w:rPr>
+        <w:rFonts w:ascii="Wingdings" w:hAnsi="Wingdings" w:hint="default"/>
+        <w:sz w:val="20"/>
+      </w:rPr>
+    </w:lvl>
+    <w:lvl w:ilvl="8" w:tentative="1">
+      <w:start w:val="1"/>
+      <w:numFmt w:val="bullet"/>
+      <w:lvlText w:val=""/>
+      <w:lvlJc w:val="left"/>
+      <w:pPr>
+        <w:tabs>
+          <w:tab w:val="num" w:pos="6480"/>
+        </w:tabs>
+        <w:ind w:left="6480" w:hanging="360"/>
+      </w:pPr>
+      <w:rPr>
+        <w:rFonts w:ascii="Wingdings" w:hAnsi="Wingdings" w:hint="default"/>
+        <w:sz w:val="20"/>
+      </w:rPr>
+    </w:lvl>
+  </w:abstractNum>
+  <w:abstractNum w:abstractNumId="5" w15:restartNumberingAfterBreak="0">
     <w:nsid w:val="50297E33"/>
     <w:multiLevelType w:val="multilevel"/>
     <w:tmpl w:val="A300C81E"/>
@@ -2672,7 +3836,7 @@
       </w:rPr>
     </w:lvl>
   </w:abstractNum>
-  <w:abstractNum w:abstractNumId="3" w15:restartNumberingAfterBreak="0">
+  <w:abstractNum w:abstractNumId="6" w15:restartNumberingAfterBreak="0">
     <w:nsid w:val="538E38DC"/>
     <w:multiLevelType w:val="multilevel"/>
     <w:tmpl w:val="053C4762"/>
@@ -2821,17 +3985,330 @@
       </w:rPr>
     </w:lvl>
   </w:abstractNum>
+  <w:abstractNum w:abstractNumId="7" w15:restartNumberingAfterBreak="0">
+    <w:nsid w:val="6ED529BC"/>
+    <w:multiLevelType w:val="multilevel"/>
+    <w:tmpl w:val="A3B03342"/>
+    <w:lvl w:ilvl="0">
+      <w:start w:val="1"/>
+      <w:numFmt w:val="bullet"/>
+      <w:lvlText w:val=""/>
+      <w:lvlJc w:val="left"/>
+      <w:pPr>
+        <w:tabs>
+          <w:tab w:val="num" w:pos="720"/>
+        </w:tabs>
+        <w:ind w:left="720" w:hanging="360"/>
+      </w:pPr>
+      <w:rPr>
+        <w:rFonts w:ascii="Symbol" w:hAnsi="Symbol" w:hint="default"/>
+        <w:sz w:val="20"/>
+      </w:rPr>
+    </w:lvl>
+    <w:lvl w:ilvl="1" w:tentative="1">
+      <w:start w:val="1"/>
+      <w:numFmt w:val="bullet"/>
+      <w:lvlText w:val="o"/>
+      <w:lvlJc w:val="left"/>
+      <w:pPr>
+        <w:tabs>
+          <w:tab w:val="num" w:pos="1440"/>
+        </w:tabs>
+        <w:ind w:left="1440" w:hanging="360"/>
+      </w:pPr>
+      <w:rPr>
+        <w:rFonts w:ascii="Courier New" w:hAnsi="Courier New" w:hint="default"/>
+        <w:sz w:val="20"/>
+      </w:rPr>
+    </w:lvl>
+    <w:lvl w:ilvl="2" w:tentative="1">
+      <w:start w:val="1"/>
+      <w:numFmt w:val="bullet"/>
+      <w:lvlText w:val=""/>
+      <w:lvlJc w:val="left"/>
+      <w:pPr>
+        <w:tabs>
+          <w:tab w:val="num" w:pos="2160"/>
+        </w:tabs>
+        <w:ind w:left="2160" w:hanging="360"/>
+      </w:pPr>
+      <w:rPr>
+        <w:rFonts w:ascii="Wingdings" w:hAnsi="Wingdings" w:hint="default"/>
+        <w:sz w:val="20"/>
+      </w:rPr>
+    </w:lvl>
+    <w:lvl w:ilvl="3" w:tentative="1">
+      <w:start w:val="1"/>
+      <w:numFmt w:val="bullet"/>
+      <w:lvlText w:val=""/>
+      <w:lvlJc w:val="left"/>
+      <w:pPr>
+        <w:tabs>
+          <w:tab w:val="num" w:pos="2880"/>
+        </w:tabs>
+        <w:ind w:left="2880" w:hanging="360"/>
+      </w:pPr>
+      <w:rPr>
+        <w:rFonts w:ascii="Wingdings" w:hAnsi="Wingdings" w:hint="default"/>
+        <w:sz w:val="20"/>
+      </w:rPr>
+    </w:lvl>
+    <w:lvl w:ilvl="4" w:tentative="1">
+      <w:start w:val="1"/>
+      <w:numFmt w:val="bullet"/>
+      <w:lvlText w:val=""/>
+      <w:lvlJc w:val="left"/>
+      <w:pPr>
+        <w:tabs>
+          <w:tab w:val="num" w:pos="3600"/>
+        </w:tabs>
+        <w:ind w:left="3600" w:hanging="360"/>
+      </w:pPr>
+      <w:rPr>
+        <w:rFonts w:ascii="Wingdings" w:hAnsi="Wingdings" w:hint="default"/>
+        <w:sz w:val="20"/>
+      </w:rPr>
+    </w:lvl>
+    <w:lvl w:ilvl="5" w:tentative="1">
+      <w:start w:val="1"/>
+      <w:numFmt w:val="bullet"/>
+      <w:lvlText w:val=""/>
+      <w:lvlJc w:val="left"/>
+      <w:pPr>
+        <w:tabs>
+          <w:tab w:val="num" w:pos="4320"/>
+        </w:tabs>
+        <w:ind w:left="4320" w:hanging="360"/>
+      </w:pPr>
+      <w:rPr>
+        <w:rFonts w:ascii="Wingdings" w:hAnsi="Wingdings" w:hint="default"/>
+        <w:sz w:val="20"/>
+      </w:rPr>
+    </w:lvl>
+    <w:lvl w:ilvl="6" w:tentative="1">
+      <w:start w:val="1"/>
+      <w:numFmt w:val="bullet"/>
+      <w:lvlText w:val=""/>
+      <w:lvlJc w:val="left"/>
+      <w:pPr>
+        <w:tabs>
+          <w:tab w:val="num" w:pos="5040"/>
+        </w:tabs>
+        <w:ind w:left="5040" w:hanging="360"/>
+      </w:pPr>
+      <w:rPr>
+        <w:rFonts w:ascii="Wingdings" w:hAnsi="Wingdings" w:hint="default"/>
+        <w:sz w:val="20"/>
+      </w:rPr>
+    </w:lvl>
+    <w:lvl w:ilvl="7" w:tentative="1">
+      <w:start w:val="1"/>
+      <w:numFmt w:val="bullet"/>
+      <w:lvlText w:val=""/>
+      <w:lvlJc w:val="left"/>
+      <w:pPr>
+        <w:tabs>
+          <w:tab w:val="num" w:pos="5760"/>
+        </w:tabs>
+        <w:ind w:left="5760" w:hanging="360"/>
+      </w:pPr>
+      <w:rPr>
+        <w:rFonts w:ascii="Wingdings" w:hAnsi="Wingdings" w:hint="default"/>
+        <w:sz w:val="20"/>
+      </w:rPr>
+    </w:lvl>
+    <w:lvl w:ilvl="8" w:tentative="1">
+      <w:start w:val="1"/>
+      <w:numFmt w:val="bullet"/>
+      <w:lvlText w:val=""/>
+      <w:lvlJc w:val="left"/>
+      <w:pPr>
+        <w:tabs>
+          <w:tab w:val="num" w:pos="6480"/>
+        </w:tabs>
+        <w:ind w:left="6480" w:hanging="360"/>
+      </w:pPr>
+      <w:rPr>
+        <w:rFonts w:ascii="Wingdings" w:hAnsi="Wingdings" w:hint="default"/>
+        <w:sz w:val="20"/>
+      </w:rPr>
+    </w:lvl>
+  </w:abstractNum>
+  <w:abstractNum w:abstractNumId="8" w15:restartNumberingAfterBreak="0">
+    <w:nsid w:val="70EF5AB4"/>
+    <w:multiLevelType w:val="multilevel"/>
+    <w:tmpl w:val="D47056C6"/>
+    <w:lvl w:ilvl="0">
+      <w:start w:val="1"/>
+      <w:numFmt w:val="bullet"/>
+      <w:lvlText w:val=""/>
+      <w:lvlJc w:val="left"/>
+      <w:pPr>
+        <w:tabs>
+          <w:tab w:val="num" w:pos="720"/>
+        </w:tabs>
+        <w:ind w:left="720" w:hanging="360"/>
+      </w:pPr>
+      <w:rPr>
+        <w:rFonts w:ascii="Symbol" w:hAnsi="Symbol" w:hint="default"/>
+        <w:sz w:val="20"/>
+      </w:rPr>
+    </w:lvl>
+    <w:lvl w:ilvl="1" w:tentative="1">
+      <w:start w:val="1"/>
+      <w:numFmt w:val="bullet"/>
+      <w:lvlText w:val="o"/>
+      <w:lvlJc w:val="left"/>
+      <w:pPr>
+        <w:tabs>
+          <w:tab w:val="num" w:pos="1440"/>
+        </w:tabs>
+        <w:ind w:left="1440" w:hanging="360"/>
+      </w:pPr>
+      <w:rPr>
+        <w:rFonts w:ascii="Courier New" w:hAnsi="Courier New" w:hint="default"/>
+        <w:sz w:val="20"/>
+      </w:rPr>
+    </w:lvl>
+    <w:lvl w:ilvl="2" w:tentative="1">
+      <w:start w:val="1"/>
+      <w:numFmt w:val="bullet"/>
+      <w:lvlText w:val=""/>
+      <w:lvlJc w:val="left"/>
+      <w:pPr>
+        <w:tabs>
+          <w:tab w:val="num" w:pos="2160"/>
+        </w:tabs>
+        <w:ind w:left="2160" w:hanging="360"/>
+      </w:pPr>
+      <w:rPr>
+        <w:rFonts w:ascii="Wingdings" w:hAnsi="Wingdings" w:hint="default"/>
+        <w:sz w:val="20"/>
+      </w:rPr>
+    </w:lvl>
+    <w:lvl w:ilvl="3" w:tentative="1">
+      <w:start w:val="1"/>
+      <w:numFmt w:val="bullet"/>
+      <w:lvlText w:val=""/>
+      <w:lvlJc w:val="left"/>
+      <w:pPr>
+        <w:tabs>
+          <w:tab w:val="num" w:pos="2880"/>
+        </w:tabs>
+        <w:ind w:left="2880" w:hanging="360"/>
+      </w:pPr>
+      <w:rPr>
+        <w:rFonts w:ascii="Wingdings" w:hAnsi="Wingdings" w:hint="default"/>
+        <w:sz w:val="20"/>
+      </w:rPr>
+    </w:lvl>
+    <w:lvl w:ilvl="4" w:tentative="1">
+      <w:start w:val="1"/>
+      <w:numFmt w:val="bullet"/>
+      <w:lvlText w:val=""/>
+      <w:lvlJc w:val="left"/>
+      <w:pPr>
+        <w:tabs>
+          <w:tab w:val="num" w:pos="3600"/>
+        </w:tabs>
+        <w:ind w:left="3600" w:hanging="360"/>
+      </w:pPr>
+      <w:rPr>
+        <w:rFonts w:ascii="Wingdings" w:hAnsi="Wingdings" w:hint="default"/>
+        <w:sz w:val="20"/>
+      </w:rPr>
+    </w:lvl>
+    <w:lvl w:ilvl="5" w:tentative="1">
+      <w:start w:val="1"/>
+      <w:numFmt w:val="bullet"/>
+      <w:lvlText w:val=""/>
+      <w:lvlJc w:val="left"/>
+      <w:pPr>
+        <w:tabs>
+          <w:tab w:val="num" w:pos="4320"/>
+        </w:tabs>
+        <w:ind w:left="4320" w:hanging="360"/>
+      </w:pPr>
+      <w:rPr>
+        <w:rFonts w:ascii="Wingdings" w:hAnsi="Wingdings" w:hint="default"/>
+        <w:sz w:val="20"/>
+      </w:rPr>
+    </w:lvl>
+    <w:lvl w:ilvl="6" w:tentative="1">
+      <w:start w:val="1"/>
+      <w:numFmt w:val="bullet"/>
+      <w:lvlText w:val=""/>
+      <w:lvlJc w:val="left"/>
+      <w:pPr>
+        <w:tabs>
+          <w:tab w:val="num" w:pos="5040"/>
+        </w:tabs>
+        <w:ind w:left="5040" w:hanging="360"/>
+      </w:pPr>
+      <w:rPr>
+        <w:rFonts w:ascii="Wingdings" w:hAnsi="Wingdings" w:hint="default"/>
+        <w:sz w:val="20"/>
+      </w:rPr>
+    </w:lvl>
+    <w:lvl w:ilvl="7" w:tentative="1">
+      <w:start w:val="1"/>
+      <w:numFmt w:val="bullet"/>
+      <w:lvlText w:val=""/>
+      <w:lvlJc w:val="left"/>
+      <w:pPr>
+        <w:tabs>
+          <w:tab w:val="num" w:pos="5760"/>
+        </w:tabs>
+        <w:ind w:left="5760" w:hanging="360"/>
+      </w:pPr>
+      <w:rPr>
+        <w:rFonts w:ascii="Wingdings" w:hAnsi="Wingdings" w:hint="default"/>
+        <w:sz w:val="20"/>
+      </w:rPr>
+    </w:lvl>
+    <w:lvl w:ilvl="8" w:tentative="1">
+      <w:start w:val="1"/>
+      <w:numFmt w:val="bullet"/>
+      <w:lvlText w:val=""/>
+      <w:lvlJc w:val="left"/>
+      <w:pPr>
+        <w:tabs>
+          <w:tab w:val="num" w:pos="6480"/>
+        </w:tabs>
+        <w:ind w:left="6480" w:hanging="360"/>
+      </w:pPr>
+      <w:rPr>
+        <w:rFonts w:ascii="Wingdings" w:hAnsi="Wingdings" w:hint="default"/>
+        <w:sz w:val="20"/>
+      </w:rPr>
+    </w:lvl>
+  </w:abstractNum>
   <w:num w:numId="1" w16cid:durableId="734737687">
+    <w:abstractNumId w:val="2"/>
+  </w:num>
+  <w:num w:numId="2" w16cid:durableId="1402144725">
     <w:abstractNumId w:val="1"/>
   </w:num>
-  <w:num w:numId="2" w16cid:durableId="1402144725">
-    <w:abstractNumId w:val="0"/>
+  <w:num w:numId="3" w16cid:durableId="1911816259">
+    <w:abstractNumId w:val="6"/>
   </w:num>
-  <w:num w:numId="3" w16cid:durableId="1911816259">
+  <w:num w:numId="4" w16cid:durableId="1581913592">
+    <w:abstractNumId w:val="5"/>
+  </w:num>
+  <w:num w:numId="5" w16cid:durableId="1163668903">
     <w:abstractNumId w:val="3"/>
   </w:num>
-  <w:num w:numId="4" w16cid:durableId="1581913592">
-    <w:abstractNumId w:val="2"/>
+  <w:num w:numId="6" w16cid:durableId="804393633">
+    <w:abstractNumId w:val="8"/>
+  </w:num>
+  <w:num w:numId="7" w16cid:durableId="1662853973">
+    <w:abstractNumId w:val="7"/>
+  </w:num>
+  <w:num w:numId="8" w16cid:durableId="109589405">
+    <w:abstractNumId w:val="4"/>
+  </w:num>
+  <w:num w:numId="9" w16cid:durableId="1368801440">
+    <w:abstractNumId w:val="0"/>
   </w:num>
 </w:numbering>
 </file>

--- a/Documented_transformations.docx
+++ b/Documented_transformations.docx
@@ -1,6 +1,6 @@
 
 <file path=word/document.xml><?xml version="1.0" encoding="utf-8"?>
-<w:document xmlns:wpc="http://schemas.microsoft.com/office/word/2010/wordprocessingCanvas" xmlns:cx="http://schemas.microsoft.com/office/drawing/2014/chartex" xmlns:cx1="http://schemas.microsoft.com/office/drawing/2015/9/8/chartex" xmlns:cx2="http://schemas.microsoft.com/office/drawing/2015/10/21/chartex" xmlns:cx3="http://schemas.microsoft.com/office/drawing/2016/5/9/chartex" xmlns:cx4="http://schemas.microsoft.com/office/drawing/2016/5/10/chartex" xmlns:cx5="http://schemas.microsoft.com/office/drawing/2016/5/11/chartex" xmlns:cx6="http://schemas.microsoft.com/office/drawing/2016/5/12/chartex" xmlns:cx7="http://schemas.microsoft.com/office/drawing/2016/5/13/chartex" xmlns:cx8="http://schemas.microsoft.com/office/drawing/2016/5/14/chartex" xmlns:mc="http://schemas.openxmlformats.org/markup-compatibility/2006" xmlns:aink="http://schemas.microsoft.com/office/drawing/2016/ink" xmlns:am3d="http://schemas.microsoft.com/office/drawing/2017/model3d" xmlns:o="urn:schemas-microsoft-com:office:office" xmlns:oel="http://schemas.microsoft.com/office/2019/extlst" xmlns:r="http://schemas.openxmlformats.org/officeDocument/2006/relationships" xmlns:m="http://schemas.openxmlformats.org/officeDocument/2006/math" xmlns:v="urn:schemas-microsoft-com:vml" xmlns:wp14="http://schemas.microsoft.com/office/word/2010/wordprocessingDrawing" xmlns:wp="http://schemas.openxmlformats.org/drawingml/2006/wordprocessingDrawing" xmlns:w10="urn:schemas-microsoft-com:office:word" xmlns:w="http://schemas.openxmlformats.org/wordprocessingml/2006/main" xmlns:w14="http://schemas.microsoft.com/office/word/2010/wordml" xmlns:w15="http://schemas.microsoft.com/office/word/2012/wordml" xmlns:w16cex="http://schemas.microsoft.com/office/word/2018/wordml/cex" xmlns:w16cid="http://schemas.microsoft.com/office/word/2016/wordml/cid" xmlns:w16="http://schemas.microsoft.com/office/word/2018/wordml" xmlns:w16du="http://schemas.microsoft.com/office/word/2023/wordml/word16du" xmlns:w16sdtdh="http://schemas.microsoft.com/office/word/2020/wordml/sdtdatahash" xmlns:w16sdtfl="http://schemas.microsoft.com/office/word/2024/wordml/sdtformatlock" xmlns:w16se="http://schemas.microsoft.com/office/word/2015/wordml/symex" xmlns:wpg="http://schemas.microsoft.com/office/word/2010/wordprocessingGroup" xmlns:wpi="http://schemas.microsoft.com/office/word/2010/wordprocessingInk" xmlns:wne="http://schemas.microsoft.com/office/word/2006/wordml" xmlns:wps="http://schemas.microsoft.com/office/word/2010/wordprocessingShape" mc:Ignorable="w14 w15 w16se w16cid w16 w16cex w16sdtdh w16sdtfl w16du wp14">
+<w:document xmlns:wpc="http://schemas.microsoft.com/office/word/2010/wordprocessingCanvas" xmlns:cx="http://schemas.microsoft.com/office/drawing/2014/chartex" xmlns:cx1="http://schemas.microsoft.com/office/drawing/2015/9/8/chartex" xmlns:cx2="http://schemas.microsoft.com/office/drawing/2015/10/21/chartex" xmlns:cx3="http://schemas.microsoft.com/office/drawing/2016/5/9/chartex" xmlns:cx4="http://schemas.microsoft.com/office/drawing/2016/5/10/chartex" xmlns:cx5="http://schemas.microsoft.com/office/drawing/2016/5/11/chartex" xmlns:cx6="http://schemas.microsoft.com/office/drawing/2016/5/12/chartex" xmlns:cx7="http://schemas.microsoft.com/office/drawing/2016/5/13/chartex" xmlns:cx8="http://schemas.microsoft.com/office/drawing/2016/5/14/chartex" xmlns:mc="http://schemas.openxmlformats.org/markup-compatibility/2006" xmlns:aink="http://schemas.microsoft.com/office/drawing/2016/ink" xmlns:am3d="http://schemas.microsoft.com/office/drawing/2017/model3d" xmlns:o="urn:schemas-microsoft-com:office:office" xmlns:r="http://schemas.openxmlformats.org/officeDocument/2006/relationships" xmlns:m="http://schemas.openxmlformats.org/officeDocument/2006/math" xmlns:v="urn:schemas-microsoft-com:vml" xmlns:wp14="http://schemas.microsoft.com/office/word/2010/wordprocessingDrawing" xmlns:wp="http://schemas.openxmlformats.org/drawingml/2006/wordprocessingDrawing" xmlns:w10="urn:schemas-microsoft-com:office:word" xmlns:w="http://schemas.openxmlformats.org/wordprocessingml/2006/main" xmlns:w14="http://schemas.microsoft.com/office/word/2010/wordml" xmlns:w15="http://schemas.microsoft.com/office/word/2012/wordml" xmlns:w16cid="http://schemas.microsoft.com/office/word/2016/wordml/cid" xmlns:w16se="http://schemas.microsoft.com/office/word/2015/wordml/symex" xmlns:wpg="http://schemas.microsoft.com/office/word/2010/wordprocessingGroup" xmlns:wpi="http://schemas.microsoft.com/office/word/2010/wordprocessingInk" xmlns:wne="http://schemas.microsoft.com/office/word/2006/wordml" xmlns:wps="http://schemas.microsoft.com/office/word/2010/wordprocessingShape" mc:Ignorable="w14 w15 w16se w16cid wp14">
   <w:body>
     <w:p>
       <w:pPr>
@@ -30,6 +30,7 @@
       <w:r>
         <w:rPr>
           <w:rFonts w:ascii="Times New Roman" w:hAnsi="Times New Roman" w:cs="Times New Roman"/>
+          <w:noProof/>
         </w:rPr>
         <w:drawing>
           <wp:inline distT="0" distB="0" distL="0" distR="0" wp14:anchorId="66003E31" wp14:editId="13FD316F">
@@ -156,21 +157,7 @@
         <w:rPr>
           <w:rFonts w:ascii="Times New Roman" w:hAnsi="Times New Roman" w:cs="Times New Roman"/>
         </w:rPr>
-        <w:t xml:space="preserve"> will never </w:t>
-      </w:r>
-      <w:proofErr w:type="gramStart"/>
-      <w:r>
-        <w:rPr>
-          <w:rFonts w:ascii="Times New Roman" w:hAnsi="Times New Roman" w:cs="Times New Roman"/>
-        </w:rPr>
-        <w:t>sum</w:t>
-      </w:r>
-      <w:proofErr w:type="gramEnd"/>
-      <w:r>
-        <w:rPr>
-          <w:rFonts w:ascii="Times New Roman" w:hAnsi="Times New Roman" w:cs="Times New Roman"/>
-        </w:rPr>
-        <w:t xml:space="preserve"> an ID or calculate the average Patient Number.</w:t>
+        <w:t xml:space="preserve"> will never sum an ID or calculate the average Patient Number.</w:t>
       </w:r>
       <w:r>
         <w:rPr>
@@ -263,6 +250,7 @@
       <w:r>
         <w:rPr>
           <w:rFonts w:ascii="Times New Roman" w:hAnsi="Times New Roman" w:cs="Times New Roman"/>
+          <w:noProof/>
         </w:rPr>
         <w:drawing>
           <wp:anchor distT="0" distB="0" distL="114300" distR="114300" simplePos="0" relativeHeight="251659264" behindDoc="0" locked="0" layoutInCell="1" allowOverlap="1" wp14:anchorId="2D1EAA5F" wp14:editId="415A157A">
@@ -352,6 +340,7 @@
       <w:r>
         <w:rPr>
           <w:rFonts w:ascii="Times New Roman" w:hAnsi="Times New Roman" w:cs="Times New Roman"/>
+          <w:noProof/>
         </w:rPr>
         <w:drawing>
           <wp:anchor distT="0" distB="0" distL="114300" distR="114300" simplePos="0" relativeHeight="251658240" behindDoc="0" locked="0" layoutInCell="1" allowOverlap="1" wp14:anchorId="347A31FE" wp14:editId="012FB8B2">
@@ -586,6 +575,7 @@
           <w:rFonts w:ascii="Times New Roman" w:hAnsi="Times New Roman" w:cs="Times New Roman"/>
           <w:b/>
           <w:bCs/>
+          <w:noProof/>
         </w:rPr>
         <w:drawing>
           <wp:anchor distT="0" distB="0" distL="114300" distR="114300" simplePos="0" relativeHeight="251660288" behindDoc="0" locked="0" layoutInCell="1" allowOverlap="1" wp14:anchorId="507704FF" wp14:editId="772EED1D">
@@ -758,6 +748,7 @@
       <w:r>
         <w:rPr>
           <w:rFonts w:ascii="Times New Roman" w:hAnsi="Times New Roman" w:cs="Times New Roman"/>
+          <w:noProof/>
         </w:rPr>
         <w:drawing>
           <wp:anchor distT="0" distB="0" distL="114300" distR="114300" simplePos="0" relativeHeight="251662336" behindDoc="0" locked="0" layoutInCell="1" allowOverlap="1" wp14:anchorId="6019EF5A" wp14:editId="1FAB1345">
@@ -875,6 +866,7 @@
           <w:rFonts w:ascii="Times New Roman" w:hAnsi="Times New Roman" w:cs="Times New Roman"/>
           <w:b/>
           <w:bCs/>
+          <w:noProof/>
         </w:rPr>
         <w:drawing>
           <wp:anchor distT="0" distB="0" distL="114300" distR="114300" simplePos="0" relativeHeight="251661312" behindDoc="0" locked="0" layoutInCell="1" allowOverlap="1" wp14:anchorId="64221D0F" wp14:editId="39411B48">
@@ -1085,21 +1077,7 @@
         <w:rPr>
           <w:rFonts w:ascii="Times New Roman" w:hAnsi="Times New Roman" w:cs="Times New Roman"/>
         </w:rPr>
-        <w:t>o maintain clinical accuracy</w:t>
-      </w:r>
-      <w:proofErr w:type="gramStart"/>
-      <w:r>
-        <w:rPr>
-          <w:rFonts w:ascii="Times New Roman" w:hAnsi="Times New Roman" w:cs="Times New Roman"/>
-        </w:rPr>
-        <w:t>, our</w:t>
-      </w:r>
-      <w:proofErr w:type="gramEnd"/>
-      <w:r>
-        <w:rPr>
-          <w:rFonts w:ascii="Times New Roman" w:hAnsi="Times New Roman" w:cs="Times New Roman"/>
-        </w:rPr>
-        <w:t xml:space="preserve"> group decided to focus on verified gender data. Removing invalid records ensures that our demographic insights</w:t>
+        <w:t>o maintain clinical accuracy, our group decided to focus on verified gender data. Removing invalid records ensures that our demographic insights</w:t>
       </w:r>
       <w:r>
         <w:rPr>
@@ -1352,6 +1330,7 @@
           <w:rFonts w:ascii="Times New Roman" w:hAnsi="Times New Roman" w:cs="Times New Roman"/>
           <w:b/>
           <w:bCs/>
+          <w:noProof/>
         </w:rPr>
         <w:drawing>
           <wp:anchor distT="0" distB="0" distL="114300" distR="114300" simplePos="0" relativeHeight="251666432" behindDoc="0" locked="0" layoutInCell="1" allowOverlap="1" wp14:anchorId="352BD30E" wp14:editId="06E1951D">
@@ -1421,6 +1400,7 @@
           <w:rFonts w:ascii="Times New Roman" w:hAnsi="Times New Roman" w:cs="Times New Roman"/>
           <w:b/>
           <w:bCs/>
+          <w:noProof/>
         </w:rPr>
         <w:drawing>
           <wp:anchor distT="0" distB="0" distL="114300" distR="114300" simplePos="0" relativeHeight="251664384" behindDoc="0" locked="0" layoutInCell="1" allowOverlap="1" wp14:anchorId="56A77D20" wp14:editId="7E998734">
@@ -1490,6 +1470,7 @@
           <w:rFonts w:ascii="Times New Roman" w:hAnsi="Times New Roman" w:cs="Times New Roman"/>
           <w:b/>
           <w:bCs/>
+          <w:noProof/>
         </w:rPr>
         <w:drawing>
           <wp:anchor distT="0" distB="0" distL="114300" distR="114300" simplePos="0" relativeHeight="251663360" behindDoc="0" locked="0" layoutInCell="1" allowOverlap="1" wp14:anchorId="5D94D270" wp14:editId="71052E41">
@@ -1547,7 +1528,7 @@
                       <a:tailEnd type="none" w="med" len="med"/>
                       <a:extLst>
                         <a:ext uri="{C807C97D-BFC1-408E-A445-0C87EB9F89A2}">
-                          <ask:lineSketchStyleProps xmlns:ask="http://schemas.microsoft.com/office/drawing/2018/sketchyshapes" sd="0">
+                          <ask:lineSketchStyleProps xmlns:ask="http://schemas.microsoft.com/office/drawing/2018/sketchyshapes" xmlns:w16sdtfl="http://schemas.microsoft.com/office/word/2024/wordml/sdtformatlock" xmlns:w16sdtdh="http://schemas.microsoft.com/office/word/2020/wordml/sdtdatahash" xmlns:w16du="http://schemas.microsoft.com/office/word/2023/wordml/word16du" xmlns:w16="http://schemas.microsoft.com/office/word/2018/wordml" xmlns:w16cex="http://schemas.microsoft.com/office/word/2018/wordml/cex" xmlns:w="http://schemas.openxmlformats.org/wordprocessingml/2006/main" xmlns:w10="urn:schemas-microsoft-com:office:word" xmlns:v="urn:schemas-microsoft-com:vml" xmlns:oel="http://schemas.microsoft.com/office/2019/extlst" xmlns:o="urn:schemas-microsoft-com:office:office" xmlns="" sd="0">
                             <a:custGeom>
                               <a:avLst/>
                               <a:gdLst/>
@@ -1594,6 +1575,7 @@
           <w:rFonts w:ascii="Times New Roman" w:hAnsi="Times New Roman" w:cs="Times New Roman"/>
           <w:b/>
           <w:bCs/>
+          <w:noProof/>
         </w:rPr>
         <w:drawing>
           <wp:anchor distT="0" distB="0" distL="114300" distR="114300" simplePos="0" relativeHeight="251665408" behindDoc="0" locked="0" layoutInCell="1" allowOverlap="1" wp14:anchorId="582F07A2" wp14:editId="21BD921A">
@@ -1703,6 +1685,7 @@
           <w:rFonts w:ascii="Times New Roman" w:hAnsi="Times New Roman" w:cs="Times New Roman"/>
           <w:b/>
           <w:bCs/>
+          <w:noProof/>
         </w:rPr>
         <w:drawing>
           <wp:anchor distT="0" distB="0" distL="114300" distR="114300" simplePos="0" relativeHeight="251667456" behindDoc="0" locked="0" layoutInCell="1" allowOverlap="1" wp14:anchorId="277FE16F" wp14:editId="18A4B8CC">
@@ -1772,6 +1755,7 @@
           <w:rFonts w:ascii="Times New Roman" w:hAnsi="Times New Roman" w:cs="Times New Roman"/>
           <w:b/>
           <w:bCs/>
+          <w:noProof/>
         </w:rPr>
         <w:drawing>
           <wp:anchor distT="0" distB="0" distL="114300" distR="114300" simplePos="0" relativeHeight="251668480" behindDoc="0" locked="0" layoutInCell="1" allowOverlap="1" wp14:anchorId="31863B89" wp14:editId="59CEE941">
@@ -1895,6 +1879,7 @@
           <w:rFonts w:ascii="Times New Roman" w:hAnsi="Times New Roman" w:cs="Times New Roman"/>
           <w:b/>
           <w:bCs/>
+          <w:noProof/>
         </w:rPr>
         <w:lastRenderedPageBreak/>
         <w:drawing>
@@ -2065,6 +2050,7 @@
           <w:rFonts w:ascii="Times New Roman" w:hAnsi="Times New Roman" w:cs="Times New Roman"/>
           <w:b/>
           <w:bCs/>
+          <w:noProof/>
         </w:rPr>
         <w:drawing>
           <wp:anchor distT="0" distB="0" distL="114300" distR="114300" simplePos="0" relativeHeight="251670528" behindDoc="0" locked="0" layoutInCell="1" allowOverlap="1" wp14:anchorId="03AA0013" wp14:editId="27F4974D">
@@ -2331,7 +2317,91 @@
         <w:rPr>
           <w:rFonts w:ascii="Times New Roman" w:hAnsi="Times New Roman" w:cs="Times New Roman"/>
         </w:rPr>
-        <w:t>We verified and set the data type to Whole Number.</w:t>
+        <w:t>We verified and set the data type to Whole Number. Our group maintained these as numeric IDs to facilitate a clean 'Star Schema' relationship with a secondary mapping table. This allows us to categorize admissions</w:t>
+      </w:r>
+      <w:r>
+        <w:rPr>
+          <w:rFonts w:ascii="Times New Roman" w:hAnsi="Times New Roman" w:cs="Times New Roman"/>
+        </w:rPr>
+        <w:t xml:space="preserve">, </w:t>
+      </w:r>
+      <w:r>
+        <w:rPr>
+          <w:rFonts w:ascii="Times New Roman" w:hAnsi="Times New Roman" w:cs="Times New Roman"/>
+        </w:rPr>
+        <w:t>such as Emergency vs. Elective</w:t>
+      </w:r>
+      <w:r>
+        <w:rPr>
+          <w:rFonts w:ascii="Times New Roman" w:hAnsi="Times New Roman" w:cs="Times New Roman"/>
+        </w:rPr>
+        <w:t xml:space="preserve">, </w:t>
+      </w:r>
+      <w:r>
+        <w:rPr>
+          <w:rFonts w:ascii="Times New Roman" w:hAnsi="Times New Roman" w:cs="Times New Roman"/>
+        </w:rPr>
+        <w:t>which is vital for understanding which admission types lead to higher readmission rates.</w:t>
+      </w:r>
+    </w:p>
+    <w:p>
+      <w:pPr>
+        <w:jc w:val="both"/>
+        <w:rPr>
+          <w:rFonts w:ascii="Times New Roman" w:hAnsi="Times New Roman" w:cs="Times New Roman"/>
+        </w:rPr>
+      </w:pPr>
+    </w:p>
+    <w:p>
+      <w:pPr>
+        <w:jc w:val="both"/>
+        <w:rPr>
+          <w:rFonts w:ascii="Times New Roman" w:hAnsi="Times New Roman" w:cs="Times New Roman"/>
+          <w:b/>
+          <w:bCs/>
+        </w:rPr>
+      </w:pPr>
+    </w:p>
+    <w:p>
+      <w:pPr>
+        <w:jc w:val="both"/>
+        <w:rPr>
+          <w:rFonts w:ascii="Times New Roman" w:hAnsi="Times New Roman" w:cs="Times New Roman"/>
+          <w:b/>
+          <w:bCs/>
+        </w:rPr>
+      </w:pPr>
+      <w:r>
+        <w:rPr>
+          <w:rFonts w:ascii="Times New Roman" w:hAnsi="Times New Roman" w:cs="Times New Roman"/>
+          <w:b/>
+          <w:bCs/>
+        </w:rPr>
+        <w:t xml:space="preserve">Column 8: </w:t>
+      </w:r>
+      <w:proofErr w:type="spellStart"/>
+      <w:r>
+        <w:rPr>
+          <w:rFonts w:ascii="Times New Roman" w:hAnsi="Times New Roman" w:cs="Times New Roman"/>
+          <w:b/>
+          <w:bCs/>
+        </w:rPr>
+        <w:t>discharge_disposition_id</w:t>
+      </w:r>
+      <w:proofErr w:type="spellEnd"/>
+    </w:p>
+    <w:p>
+      <w:pPr>
+        <w:jc w:val="both"/>
+        <w:rPr>
+          <w:rFonts w:ascii="Times New Roman" w:hAnsi="Times New Roman" w:cs="Times New Roman"/>
+        </w:rPr>
+      </w:pPr>
+      <w:r>
+        <w:rPr>
+          <w:rFonts w:ascii="Times New Roman" w:hAnsi="Times New Roman" w:cs="Times New Roman"/>
+        </w:rPr>
+        <w:t>We implemented a strict Row Filter to exclude IDs associated with mortality or hospice care (IDs 11, 13, 14, 19, 20, 21).</w:t>
       </w:r>
       <w:r>
         <w:rPr>
@@ -2343,133 +2413,24 @@
         <w:rPr>
           <w:rFonts w:ascii="Times New Roman" w:hAnsi="Times New Roman" w:cs="Times New Roman"/>
         </w:rPr>
-        <w:t>Our group maintained these as numeric IDs to facilitate a clean 'Star Schema' relationship with a secondary mapping table. This allows us to categorize admissions</w:t>
-      </w:r>
-      <w:r>
-        <w:rPr>
-          <w:rFonts w:ascii="Times New Roman" w:hAnsi="Times New Roman" w:cs="Times New Roman"/>
-        </w:rPr>
-        <w:t xml:space="preserve">, </w:t>
-      </w:r>
-      <w:r>
-        <w:rPr>
-          <w:rFonts w:ascii="Times New Roman" w:hAnsi="Times New Roman" w:cs="Times New Roman"/>
-        </w:rPr>
-        <w:t>such as Emergency vs. Elective</w:t>
-      </w:r>
-      <w:r>
-        <w:rPr>
-          <w:rFonts w:ascii="Times New Roman" w:hAnsi="Times New Roman" w:cs="Times New Roman"/>
-        </w:rPr>
-        <w:t xml:space="preserve">, </w:t>
-      </w:r>
-      <w:r>
-        <w:rPr>
-          <w:rFonts w:ascii="Times New Roman" w:hAnsi="Times New Roman" w:cs="Times New Roman"/>
-        </w:rPr>
-        <w:t>which is vital for understanding which admission types lead to higher readmission rates.</w:t>
-      </w:r>
-    </w:p>
-    <w:p>
-      <w:pPr>
-        <w:jc w:val="both"/>
-        <w:rPr>
-          <w:rFonts w:ascii="Times New Roman" w:hAnsi="Times New Roman" w:cs="Times New Roman"/>
-        </w:rPr>
-      </w:pPr>
-    </w:p>
-    <w:p>
-      <w:pPr>
-        <w:jc w:val="both"/>
-        <w:rPr>
-          <w:rFonts w:ascii="Times New Roman" w:hAnsi="Times New Roman" w:cs="Times New Roman"/>
-          <w:b/>
-          <w:bCs/>
-        </w:rPr>
-      </w:pPr>
-    </w:p>
-    <w:p>
-      <w:pPr>
-        <w:jc w:val="both"/>
-        <w:rPr>
-          <w:rFonts w:ascii="Times New Roman" w:hAnsi="Times New Roman" w:cs="Times New Roman"/>
-          <w:b/>
-          <w:bCs/>
-        </w:rPr>
-      </w:pPr>
-      <w:r>
-        <w:rPr>
-          <w:rFonts w:ascii="Times New Roman" w:hAnsi="Times New Roman" w:cs="Times New Roman"/>
-          <w:b/>
-          <w:bCs/>
-        </w:rPr>
-        <w:t xml:space="preserve">Column 8: </w:t>
-      </w:r>
-      <w:proofErr w:type="spellStart"/>
-      <w:r>
-        <w:rPr>
-          <w:rFonts w:ascii="Times New Roman" w:hAnsi="Times New Roman" w:cs="Times New Roman"/>
-          <w:b/>
-          <w:bCs/>
-        </w:rPr>
-        <w:t>discharge_disposition_id</w:t>
-      </w:r>
-      <w:proofErr w:type="spellEnd"/>
-    </w:p>
-    <w:p>
-      <w:pPr>
-        <w:jc w:val="both"/>
-        <w:rPr>
-          <w:rFonts w:ascii="Times New Roman" w:hAnsi="Times New Roman" w:cs="Times New Roman"/>
-        </w:rPr>
-      </w:pPr>
-      <w:r>
-        <w:rPr>
-          <w:rFonts w:ascii="Times New Roman" w:hAnsi="Times New Roman" w:cs="Times New Roman"/>
-        </w:rPr>
-        <w:t>We implemented a strict Row Filter to exclude IDs associated with mortality or hospice care (IDs 11, 13, 14, 19, 20, 21).</w:t>
-      </w:r>
-      <w:r>
-        <w:rPr>
-          <w:rFonts w:ascii="Times New Roman" w:hAnsi="Times New Roman" w:cs="Times New Roman"/>
-        </w:rPr>
-        <w:t xml:space="preserve"> </w:t>
-      </w:r>
-      <w:r>
-        <w:rPr>
-          <w:rFonts w:ascii="Times New Roman" w:hAnsi="Times New Roman" w:cs="Times New Roman"/>
-        </w:rPr>
-        <w:t xml:space="preserve">To ensure our BI system delivers </w:t>
-      </w:r>
-      <w:proofErr w:type="gramStart"/>
-      <w:r>
-        <w:rPr>
-          <w:rFonts w:ascii="Times New Roman" w:hAnsi="Times New Roman" w:cs="Times New Roman"/>
-        </w:rPr>
-        <w:t>medically</w:t>
-      </w:r>
-      <w:proofErr w:type="gramEnd"/>
-      <w:r>
-        <w:rPr>
-          <w:rFonts w:ascii="Times New Roman" w:hAnsi="Times New Roman" w:cs="Times New Roman"/>
-        </w:rPr>
-        <w:t xml:space="preserve"> sound insights, we removed records where readmission was physically impossible. This ensures our 'Readmission Risk' calculations are only performed on the 'at-risk' living population, following the rigorous methodology of our reference research study."</w:t>
-      </w:r>
-    </w:p>
-    <w:p>
-      <w:pPr>
-        <w:jc w:val="both"/>
-        <w:rPr>
-          <w:rFonts w:ascii="Times New Roman" w:hAnsi="Times New Roman" w:cs="Times New Roman"/>
-          <w:b/>
-          <w:bCs/>
-        </w:rPr>
-      </w:pPr>
-      <w:r>
-        <w:rPr>
-          <w:rFonts w:ascii="Times New Roman" w:hAnsi="Times New Roman" w:cs="Times New Roman"/>
-          <w:b/>
-          <w:bCs/>
+        <w:t>To ensure our BI system delivers medically sound insights, we removed records where readmission was physically impossible. This ensures our 'Readmission Risk' calculations are only performed on the 'at-risk' living population, following the rigorous methodology of our reference research study."</w:t>
+      </w:r>
+    </w:p>
+    <w:p>
+      <w:pPr>
+        <w:jc w:val="both"/>
+        <w:rPr>
+          <w:rFonts w:ascii="Times New Roman" w:hAnsi="Times New Roman" w:cs="Times New Roman"/>
+          <w:b/>
+          <w:bCs/>
+        </w:rPr>
+      </w:pPr>
+      <w:r>
+        <w:rPr>
+          <w:rFonts w:ascii="Times New Roman" w:hAnsi="Times New Roman" w:cs="Times New Roman"/>
+          <w:b/>
+          <w:bCs/>
+          <w:noProof/>
         </w:rPr>
         <w:drawing>
           <wp:inline distT="0" distB="0" distL="0" distR="0" wp14:anchorId="5FD424F9" wp14:editId="2BB6EF9A">
@@ -2714,17 +2675,70 @@
       <w:r>
         <w:rPr>
           <w:rFonts w:ascii="Times New Roman" w:hAnsi="Times New Roman" w:cs="Times New Roman"/>
-          <w:b/>
-          <w:bCs/>
+        </w:rPr>
+        <w:t xml:space="preserve">We replaced </w:t>
+      </w:r>
+      <w:proofErr w:type="gramStart"/>
+      <w:r>
+        <w:rPr>
+          <w:rFonts w:ascii="Times New Roman" w:hAnsi="Times New Roman" w:cs="Times New Roman"/>
+        </w:rPr>
+        <w:t>the ?</w:t>
+      </w:r>
+      <w:proofErr w:type="gramEnd"/>
+      <w:r>
+        <w:rPr>
+          <w:rFonts w:ascii="Times New Roman" w:hAnsi="Times New Roman" w:cs="Times New Roman"/>
+        </w:rPr>
+        <w:t xml:space="preserve"> placeholder with 'Not Specified'.</w:t>
+      </w:r>
+      <w:r>
+        <w:rPr>
+          <w:rFonts w:ascii="Times New Roman" w:hAnsi="Times New Roman" w:cs="Times New Roman"/>
+        </w:rPr>
+        <w:t xml:space="preserve"> </w:t>
+      </w:r>
+      <w:r>
+        <w:rPr>
+          <w:rFonts w:ascii="Times New Roman" w:hAnsi="Times New Roman" w:cs="Times New Roman"/>
+        </w:rPr>
+        <w:t>Although 52% of the data in this column is missing, our group chose to retain and label the nulls rather than delete the column. This allows us to at least analyze the 'Known' payer segments (like Medicare) to see if insurance type impacts readmission rates.</w:t>
+      </w:r>
+    </w:p>
+    <w:p>
+      <w:pPr>
+        <w:jc w:val="both"/>
+        <w:rPr>
+          <w:rFonts w:ascii="Times New Roman" w:hAnsi="Times New Roman" w:cs="Times New Roman"/>
+          <w:b/>
+          <w:bCs/>
+        </w:rPr>
+      </w:pPr>
+    </w:p>
+    <w:p>
+      <w:pPr>
+        <w:jc w:val="both"/>
+        <w:rPr>
+          <w:rFonts w:ascii="Times New Roman" w:hAnsi="Times New Roman" w:cs="Times New Roman"/>
+          <w:b/>
+          <w:bCs/>
+        </w:rPr>
+      </w:pPr>
+      <w:r>
+        <w:rPr>
+          <w:rFonts w:ascii="Times New Roman" w:hAnsi="Times New Roman" w:cs="Times New Roman"/>
+          <w:b/>
+          <w:bCs/>
+          <w:noProof/>
         </w:rPr>
         <w:drawing>
-          <wp:anchor distT="0" distB="0" distL="114300" distR="114300" simplePos="0" relativeHeight="251672576" behindDoc="0" locked="0" layoutInCell="1" allowOverlap="1" wp14:anchorId="1AA26742" wp14:editId="16624D3D">
+          <wp:anchor distT="0" distB="0" distL="114300" distR="114300" simplePos="0" relativeHeight="251672576" behindDoc="0" locked="0" layoutInCell="1" allowOverlap="1" wp14:anchorId="1AA26742" wp14:editId="63DF2A01">
             <wp:simplePos x="0" y="0"/>
             <wp:positionH relativeFrom="column">
-              <wp:posOffset>3684270</wp:posOffset>
+              <wp:posOffset>3386727</wp:posOffset>
             </wp:positionH>
             <wp:positionV relativeFrom="paragraph">
-              <wp:posOffset>902335</wp:posOffset>
+              <wp:posOffset>47262</wp:posOffset>
             </wp:positionV>
             <wp:extent cx="1952625" cy="3200400"/>
             <wp:effectExtent l="19050" t="19050" r="28575" b="19050"/>
@@ -2777,50 +2791,9 @@
       <w:r>
         <w:rPr>
           <w:rFonts w:ascii="Times New Roman" w:hAnsi="Times New Roman" w:cs="Times New Roman"/>
-        </w:rPr>
-        <w:t xml:space="preserve">We replaced </w:t>
-      </w:r>
-      <w:proofErr w:type="gramStart"/>
-      <w:r>
-        <w:rPr>
-          <w:rFonts w:ascii="Times New Roman" w:hAnsi="Times New Roman" w:cs="Times New Roman"/>
-        </w:rPr>
-        <w:t>the ?</w:t>
-      </w:r>
-      <w:proofErr w:type="gramEnd"/>
-      <w:r>
-        <w:rPr>
-          <w:rFonts w:ascii="Times New Roman" w:hAnsi="Times New Roman" w:cs="Times New Roman"/>
-        </w:rPr>
-        <w:t xml:space="preserve"> placeholder with 'Not Specified'.</w:t>
-      </w:r>
-      <w:r>
-        <w:rPr>
-          <w:rFonts w:ascii="Times New Roman" w:hAnsi="Times New Roman" w:cs="Times New Roman"/>
-        </w:rPr>
-        <w:t xml:space="preserve"> </w:t>
-      </w:r>
-      <w:r>
-        <w:rPr>
-          <w:rFonts w:ascii="Times New Roman" w:hAnsi="Times New Roman" w:cs="Times New Roman"/>
-        </w:rPr>
-        <w:t>Although 52% of the data in this column is missing, our group chose to retain and label the nulls rather than delete the column. This allows us to at least analyze the 'Known' payer segments (like Medicare) to see if insurance type impacts readmission rates.</w:t>
-      </w:r>
-    </w:p>
-    <w:p>
-      <w:pPr>
-        <w:jc w:val="both"/>
-        <w:rPr>
-          <w:rFonts w:ascii="Times New Roman" w:hAnsi="Times New Roman" w:cs="Times New Roman"/>
-          <w:b/>
-          <w:bCs/>
-        </w:rPr>
-      </w:pPr>
-      <w:r>
-        <w:rPr>
-          <w:rFonts w:ascii="Times New Roman" w:hAnsi="Times New Roman" w:cs="Times New Roman"/>
-          <w:b/>
-          <w:bCs/>
+          <w:b/>
+          <w:bCs/>
+          <w:noProof/>
         </w:rPr>
         <w:drawing>
           <wp:anchor distT="0" distB="0" distL="114300" distR="114300" simplePos="0" relativeHeight="251671552" behindDoc="0" locked="0" layoutInCell="1" allowOverlap="1" wp14:anchorId="4A7B4281" wp14:editId="68720C7D">
@@ -2880,7 +2853,976 @@
         </w:drawing>
       </w:r>
     </w:p>
+    <w:p>
+      <w:pPr>
+        <w:rPr>
+          <w:rFonts w:ascii="Times New Roman" w:hAnsi="Times New Roman" w:cs="Times New Roman"/>
+        </w:rPr>
+      </w:pPr>
+    </w:p>
+    <w:p>
+      <w:pPr>
+        <w:rPr>
+          <w:rFonts w:ascii="Times New Roman" w:hAnsi="Times New Roman" w:cs="Times New Roman"/>
+        </w:rPr>
+      </w:pPr>
+    </w:p>
+    <w:p>
+      <w:pPr>
+        <w:rPr>
+          <w:rFonts w:ascii="Times New Roman" w:hAnsi="Times New Roman" w:cs="Times New Roman"/>
+        </w:rPr>
+      </w:pPr>
+    </w:p>
+    <w:p>
+      <w:pPr>
+        <w:rPr>
+          <w:rFonts w:ascii="Times New Roman" w:hAnsi="Times New Roman" w:cs="Times New Roman"/>
+        </w:rPr>
+      </w:pPr>
+    </w:p>
+    <w:p>
+      <w:pPr>
+        <w:rPr>
+          <w:rFonts w:ascii="Times New Roman" w:hAnsi="Times New Roman" w:cs="Times New Roman"/>
+        </w:rPr>
+      </w:pPr>
+    </w:p>
+    <w:p>
+      <w:pPr>
+        <w:rPr>
+          <w:rFonts w:ascii="Times New Roman" w:hAnsi="Times New Roman" w:cs="Times New Roman"/>
+        </w:rPr>
+      </w:pPr>
+    </w:p>
+    <w:p>
+      <w:pPr>
+        <w:rPr>
+          <w:rFonts w:ascii="Times New Roman" w:hAnsi="Times New Roman" w:cs="Times New Roman"/>
+        </w:rPr>
+      </w:pPr>
+    </w:p>
+    <w:p>
+      <w:pPr>
+        <w:rPr>
+          <w:rFonts w:ascii="Times New Roman" w:hAnsi="Times New Roman" w:cs="Times New Roman"/>
+        </w:rPr>
+      </w:pPr>
+    </w:p>
+    <w:p>
+      <w:pPr>
+        <w:rPr>
+          <w:rFonts w:ascii="Times New Roman" w:hAnsi="Times New Roman" w:cs="Times New Roman"/>
+        </w:rPr>
+      </w:pPr>
+    </w:p>
+    <w:p>
+      <w:pPr>
+        <w:rPr>
+          <w:rFonts w:ascii="Times New Roman" w:hAnsi="Times New Roman" w:cs="Times New Roman"/>
+        </w:rPr>
+      </w:pPr>
+    </w:p>
+    <w:p>
+      <w:pPr>
+        <w:tabs>
+          <w:tab w:val="left" w:pos="1646"/>
+        </w:tabs>
+        <w:rPr>
+          <w:rFonts w:ascii="Times New Roman" w:hAnsi="Times New Roman" w:cs="Times New Roman"/>
+        </w:rPr>
+      </w:pPr>
+    </w:p>
+    <w:p>
+      <w:pPr>
+        <w:rPr>
+          <w:rFonts w:ascii="Times New Roman" w:hAnsi="Times New Roman" w:cs="Times New Roman"/>
+        </w:rPr>
+      </w:pPr>
+      <w:r>
+        <w:rPr>
+          <w:rFonts w:ascii="Times New Roman" w:hAnsi="Times New Roman" w:cs="Times New Roman"/>
+        </w:rPr>
+        <w:br w:type="page"/>
+      </w:r>
+    </w:p>
+    <w:p>
+      <w:pPr>
+        <w:tabs>
+          <w:tab w:val="left" w:pos="1646"/>
+        </w:tabs>
+        <w:rPr>
+          <w:b/>
+        </w:rPr>
+      </w:pPr>
+      <w:r>
+        <w:rPr>
+          <w:b/>
+        </w:rPr>
+        <w:lastRenderedPageBreak/>
+        <w:t xml:space="preserve">Column 12: </w:t>
+      </w:r>
+      <w:proofErr w:type="spellStart"/>
+      <w:r>
+        <w:rPr>
+          <w:b/>
+        </w:rPr>
+        <w:t>medical_specialty</w:t>
+      </w:r>
+      <w:proofErr w:type="spellEnd"/>
+    </w:p>
+    <w:p>
+      <w:pPr>
+        <w:tabs>
+          <w:tab w:val="left" w:pos="1646"/>
+        </w:tabs>
+        <w:rPr>
+          <w:rFonts w:ascii="Times New Roman" w:hAnsi="Times New Roman" w:cs="Times New Roman"/>
+          <w:b/>
+        </w:rPr>
+      </w:pPr>
+      <w:r>
+        <w:t xml:space="preserve">We replaced </w:t>
+      </w:r>
+      <w:proofErr w:type="gramStart"/>
+      <w:r>
+        <w:t xml:space="preserve">the </w:t>
+      </w:r>
+      <w:r>
+        <w:rPr>
+          <w:rStyle w:val="HTMLCode"/>
+          <w:rFonts w:eastAsiaTheme="majorEastAsia"/>
+        </w:rPr>
+        <w:t>?</w:t>
+      </w:r>
+      <w:proofErr w:type="gramEnd"/>
+      <w:r>
+        <w:t xml:space="preserve"> placeholder with 'Not Specified'. While there is missing data, retaining this column allows us to analyze the patient volumes and readmission rates across known hospital departments (e.g., Cardiology vs. Internal Medicine) to identify specific areas that may need resource optimization.</w:t>
+      </w:r>
+    </w:p>
+    <w:p>
+      <w:pPr>
+        <w:rPr>
+          <w:rFonts w:ascii="Times New Roman" w:hAnsi="Times New Roman" w:cs="Times New Roman"/>
+        </w:rPr>
+      </w:pPr>
+      <w:r>
+        <w:rPr>
+          <w:b/>
+          <w:noProof/>
+        </w:rPr>
+        <w:drawing>
+          <wp:anchor distT="0" distB="0" distL="114300" distR="114300" simplePos="0" relativeHeight="251674624" behindDoc="0" locked="0" layoutInCell="1" allowOverlap="1" wp14:anchorId="0D57B7F3" wp14:editId="2427CEB5">
+            <wp:simplePos x="0" y="0"/>
+            <wp:positionH relativeFrom="column">
+              <wp:posOffset>4673419</wp:posOffset>
+            </wp:positionH>
+            <wp:positionV relativeFrom="paragraph">
+              <wp:posOffset>224971</wp:posOffset>
+            </wp:positionV>
+            <wp:extent cx="2028825" cy="4107180"/>
+            <wp:effectExtent l="0" t="0" r="9525" b="7620"/>
+            <wp:wrapSquare wrapText="bothSides"/>
+            <wp:docPr id="2" name="Picture 2"/>
+            <wp:cNvGraphicFramePr>
+              <a:graphicFrameLocks xmlns:a="http://schemas.openxmlformats.org/drawingml/2006/main" noChangeAspect="1"/>
+            </wp:cNvGraphicFramePr>
+            <a:graphic xmlns:a="http://schemas.openxmlformats.org/drawingml/2006/main">
+              <a:graphicData uri="http://schemas.openxmlformats.org/drawingml/2006/picture">
+                <pic:pic xmlns:pic="http://schemas.openxmlformats.org/drawingml/2006/picture">
+                  <pic:nvPicPr>
+                    <pic:cNvPr id="1" name=""/>
+                    <pic:cNvPicPr/>
+                  </pic:nvPicPr>
+                  <pic:blipFill>
+                    <a:blip r:embed="rId24">
+                      <a:extLst>
+                        <a:ext uri="{28A0092B-C50C-407E-A947-70E740481C1C}">
+                          <a14:useLocalDpi xmlns:a14="http://schemas.microsoft.com/office/drawing/2010/main" val="0"/>
+                        </a:ext>
+                      </a:extLst>
+                    </a:blip>
+                    <a:stretch>
+                      <a:fillRect/>
+                    </a:stretch>
+                  </pic:blipFill>
+                  <pic:spPr>
+                    <a:xfrm>
+                      <a:off x="0" y="0"/>
+                      <a:ext cx="2028825" cy="4107180"/>
+                    </a:xfrm>
+                    <a:prstGeom prst="rect">
+                      <a:avLst/>
+                    </a:prstGeom>
+                  </pic:spPr>
+                </pic:pic>
+              </a:graphicData>
+            </a:graphic>
+            <wp14:sizeRelV relativeFrom="margin">
+              <wp14:pctHeight>0</wp14:pctHeight>
+            </wp14:sizeRelV>
+          </wp:anchor>
+        </w:drawing>
+      </w:r>
+      <w:r>
+        <w:rPr>
+          <w:b/>
+          <w:noProof/>
+        </w:rPr>
+        <w:drawing>
+          <wp:anchor distT="0" distB="0" distL="114300" distR="114300" simplePos="0" relativeHeight="251673600" behindDoc="0" locked="0" layoutInCell="1" allowOverlap="1" wp14:anchorId="28DADA42" wp14:editId="2926C8DD">
+            <wp:simplePos x="0" y="0"/>
+            <wp:positionH relativeFrom="margin">
+              <wp:posOffset>-565604</wp:posOffset>
+            </wp:positionH>
+            <wp:positionV relativeFrom="paragraph">
+              <wp:posOffset>209550</wp:posOffset>
+            </wp:positionV>
+            <wp:extent cx="5215255" cy="4226560"/>
+            <wp:effectExtent l="0" t="0" r="4445" b="2540"/>
+            <wp:wrapSquare wrapText="bothSides"/>
+            <wp:docPr id="1" name="Picture 1"/>
+            <wp:cNvGraphicFramePr>
+              <a:graphicFrameLocks xmlns:a="http://schemas.openxmlformats.org/drawingml/2006/main" noChangeAspect="1"/>
+            </wp:cNvGraphicFramePr>
+            <a:graphic xmlns:a="http://schemas.openxmlformats.org/drawingml/2006/main">
+              <a:graphicData uri="http://schemas.openxmlformats.org/drawingml/2006/picture">
+                <pic:pic xmlns:pic="http://schemas.openxmlformats.org/drawingml/2006/picture">
+                  <pic:nvPicPr>
+                    <pic:cNvPr id="1" name=""/>
+                    <pic:cNvPicPr/>
+                  </pic:nvPicPr>
+                  <pic:blipFill>
+                    <a:blip r:embed="rId25">
+                      <a:extLst>
+                        <a:ext uri="{28A0092B-C50C-407E-A947-70E740481C1C}">
+                          <a14:useLocalDpi xmlns:a14="http://schemas.microsoft.com/office/drawing/2010/main" val="0"/>
+                        </a:ext>
+                      </a:extLst>
+                    </a:blip>
+                    <a:stretch>
+                      <a:fillRect/>
+                    </a:stretch>
+                  </pic:blipFill>
+                  <pic:spPr>
+                    <a:xfrm>
+                      <a:off x="0" y="0"/>
+                      <a:ext cx="5215255" cy="4226560"/>
+                    </a:xfrm>
+                    <a:prstGeom prst="rect">
+                      <a:avLst/>
+                    </a:prstGeom>
+                  </pic:spPr>
+                </pic:pic>
+              </a:graphicData>
+            </a:graphic>
+            <wp14:sizeRelH relativeFrom="margin">
+              <wp14:pctWidth>0</wp14:pctWidth>
+            </wp14:sizeRelH>
+            <wp14:sizeRelV relativeFrom="margin">
+              <wp14:pctHeight>0</wp14:pctHeight>
+            </wp14:sizeRelV>
+          </wp:anchor>
+        </w:drawing>
+      </w:r>
+      <w:r>
+        <w:rPr>
+          <w:rFonts w:ascii="Times New Roman" w:hAnsi="Times New Roman" w:cs="Times New Roman"/>
+          <w:b/>
+        </w:rPr>
+        <w:t>Before:</w:t>
+      </w:r>
+      <w:r>
+        <w:rPr>
+          <w:rFonts w:ascii="Times New Roman" w:hAnsi="Times New Roman" w:cs="Times New Roman"/>
+        </w:rPr>
+        <w:tab/>
+      </w:r>
+      <w:r>
+        <w:rPr>
+          <w:rFonts w:ascii="Times New Roman" w:hAnsi="Times New Roman" w:cs="Times New Roman"/>
+        </w:rPr>
+        <w:tab/>
+      </w:r>
+      <w:r>
+        <w:rPr>
+          <w:rFonts w:ascii="Times New Roman" w:hAnsi="Times New Roman" w:cs="Times New Roman"/>
+        </w:rPr>
+        <w:tab/>
+      </w:r>
+      <w:r>
+        <w:rPr>
+          <w:rFonts w:ascii="Times New Roman" w:hAnsi="Times New Roman" w:cs="Times New Roman"/>
+        </w:rPr>
+        <w:tab/>
+      </w:r>
+      <w:r>
+        <w:rPr>
+          <w:rFonts w:ascii="Times New Roman" w:hAnsi="Times New Roman" w:cs="Times New Roman"/>
+        </w:rPr>
+        <w:tab/>
+      </w:r>
+      <w:r>
+        <w:rPr>
+          <w:rFonts w:ascii="Times New Roman" w:hAnsi="Times New Roman" w:cs="Times New Roman"/>
+        </w:rPr>
+        <w:tab/>
+      </w:r>
+      <w:r>
+        <w:rPr>
+          <w:rFonts w:ascii="Times New Roman" w:hAnsi="Times New Roman" w:cs="Times New Roman"/>
+        </w:rPr>
+        <w:tab/>
+      </w:r>
+      <w:r>
+        <w:rPr>
+          <w:rFonts w:ascii="Times New Roman" w:hAnsi="Times New Roman" w:cs="Times New Roman"/>
+        </w:rPr>
+        <w:tab/>
+      </w:r>
+      <w:r>
+        <w:rPr>
+          <w:rFonts w:ascii="Times New Roman" w:hAnsi="Times New Roman" w:cs="Times New Roman"/>
+        </w:rPr>
+        <w:tab/>
+      </w:r>
+      <w:r>
+        <w:rPr>
+          <w:rFonts w:ascii="Times New Roman" w:hAnsi="Times New Roman" w:cs="Times New Roman"/>
+        </w:rPr>
+        <w:tab/>
+      </w:r>
+      <w:proofErr w:type="gramStart"/>
+      <w:r>
+        <w:rPr>
+          <w:rFonts w:ascii="Times New Roman" w:hAnsi="Times New Roman" w:cs="Times New Roman"/>
+          <w:b/>
+        </w:rPr>
+        <w:t>After :</w:t>
+      </w:r>
+      <w:proofErr w:type="gramEnd"/>
+    </w:p>
+    <w:p>
+      <w:pPr>
+        <w:rPr>
+          <w:rFonts w:ascii="Times New Roman" w:hAnsi="Times New Roman" w:cs="Times New Roman"/>
+        </w:rPr>
+      </w:pPr>
+    </w:p>
+    <w:p>
+      <w:pPr>
+        <w:rPr>
+          <w:rFonts w:ascii="Times New Roman" w:hAnsi="Times New Roman" w:cs="Times New Roman"/>
+        </w:rPr>
+      </w:pPr>
+    </w:p>
+    <w:p>
+      <w:pPr>
+        <w:rPr>
+          <w:rFonts w:ascii="Times New Roman" w:hAnsi="Times New Roman" w:cs="Times New Roman"/>
+          <w:b/>
+        </w:rPr>
+      </w:pPr>
+      <w:r>
+        <w:rPr>
+          <w:b/>
+        </w:rPr>
+        <w:lastRenderedPageBreak/>
+        <w:t>Columns 13 to 18: Health Utilization Metrics</w:t>
+      </w:r>
+      <w:r>
+        <w:rPr>
+          <w:b/>
+          <w:noProof/>
+        </w:rPr>
+        <w:drawing>
+          <wp:anchor distT="0" distB="0" distL="114300" distR="114300" simplePos="0" relativeHeight="251675648" behindDoc="0" locked="0" layoutInCell="1" allowOverlap="1" wp14:anchorId="3E2BED8A" wp14:editId="0BBE7871">
+            <wp:simplePos x="0" y="0"/>
+            <wp:positionH relativeFrom="margin">
+              <wp:posOffset>-240121</wp:posOffset>
+            </wp:positionH>
+            <wp:positionV relativeFrom="paragraph">
+              <wp:posOffset>333648</wp:posOffset>
+            </wp:positionV>
+            <wp:extent cx="6066790" cy="3794760"/>
+            <wp:effectExtent l="0" t="0" r="0" b="0"/>
+            <wp:wrapSquare wrapText="bothSides"/>
+            <wp:docPr id="3" name="Picture 3"/>
+            <wp:cNvGraphicFramePr>
+              <a:graphicFrameLocks xmlns:a="http://schemas.openxmlformats.org/drawingml/2006/main" noChangeAspect="1"/>
+            </wp:cNvGraphicFramePr>
+            <a:graphic xmlns:a="http://schemas.openxmlformats.org/drawingml/2006/main">
+              <a:graphicData uri="http://schemas.openxmlformats.org/drawingml/2006/picture">
+                <pic:pic xmlns:pic="http://schemas.openxmlformats.org/drawingml/2006/picture">
+                  <pic:nvPicPr>
+                    <pic:cNvPr id="1" name=""/>
+                    <pic:cNvPicPr/>
+                  </pic:nvPicPr>
+                  <pic:blipFill>
+                    <a:blip r:embed="rId26">
+                      <a:extLst>
+                        <a:ext uri="{28A0092B-C50C-407E-A947-70E740481C1C}">
+                          <a14:useLocalDpi xmlns:a14="http://schemas.microsoft.com/office/drawing/2010/main" val="0"/>
+                        </a:ext>
+                      </a:extLst>
+                    </a:blip>
+                    <a:stretch>
+                      <a:fillRect/>
+                    </a:stretch>
+                  </pic:blipFill>
+                  <pic:spPr>
+                    <a:xfrm>
+                      <a:off x="0" y="0"/>
+                      <a:ext cx="6066790" cy="3794760"/>
+                    </a:xfrm>
+                    <a:prstGeom prst="rect">
+                      <a:avLst/>
+                    </a:prstGeom>
+                  </pic:spPr>
+                </pic:pic>
+              </a:graphicData>
+            </a:graphic>
+            <wp14:sizeRelH relativeFrom="margin">
+              <wp14:pctWidth>0</wp14:pctWidth>
+            </wp14:sizeRelH>
+            <wp14:sizeRelV relativeFrom="margin">
+              <wp14:pctHeight>0</wp14:pctHeight>
+            </wp14:sizeRelV>
+          </wp:anchor>
+        </w:drawing>
+      </w:r>
+    </w:p>
+    <w:p>
+      <w:pPr>
+        <w:rPr>
+          <w:rFonts w:ascii="Times New Roman" w:hAnsi="Times New Roman" w:cs="Times New Roman"/>
+        </w:rPr>
+      </w:pPr>
+    </w:p>
+    <w:p>
+      <w:pPr>
+        <w:rPr>
+          <w:rFonts w:ascii="Times New Roman" w:hAnsi="Times New Roman" w:cs="Times New Roman"/>
+          <w:b/>
+        </w:rPr>
+      </w:pPr>
+    </w:p>
+    <w:p>
+      <w:r>
+        <w:t>We standardized columns 13 through 18 by explicitly casting them as Whole Numbers. Validating these as quantitative metrics is essential for our downstream DAX measures. This allows us to calculate averages and totals to answer critical business questions, such as whether a higher number of medications or emergency visits correlates with an increased risk of readmission</w:t>
+      </w:r>
+      <w:r>
+        <w:t>.</w:t>
+      </w:r>
+    </w:p>
+    <w:p/>
+    <w:p>
+      <w:pPr>
+        <w:rPr>
+          <w:rFonts w:ascii="Times New Roman" w:hAnsi="Times New Roman" w:cs="Times New Roman"/>
+        </w:rPr>
+      </w:pPr>
+    </w:p>
+    <w:p>
+      <w:pPr>
+        <w:rPr>
+          <w:rFonts w:ascii="Times New Roman" w:hAnsi="Times New Roman" w:cs="Times New Roman"/>
+        </w:rPr>
+      </w:pPr>
+    </w:p>
+    <w:p>
+      <w:pPr>
+        <w:rPr>
+          <w:rFonts w:ascii="Times New Roman" w:hAnsi="Times New Roman" w:cs="Times New Roman"/>
+        </w:rPr>
+      </w:pPr>
+    </w:p>
+    <w:p>
+      <w:pPr>
+        <w:rPr>
+          <w:rFonts w:ascii="Times New Roman" w:hAnsi="Times New Roman" w:cs="Times New Roman"/>
+        </w:rPr>
+      </w:pPr>
+      <w:r>
+        <w:rPr>
+          <w:b/>
+        </w:rPr>
+        <w:lastRenderedPageBreak/>
+        <w:t>Columns 19, 20 &amp; 21: diag_1, diag_2, diag_3</w:t>
+      </w:r>
+      <w:r>
+        <w:rPr>
+          <w:rFonts w:ascii="Times New Roman" w:hAnsi="Times New Roman" w:cs="Times New Roman"/>
+        </w:rPr>
+        <w:drawing>
+          <wp:anchor distT="0" distB="0" distL="114300" distR="114300" simplePos="0" relativeHeight="251676672" behindDoc="0" locked="0" layoutInCell="1" allowOverlap="1" wp14:anchorId="565683E5" wp14:editId="6E37923B">
+            <wp:simplePos x="0" y="0"/>
+            <wp:positionH relativeFrom="column">
+              <wp:posOffset>-181973</wp:posOffset>
+            </wp:positionH>
+            <wp:positionV relativeFrom="paragraph">
+              <wp:posOffset>319315</wp:posOffset>
+            </wp:positionV>
+            <wp:extent cx="5943600" cy="4841240"/>
+            <wp:effectExtent l="0" t="0" r="0" b="0"/>
+            <wp:wrapSquare wrapText="bothSides"/>
+            <wp:docPr id="4" name="Picture 4"/>
+            <wp:cNvGraphicFramePr>
+              <a:graphicFrameLocks xmlns:a="http://schemas.openxmlformats.org/drawingml/2006/main" noChangeAspect="1"/>
+            </wp:cNvGraphicFramePr>
+            <a:graphic xmlns:a="http://schemas.openxmlformats.org/drawingml/2006/main">
+              <a:graphicData uri="http://schemas.openxmlformats.org/drawingml/2006/picture">
+                <pic:pic xmlns:pic="http://schemas.openxmlformats.org/drawingml/2006/picture">
+                  <pic:nvPicPr>
+                    <pic:cNvPr id="1" name=""/>
+                    <pic:cNvPicPr/>
+                  </pic:nvPicPr>
+                  <pic:blipFill>
+                    <a:blip r:embed="rId27">
+                      <a:extLst>
+                        <a:ext uri="{28A0092B-C50C-407E-A947-70E740481C1C}">
+                          <a14:useLocalDpi xmlns:a14="http://schemas.microsoft.com/office/drawing/2010/main" val="0"/>
+                        </a:ext>
+                      </a:extLst>
+                    </a:blip>
+                    <a:stretch>
+                      <a:fillRect/>
+                    </a:stretch>
+                  </pic:blipFill>
+                  <pic:spPr>
+                    <a:xfrm>
+                      <a:off x="0" y="0"/>
+                      <a:ext cx="5943600" cy="4841240"/>
+                    </a:xfrm>
+                    <a:prstGeom prst="rect">
+                      <a:avLst/>
+                    </a:prstGeom>
+                  </pic:spPr>
+                </pic:pic>
+              </a:graphicData>
+            </a:graphic>
+          </wp:anchor>
+        </w:drawing>
+      </w:r>
+    </w:p>
+    <w:p>
+      <w:pPr>
+        <w:rPr>
+          <w:rFonts w:ascii="Times New Roman" w:hAnsi="Times New Roman" w:cs="Times New Roman"/>
+        </w:rPr>
+      </w:pPr>
+    </w:p>
+    <w:p>
+      <w:pPr>
+        <w:tabs>
+          <w:tab w:val="left" w:pos="2000"/>
+        </w:tabs>
+      </w:pPr>
+      <w:r>
+        <w:t xml:space="preserve">We validated and locked the Data Type for the diagnosis columns as Text. While many of these </w:t>
+      </w:r>
+      <w:proofErr w:type="gramStart"/>
+      <w:r>
+        <w:t>look like</w:t>
+      </w:r>
+      <w:proofErr w:type="gramEnd"/>
+      <w:r>
+        <w:t xml:space="preserve"> decimal numbers (e.g., 250.83), they are categorical ICD-9 medical codes. If Power BI detects them as decimals, it could corrupt alphanumeric codes (such as V-codes or E-codes) or drop crucial trailing zeros. Treating them strictly as text ensures our categorical filtering remains clinically accurate for our dashboard.</w:t>
+      </w:r>
+    </w:p>
+    <w:p>
+      <w:pPr>
+        <w:tabs>
+          <w:tab w:val="left" w:pos="2000"/>
+        </w:tabs>
+        <w:rPr>
+          <w:b/>
+        </w:rPr>
+      </w:pPr>
+      <w:r>
+        <w:rPr>
+          <w:b/>
+        </w:rPr>
+        <w:t xml:space="preserve">Column 22: </w:t>
+      </w:r>
+      <w:proofErr w:type="spellStart"/>
+      <w:r>
+        <w:rPr>
+          <w:b/>
+        </w:rPr>
+        <w:t>number_diagnoses</w:t>
+      </w:r>
+      <w:proofErr w:type="spellEnd"/>
+    </w:p>
+    <w:p>
+      <w:pPr>
+        <w:tabs>
+          <w:tab w:val="left" w:pos="2000"/>
+        </w:tabs>
+      </w:pPr>
+      <w:r>
+        <w:t xml:space="preserve">We validated that the </w:t>
+      </w:r>
+      <w:proofErr w:type="spellStart"/>
+      <w:r>
+        <w:rPr>
+          <w:rStyle w:val="HTMLCode"/>
+          <w:rFonts w:eastAsiaTheme="majorEastAsia"/>
+        </w:rPr>
+        <w:t>number_diagnoses</w:t>
+      </w:r>
+      <w:proofErr w:type="spellEnd"/>
+      <w:r>
+        <w:t xml:space="preserve"> column was correctly imported as a Whole Number. Retaining this strictly as a numeric value is essential, as it will serve as a key complexity indicator in our DAX measures. It allows us to segment patients by poly-morbidity (having multiple concurrent conditions) to quantitatively assess how complexity impacts the length of stay and readmission risk</w:t>
+      </w:r>
+      <w:r>
+        <w:t>.</w:t>
+      </w:r>
+    </w:p>
+    <w:p>
+      <w:pPr>
+        <w:tabs>
+          <w:tab w:val="left" w:pos="2000"/>
+        </w:tabs>
+        <w:rPr>
+          <w:b/>
+        </w:rPr>
+      </w:pPr>
+      <w:r>
+        <w:rPr>
+          <w:b/>
+        </w:rPr>
+        <w:lastRenderedPageBreak/>
+        <w:t xml:space="preserve">Columns 23 &amp; 24: </w:t>
+      </w:r>
+      <w:proofErr w:type="spellStart"/>
+      <w:r>
+        <w:rPr>
+          <w:b/>
+        </w:rPr>
+        <w:t>max_glu_serum</w:t>
+      </w:r>
+      <w:proofErr w:type="spellEnd"/>
+      <w:r>
+        <w:rPr>
+          <w:b/>
+        </w:rPr>
+        <w:t xml:space="preserve"> and A1Cresult</w:t>
+      </w:r>
+    </w:p>
+    <w:p>
+      <w:pPr>
+        <w:tabs>
+          <w:tab w:val="left" w:pos="2000"/>
+        </w:tabs>
+        <w:rPr>
+          <w:rFonts w:ascii="Times New Roman" w:hAnsi="Times New Roman" w:cs="Times New Roman"/>
+          <w:b/>
+        </w:rPr>
+      </w:pPr>
+      <w:r>
+        <w:rPr>
+          <w:noProof/>
+        </w:rPr>
+        <w:drawing>
+          <wp:anchor distT="0" distB="0" distL="114300" distR="114300" simplePos="0" relativeHeight="251677696" behindDoc="0" locked="0" layoutInCell="1" allowOverlap="1" wp14:anchorId="10524AC4" wp14:editId="3743272A">
+            <wp:simplePos x="0" y="0"/>
+            <wp:positionH relativeFrom="margin">
+              <wp:align>left</wp:align>
+            </wp:positionH>
+            <wp:positionV relativeFrom="paragraph">
+              <wp:posOffset>306705</wp:posOffset>
+            </wp:positionV>
+            <wp:extent cx="2767965" cy="3315970"/>
+            <wp:effectExtent l="0" t="0" r="0" b="0"/>
+            <wp:wrapSquare wrapText="bothSides"/>
+            <wp:docPr id="5" name="Picture 5"/>
+            <wp:cNvGraphicFramePr>
+              <a:graphicFrameLocks xmlns:a="http://schemas.openxmlformats.org/drawingml/2006/main" noChangeAspect="1"/>
+            </wp:cNvGraphicFramePr>
+            <a:graphic xmlns:a="http://schemas.openxmlformats.org/drawingml/2006/main">
+              <a:graphicData uri="http://schemas.openxmlformats.org/drawingml/2006/picture">
+                <pic:pic xmlns:pic="http://schemas.openxmlformats.org/drawingml/2006/picture">
+                  <pic:nvPicPr>
+                    <pic:cNvPr id="1" name=""/>
+                    <pic:cNvPicPr/>
+                  </pic:nvPicPr>
+                  <pic:blipFill>
+                    <a:blip r:embed="rId28">
+                      <a:extLst>
+                        <a:ext uri="{28A0092B-C50C-407E-A947-70E740481C1C}">
+                          <a14:useLocalDpi xmlns:a14="http://schemas.microsoft.com/office/drawing/2010/main" val="0"/>
+                        </a:ext>
+                      </a:extLst>
+                    </a:blip>
+                    <a:stretch>
+                      <a:fillRect/>
+                    </a:stretch>
+                  </pic:blipFill>
+                  <pic:spPr>
+                    <a:xfrm>
+                      <a:off x="0" y="0"/>
+                      <a:ext cx="2767965" cy="3315970"/>
+                    </a:xfrm>
+                    <a:prstGeom prst="rect">
+                      <a:avLst/>
+                    </a:prstGeom>
+                  </pic:spPr>
+                </pic:pic>
+              </a:graphicData>
+            </a:graphic>
+            <wp14:sizeRelH relativeFrom="margin">
+              <wp14:pctWidth>0</wp14:pctWidth>
+            </wp14:sizeRelH>
+            <wp14:sizeRelV relativeFrom="margin">
+              <wp14:pctHeight>0</wp14:pctHeight>
+            </wp14:sizeRelV>
+          </wp:anchor>
+        </w:drawing>
+      </w:r>
+      <w:r>
+        <w:rPr>
+          <w:rFonts w:ascii="Times New Roman" w:hAnsi="Times New Roman" w:cs="Times New Roman"/>
+          <w:b/>
+        </w:rPr>
+        <w:t>Before:</w:t>
+      </w:r>
+      <w:r>
+        <w:rPr>
+          <w:rFonts w:ascii="Times New Roman" w:hAnsi="Times New Roman" w:cs="Times New Roman"/>
+          <w:b/>
+        </w:rPr>
+        <w:tab/>
+      </w:r>
+      <w:r>
+        <w:rPr>
+          <w:rFonts w:ascii="Times New Roman" w:hAnsi="Times New Roman" w:cs="Times New Roman"/>
+          <w:b/>
+        </w:rPr>
+        <w:tab/>
+      </w:r>
+      <w:r>
+        <w:rPr>
+          <w:rFonts w:ascii="Times New Roman" w:hAnsi="Times New Roman" w:cs="Times New Roman"/>
+          <w:b/>
+        </w:rPr>
+        <w:tab/>
+      </w:r>
+      <w:r>
+        <w:rPr>
+          <w:rFonts w:ascii="Times New Roman" w:hAnsi="Times New Roman" w:cs="Times New Roman"/>
+          <w:b/>
+        </w:rPr>
+        <w:tab/>
+      </w:r>
+      <w:r>
+        <w:rPr>
+          <w:rFonts w:ascii="Times New Roman" w:hAnsi="Times New Roman" w:cs="Times New Roman"/>
+          <w:b/>
+        </w:rPr>
+        <w:tab/>
+      </w:r>
+      <w:r>
+        <w:rPr>
+          <w:rFonts w:ascii="Times New Roman" w:hAnsi="Times New Roman" w:cs="Times New Roman"/>
+          <w:b/>
+        </w:rPr>
+        <w:tab/>
+      </w:r>
+      <w:r>
+        <w:rPr>
+          <w:rFonts w:ascii="Times New Roman" w:hAnsi="Times New Roman" w:cs="Times New Roman"/>
+          <w:b/>
+        </w:rPr>
+        <w:tab/>
+        <w:t>After:</w:t>
+      </w:r>
+    </w:p>
+    <w:p>
+      <w:pPr>
+        <w:tabs>
+          <w:tab w:val="left" w:pos="2000"/>
+        </w:tabs>
+        <w:rPr>
+          <w:rFonts w:ascii="Times New Roman" w:hAnsi="Times New Roman" w:cs="Times New Roman"/>
+          <w:b/>
+        </w:rPr>
+      </w:pPr>
+      <w:r>
+        <w:rPr>
+          <w:noProof/>
+        </w:rPr>
+        <w:drawing>
+          <wp:anchor distT="0" distB="0" distL="114300" distR="114300" simplePos="0" relativeHeight="251678720" behindDoc="0" locked="0" layoutInCell="1" allowOverlap="1" wp14:anchorId="410F9BF9" wp14:editId="093865C4">
+            <wp:simplePos x="0" y="0"/>
+            <wp:positionH relativeFrom="page">
+              <wp:posOffset>4288790</wp:posOffset>
+            </wp:positionH>
+            <wp:positionV relativeFrom="paragraph">
+              <wp:posOffset>81915</wp:posOffset>
+            </wp:positionV>
+            <wp:extent cx="2698750" cy="3200400"/>
+            <wp:effectExtent l="0" t="0" r="6350" b="0"/>
+            <wp:wrapSquare wrapText="bothSides"/>
+            <wp:docPr id="6" name="Picture 6"/>
+            <wp:cNvGraphicFramePr>
+              <a:graphicFrameLocks xmlns:a="http://schemas.openxmlformats.org/drawingml/2006/main" noChangeAspect="1"/>
+            </wp:cNvGraphicFramePr>
+            <a:graphic xmlns:a="http://schemas.openxmlformats.org/drawingml/2006/main">
+              <a:graphicData uri="http://schemas.openxmlformats.org/drawingml/2006/picture">
+                <pic:pic xmlns:pic="http://schemas.openxmlformats.org/drawingml/2006/picture">
+                  <pic:nvPicPr>
+                    <pic:cNvPr id="1" name=""/>
+                    <pic:cNvPicPr/>
+                  </pic:nvPicPr>
+                  <pic:blipFill>
+                    <a:blip r:embed="rId29">
+                      <a:extLst>
+                        <a:ext uri="{28A0092B-C50C-407E-A947-70E740481C1C}">
+                          <a14:useLocalDpi xmlns:a14="http://schemas.microsoft.com/office/drawing/2010/main" val="0"/>
+                        </a:ext>
+                      </a:extLst>
+                    </a:blip>
+                    <a:stretch>
+                      <a:fillRect/>
+                    </a:stretch>
+                  </pic:blipFill>
+                  <pic:spPr>
+                    <a:xfrm>
+                      <a:off x="0" y="0"/>
+                      <a:ext cx="2698750" cy="3200400"/>
+                    </a:xfrm>
+                    <a:prstGeom prst="rect">
+                      <a:avLst/>
+                    </a:prstGeom>
+                  </pic:spPr>
+                </pic:pic>
+              </a:graphicData>
+            </a:graphic>
+            <wp14:sizeRelH relativeFrom="margin">
+              <wp14:pctWidth>0</wp14:pctWidth>
+            </wp14:sizeRelH>
+            <wp14:sizeRelV relativeFrom="margin">
+              <wp14:pctHeight>0</wp14:pctHeight>
+            </wp14:sizeRelV>
+          </wp:anchor>
+        </w:drawing>
+      </w:r>
+    </w:p>
+    <w:p>
+      <w:pPr>
+        <w:tabs>
+          <w:tab w:val="left" w:pos="2000"/>
+        </w:tabs>
+        <w:rPr>
+          <w:rFonts w:ascii="Times New Roman" w:hAnsi="Times New Roman" w:cs="Times New Roman"/>
+          <w:b/>
+        </w:rPr>
+      </w:pPr>
+    </w:p>
+    <w:p>
+      <w:pPr>
+        <w:rPr>
+          <w:rFonts w:ascii="Times New Roman" w:hAnsi="Times New Roman" w:cs="Times New Roman"/>
+        </w:rPr>
+      </w:pPr>
+    </w:p>
+    <w:p>
+      <w:pPr>
+        <w:rPr>
+          <w:rFonts w:ascii="Times New Roman" w:hAnsi="Times New Roman" w:cs="Times New Roman"/>
+        </w:rPr>
+      </w:pPr>
+    </w:p>
+    <w:p>
+      <w:pPr>
+        <w:rPr>
+          <w:rFonts w:ascii="Times New Roman" w:hAnsi="Times New Roman" w:cs="Times New Roman"/>
+        </w:rPr>
+      </w:pPr>
+    </w:p>
+    <w:p>
+      <w:pPr>
+        <w:rPr>
+          <w:rFonts w:ascii="Times New Roman" w:hAnsi="Times New Roman" w:cs="Times New Roman"/>
+        </w:rPr>
+      </w:pPr>
+    </w:p>
+    <w:p>
+      <w:pPr>
+        <w:rPr>
+          <w:rFonts w:ascii="Times New Roman" w:hAnsi="Times New Roman" w:cs="Times New Roman"/>
+        </w:rPr>
+      </w:pPr>
+    </w:p>
+    <w:p>
+      <w:pPr>
+        <w:rPr>
+          <w:rFonts w:ascii="Times New Roman" w:hAnsi="Times New Roman" w:cs="Times New Roman"/>
+        </w:rPr>
+      </w:pPr>
+    </w:p>
+    <w:p>
+      <w:pPr>
+        <w:rPr>
+          <w:rFonts w:ascii="Times New Roman" w:hAnsi="Times New Roman" w:cs="Times New Roman"/>
+        </w:rPr>
+      </w:pPr>
+    </w:p>
+    <w:p>
+      <w:pPr>
+        <w:rPr>
+          <w:rFonts w:ascii="Times New Roman" w:hAnsi="Times New Roman" w:cs="Times New Roman"/>
+        </w:rPr>
+      </w:pPr>
+    </w:p>
+    <w:p>
+      <w:pPr>
+        <w:rPr>
+          <w:rFonts w:ascii="Times New Roman" w:hAnsi="Times New Roman" w:cs="Times New Roman"/>
+        </w:rPr>
+      </w:pPr>
+    </w:p>
+    <w:p>
+      <w:pPr>
+        <w:rPr>
+          <w:rFonts w:ascii="Times New Roman" w:hAnsi="Times New Roman" w:cs="Times New Roman"/>
+        </w:rPr>
+      </w:pPr>
+    </w:p>
+    <w:p>
+      <w:r>
+        <w:t>We replaced the string 'None' with 'Not Tested' across both lab result columns. In a clinical and reporting context, 'None' can mistakenly imply missing or dirty data. 'Not Tested' accurately reflects a deliberate medical reality where the procedure was omitted. This semantic correction ensures our dashboard slicers and legends are intuitive and immediately understandable to executive stakeholders.</w:t>
+      </w:r>
+    </w:p>
+    <w:p>
+      <w:pPr>
+        <w:rPr>
+          <w:b/>
+        </w:rPr>
+      </w:pPr>
+      <w:r>
+        <w:rPr>
+          <w:b/>
+        </w:rPr>
+        <w:t>Column 25: metformin</w:t>
+      </w:r>
+    </w:p>
+    <w:p>
+      <w:pPr>
+        <w:rPr>
+          <w:rFonts w:ascii="Times New Roman" w:hAnsi="Times New Roman" w:cs="Times New Roman"/>
+          <w:b/>
+        </w:rPr>
+      </w:pPr>
+      <w:r>
+        <w:t>We validated and locked the Data Type as Text. This column will act as a critical categorical dimension in our data model, allowing us to analyze whether adjusting specific medication dosages during a hospital stay influences the likelihood of a 30-day patient readmission.</w:t>
+      </w:r>
+      <w:bookmarkStart w:id="0" w:name="_GoBack"/>
+      <w:bookmarkEnd w:id="0"/>
+    </w:p>
     <w:sectPr>
+      <w:headerReference w:type="default" r:id="rId30"/>
       <w:pgSz w:w="12240" w:h="15840"/>
       <w:pgMar w:top="1440" w:right="1440" w:bottom="1440" w:left="1440" w:header="720" w:footer="720" w:gutter="0"/>
       <w:cols w:space="720"/>
@@ -2891,7 +3833,7 @@
 </file>
 
 <file path=word/endnotes.xml><?xml version="1.0" encoding="utf-8"?>
-<w:endnotes xmlns:wpc="http://schemas.microsoft.com/office/word/2010/wordprocessingCanvas" xmlns:cx="http://schemas.microsoft.com/office/drawing/2014/chartex" xmlns:cx1="http://schemas.microsoft.com/office/drawing/2015/9/8/chartex" xmlns:cx2="http://schemas.microsoft.com/office/drawing/2015/10/21/chartex" xmlns:cx3="http://schemas.microsoft.com/office/drawing/2016/5/9/chartex" xmlns:cx4="http://schemas.microsoft.com/office/drawing/2016/5/10/chartex" xmlns:cx5="http://schemas.microsoft.com/office/drawing/2016/5/11/chartex" xmlns:cx6="http://schemas.microsoft.com/office/drawing/2016/5/12/chartex" xmlns:cx7="http://schemas.microsoft.com/office/drawing/2016/5/13/chartex" xmlns:cx8="http://schemas.microsoft.com/office/drawing/2016/5/14/chartex" xmlns:mc="http://schemas.openxmlformats.org/markup-compatibility/2006" xmlns:aink="http://schemas.microsoft.com/office/drawing/2016/ink" xmlns:am3d="http://schemas.microsoft.com/office/drawing/2017/model3d" xmlns:o="urn:schemas-microsoft-com:office:office" xmlns:oel="http://schemas.microsoft.com/office/2019/extlst" xmlns:r="http://schemas.openxmlformats.org/officeDocument/2006/relationships" xmlns:m="http://schemas.openxmlformats.org/officeDocument/2006/math" xmlns:v="urn:schemas-microsoft-com:vml" xmlns:wp14="http://schemas.microsoft.com/office/word/2010/wordprocessingDrawing" xmlns:wp="http://schemas.openxmlformats.org/drawingml/2006/wordprocessingDrawing" xmlns:w10="urn:schemas-microsoft-com:office:word" xmlns:w="http://schemas.openxmlformats.org/wordprocessingml/2006/main" xmlns:w14="http://schemas.microsoft.com/office/word/2010/wordml" xmlns:w15="http://schemas.microsoft.com/office/word/2012/wordml" xmlns:w16cex="http://schemas.microsoft.com/office/word/2018/wordml/cex" xmlns:w16cid="http://schemas.microsoft.com/office/word/2016/wordml/cid" xmlns:w16="http://schemas.microsoft.com/office/word/2018/wordml" xmlns:w16du="http://schemas.microsoft.com/office/word/2023/wordml/word16du" xmlns:w16sdtdh="http://schemas.microsoft.com/office/word/2020/wordml/sdtdatahash" xmlns:w16sdtfl="http://schemas.microsoft.com/office/word/2024/wordml/sdtformatlock" xmlns:w16se="http://schemas.microsoft.com/office/word/2015/wordml/symex" xmlns:wpg="http://schemas.microsoft.com/office/word/2010/wordprocessingGroup" xmlns:wpi="http://schemas.microsoft.com/office/word/2010/wordprocessingInk" xmlns:wne="http://schemas.microsoft.com/office/word/2006/wordml" xmlns:wps="http://schemas.microsoft.com/office/word/2010/wordprocessingShape" mc:Ignorable="w14 w15 w16se w16cid w16 w16cex w16sdtdh w16sdtfl w16du wp14">
+<w:endnotes xmlns:wpc="http://schemas.microsoft.com/office/word/2010/wordprocessingCanvas" xmlns:cx="http://schemas.microsoft.com/office/drawing/2014/chartex" xmlns:cx1="http://schemas.microsoft.com/office/drawing/2015/9/8/chartex" xmlns:cx2="http://schemas.microsoft.com/office/drawing/2015/10/21/chartex" xmlns:cx3="http://schemas.microsoft.com/office/drawing/2016/5/9/chartex" xmlns:cx4="http://schemas.microsoft.com/office/drawing/2016/5/10/chartex" xmlns:cx5="http://schemas.microsoft.com/office/drawing/2016/5/11/chartex" xmlns:cx6="http://schemas.microsoft.com/office/drawing/2016/5/12/chartex" xmlns:cx7="http://schemas.microsoft.com/office/drawing/2016/5/13/chartex" xmlns:cx8="http://schemas.microsoft.com/office/drawing/2016/5/14/chartex" xmlns:mc="http://schemas.openxmlformats.org/markup-compatibility/2006" xmlns:aink="http://schemas.microsoft.com/office/drawing/2016/ink" xmlns:am3d="http://schemas.microsoft.com/office/drawing/2017/model3d" xmlns:o="urn:schemas-microsoft-com:office:office" xmlns:r="http://schemas.openxmlformats.org/officeDocument/2006/relationships" xmlns:m="http://schemas.openxmlformats.org/officeDocument/2006/math" xmlns:v="urn:schemas-microsoft-com:vml" xmlns:wp14="http://schemas.microsoft.com/office/word/2010/wordprocessingDrawing" xmlns:wp="http://schemas.openxmlformats.org/drawingml/2006/wordprocessingDrawing" xmlns:w10="urn:schemas-microsoft-com:office:word" xmlns:w="http://schemas.openxmlformats.org/wordprocessingml/2006/main" xmlns:w14="http://schemas.microsoft.com/office/word/2010/wordml" xmlns:w15="http://schemas.microsoft.com/office/word/2012/wordml" xmlns:w16cid="http://schemas.microsoft.com/office/word/2016/wordml/cid" xmlns:w16se="http://schemas.microsoft.com/office/word/2015/wordml/symex" xmlns:wpg="http://schemas.microsoft.com/office/word/2010/wordprocessingGroup" xmlns:wpi="http://schemas.microsoft.com/office/word/2010/wordprocessingInk" xmlns:wne="http://schemas.microsoft.com/office/word/2006/wordml" xmlns:wps="http://schemas.microsoft.com/office/word/2010/wordprocessingShape" mc:Ignorable="w14 w15 w16se w16cid wp14">
   <w:endnote w:type="separator" w:id="-1">
     <w:p>
       <w:pPr>
@@ -2916,7 +3858,7 @@
 </file>
 
 <file path=word/footnotes.xml><?xml version="1.0" encoding="utf-8"?>
-<w:footnotes xmlns:wpc="http://schemas.microsoft.com/office/word/2010/wordprocessingCanvas" xmlns:cx="http://schemas.microsoft.com/office/drawing/2014/chartex" xmlns:cx1="http://schemas.microsoft.com/office/drawing/2015/9/8/chartex" xmlns:cx2="http://schemas.microsoft.com/office/drawing/2015/10/21/chartex" xmlns:cx3="http://schemas.microsoft.com/office/drawing/2016/5/9/chartex" xmlns:cx4="http://schemas.microsoft.com/office/drawing/2016/5/10/chartex" xmlns:cx5="http://schemas.microsoft.com/office/drawing/2016/5/11/chartex" xmlns:cx6="http://schemas.microsoft.com/office/drawing/2016/5/12/chartex" xmlns:cx7="http://schemas.microsoft.com/office/drawing/2016/5/13/chartex" xmlns:cx8="http://schemas.microsoft.com/office/drawing/2016/5/14/chartex" xmlns:mc="http://schemas.openxmlformats.org/markup-compatibility/2006" xmlns:aink="http://schemas.microsoft.com/office/drawing/2016/ink" xmlns:am3d="http://schemas.microsoft.com/office/drawing/2017/model3d" xmlns:o="urn:schemas-microsoft-com:office:office" xmlns:oel="http://schemas.microsoft.com/office/2019/extlst" xmlns:r="http://schemas.openxmlformats.org/officeDocument/2006/relationships" xmlns:m="http://schemas.openxmlformats.org/officeDocument/2006/math" xmlns:v="urn:schemas-microsoft-com:vml" xmlns:wp14="http://schemas.microsoft.com/office/word/2010/wordprocessingDrawing" xmlns:wp="http://schemas.openxmlformats.org/drawingml/2006/wordprocessingDrawing" xmlns:w10="urn:schemas-microsoft-com:office:word" xmlns:w="http://schemas.openxmlformats.org/wordprocessingml/2006/main" xmlns:w14="http://schemas.microsoft.com/office/word/2010/wordml" xmlns:w15="http://schemas.microsoft.com/office/word/2012/wordml" xmlns:w16cex="http://schemas.microsoft.com/office/word/2018/wordml/cex" xmlns:w16cid="http://schemas.microsoft.com/office/word/2016/wordml/cid" xmlns:w16="http://schemas.microsoft.com/office/word/2018/wordml" xmlns:w16du="http://schemas.microsoft.com/office/word/2023/wordml/word16du" xmlns:w16sdtdh="http://schemas.microsoft.com/office/word/2020/wordml/sdtdatahash" xmlns:w16sdtfl="http://schemas.microsoft.com/office/word/2024/wordml/sdtformatlock" xmlns:w16se="http://schemas.microsoft.com/office/word/2015/wordml/symex" xmlns:wpg="http://schemas.microsoft.com/office/word/2010/wordprocessingGroup" xmlns:wpi="http://schemas.microsoft.com/office/word/2010/wordprocessingInk" xmlns:wne="http://schemas.microsoft.com/office/word/2006/wordml" xmlns:wps="http://schemas.microsoft.com/office/word/2010/wordprocessingShape" mc:Ignorable="w14 w15 w16se w16cid w16 w16cex w16sdtdh w16sdtfl w16du wp14">
+<w:footnotes xmlns:wpc="http://schemas.microsoft.com/office/word/2010/wordprocessingCanvas" xmlns:cx="http://schemas.microsoft.com/office/drawing/2014/chartex" xmlns:cx1="http://schemas.microsoft.com/office/drawing/2015/9/8/chartex" xmlns:cx2="http://schemas.microsoft.com/office/drawing/2015/10/21/chartex" xmlns:cx3="http://schemas.microsoft.com/office/drawing/2016/5/9/chartex" xmlns:cx4="http://schemas.microsoft.com/office/drawing/2016/5/10/chartex" xmlns:cx5="http://schemas.microsoft.com/office/drawing/2016/5/11/chartex" xmlns:cx6="http://schemas.microsoft.com/office/drawing/2016/5/12/chartex" xmlns:cx7="http://schemas.microsoft.com/office/drawing/2016/5/13/chartex" xmlns:cx8="http://schemas.microsoft.com/office/drawing/2016/5/14/chartex" xmlns:mc="http://schemas.openxmlformats.org/markup-compatibility/2006" xmlns:aink="http://schemas.microsoft.com/office/drawing/2016/ink" xmlns:am3d="http://schemas.microsoft.com/office/drawing/2017/model3d" xmlns:o="urn:schemas-microsoft-com:office:office" xmlns:r="http://schemas.openxmlformats.org/officeDocument/2006/relationships" xmlns:m="http://schemas.openxmlformats.org/officeDocument/2006/math" xmlns:v="urn:schemas-microsoft-com:vml" xmlns:wp14="http://schemas.microsoft.com/office/word/2010/wordprocessingDrawing" xmlns:wp="http://schemas.openxmlformats.org/drawingml/2006/wordprocessingDrawing" xmlns:w10="urn:schemas-microsoft-com:office:word" xmlns:w="http://schemas.openxmlformats.org/wordprocessingml/2006/main" xmlns:w14="http://schemas.microsoft.com/office/word/2010/wordml" xmlns:w15="http://schemas.microsoft.com/office/word/2012/wordml" xmlns:w16cid="http://schemas.microsoft.com/office/word/2016/wordml/cid" xmlns:w16se="http://schemas.microsoft.com/office/word/2015/wordml/symex" xmlns:wpg="http://schemas.microsoft.com/office/word/2010/wordprocessingGroup" xmlns:wpi="http://schemas.microsoft.com/office/word/2010/wordprocessingInk" xmlns:wne="http://schemas.microsoft.com/office/word/2006/wordml" xmlns:wps="http://schemas.microsoft.com/office/word/2010/wordprocessingShape" mc:Ignorable="w14 w15 w16se w16cid wp14">
   <w:footnote w:type="separator" w:id="-1">
     <w:p>
       <w:pPr>
@@ -2940,8 +3882,21 @@
 </w:footnotes>
 </file>
 
+<file path=word/header1.xml><?xml version="1.0" encoding="utf-8"?>
+<w:hdr xmlns:wpc="http://schemas.microsoft.com/office/word/2010/wordprocessingCanvas" xmlns:cx="http://schemas.microsoft.com/office/drawing/2014/chartex" xmlns:cx1="http://schemas.microsoft.com/office/drawing/2015/9/8/chartex" xmlns:cx2="http://schemas.microsoft.com/office/drawing/2015/10/21/chartex" xmlns:cx3="http://schemas.microsoft.com/office/drawing/2016/5/9/chartex" xmlns:cx4="http://schemas.microsoft.com/office/drawing/2016/5/10/chartex" xmlns:cx5="http://schemas.microsoft.com/office/drawing/2016/5/11/chartex" xmlns:cx6="http://schemas.microsoft.com/office/drawing/2016/5/12/chartex" xmlns:cx7="http://schemas.microsoft.com/office/drawing/2016/5/13/chartex" xmlns:cx8="http://schemas.microsoft.com/office/drawing/2016/5/14/chartex" xmlns:mc="http://schemas.openxmlformats.org/markup-compatibility/2006" xmlns:aink="http://schemas.microsoft.com/office/drawing/2016/ink" xmlns:am3d="http://schemas.microsoft.com/office/drawing/2017/model3d" xmlns:o="urn:schemas-microsoft-com:office:office" xmlns:r="http://schemas.openxmlformats.org/officeDocument/2006/relationships" xmlns:m="http://schemas.openxmlformats.org/officeDocument/2006/math" xmlns:v="urn:schemas-microsoft-com:vml" xmlns:wp14="http://schemas.microsoft.com/office/word/2010/wordprocessingDrawing" xmlns:wp="http://schemas.openxmlformats.org/drawingml/2006/wordprocessingDrawing" xmlns:w10="urn:schemas-microsoft-com:office:word" xmlns:w="http://schemas.openxmlformats.org/wordprocessingml/2006/main" xmlns:w14="http://schemas.microsoft.com/office/word/2010/wordml" xmlns:w15="http://schemas.microsoft.com/office/word/2012/wordml" xmlns:w16cid="http://schemas.microsoft.com/office/word/2016/wordml/cid" xmlns:w16se="http://schemas.microsoft.com/office/word/2015/wordml/symex" xmlns:wpg="http://schemas.microsoft.com/office/word/2010/wordprocessingGroup" xmlns:wpi="http://schemas.microsoft.com/office/word/2010/wordprocessingInk" xmlns:wne="http://schemas.microsoft.com/office/word/2006/wordml" xmlns:wps="http://schemas.microsoft.com/office/word/2010/wordprocessingShape" mc:Ignorable="w14 w15 w16se w16cid wp14">
+  <w:p>
+    <w:pPr>
+      <w:pStyle w:val="Header"/>
+    </w:pPr>
+    <w:r>
+      <w:t>`</w:t>
+    </w:r>
+  </w:p>
+</w:hdr>
+</file>
+
 <file path=word/numbering.xml><?xml version="1.0" encoding="utf-8"?>
-<w:numbering xmlns:wpc="http://schemas.microsoft.com/office/word/2010/wordprocessingCanvas" xmlns:cx="http://schemas.microsoft.com/office/drawing/2014/chartex" xmlns:cx1="http://schemas.microsoft.com/office/drawing/2015/9/8/chartex" xmlns:cx2="http://schemas.microsoft.com/office/drawing/2015/10/21/chartex" xmlns:cx3="http://schemas.microsoft.com/office/drawing/2016/5/9/chartex" xmlns:cx4="http://schemas.microsoft.com/office/drawing/2016/5/10/chartex" xmlns:cx5="http://schemas.microsoft.com/office/drawing/2016/5/11/chartex" xmlns:cx6="http://schemas.microsoft.com/office/drawing/2016/5/12/chartex" xmlns:cx7="http://schemas.microsoft.com/office/drawing/2016/5/13/chartex" xmlns:cx8="http://schemas.microsoft.com/office/drawing/2016/5/14/chartex" xmlns:mc="http://schemas.openxmlformats.org/markup-compatibility/2006" xmlns:aink="http://schemas.microsoft.com/office/drawing/2016/ink" xmlns:am3d="http://schemas.microsoft.com/office/drawing/2017/model3d" xmlns:o="urn:schemas-microsoft-com:office:office" xmlns:oel="http://schemas.microsoft.com/office/2019/extlst" xmlns:r="http://schemas.openxmlformats.org/officeDocument/2006/relationships" xmlns:m="http://schemas.openxmlformats.org/officeDocument/2006/math" xmlns:v="urn:schemas-microsoft-com:vml" xmlns:wp14="http://schemas.microsoft.com/office/word/2010/wordprocessingDrawing" xmlns:wp="http://schemas.openxmlformats.org/drawingml/2006/wordprocessingDrawing" xmlns:w10="urn:schemas-microsoft-com:office:word" xmlns:w="http://schemas.openxmlformats.org/wordprocessingml/2006/main" xmlns:w14="http://schemas.microsoft.com/office/word/2010/wordml" xmlns:w15="http://schemas.microsoft.com/office/word/2012/wordml" xmlns:w16cex="http://schemas.microsoft.com/office/word/2018/wordml/cex" xmlns:w16cid="http://schemas.microsoft.com/office/word/2016/wordml/cid" xmlns:w16="http://schemas.microsoft.com/office/word/2018/wordml" xmlns:w16du="http://schemas.microsoft.com/office/word/2023/wordml/word16du" xmlns:w16sdtdh="http://schemas.microsoft.com/office/word/2020/wordml/sdtdatahash" xmlns:w16sdtfl="http://schemas.microsoft.com/office/word/2024/wordml/sdtformatlock" xmlns:w16se="http://schemas.microsoft.com/office/word/2015/wordml/symex" xmlns:wpg="http://schemas.microsoft.com/office/word/2010/wordprocessingGroup" xmlns:wpi="http://schemas.microsoft.com/office/word/2010/wordprocessingInk" xmlns:wne="http://schemas.microsoft.com/office/word/2006/wordml" xmlns:wps="http://schemas.microsoft.com/office/word/2010/wordprocessingShape" mc:Ignorable="w14 w15 w16se w16cid w16 w16cex w16sdtdh w16sdtfl w16du wp14">
+<w:numbering xmlns:wpc="http://schemas.microsoft.com/office/word/2010/wordprocessingCanvas" xmlns:cx="http://schemas.microsoft.com/office/drawing/2014/chartex" xmlns:cx1="http://schemas.microsoft.com/office/drawing/2015/9/8/chartex" xmlns:cx2="http://schemas.microsoft.com/office/drawing/2015/10/21/chartex" xmlns:cx3="http://schemas.microsoft.com/office/drawing/2016/5/9/chartex" xmlns:cx4="http://schemas.microsoft.com/office/drawing/2016/5/10/chartex" xmlns:cx5="http://schemas.microsoft.com/office/drawing/2016/5/11/chartex" xmlns:cx6="http://schemas.microsoft.com/office/drawing/2016/5/12/chartex" xmlns:cx7="http://schemas.microsoft.com/office/drawing/2016/5/13/chartex" xmlns:cx8="http://schemas.microsoft.com/office/drawing/2016/5/14/chartex" xmlns:mc="http://schemas.openxmlformats.org/markup-compatibility/2006" xmlns:aink="http://schemas.microsoft.com/office/drawing/2016/ink" xmlns:am3d="http://schemas.microsoft.com/office/drawing/2017/model3d" xmlns:o="urn:schemas-microsoft-com:office:office" xmlns:r="http://schemas.openxmlformats.org/officeDocument/2006/relationships" xmlns:m="http://schemas.openxmlformats.org/officeDocument/2006/math" xmlns:v="urn:schemas-microsoft-com:vml" xmlns:wp14="http://schemas.microsoft.com/office/word/2010/wordprocessingDrawing" xmlns:wp="http://schemas.openxmlformats.org/drawingml/2006/wordprocessingDrawing" xmlns:w10="urn:schemas-microsoft-com:office:word" xmlns:w="http://schemas.openxmlformats.org/wordprocessingml/2006/main" xmlns:w14="http://schemas.microsoft.com/office/word/2010/wordml" xmlns:w15="http://schemas.microsoft.com/office/word/2012/wordml" xmlns:w16cid="http://schemas.microsoft.com/office/word/2016/wordml/cid" xmlns:w16se="http://schemas.microsoft.com/office/word/2015/wordml/symex" xmlns:wpg="http://schemas.microsoft.com/office/word/2010/wordprocessingGroup" xmlns:wpi="http://schemas.microsoft.com/office/word/2010/wordprocessingInk" xmlns:wne="http://schemas.microsoft.com/office/word/2006/wordml" xmlns:wps="http://schemas.microsoft.com/office/word/2010/wordprocessingShape" mc:Ignorable="w14 w15 w16se w16cid wp14">
   <w:abstractNum w:abstractNumId="0" w15:restartNumberingAfterBreak="0">
     <w:nsid w:val="050B15FA"/>
     <w:multiLevelType w:val="multilevel"/>
@@ -4283,38 +5238,38 @@
       </w:rPr>
     </w:lvl>
   </w:abstractNum>
-  <w:num w:numId="1" w16cid:durableId="734737687">
+  <w:num w:numId="1">
     <w:abstractNumId w:val="2"/>
   </w:num>
-  <w:num w:numId="2" w16cid:durableId="1402144725">
+  <w:num w:numId="2">
     <w:abstractNumId w:val="1"/>
   </w:num>
-  <w:num w:numId="3" w16cid:durableId="1911816259">
+  <w:num w:numId="3">
     <w:abstractNumId w:val="6"/>
   </w:num>
-  <w:num w:numId="4" w16cid:durableId="1581913592">
+  <w:num w:numId="4">
     <w:abstractNumId w:val="5"/>
   </w:num>
-  <w:num w:numId="5" w16cid:durableId="1163668903">
+  <w:num w:numId="5">
     <w:abstractNumId w:val="3"/>
   </w:num>
-  <w:num w:numId="6" w16cid:durableId="804393633">
+  <w:num w:numId="6">
     <w:abstractNumId w:val="8"/>
   </w:num>
-  <w:num w:numId="7" w16cid:durableId="1662853973">
+  <w:num w:numId="7">
     <w:abstractNumId w:val="7"/>
   </w:num>
-  <w:num w:numId="8" w16cid:durableId="109589405">
+  <w:num w:numId="8">
     <w:abstractNumId w:val="4"/>
   </w:num>
-  <w:num w:numId="9" w16cid:durableId="1368801440">
+  <w:num w:numId="9">
     <w:abstractNumId w:val="0"/>
   </w:num>
 </w:numbering>
 </file>
 
 <file path=word/styles.xml><?xml version="1.0" encoding="utf-8"?>
-<w:styles xmlns:mc="http://schemas.openxmlformats.org/markup-compatibility/2006" xmlns:r="http://schemas.openxmlformats.org/officeDocument/2006/relationships" xmlns:w="http://schemas.openxmlformats.org/wordprocessingml/2006/main" xmlns:w14="http://schemas.microsoft.com/office/word/2010/wordml" xmlns:w15="http://schemas.microsoft.com/office/word/2012/wordml" xmlns:w16cex="http://schemas.microsoft.com/office/word/2018/wordml/cex" xmlns:w16cid="http://schemas.microsoft.com/office/word/2016/wordml/cid" xmlns:w16="http://schemas.microsoft.com/office/word/2018/wordml" xmlns:w16du="http://schemas.microsoft.com/office/word/2023/wordml/word16du" xmlns:w16sdtdh="http://schemas.microsoft.com/office/word/2020/wordml/sdtdatahash" xmlns:w16sdtfl="http://schemas.microsoft.com/office/word/2024/wordml/sdtformatlock" xmlns:w16se="http://schemas.microsoft.com/office/word/2015/wordml/symex" mc:Ignorable="w14 w15 w16se w16cid w16 w16cex w16sdtdh w16sdtfl w16du">
+<w:styles xmlns:mc="http://schemas.openxmlformats.org/markup-compatibility/2006" xmlns:r="http://schemas.openxmlformats.org/officeDocument/2006/relationships" xmlns:w="http://schemas.openxmlformats.org/wordprocessingml/2006/main" xmlns:w14="http://schemas.microsoft.com/office/word/2010/wordml" xmlns:w15="http://schemas.microsoft.com/office/word/2012/wordml" xmlns:w16cid="http://schemas.microsoft.com/office/word/2016/wordml/cid" xmlns:w16se="http://schemas.microsoft.com/office/word/2015/wordml/symex" mc:Ignorable="w14 w15 w16se w16cid">
   <w:docDefaults>
     <w:rPrDefault>
       <w:rPr>
@@ -4332,7 +5287,7 @@
       </w:pPr>
     </w:pPrDefault>
   </w:docDefaults>
-  <w:latentStyles w:defLockedState="0" w:defUIPriority="99" w:defSemiHidden="0" w:defUnhideWhenUsed="0" w:defQFormat="0" w:count="376">
+  <w:latentStyles w:defLockedState="0" w:defUIPriority="99" w:defSemiHidden="0" w:defUnhideWhenUsed="0" w:defQFormat="0" w:count="375">
     <w:lsdException w:name="Normal" w:uiPriority="0" w:qFormat="1"/>
     <w:lsdException w:name="heading 1" w:uiPriority="9" w:qFormat="1"/>
     <w:lsdException w:name="heading 2" w:semiHidden="1" w:uiPriority="9" w:unhideWhenUsed="1" w:qFormat="1"/>
@@ -4708,7 +5663,6 @@
     <w:lsdException w:name="Smart Hyperlink" w:semiHidden="1" w:unhideWhenUsed="1"/>
     <w:lsdException w:name="Hashtag" w:semiHidden="1" w:unhideWhenUsed="1"/>
     <w:lsdException w:name="Unresolved Mention" w:semiHidden="1" w:unhideWhenUsed="1"/>
-    <w:lsdException w:name="Smart Link" w:semiHidden="1" w:unhideWhenUsed="1"/>
   </w:latentStyles>
   <w:style w:type="paragraph" w:default="1" w:styleId="Normal">
     <w:name w:val="Normal"/>
@@ -4916,6 +5870,7 @@
   <w:style w:type="character" w:default="1" w:styleId="DefaultParagraphFont">
     <w:name w:val="Default Paragraph Font"/>
     <w:uiPriority w:val="1"/>
+    <w:semiHidden/>
     <w:unhideWhenUsed/>
   </w:style>
   <w:style w:type="table" w:default="1" w:styleId="TableNormal">
@@ -5273,6 +6228,19 @@
     <w:uiPriority w:val="99"/>
     <w:rsid w:val="004A48C1"/>
   </w:style>
+  <w:style w:type="character" w:styleId="HTMLCode">
+    <w:name w:val="HTML Code"/>
+    <w:basedOn w:val="DefaultParagraphFont"/>
+    <w:uiPriority w:val="99"/>
+    <w:semiHidden/>
+    <w:unhideWhenUsed/>
+    <w:rsid w:val="0057279B"/>
+    <w:rPr>
+      <w:rFonts w:ascii="Courier New" w:eastAsia="Times New Roman" w:hAnsi="Courier New" w:cs="Courier New"/>
+      <w:sz w:val="20"/>
+      <w:szCs w:val="20"/>
+    </w:rPr>
+  </w:style>
 </w:styles>
 </file>
 

--- a/Documented_transformations.docx
+++ b/Documented_transformations.docx
@@ -1528,7 +1528,7 @@
                       <a:tailEnd type="none" w="med" len="med"/>
                       <a:extLst>
                         <a:ext uri="{C807C97D-BFC1-408E-A445-0C87EB9F89A2}">
-                          <ask:lineSketchStyleProps xmlns:ask="http://schemas.microsoft.com/office/drawing/2018/sketchyshapes" xmlns:w16sdtfl="http://schemas.microsoft.com/office/word/2024/wordml/sdtformatlock" xmlns:w16sdtdh="http://schemas.microsoft.com/office/word/2020/wordml/sdtdatahash" xmlns:w16du="http://schemas.microsoft.com/office/word/2023/wordml/word16du" xmlns:w16="http://schemas.microsoft.com/office/word/2018/wordml" xmlns:w16cex="http://schemas.microsoft.com/office/word/2018/wordml/cex" xmlns:w="http://schemas.openxmlformats.org/wordprocessingml/2006/main" xmlns:w10="urn:schemas-microsoft-com:office:word" xmlns:v="urn:schemas-microsoft-com:vml" xmlns:oel="http://schemas.microsoft.com/office/2019/extlst" xmlns:o="urn:schemas-microsoft-com:office:office" xmlns="" sd="0">
+                          <ask:lineSketchStyleProps xmlns="" xmlns:o="urn:schemas-microsoft-com:office:office" xmlns:oel="http://schemas.microsoft.com/office/2019/extlst" xmlns:v="urn:schemas-microsoft-com:vml" xmlns:w10="urn:schemas-microsoft-com:office:word" xmlns:w="http://schemas.openxmlformats.org/wordprocessingml/2006/main" xmlns:w16cex="http://schemas.microsoft.com/office/word/2018/wordml/cex" xmlns:w16="http://schemas.microsoft.com/office/word/2018/wordml" xmlns:w16du="http://schemas.microsoft.com/office/word/2023/wordml/word16du" xmlns:w16sdtdh="http://schemas.microsoft.com/office/word/2020/wordml/sdtdatahash" xmlns:w16sdtfl="http://schemas.microsoft.com/office/word/2024/wordml/sdtformatlock" xmlns:ask="http://schemas.microsoft.com/office/drawing/2018/sketchyshapes" sd="0">
                             <a:custGeom>
                               <a:avLst/>
                               <a:gdLst/>
@@ -3353,6 +3353,7 @@
       <w:r>
         <w:rPr>
           <w:rFonts w:ascii="Times New Roman" w:hAnsi="Times New Roman" w:cs="Times New Roman"/>
+          <w:noProof/>
         </w:rPr>
         <w:drawing>
           <wp:anchor distT="0" distB="0" distL="114300" distR="114300" simplePos="0" relativeHeight="251676672" behindDoc="0" locked="0" layoutInCell="1" allowOverlap="1" wp14:anchorId="565683E5" wp14:editId="6E37923B">
@@ -3473,10 +3474,7 @@
       </w:r>
       <w:proofErr w:type="spellEnd"/>
       <w:r>
-        <w:t xml:space="preserve"> column was correctly imported as a Whole Number. Retaining this strictly as a numeric value is essential, as it will serve as a key complexity indicator in our DAX measures. It allows us to segment patients by poly-morbidity (having multiple concurrent conditions) to quantitatively assess how complexity impacts the length of stay and readmission risk</w:t>
-      </w:r>
-      <w:r>
-        <w:t>.</w:t>
+        <w:t xml:space="preserve"> column was correctly imported as a Whole Number. Retaining this strictly as a numeric value is essential, as it will serve as a key complexity indicator in our DAX measures. It allows us to segment patients by poly-morbidity (having multiple concurrent conditions) to quantitatively assess how complexity impacts the length of stay and readmission risk.</w:t>
       </w:r>
     </w:p>
     <w:p>
@@ -3809,20 +3807,817 @@
       </w:r>
     </w:p>
     <w:p>
-      <w:pPr>
-        <w:rPr>
-          <w:rFonts w:ascii="Times New Roman" w:hAnsi="Times New Roman" w:cs="Times New Roman"/>
-          <w:b/>
-        </w:rPr>
-      </w:pPr>
       <w:r>
         <w:t>We validated and locked the Data Type as Text. This column will act as a critical categorical dimension in our data model, allowing us to analyze whether adjusting specific medication dosages during a hospital stay influences the likelihood of a 30-day patient readmission.</w:t>
+      </w:r>
+    </w:p>
+    <w:p>
+      <w:pPr>
+        <w:rPr>
+          <w:b/>
+        </w:rPr>
+      </w:pPr>
+      <w:r>
+        <w:rPr>
+          <w:b/>
+        </w:rPr>
+        <w:t>Columns 26 to 36: Medication Dosage Tracking</w:t>
+      </w:r>
+    </w:p>
+    <w:p>
+      <w:r>
+        <w:t>We validated and bulk-assigned the Data Type as Text for columns 26 through 36, which track individual medication dosages. Grouping these transformations demonstrates efficient Power Query utilization and keeps our applied steps lean. In our data model, these categorical dimensions will be crucial. They will allow us to filter patient populations by specific pharmacological treatments and analyze if certain drug combinations (polypharmacy) or dosage adjustments correlate with higher 30-day readmission rates.</w:t>
+      </w:r>
+    </w:p>
+    <w:p>
+      <w:r>
+        <w:rPr>
+          <w:noProof/>
+        </w:rPr>
+        <w:lastRenderedPageBreak/>
+        <w:drawing>
+          <wp:anchor distT="0" distB="0" distL="114300" distR="114300" simplePos="0" relativeHeight="251679744" behindDoc="0" locked="0" layoutInCell="1" allowOverlap="1" wp14:anchorId="192B3986" wp14:editId="2F87F9AB">
+            <wp:simplePos x="0" y="0"/>
+            <wp:positionH relativeFrom="margin">
+              <wp:posOffset>-7620</wp:posOffset>
+            </wp:positionH>
+            <wp:positionV relativeFrom="paragraph">
+              <wp:posOffset>0</wp:posOffset>
+            </wp:positionV>
+            <wp:extent cx="5943600" cy="3357245"/>
+            <wp:effectExtent l="0" t="0" r="0" b="0"/>
+            <wp:wrapSquare wrapText="bothSides"/>
+            <wp:docPr id="7" name="Picture 7"/>
+            <wp:cNvGraphicFramePr>
+              <a:graphicFrameLocks xmlns:a="http://schemas.openxmlformats.org/drawingml/2006/main" noChangeAspect="1"/>
+            </wp:cNvGraphicFramePr>
+            <a:graphic xmlns:a="http://schemas.openxmlformats.org/drawingml/2006/main">
+              <a:graphicData uri="http://schemas.openxmlformats.org/drawingml/2006/picture">
+                <pic:pic xmlns:pic="http://schemas.openxmlformats.org/drawingml/2006/picture">
+                  <pic:nvPicPr>
+                    <pic:cNvPr id="1" name=""/>
+                    <pic:cNvPicPr/>
+                  </pic:nvPicPr>
+                  <pic:blipFill>
+                    <a:blip r:embed="rId30">
+                      <a:extLst>
+                        <a:ext uri="{28A0092B-C50C-407E-A947-70E740481C1C}">
+                          <a14:useLocalDpi xmlns:a14="http://schemas.microsoft.com/office/drawing/2010/main" val="0"/>
+                        </a:ext>
+                      </a:extLst>
+                    </a:blip>
+                    <a:stretch>
+                      <a:fillRect/>
+                    </a:stretch>
+                  </pic:blipFill>
+                  <pic:spPr>
+                    <a:xfrm>
+                      <a:off x="0" y="0"/>
+                      <a:ext cx="5943600" cy="3357245"/>
+                    </a:xfrm>
+                    <a:prstGeom prst="rect">
+                      <a:avLst/>
+                    </a:prstGeom>
+                  </pic:spPr>
+                </pic:pic>
+              </a:graphicData>
+            </a:graphic>
+          </wp:anchor>
+        </w:drawing>
+      </w:r>
+    </w:p>
+    <w:p>
+      <w:pPr>
+        <w:rPr>
+          <w:b/>
+        </w:rPr>
+      </w:pPr>
+      <w:r>
+        <w:rPr>
+          <w:b/>
+        </w:rPr>
+        <w:t>Columns 37 to 47: Additional Medication Dosage Tracking</w:t>
+      </w:r>
+    </w:p>
+    <w:p>
+      <w:r>
+        <w:rPr>
+          <w:noProof/>
+        </w:rPr>
+        <w:drawing>
+          <wp:anchor distT="0" distB="0" distL="114300" distR="114300" simplePos="0" relativeHeight="251680768" behindDoc="0" locked="0" layoutInCell="1" allowOverlap="1" wp14:anchorId="527046CD" wp14:editId="16CC6831">
+            <wp:simplePos x="0" y="0"/>
+            <wp:positionH relativeFrom="margin">
+              <wp:align>center</wp:align>
+            </wp:positionH>
+            <wp:positionV relativeFrom="paragraph">
+              <wp:posOffset>1129030</wp:posOffset>
+            </wp:positionV>
+            <wp:extent cx="5364480" cy="2798445"/>
+            <wp:effectExtent l="0" t="0" r="7620" b="1905"/>
+            <wp:wrapSquare wrapText="bothSides"/>
+            <wp:docPr id="8" name="Picture 8"/>
+            <wp:cNvGraphicFramePr>
+              <a:graphicFrameLocks xmlns:a="http://schemas.openxmlformats.org/drawingml/2006/main" noChangeAspect="1"/>
+            </wp:cNvGraphicFramePr>
+            <a:graphic xmlns:a="http://schemas.openxmlformats.org/drawingml/2006/main">
+              <a:graphicData uri="http://schemas.openxmlformats.org/drawingml/2006/picture">
+                <pic:pic xmlns:pic="http://schemas.openxmlformats.org/drawingml/2006/picture">
+                  <pic:nvPicPr>
+                    <pic:cNvPr id="1" name=""/>
+                    <pic:cNvPicPr/>
+                  </pic:nvPicPr>
+                  <pic:blipFill>
+                    <a:blip r:embed="rId31" cstate="print">
+                      <a:extLst>
+                        <a:ext uri="{28A0092B-C50C-407E-A947-70E740481C1C}">
+                          <a14:useLocalDpi xmlns:a14="http://schemas.microsoft.com/office/drawing/2010/main" val="0"/>
+                        </a:ext>
+                      </a:extLst>
+                    </a:blip>
+                    <a:stretch>
+                      <a:fillRect/>
+                    </a:stretch>
+                  </pic:blipFill>
+                  <pic:spPr>
+                    <a:xfrm>
+                      <a:off x="0" y="0"/>
+                      <a:ext cx="5364480" cy="2798445"/>
+                    </a:xfrm>
+                    <a:prstGeom prst="rect">
+                      <a:avLst/>
+                    </a:prstGeom>
+                  </pic:spPr>
+                </pic:pic>
+              </a:graphicData>
+            </a:graphic>
+            <wp14:sizeRelH relativeFrom="margin">
+              <wp14:pctWidth>0</wp14:pctWidth>
+            </wp14:sizeRelH>
+            <wp14:sizeRelV relativeFrom="margin">
+              <wp14:pctHeight>0</wp14:pctHeight>
+            </wp14:sizeRelV>
+          </wp:anchor>
+        </w:drawing>
+      </w:r>
+      <w:r>
+        <w:t>We bulk-validated the Data Type for the remaining 11 medication columns as Text. This includes complex combination drugs. Ensuring these are strictly categorical allows us to create precise DAX filters later. For example, we can isolate patients specifically treated with 'insulin' to see if their readmission rates differ significantly from those managed on oral combination therapies.</w:t>
+      </w:r>
+    </w:p>
+    <w:p>
+      <w:pPr>
+        <w:rPr>
+          <w:b/>
+        </w:rPr>
+      </w:pPr>
+      <w:r>
+        <w:rPr>
+          <w:b/>
+        </w:rPr>
+        <w:br w:type="page"/>
+      </w:r>
+    </w:p>
+    <w:p>
+      <w:pPr>
+        <w:rPr>
+          <w:b/>
+        </w:rPr>
+      </w:pPr>
+      <w:r>
+        <w:rPr>
+          <w:b/>
+        </w:rPr>
+        <w:lastRenderedPageBreak/>
+        <w:t>Column 48: change</w:t>
+      </w:r>
+    </w:p>
+    <w:p>
+      <w:pPr>
+        <w:rPr>
+          <w:b/>
+        </w:rPr>
+      </w:pPr>
+      <w:r>
+        <w:rPr>
+          <w:b/>
+        </w:rPr>
+        <w:t>Before:</w:t>
+      </w:r>
+      <w:r>
+        <w:rPr>
+          <w:b/>
+        </w:rPr>
+        <w:tab/>
+      </w:r>
+      <w:r>
+        <w:rPr>
+          <w:b/>
+        </w:rPr>
+        <w:tab/>
+      </w:r>
+      <w:r>
+        <w:rPr>
+          <w:b/>
+        </w:rPr>
+        <w:tab/>
+      </w:r>
+      <w:r>
+        <w:rPr>
+          <w:b/>
+        </w:rPr>
+        <w:tab/>
+      </w:r>
+      <w:r>
+        <w:rPr>
+          <w:b/>
+        </w:rPr>
+        <w:tab/>
+      </w:r>
+      <w:r>
+        <w:rPr>
+          <w:b/>
+        </w:rPr>
+        <w:tab/>
+      </w:r>
+      <w:r>
+        <w:rPr>
+          <w:b/>
+        </w:rPr>
+        <w:tab/>
+      </w:r>
+      <w:r>
+        <w:rPr>
+          <w:b/>
+        </w:rPr>
+        <w:tab/>
+        <w:t>After:</w:t>
+      </w:r>
+    </w:p>
+    <w:p>
+      <w:pPr>
+        <w:rPr>
+          <w:b/>
+        </w:rPr>
+      </w:pPr>
+      <w:r>
+        <w:rPr>
+          <w:noProof/>
+        </w:rPr>
+        <w:drawing>
+          <wp:anchor distT="0" distB="0" distL="114300" distR="114300" simplePos="0" relativeHeight="251682816" behindDoc="0" locked="0" layoutInCell="1" allowOverlap="1" wp14:anchorId="5F348852" wp14:editId="5125EAA6">
+            <wp:simplePos x="0" y="0"/>
+            <wp:positionH relativeFrom="column">
+              <wp:posOffset>3756660</wp:posOffset>
+            </wp:positionH>
+            <wp:positionV relativeFrom="paragraph">
+              <wp:posOffset>280035</wp:posOffset>
+            </wp:positionV>
+            <wp:extent cx="1653540" cy="4022090"/>
+            <wp:effectExtent l="0" t="0" r="3810" b="0"/>
+            <wp:wrapSquare wrapText="bothSides"/>
+            <wp:docPr id="10" name="Picture 10"/>
+            <wp:cNvGraphicFramePr>
+              <a:graphicFrameLocks xmlns:a="http://schemas.openxmlformats.org/drawingml/2006/main" noChangeAspect="1"/>
+            </wp:cNvGraphicFramePr>
+            <a:graphic xmlns:a="http://schemas.openxmlformats.org/drawingml/2006/main">
+              <a:graphicData uri="http://schemas.openxmlformats.org/drawingml/2006/picture">
+                <pic:pic xmlns:pic="http://schemas.openxmlformats.org/drawingml/2006/picture">
+                  <pic:nvPicPr>
+                    <pic:cNvPr id="1" name=""/>
+                    <pic:cNvPicPr/>
+                  </pic:nvPicPr>
+                  <pic:blipFill>
+                    <a:blip r:embed="rId32">
+                      <a:extLst>
+                        <a:ext uri="{28A0092B-C50C-407E-A947-70E740481C1C}">
+                          <a14:useLocalDpi xmlns:a14="http://schemas.microsoft.com/office/drawing/2010/main" val="0"/>
+                        </a:ext>
+                      </a:extLst>
+                    </a:blip>
+                    <a:stretch>
+                      <a:fillRect/>
+                    </a:stretch>
+                  </pic:blipFill>
+                  <pic:spPr>
+                    <a:xfrm>
+                      <a:off x="0" y="0"/>
+                      <a:ext cx="1653540" cy="4022090"/>
+                    </a:xfrm>
+                    <a:prstGeom prst="rect">
+                      <a:avLst/>
+                    </a:prstGeom>
+                  </pic:spPr>
+                </pic:pic>
+              </a:graphicData>
+            </a:graphic>
+            <wp14:sizeRelH relativeFrom="margin">
+              <wp14:pctWidth>0</wp14:pctWidth>
+            </wp14:sizeRelH>
+            <wp14:sizeRelV relativeFrom="margin">
+              <wp14:pctHeight>0</wp14:pctHeight>
+            </wp14:sizeRelV>
+          </wp:anchor>
+        </w:drawing>
+      </w:r>
+      <w:r>
+        <w:rPr>
+          <w:noProof/>
+        </w:rPr>
+        <w:drawing>
+          <wp:anchor distT="0" distB="0" distL="114300" distR="114300" simplePos="0" relativeHeight="251681792" behindDoc="0" locked="0" layoutInCell="1" allowOverlap="1" wp14:anchorId="1F7B7AC4" wp14:editId="1D2DBD95">
+            <wp:simplePos x="0" y="0"/>
+            <wp:positionH relativeFrom="margin">
+              <wp:align>left</wp:align>
+            </wp:positionH>
+            <wp:positionV relativeFrom="paragraph">
+              <wp:posOffset>216535</wp:posOffset>
+            </wp:positionV>
+            <wp:extent cx="1569720" cy="4145280"/>
+            <wp:effectExtent l="0" t="0" r="0" b="7620"/>
+            <wp:wrapSquare wrapText="bothSides"/>
+            <wp:docPr id="9" name="Picture 9"/>
+            <wp:cNvGraphicFramePr>
+              <a:graphicFrameLocks xmlns:a="http://schemas.openxmlformats.org/drawingml/2006/main" noChangeAspect="1"/>
+            </wp:cNvGraphicFramePr>
+            <a:graphic xmlns:a="http://schemas.openxmlformats.org/drawingml/2006/main">
+              <a:graphicData uri="http://schemas.openxmlformats.org/drawingml/2006/picture">
+                <pic:pic xmlns:pic="http://schemas.openxmlformats.org/drawingml/2006/picture">
+                  <pic:nvPicPr>
+                    <pic:cNvPr id="1" name=""/>
+                    <pic:cNvPicPr/>
+                  </pic:nvPicPr>
+                  <pic:blipFill>
+                    <a:blip r:embed="rId33">
+                      <a:extLst>
+                        <a:ext uri="{28A0092B-C50C-407E-A947-70E740481C1C}">
+                          <a14:useLocalDpi xmlns:a14="http://schemas.microsoft.com/office/drawing/2010/main" val="0"/>
+                        </a:ext>
+                      </a:extLst>
+                    </a:blip>
+                    <a:stretch>
+                      <a:fillRect/>
+                    </a:stretch>
+                  </pic:blipFill>
+                  <pic:spPr>
+                    <a:xfrm>
+                      <a:off x="0" y="0"/>
+                      <a:ext cx="1569720" cy="4145280"/>
+                    </a:xfrm>
+                    <a:prstGeom prst="rect">
+                      <a:avLst/>
+                    </a:prstGeom>
+                  </pic:spPr>
+                </pic:pic>
+              </a:graphicData>
+            </a:graphic>
+            <wp14:sizeRelH relativeFrom="margin">
+              <wp14:pctWidth>0</wp14:pctWidth>
+            </wp14:sizeRelH>
+            <wp14:sizeRelV relativeFrom="margin">
+              <wp14:pctHeight>0</wp14:pctHeight>
+            </wp14:sizeRelV>
+          </wp:anchor>
+        </w:drawing>
+      </w:r>
+    </w:p>
+    <w:p>
+      <w:pPr>
+        <w:rPr>
+          <w:rFonts w:ascii="Times New Roman" w:hAnsi="Times New Roman" w:cs="Times New Roman"/>
+          <w:b/>
+        </w:rPr>
+      </w:pPr>
+    </w:p>
+    <w:p>
+      <w:pPr>
+        <w:rPr>
+          <w:rFonts w:ascii="Times New Roman" w:hAnsi="Times New Roman" w:cs="Times New Roman"/>
+        </w:rPr>
+      </w:pPr>
+    </w:p>
+    <w:p>
+      <w:pPr>
+        <w:rPr>
+          <w:rFonts w:ascii="Times New Roman" w:hAnsi="Times New Roman" w:cs="Times New Roman"/>
+        </w:rPr>
+      </w:pPr>
+    </w:p>
+    <w:p>
+      <w:pPr>
+        <w:rPr>
+          <w:rFonts w:ascii="Times New Roman" w:hAnsi="Times New Roman" w:cs="Times New Roman"/>
+        </w:rPr>
+      </w:pPr>
+    </w:p>
+    <w:p>
+      <w:pPr>
+        <w:rPr>
+          <w:rFonts w:ascii="Times New Roman" w:hAnsi="Times New Roman" w:cs="Times New Roman"/>
+        </w:rPr>
+      </w:pPr>
+    </w:p>
+    <w:p>
+      <w:pPr>
+        <w:rPr>
+          <w:rFonts w:ascii="Times New Roman" w:hAnsi="Times New Roman" w:cs="Times New Roman"/>
+        </w:rPr>
+      </w:pPr>
+    </w:p>
+    <w:p>
+      <w:pPr>
+        <w:rPr>
+          <w:rFonts w:ascii="Times New Roman" w:hAnsi="Times New Roman" w:cs="Times New Roman"/>
+        </w:rPr>
+      </w:pPr>
+    </w:p>
+    <w:p>
+      <w:pPr>
+        <w:rPr>
+          <w:rFonts w:ascii="Times New Roman" w:hAnsi="Times New Roman" w:cs="Times New Roman"/>
+        </w:rPr>
+      </w:pPr>
+    </w:p>
+    <w:p>
+      <w:pPr>
+        <w:rPr>
+          <w:rFonts w:ascii="Times New Roman" w:hAnsi="Times New Roman" w:cs="Times New Roman"/>
+        </w:rPr>
+      </w:pPr>
+    </w:p>
+    <w:p>
+      <w:pPr>
+        <w:rPr>
+          <w:rFonts w:ascii="Times New Roman" w:hAnsi="Times New Roman" w:cs="Times New Roman"/>
+        </w:rPr>
+      </w:pPr>
+    </w:p>
+    <w:p>
+      <w:pPr>
+        <w:rPr>
+          <w:rFonts w:ascii="Times New Roman" w:hAnsi="Times New Roman" w:cs="Times New Roman"/>
+        </w:rPr>
+      </w:pPr>
+    </w:p>
+    <w:p>
+      <w:pPr>
+        <w:rPr>
+          <w:rFonts w:ascii="Times New Roman" w:hAnsi="Times New Roman" w:cs="Times New Roman"/>
+        </w:rPr>
+      </w:pPr>
+    </w:p>
+    <w:p>
+      <w:pPr>
+        <w:rPr>
+          <w:rFonts w:ascii="Times New Roman" w:hAnsi="Times New Roman" w:cs="Times New Roman"/>
+        </w:rPr>
+      </w:pPr>
+    </w:p>
+    <w:p>
+      <w:pPr>
+        <w:rPr>
+          <w:rFonts w:ascii="Times New Roman" w:hAnsi="Times New Roman" w:cs="Times New Roman"/>
+        </w:rPr>
+      </w:pPr>
+    </w:p>
+    <w:p>
+      <w:pPr>
+        <w:rPr>
+          <w:rFonts w:ascii="Times New Roman" w:hAnsi="Times New Roman" w:cs="Times New Roman"/>
+        </w:rPr>
+      </w:pPr>
+    </w:p>
+    <w:p>
+      <w:pPr>
+        <w:tabs>
+          <w:tab w:val="left" w:pos="1656"/>
+        </w:tabs>
+      </w:pPr>
+      <w:r>
+        <w:t xml:space="preserve">We validated the column as Text and replaced the shorthand 'Ch' with 'Changed'. This simple semantic transformation greatly improves the professional quality of our dashboard. This </w:t>
+      </w:r>
+      <w:proofErr w:type="spellStart"/>
+      <w:r>
+        <w:t>boolean</w:t>
+      </w:r>
+      <w:proofErr w:type="spellEnd"/>
+      <w:r>
+        <w:t xml:space="preserve"> indicator is a powerful analytical pivot point, allowing stakeholders to instantly filter visuals to see if altering a patient's medication regimen during a stay increases or decreases readmission risk</w:t>
+      </w:r>
+      <w:r>
+        <w:t>.</w:t>
+      </w:r>
+    </w:p>
+    <w:p>
+      <w:pPr>
+        <w:tabs>
+          <w:tab w:val="left" w:pos="1656"/>
+        </w:tabs>
+        <w:rPr>
+          <w:b/>
+        </w:rPr>
+      </w:pPr>
+      <w:r>
+        <w:rPr>
+          <w:b/>
+        </w:rPr>
+        <w:t xml:space="preserve">Column 49: </w:t>
+      </w:r>
+      <w:proofErr w:type="spellStart"/>
+      <w:r>
+        <w:rPr>
+          <w:b/>
+        </w:rPr>
+        <w:t>diabetesMed</w:t>
+      </w:r>
+      <w:proofErr w:type="spellEnd"/>
+    </w:p>
+    <w:p>
+      <w:pPr>
+        <w:tabs>
+          <w:tab w:val="left" w:pos="1656"/>
+        </w:tabs>
+      </w:pPr>
+      <w:r>
+        <w:t>We validated the Data Type as Text. This column serves as a high-level categorical flag. In our final Star Schema, this will allow us to easily separate patients actively receiving pharmacological diabetes treatment from those managed purely through diet or other means.</w:t>
+      </w:r>
+    </w:p>
+    <w:p>
+      <w:r>
+        <w:br w:type="page"/>
+      </w:r>
+    </w:p>
+    <w:p>
+      <w:pPr>
+        <w:tabs>
+          <w:tab w:val="left" w:pos="1656"/>
+        </w:tabs>
+      </w:pPr>
+      <w:r>
+        <w:rPr>
+          <w:b/>
+        </w:rPr>
+        <w:lastRenderedPageBreak/>
+        <w:t>Column 50: readmitted (The Target Variable)</w:t>
+      </w:r>
+    </w:p>
+    <w:p>
+      <w:pPr>
+        <w:tabs>
+          <w:tab w:val="left" w:pos="1656"/>
+        </w:tabs>
+      </w:pPr>
+      <w:r>
+        <w:drawing>
+          <wp:anchor distT="0" distB="0" distL="114300" distR="114300" simplePos="0" relativeHeight="251683840" behindDoc="0" locked="0" layoutInCell="1" allowOverlap="1" wp14:anchorId="50B81183" wp14:editId="493C5181">
+            <wp:simplePos x="0" y="0"/>
+            <wp:positionH relativeFrom="margin">
+              <wp:align>left</wp:align>
+            </wp:positionH>
+            <wp:positionV relativeFrom="paragraph">
+              <wp:posOffset>320040</wp:posOffset>
+            </wp:positionV>
+            <wp:extent cx="1333500" cy="3489960"/>
+            <wp:effectExtent l="0" t="0" r="0" b="0"/>
+            <wp:wrapSquare wrapText="bothSides"/>
+            <wp:docPr id="11" name="Picture 11"/>
+            <wp:cNvGraphicFramePr>
+              <a:graphicFrameLocks xmlns:a="http://schemas.openxmlformats.org/drawingml/2006/main" noChangeAspect="1"/>
+            </wp:cNvGraphicFramePr>
+            <a:graphic xmlns:a="http://schemas.openxmlformats.org/drawingml/2006/main">
+              <a:graphicData uri="http://schemas.openxmlformats.org/drawingml/2006/picture">
+                <pic:pic xmlns:pic="http://schemas.openxmlformats.org/drawingml/2006/picture">
+                  <pic:nvPicPr>
+                    <pic:cNvPr id="1" name=""/>
+                    <pic:cNvPicPr/>
+                  </pic:nvPicPr>
+                  <pic:blipFill>
+                    <a:blip r:embed="rId34">
+                      <a:extLst>
+                        <a:ext uri="{28A0092B-C50C-407E-A947-70E740481C1C}">
+                          <a14:useLocalDpi xmlns:a14="http://schemas.microsoft.com/office/drawing/2010/main" val="0"/>
+                        </a:ext>
+                      </a:extLst>
+                    </a:blip>
+                    <a:stretch>
+                      <a:fillRect/>
+                    </a:stretch>
+                  </pic:blipFill>
+                  <pic:spPr>
+                    <a:xfrm>
+                      <a:off x="0" y="0"/>
+                      <a:ext cx="1333500" cy="3489960"/>
+                    </a:xfrm>
+                    <a:prstGeom prst="rect">
+                      <a:avLst/>
+                    </a:prstGeom>
+                  </pic:spPr>
+                </pic:pic>
+              </a:graphicData>
+            </a:graphic>
+            <wp14:sizeRelH relativeFrom="margin">
+              <wp14:pctWidth>0</wp14:pctWidth>
+            </wp14:sizeRelH>
+            <wp14:sizeRelV relativeFrom="margin">
+              <wp14:pctHeight>0</wp14:pctHeight>
+            </wp14:sizeRelV>
+          </wp:anchor>
+        </w:drawing>
+      </w:r>
+      <w:r>
+        <w:t>Before:</w:t>
+      </w:r>
+      <w:r>
+        <w:tab/>
+      </w:r>
+      <w:r>
+        <w:tab/>
+      </w:r>
+      <w:r>
+        <w:tab/>
+      </w:r>
+      <w:r>
+        <w:tab/>
+      </w:r>
+      <w:r>
+        <w:tab/>
+      </w:r>
+      <w:r>
+        <w:tab/>
+      </w:r>
+      <w:r>
+        <w:tab/>
+        <w:t>After:</w:t>
+      </w:r>
+    </w:p>
+    <w:p>
+      <w:pPr>
+        <w:tabs>
+          <w:tab w:val="left" w:pos="1656"/>
+        </w:tabs>
+      </w:pPr>
+      <w:r>
+        <w:rPr>
+          <w:noProof/>
+        </w:rPr>
+        <w:drawing>
+          <wp:anchor distT="0" distB="0" distL="114300" distR="114300" simplePos="0" relativeHeight="251684864" behindDoc="0" locked="0" layoutInCell="1" allowOverlap="1" wp14:anchorId="56061E72" wp14:editId="171CCB9C">
+            <wp:simplePos x="0" y="0"/>
+            <wp:positionH relativeFrom="column">
+              <wp:posOffset>3368040</wp:posOffset>
+            </wp:positionH>
+            <wp:positionV relativeFrom="paragraph">
+              <wp:posOffset>5715</wp:posOffset>
+            </wp:positionV>
+            <wp:extent cx="1287780" cy="3462020"/>
+            <wp:effectExtent l="0" t="0" r="7620" b="5080"/>
+            <wp:wrapSquare wrapText="bothSides"/>
+            <wp:docPr id="12" name="Picture 12"/>
+            <wp:cNvGraphicFramePr>
+              <a:graphicFrameLocks xmlns:a="http://schemas.openxmlformats.org/drawingml/2006/main" noChangeAspect="1"/>
+            </wp:cNvGraphicFramePr>
+            <a:graphic xmlns:a="http://schemas.openxmlformats.org/drawingml/2006/main">
+              <a:graphicData uri="http://schemas.openxmlformats.org/drawingml/2006/picture">
+                <pic:pic xmlns:pic="http://schemas.openxmlformats.org/drawingml/2006/picture">
+                  <pic:nvPicPr>
+                    <pic:cNvPr id="1" name=""/>
+                    <pic:cNvPicPr/>
+                  </pic:nvPicPr>
+                  <pic:blipFill>
+                    <a:blip r:embed="rId35">
+                      <a:extLst>
+                        <a:ext uri="{28A0092B-C50C-407E-A947-70E740481C1C}">
+                          <a14:useLocalDpi xmlns:a14="http://schemas.microsoft.com/office/drawing/2010/main" val="0"/>
+                        </a:ext>
+                      </a:extLst>
+                    </a:blip>
+                    <a:stretch>
+                      <a:fillRect/>
+                    </a:stretch>
+                  </pic:blipFill>
+                  <pic:spPr>
+                    <a:xfrm>
+                      <a:off x="0" y="0"/>
+                      <a:ext cx="1287780" cy="3462020"/>
+                    </a:xfrm>
+                    <a:prstGeom prst="rect">
+                      <a:avLst/>
+                    </a:prstGeom>
+                  </pic:spPr>
+                </pic:pic>
+              </a:graphicData>
+            </a:graphic>
+            <wp14:sizeRelH relativeFrom="margin">
+              <wp14:pctWidth>0</wp14:pctWidth>
+            </wp14:sizeRelH>
+            <wp14:sizeRelV relativeFrom="margin">
+              <wp14:pctHeight>0</wp14:pctHeight>
+            </wp14:sizeRelV>
+          </wp:anchor>
+        </w:drawing>
+      </w:r>
+    </w:p>
+    <w:p>
+      <w:pPr>
+        <w:tabs>
+          <w:tab w:val="left" w:pos="1656"/>
+        </w:tabs>
+        <w:rPr>
+          <w:rFonts w:ascii="Times New Roman" w:hAnsi="Times New Roman" w:cs="Times New Roman"/>
+          <w:b/>
+        </w:rPr>
+      </w:pPr>
+    </w:p>
+    <w:p>
+      <w:pPr>
+        <w:rPr>
+          <w:rFonts w:ascii="Times New Roman" w:hAnsi="Times New Roman" w:cs="Times New Roman"/>
+        </w:rPr>
+      </w:pPr>
+    </w:p>
+    <w:p>
+      <w:pPr>
+        <w:rPr>
+          <w:rFonts w:ascii="Times New Roman" w:hAnsi="Times New Roman" w:cs="Times New Roman"/>
+        </w:rPr>
+      </w:pPr>
+    </w:p>
+    <w:p>
+      <w:pPr>
+        <w:rPr>
+          <w:rFonts w:ascii="Times New Roman" w:hAnsi="Times New Roman" w:cs="Times New Roman"/>
+        </w:rPr>
+      </w:pPr>
+    </w:p>
+    <w:p>
+      <w:pPr>
+        <w:rPr>
+          <w:rFonts w:ascii="Times New Roman" w:hAnsi="Times New Roman" w:cs="Times New Roman"/>
+        </w:rPr>
+      </w:pPr>
+    </w:p>
+    <w:p>
+      <w:pPr>
+        <w:rPr>
+          <w:rFonts w:ascii="Times New Roman" w:hAnsi="Times New Roman" w:cs="Times New Roman"/>
+        </w:rPr>
+      </w:pPr>
+    </w:p>
+    <w:p>
+      <w:pPr>
+        <w:rPr>
+          <w:rFonts w:ascii="Times New Roman" w:hAnsi="Times New Roman" w:cs="Times New Roman"/>
+        </w:rPr>
+      </w:pPr>
+    </w:p>
+    <w:p>
+      <w:pPr>
+        <w:rPr>
+          <w:rFonts w:ascii="Times New Roman" w:hAnsi="Times New Roman" w:cs="Times New Roman"/>
+        </w:rPr>
+      </w:pPr>
+    </w:p>
+    <w:p>
+      <w:pPr>
+        <w:rPr>
+          <w:rFonts w:ascii="Times New Roman" w:hAnsi="Times New Roman" w:cs="Times New Roman"/>
+        </w:rPr>
+      </w:pPr>
+    </w:p>
+    <w:p>
+      <w:pPr>
+        <w:rPr>
+          <w:rFonts w:ascii="Times New Roman" w:hAnsi="Times New Roman" w:cs="Times New Roman"/>
+        </w:rPr>
+      </w:pPr>
+    </w:p>
+    <w:p>
+      <w:pPr>
+        <w:rPr>
+          <w:rFonts w:ascii="Times New Roman" w:hAnsi="Times New Roman" w:cs="Times New Roman"/>
+        </w:rPr>
+      </w:pPr>
+    </w:p>
+    <w:p>
+      <w:pPr>
+        <w:rPr>
+          <w:rFonts w:ascii="Times New Roman" w:hAnsi="Times New Roman" w:cs="Times New Roman"/>
+        </w:rPr>
+      </w:pPr>
+    </w:p>
+    <w:p>
+      <w:pPr>
+        <w:rPr>
+          <w:rFonts w:ascii="Times New Roman" w:hAnsi="Times New Roman" w:cs="Times New Roman"/>
+        </w:rPr>
+      </w:pPr>
+      <w:r>
+        <w:t>As our primary Target Variable, it was critical to ensure these labels were executive-ready. We replaced the raw system outputs ('&lt;30', '&gt;30', 'NO') with clean, descriptive text ('Under 30 Days', 'Over 30 Days', 'Not Readmitted'). This ensures that all primary KPIs, pie charts, and decomposition trees generated in Week 5 will have professional, self-explanatory legends that require no technical translation for business stakeholders.</w:t>
       </w:r>
       <w:bookmarkStart w:id="0" w:name="_GoBack"/>
       <w:bookmarkEnd w:id="0"/>
     </w:p>
     <w:sectPr>
-      <w:headerReference w:type="default" r:id="rId30"/>
+      <w:headerReference w:type="default" r:id="rId36"/>
       <w:pgSz w:w="12240" w:h="15840"/>
       <w:pgMar w:top="1440" w:right="1440" w:bottom="1440" w:left="1440" w:header="720" w:footer="720" w:gutter="0"/>
       <w:cols w:space="720"/>

--- a/Documented_transformations.docx
+++ b/Documented_transformations.docx
@@ -1,6 +1,6 @@
 
 <file path=word/document.xml><?xml version="1.0" encoding="utf-8"?>
-<w:document xmlns:wpc="http://schemas.microsoft.com/office/word/2010/wordprocessingCanvas" xmlns:cx="http://schemas.microsoft.com/office/drawing/2014/chartex" xmlns:cx1="http://schemas.microsoft.com/office/drawing/2015/9/8/chartex" xmlns:cx2="http://schemas.microsoft.com/office/drawing/2015/10/21/chartex" xmlns:cx3="http://schemas.microsoft.com/office/drawing/2016/5/9/chartex" xmlns:cx4="http://schemas.microsoft.com/office/drawing/2016/5/10/chartex" xmlns:cx5="http://schemas.microsoft.com/office/drawing/2016/5/11/chartex" xmlns:cx6="http://schemas.microsoft.com/office/drawing/2016/5/12/chartex" xmlns:cx7="http://schemas.microsoft.com/office/drawing/2016/5/13/chartex" xmlns:cx8="http://schemas.microsoft.com/office/drawing/2016/5/14/chartex" xmlns:mc="http://schemas.openxmlformats.org/markup-compatibility/2006" xmlns:aink="http://schemas.microsoft.com/office/drawing/2016/ink" xmlns:am3d="http://schemas.microsoft.com/office/drawing/2017/model3d" xmlns:o="urn:schemas-microsoft-com:office:office" xmlns:r="http://schemas.openxmlformats.org/officeDocument/2006/relationships" xmlns:m="http://schemas.openxmlformats.org/officeDocument/2006/math" xmlns:v="urn:schemas-microsoft-com:vml" xmlns:wp14="http://schemas.microsoft.com/office/word/2010/wordprocessingDrawing" xmlns:wp="http://schemas.openxmlformats.org/drawingml/2006/wordprocessingDrawing" xmlns:w10="urn:schemas-microsoft-com:office:word" xmlns:w="http://schemas.openxmlformats.org/wordprocessingml/2006/main" xmlns:w14="http://schemas.microsoft.com/office/word/2010/wordml" xmlns:w15="http://schemas.microsoft.com/office/word/2012/wordml" xmlns:w16cid="http://schemas.microsoft.com/office/word/2016/wordml/cid" xmlns:w16se="http://schemas.microsoft.com/office/word/2015/wordml/symex" xmlns:wpg="http://schemas.microsoft.com/office/word/2010/wordprocessingGroup" xmlns:wpi="http://schemas.microsoft.com/office/word/2010/wordprocessingInk" xmlns:wne="http://schemas.microsoft.com/office/word/2006/wordml" xmlns:wps="http://schemas.microsoft.com/office/word/2010/wordprocessingShape" mc:Ignorable="w14 w15 w16se w16cid wp14">
+<w:document xmlns:wpc="http://schemas.microsoft.com/office/word/2010/wordprocessingCanvas" xmlns:cx="http://schemas.microsoft.com/office/drawing/2014/chartex" xmlns:cx1="http://schemas.microsoft.com/office/drawing/2015/9/8/chartex" xmlns:cx2="http://schemas.microsoft.com/office/drawing/2015/10/21/chartex" xmlns:cx3="http://schemas.microsoft.com/office/drawing/2016/5/9/chartex" xmlns:cx4="http://schemas.microsoft.com/office/drawing/2016/5/10/chartex" xmlns:cx5="http://schemas.microsoft.com/office/drawing/2016/5/11/chartex" xmlns:cx6="http://schemas.microsoft.com/office/drawing/2016/5/12/chartex" xmlns:cx7="http://schemas.microsoft.com/office/drawing/2016/5/13/chartex" xmlns:cx8="http://schemas.microsoft.com/office/drawing/2016/5/14/chartex" xmlns:mc="http://schemas.openxmlformats.org/markup-compatibility/2006" xmlns:aink="http://schemas.microsoft.com/office/drawing/2016/ink" xmlns:am3d="http://schemas.microsoft.com/office/drawing/2017/model3d" xmlns:o="urn:schemas-microsoft-com:office:office" xmlns:oel="http://schemas.microsoft.com/office/2019/extlst" xmlns:r="http://schemas.openxmlformats.org/officeDocument/2006/relationships" xmlns:m="http://schemas.openxmlformats.org/officeDocument/2006/math" xmlns:v="urn:schemas-microsoft-com:vml" xmlns:wp14="http://schemas.microsoft.com/office/word/2010/wordprocessingDrawing" xmlns:wp="http://schemas.openxmlformats.org/drawingml/2006/wordprocessingDrawing" xmlns:w10="urn:schemas-microsoft-com:office:word" xmlns:w="http://schemas.openxmlformats.org/wordprocessingml/2006/main" xmlns:w14="http://schemas.microsoft.com/office/word/2010/wordml" xmlns:w15="http://schemas.microsoft.com/office/word/2012/wordml" xmlns:w16cex="http://schemas.microsoft.com/office/word/2018/wordml/cex" xmlns:w16cid="http://schemas.microsoft.com/office/word/2016/wordml/cid" xmlns:w16="http://schemas.microsoft.com/office/word/2018/wordml" xmlns:w16du="http://schemas.microsoft.com/office/word/2023/wordml/word16du" xmlns:w16sdtdh="http://schemas.microsoft.com/office/word/2020/wordml/sdtdatahash" xmlns:w16sdtfl="http://schemas.microsoft.com/office/word/2024/wordml/sdtformatlock" xmlns:w16se="http://schemas.microsoft.com/office/word/2015/wordml/symex" xmlns:wpg="http://schemas.microsoft.com/office/word/2010/wordprocessingGroup" xmlns:wpi="http://schemas.microsoft.com/office/word/2010/wordprocessingInk" xmlns:wne="http://schemas.microsoft.com/office/word/2006/wordml" xmlns:wps="http://schemas.microsoft.com/office/word/2010/wordprocessingShape" mc:Ignorable="w14 w15 w16se w16cid w16 w16cex w16sdtdh w16sdtfl w16du wp14">
   <w:body>
     <w:p>
       <w:pPr>
@@ -91,36 +91,8 @@
           <w:b/>
           <w:bCs/>
         </w:rPr>
-        <w:t xml:space="preserve">Column 1 &amp; 2: </w:t>
-      </w:r>
-      <w:proofErr w:type="spellStart"/>
-      <w:r>
-        <w:rPr>
-          <w:rFonts w:ascii="Times New Roman" w:hAnsi="Times New Roman" w:cs="Times New Roman"/>
-          <w:b/>
-          <w:bCs/>
-        </w:rPr>
-        <w:t>encounter_id</w:t>
-      </w:r>
-      <w:proofErr w:type="spellEnd"/>
-      <w:r>
-        <w:rPr>
-          <w:rFonts w:ascii="Times New Roman" w:hAnsi="Times New Roman" w:cs="Times New Roman"/>
-          <w:b/>
-          <w:bCs/>
-        </w:rPr>
-        <w:t xml:space="preserve"> and </w:t>
-      </w:r>
-      <w:proofErr w:type="spellStart"/>
-      <w:r>
-        <w:rPr>
-          <w:rFonts w:ascii="Times New Roman" w:hAnsi="Times New Roman" w:cs="Times New Roman"/>
-          <w:b/>
-          <w:bCs/>
-        </w:rPr>
-        <w:t>patient_nbr</w:t>
-      </w:r>
-      <w:proofErr w:type="spellEnd"/>
+        <w:t>Column 1 &amp; 2: encounter_id and patient_nbr</w:t>
+      </w:r>
     </w:p>
     <w:p>
       <w:pPr>
@@ -510,21 +482,7 @@
         <w:rPr>
           <w:rFonts w:ascii="Times New Roman" w:hAnsi="Times New Roman" w:cs="Times New Roman"/>
         </w:rPr>
-        <w:t xml:space="preserve">We replaced </w:t>
-      </w:r>
-      <w:proofErr w:type="gramStart"/>
-      <w:r>
-        <w:rPr>
-          <w:rFonts w:ascii="Times New Roman" w:hAnsi="Times New Roman" w:cs="Times New Roman"/>
-        </w:rPr>
-        <w:t>the ?</w:t>
-      </w:r>
-      <w:proofErr w:type="gramEnd"/>
-      <w:r>
-        <w:rPr>
-          <w:rFonts w:ascii="Times New Roman" w:hAnsi="Times New Roman" w:cs="Times New Roman"/>
-        </w:rPr>
-        <w:t xml:space="preserve"> placeholder with Other and applied Trim and Capitalize Each Word transformations.</w:t>
+        <w:t>We replaced the ? placeholder with Other and applied Trim and Capitalize Each Word transformations.</w:t>
       </w:r>
       <w:r>
         <w:rPr>
@@ -536,21 +494,7 @@
         <w:rPr>
           <w:rFonts w:ascii="Times New Roman" w:hAnsi="Times New Roman" w:cs="Times New Roman"/>
         </w:rPr>
-        <w:t xml:space="preserve">We </w:t>
-      </w:r>
-      <w:proofErr w:type="gramStart"/>
-      <w:r>
-        <w:rPr>
-          <w:rFonts w:ascii="Times New Roman" w:hAnsi="Times New Roman" w:cs="Times New Roman"/>
-        </w:rPr>
-        <w:t>identified ?</w:t>
-      </w:r>
-      <w:proofErr w:type="gramEnd"/>
-      <w:r>
-        <w:rPr>
-          <w:rFonts w:ascii="Times New Roman" w:hAnsi="Times New Roman" w:cs="Times New Roman"/>
-        </w:rPr>
-        <w:t xml:space="preserve"> as a non-standard null value that would skew demographic visualizations. We standardized the text to ensure consistent grouping, ensuring that variations in spacing or casing do not result in fragmented data points during analysis.</w:t>
+        <w:t>We identified ? as a non-standard null value that would skew demographic visualizations. We standardized the text to ensure consistent grouping, ensuring that variations in spacing or casing do not result in fragmented data points during analysis.</w:t>
       </w:r>
     </w:p>
     <w:p>
@@ -1160,49 +1104,13 @@
         <w:rPr>
           <w:rFonts w:ascii="Times New Roman" w:hAnsi="Times New Roman" w:cs="Times New Roman"/>
         </w:rPr>
-        <w:t xml:space="preserve"> </w:t>
-      </w:r>
-      <w:proofErr w:type="spellStart"/>
-      <w:proofErr w:type="gramStart"/>
-      <w:r>
-        <w:rPr>
-          <w:rFonts w:ascii="Times New Roman" w:hAnsi="Times New Roman" w:cs="Times New Roman"/>
-        </w:rPr>
-        <w:t>ans</w:t>
-      </w:r>
-      <w:proofErr w:type="spellEnd"/>
-      <w:r>
-        <w:rPr>
-          <w:rFonts w:ascii="Times New Roman" w:hAnsi="Times New Roman" w:cs="Times New Roman"/>
-        </w:rPr>
-        <w:t xml:space="preserve"> </w:t>
-      </w:r>
-      <w:r>
-        <w:rPr>
-          <w:rFonts w:ascii="Times New Roman" w:hAnsi="Times New Roman" w:cs="Times New Roman"/>
-        </w:rPr>
-        <w:t>)</w:t>
-      </w:r>
-      <w:proofErr w:type="gramEnd"/>
-      <w:r>
-        <w:rPr>
-          <w:rFonts w:ascii="Times New Roman" w:hAnsi="Times New Roman" w:cs="Times New Roman"/>
-        </w:rPr>
-        <w:t xml:space="preserve">, split the ranges into two numeric columns, and generated an </w:t>
-      </w:r>
-      <w:proofErr w:type="spellStart"/>
-      <w:r>
-        <w:rPr>
-          <w:rFonts w:ascii="Times New Roman" w:hAnsi="Times New Roman" w:cs="Times New Roman"/>
-        </w:rPr>
-        <w:t>Age_Midpoint</w:t>
-      </w:r>
-      <w:proofErr w:type="spellEnd"/>
-      <w:r>
-        <w:rPr>
-          <w:rFonts w:ascii="Times New Roman" w:hAnsi="Times New Roman" w:cs="Times New Roman"/>
-        </w:rPr>
-        <w:t xml:space="preserve"> using a custom column formula.</w:t>
+        <w:t xml:space="preserve"> ans </w:t>
+      </w:r>
+      <w:r>
+        <w:rPr>
+          <w:rFonts w:ascii="Times New Roman" w:hAnsi="Times New Roman" w:cs="Times New Roman"/>
+        </w:rPr>
+        <w:t>), split the ranges into two numeric columns, and generated an Age_Midpoint using a custom column formula.</w:t>
       </w:r>
       <w:r>
         <w:rPr>
@@ -1403,7 +1311,7 @@
           <w:noProof/>
         </w:rPr>
         <w:drawing>
-          <wp:anchor distT="0" distB="0" distL="114300" distR="114300" simplePos="0" relativeHeight="251664384" behindDoc="0" locked="0" layoutInCell="1" allowOverlap="1" wp14:anchorId="56A77D20" wp14:editId="7E998734">
+          <wp:anchor distT="0" distB="0" distL="114300" distR="114300" simplePos="0" relativeHeight="251664384" behindDoc="0" locked="0" layoutInCell="1" allowOverlap="1" wp14:anchorId="56A77D20" wp14:editId="102D0626">
             <wp:simplePos x="0" y="0"/>
             <wp:positionH relativeFrom="column">
               <wp:posOffset>1250950</wp:posOffset>
@@ -1528,7 +1436,7 @@
                       <a:tailEnd type="none" w="med" len="med"/>
                       <a:extLst>
                         <a:ext uri="{C807C97D-BFC1-408E-A445-0C87EB9F89A2}">
-                          <ask:lineSketchStyleProps xmlns:ask="http://schemas.microsoft.com/office/drawing/2018/sketchyshapes" xmlns:w16sdtfl="http://schemas.microsoft.com/office/word/2024/wordml/sdtformatlock" xmlns:w16sdtdh="http://schemas.microsoft.com/office/word/2020/wordml/sdtdatahash" xmlns:w16du="http://schemas.microsoft.com/office/word/2023/wordml/word16du" xmlns:w16="http://schemas.microsoft.com/office/word/2018/wordml" xmlns:w16cex="http://schemas.microsoft.com/office/word/2018/wordml/cex" xmlns:w="http://schemas.openxmlformats.org/wordprocessingml/2006/main" xmlns:w10="urn:schemas-microsoft-com:office:word" xmlns:v="urn:schemas-microsoft-com:vml" xmlns:oel="http://schemas.microsoft.com/office/2019/extlst" xmlns:o="urn:schemas-microsoft-com:office:office" xmlns="" sd="0">
+                          <ask:lineSketchStyleProps xmlns:ask="http://schemas.microsoft.com/office/drawing/2018/sketchyshapes" sd="0">
                             <a:custGeom>
                               <a:avLst/>
                               <a:gdLst/>
@@ -1578,7 +1486,7 @@
           <w:noProof/>
         </w:rPr>
         <w:drawing>
-          <wp:anchor distT="0" distB="0" distL="114300" distR="114300" simplePos="0" relativeHeight="251665408" behindDoc="0" locked="0" layoutInCell="1" allowOverlap="1" wp14:anchorId="582F07A2" wp14:editId="21BD921A">
+          <wp:anchor distT="0" distB="0" distL="114300" distR="114300" simplePos="0" relativeHeight="251665408" behindDoc="0" locked="0" layoutInCell="1" allowOverlap="1" wp14:anchorId="582F07A2" wp14:editId="4CA9263E">
             <wp:simplePos x="0" y="0"/>
             <wp:positionH relativeFrom="page">
               <wp:posOffset>2165350</wp:posOffset>
@@ -1758,7 +1666,7 @@
           <w:noProof/>
         </w:rPr>
         <w:drawing>
-          <wp:anchor distT="0" distB="0" distL="114300" distR="114300" simplePos="0" relativeHeight="251668480" behindDoc="0" locked="0" layoutInCell="1" allowOverlap="1" wp14:anchorId="31863B89" wp14:editId="59CEE941">
+          <wp:anchor distT="0" distB="0" distL="114300" distR="114300" simplePos="0" relativeHeight="251668480" behindDoc="0" locked="0" layoutInCell="1" allowOverlap="1" wp14:anchorId="31863B89" wp14:editId="302D15C6">
             <wp:simplePos x="0" y="0"/>
             <wp:positionH relativeFrom="column">
               <wp:posOffset>-476250</wp:posOffset>
@@ -2293,18 +2201,8 @@
           <w:bCs/>
         </w:rPr>
         <w:lastRenderedPageBreak/>
-        <w:t xml:space="preserve">Column 7: </w:t>
-      </w:r>
-      <w:proofErr w:type="spellStart"/>
-      <w:r>
-        <w:rPr>
-          <w:rFonts w:ascii="Times New Roman" w:hAnsi="Times New Roman" w:cs="Times New Roman"/>
-          <w:b/>
-          <w:bCs/>
-        </w:rPr>
-        <w:t>admission_type_id</w:t>
-      </w:r>
-      <w:proofErr w:type="spellEnd"/>
+        <w:t>Column 7: admission_type_id</w:t>
+      </w:r>
     </w:p>
     <w:p>
       <w:pPr>
@@ -2377,18 +2275,8 @@
           <w:b/>
           <w:bCs/>
         </w:rPr>
-        <w:t xml:space="preserve">Column 8: </w:t>
-      </w:r>
-      <w:proofErr w:type="spellStart"/>
-      <w:r>
-        <w:rPr>
-          <w:rFonts w:ascii="Times New Roman" w:hAnsi="Times New Roman" w:cs="Times New Roman"/>
-          <w:b/>
-          <w:bCs/>
-        </w:rPr>
-        <w:t>discharge_disposition_id</w:t>
-      </w:r>
-      <w:proofErr w:type="spellEnd"/>
+        <w:t>Column 8: discharge_disposition_id</w:t>
+      </w:r>
     </w:p>
     <w:p>
       <w:pPr>
@@ -2532,18 +2420,8 @@
           <w:bCs/>
         </w:rPr>
         <w:lastRenderedPageBreak/>
-        <w:t xml:space="preserve">Column 9: </w:t>
-      </w:r>
-      <w:proofErr w:type="spellStart"/>
-      <w:r>
-        <w:rPr>
-          <w:rFonts w:ascii="Times New Roman" w:hAnsi="Times New Roman" w:cs="Times New Roman"/>
-          <w:b/>
-          <w:bCs/>
-        </w:rPr>
-        <w:t>admission_source_id</w:t>
-      </w:r>
-      <w:proofErr w:type="spellEnd"/>
+        <w:t>Column 9: admission_source_id</w:t>
+      </w:r>
     </w:p>
     <w:p>
       <w:pPr>
@@ -2586,18 +2464,8 @@
           <w:b/>
           <w:bCs/>
         </w:rPr>
-        <w:t xml:space="preserve">Column 10: </w:t>
-      </w:r>
-      <w:proofErr w:type="spellStart"/>
-      <w:r>
-        <w:rPr>
-          <w:rFonts w:ascii="Times New Roman" w:hAnsi="Times New Roman" w:cs="Times New Roman"/>
-          <w:b/>
-          <w:bCs/>
-        </w:rPr>
-        <w:t>time_in_hospital</w:t>
-      </w:r>
-      <w:proofErr w:type="spellEnd"/>
+        <w:t>Column 10: time_in_hospital</w:t>
+      </w:r>
     </w:p>
     <w:p>
       <w:pPr>
@@ -2652,45 +2520,21 @@
           <w:b/>
           <w:bCs/>
         </w:rPr>
-        <w:t xml:space="preserve">Column 11: </w:t>
-      </w:r>
-      <w:proofErr w:type="spellStart"/>
-      <w:r>
-        <w:rPr>
-          <w:rFonts w:ascii="Times New Roman" w:hAnsi="Times New Roman" w:cs="Times New Roman"/>
-          <w:b/>
-          <w:bCs/>
-        </w:rPr>
-        <w:t>payer_code</w:t>
-      </w:r>
-      <w:proofErr w:type="spellEnd"/>
-    </w:p>
-    <w:p>
-      <w:pPr>
-        <w:jc w:val="both"/>
-        <w:rPr>
-          <w:rFonts w:ascii="Times New Roman" w:hAnsi="Times New Roman" w:cs="Times New Roman"/>
-        </w:rPr>
-      </w:pPr>
-      <w:r>
-        <w:rPr>
-          <w:rFonts w:ascii="Times New Roman" w:hAnsi="Times New Roman" w:cs="Times New Roman"/>
-        </w:rPr>
-        <w:t xml:space="preserve">We replaced </w:t>
-      </w:r>
-      <w:proofErr w:type="gramStart"/>
-      <w:r>
-        <w:rPr>
-          <w:rFonts w:ascii="Times New Roman" w:hAnsi="Times New Roman" w:cs="Times New Roman"/>
-        </w:rPr>
-        <w:t>the ?</w:t>
-      </w:r>
-      <w:proofErr w:type="gramEnd"/>
-      <w:r>
-        <w:rPr>
-          <w:rFonts w:ascii="Times New Roman" w:hAnsi="Times New Roman" w:cs="Times New Roman"/>
-        </w:rPr>
-        <w:t xml:space="preserve"> placeholder with 'Not Specified'.</w:t>
+        <w:t>Column 11: payer_code</w:t>
+      </w:r>
+    </w:p>
+    <w:p>
+      <w:pPr>
+        <w:jc w:val="both"/>
+        <w:rPr>
+          <w:rFonts w:ascii="Times New Roman" w:hAnsi="Times New Roman" w:cs="Times New Roman"/>
+        </w:rPr>
+      </w:pPr>
+      <w:r>
+        <w:rPr>
+          <w:rFonts w:ascii="Times New Roman" w:hAnsi="Times New Roman" w:cs="Times New Roman"/>
+        </w:rPr>
+        <w:t>We replaced the ? placeholder with 'Not Specified'.</w:t>
       </w:r>
       <w:r>
         <w:rPr>
@@ -2960,16 +2804,8 @@
           <w:b/>
         </w:rPr>
         <w:lastRenderedPageBreak/>
-        <w:t xml:space="preserve">Column 12: </w:t>
-      </w:r>
-      <w:proofErr w:type="spellStart"/>
-      <w:r>
-        <w:rPr>
-          <w:b/>
-        </w:rPr>
-        <w:t>medical_specialty</w:t>
-      </w:r>
-      <w:proofErr w:type="spellEnd"/>
+        <w:t>Column 12: medical_specialty</w:t>
+      </w:r>
     </w:p>
     <w:p>
       <w:pPr>
@@ -2982,11 +2818,7 @@
         </w:rPr>
       </w:pPr>
       <w:r>
-        <w:t xml:space="preserve">We replaced </w:t>
-      </w:r>
-      <w:proofErr w:type="gramStart"/>
-      <w:r>
-        <w:t xml:space="preserve">the </w:t>
+        <w:t xml:space="preserve">We replaced the </w:t>
       </w:r>
       <w:r>
         <w:rPr>
@@ -2995,7 +2827,6 @@
         </w:rPr>
         <w:t>?</w:t>
       </w:r>
-      <w:proofErr w:type="gramEnd"/>
       <w:r>
         <w:t xml:space="preserve"> placeholder with 'Not Specified'. While there is missing data, retaining this column allows us to analyze the patient volumes and readmission rates across known hospital departments (e.g., Cardiology vs. Internal Medicine) to identify specific areas that may need resource optimization.</w:t>
       </w:r>
@@ -3192,7 +3023,6 @@
         </w:rPr>
         <w:tab/>
       </w:r>
-      <w:proofErr w:type="gramStart"/>
       <w:r>
         <w:rPr>
           <w:rFonts w:ascii="Times New Roman" w:hAnsi="Times New Roman" w:cs="Times New Roman"/>
@@ -3200,7 +3030,6 @@
         </w:rPr>
         <w:t>After :</w:t>
       </w:r>
-      <w:proofErr w:type="gramEnd"/>
     </w:p>
     <w:p>
       <w:pPr>
@@ -3353,6 +3182,7 @@
       <w:r>
         <w:rPr>
           <w:rFonts w:ascii="Times New Roman" w:hAnsi="Times New Roman" w:cs="Times New Roman"/>
+          <w:noProof/>
         </w:rPr>
         <w:drawing>
           <wp:anchor distT="0" distB="0" distL="114300" distR="114300" simplePos="0" relativeHeight="251676672" behindDoc="0" locked="0" layoutInCell="1" allowOverlap="1" wp14:anchorId="565683E5" wp14:editId="6E37923B">
@@ -3419,15 +3249,7 @@
         </w:tabs>
       </w:pPr>
       <w:r>
-        <w:t xml:space="preserve">We validated and locked the Data Type for the diagnosis columns as Text. While many of these </w:t>
-      </w:r>
-      <w:proofErr w:type="gramStart"/>
-      <w:r>
-        <w:t>look like</w:t>
-      </w:r>
-      <w:proofErr w:type="gramEnd"/>
-      <w:r>
-        <w:t xml:space="preserve"> decimal numbers (e.g., 250.83), they are categorical ICD-9 medical codes. If Power BI detects them as decimals, it could corrupt alphanumeric codes (such as V-codes or E-codes) or drop crucial trailing zeros. Treating them strictly as text ensures our categorical filtering remains clinically accurate for our dashboard.</w:t>
+        <w:t>We validated and locked the Data Type for the diagnosis columns as Text. While many of these look like decimal numbers (e.g., 250.83), they are categorical ICD-9 medical codes. If Power BI detects them as decimals, it could corrupt alphanumeric codes (such as V-codes or E-codes) or drop crucial trailing zeros. Treating them strictly as text ensures our categorical filtering remains clinically accurate for our dashboard.</w:t>
       </w:r>
     </w:p>
     <w:p>
@@ -3443,16 +3265,8 @@
         <w:rPr>
           <w:b/>
         </w:rPr>
-        <w:t xml:space="preserve">Column 22: </w:t>
-      </w:r>
-      <w:proofErr w:type="spellStart"/>
-      <w:r>
-        <w:rPr>
-          <w:b/>
-        </w:rPr>
-        <w:t>number_diagnoses</w:t>
-      </w:r>
-      <w:proofErr w:type="spellEnd"/>
+        <w:t>Column 22: number_diagnoses</w:t>
+      </w:r>
     </w:p>
     <w:p>
       <w:pPr>
@@ -3463,7 +3277,6 @@
       <w:r>
         <w:t xml:space="preserve">We validated that the </w:t>
       </w:r>
-      <w:proofErr w:type="spellStart"/>
       <w:r>
         <w:rPr>
           <w:rStyle w:val="HTMLCode"/>
@@ -3471,12 +3284,8 @@
         </w:rPr>
         <w:t>number_diagnoses</w:t>
       </w:r>
-      <w:proofErr w:type="spellEnd"/>
-      <w:r>
-        <w:t xml:space="preserve"> column was correctly imported as a Whole Number. Retaining this strictly as a numeric value is essential, as it will serve as a key complexity indicator in our DAX measures. It allows us to segment patients by poly-morbidity (having multiple concurrent conditions) to quantitatively assess how complexity impacts the length of stay and readmission risk</w:t>
-      </w:r>
-      <w:r>
-        <w:t>.</w:t>
+      <w:r>
+        <w:t xml:space="preserve"> column was correctly imported as a Whole Number. Retaining this strictly as a numeric value is essential, as it will serve as a key complexity indicator in our DAX measures. It allows us to segment patients by poly-morbidity (having multiple concurrent conditions) to quantitatively assess how complexity impacts the length of stay and readmission risk.</w:t>
       </w:r>
     </w:p>
     <w:p>
@@ -3493,21 +3302,7 @@
           <w:b/>
         </w:rPr>
         <w:lastRenderedPageBreak/>
-        <w:t xml:space="preserve">Columns 23 &amp; 24: </w:t>
-      </w:r>
-      <w:proofErr w:type="spellStart"/>
-      <w:r>
-        <w:rPr>
-          <w:b/>
-        </w:rPr>
-        <w:t>max_glu_serum</w:t>
-      </w:r>
-      <w:proofErr w:type="spellEnd"/>
-      <w:r>
-        <w:rPr>
-          <w:b/>
-        </w:rPr>
-        <w:t xml:space="preserve"> and A1Cresult</w:t>
+        <w:t>Columns 23 &amp; 24: max_glu_serum and A1Cresult</w:t>
       </w:r>
     </w:p>
     <w:p>
@@ -3809,20 +3604,181 @@
       </w:r>
     </w:p>
     <w:p>
-      <w:pPr>
-        <w:rPr>
-          <w:rFonts w:ascii="Times New Roman" w:hAnsi="Times New Roman" w:cs="Times New Roman"/>
-          <w:b/>
-        </w:rPr>
-      </w:pPr>
       <w:r>
         <w:t>We validated and locked the Data Type as Text. This column will act as a critical categorical dimension in our data model, allowing us to analyze whether adjusting specific medication dosages during a hospital stay influences the likelihood of a 30-day patient readmission.</w:t>
       </w:r>
-      <w:bookmarkStart w:id="0" w:name="_GoBack"/>
-      <w:bookmarkEnd w:id="0"/>
+    </w:p>
+    <w:p>
+      <w:r>
+        <w:rPr>
+          <w:rFonts w:ascii="Times New Roman" w:hAnsi="Times New Roman" w:cs="Times New Roman"/>
+          <w:b/>
+          <w:bCs/>
+        </w:rPr>
+        <w:t>Columns 26</w:t>
+      </w:r>
+      <w:r>
+        <w:rPr>
+          <w:rFonts w:ascii="Times New Roman" w:hAnsi="Times New Roman" w:cs="Times New Roman"/>
+          <w:b/>
+          <w:bCs/>
+        </w:rPr>
+        <w:t>-</w:t>
+      </w:r>
+      <w:r>
+        <w:rPr>
+          <w:rFonts w:ascii="Times New Roman" w:hAnsi="Times New Roman" w:cs="Times New Roman"/>
+          <w:b/>
+          <w:bCs/>
+        </w:rPr>
+        <w:t>47: Pharmacological Treatment Features</w:t>
+      </w:r>
+    </w:p>
+    <w:p>
+      <w:pPr>
+        <w:rPr>
+          <w:rFonts w:ascii="Times New Roman" w:hAnsi="Times New Roman" w:cs="Times New Roman"/>
+          <w:bCs/>
+        </w:rPr>
+      </w:pPr>
+      <w:r>
+        <w:rPr>
+          <w:rFonts w:ascii="Times New Roman" w:hAnsi="Times New Roman" w:cs="Times New Roman"/>
+          <w:bCs/>
+        </w:rPr>
+        <w:t>We verified these 22 columns as Text and standardized the categorical values.</w:t>
+      </w:r>
+      <w:r>
+        <w:rPr>
+          <w:rFonts w:ascii="Times New Roman" w:hAnsi="Times New Roman" w:cs="Times New Roman"/>
+          <w:bCs/>
+        </w:rPr>
+        <w:t xml:space="preserve"> They were </w:t>
+      </w:r>
+      <w:r>
+        <w:rPr>
+          <w:rFonts w:ascii="Times New Roman" w:hAnsi="Times New Roman" w:cs="Times New Roman"/>
+          <w:bCs/>
+        </w:rPr>
+        <w:t>maintained to track "Treatment Intensification." By identifying if a drug was increased ('Up') or decreased ('Down'), we can analyze if aggressive medication adjustments during a stay correlate with a higher or lower 30-day readmission risk.</w:t>
+      </w:r>
+    </w:p>
+    <w:p>
+      <w:pPr>
+        <w:rPr>
+          <w:rFonts w:ascii="Times New Roman" w:hAnsi="Times New Roman" w:cs="Times New Roman"/>
+          <w:b/>
+        </w:rPr>
+      </w:pPr>
+    </w:p>
+    <w:p>
+      <w:pPr>
+        <w:rPr>
+          <w:rFonts w:ascii="Times New Roman" w:hAnsi="Times New Roman" w:cs="Times New Roman"/>
+          <w:b/>
+        </w:rPr>
+      </w:pPr>
+      <w:r>
+        <w:rPr>
+          <w:rFonts w:ascii="Times New Roman" w:hAnsi="Times New Roman" w:cs="Times New Roman"/>
+          <w:b/>
+        </w:rPr>
+        <w:t>Before:</w:t>
+      </w:r>
+    </w:p>
+    <w:p>
+      <w:pPr>
+        <w:rPr>
+          <w:rFonts w:ascii="Times New Roman" w:hAnsi="Times New Roman" w:cs="Times New Roman"/>
+          <w:b/>
+        </w:rPr>
+      </w:pPr>
+      <w:r>
+        <w:rPr>
+          <w:rFonts w:ascii="Times New Roman" w:hAnsi="Times New Roman" w:cs="Times New Roman"/>
+          <w:b/>
+        </w:rPr>
+        <w:lastRenderedPageBreak/>
+        <w:drawing>
+          <wp:inline distT="0" distB="0" distL="0" distR="0" wp14:anchorId="62BE36AB" wp14:editId="36442B5E">
+            <wp:extent cx="2029108" cy="4182059"/>
+            <wp:effectExtent l="0" t="0" r="9525" b="9525"/>
+            <wp:docPr id="1315674478" name="Picture 1"/>
+            <wp:cNvGraphicFramePr>
+              <a:graphicFrameLocks xmlns:a="http://schemas.openxmlformats.org/drawingml/2006/main" noChangeAspect="1"/>
+            </wp:cNvGraphicFramePr>
+            <a:graphic xmlns:a="http://schemas.openxmlformats.org/drawingml/2006/main">
+              <a:graphicData uri="http://schemas.openxmlformats.org/drawingml/2006/picture">
+                <pic:pic xmlns:pic="http://schemas.openxmlformats.org/drawingml/2006/picture">
+                  <pic:nvPicPr>
+                    <pic:cNvPr id="1315674478" name=""/>
+                    <pic:cNvPicPr/>
+                  </pic:nvPicPr>
+                  <pic:blipFill>
+                    <a:blip r:embed="rId30"/>
+                    <a:stretch>
+                      <a:fillRect/>
+                    </a:stretch>
+                  </pic:blipFill>
+                  <pic:spPr>
+                    <a:xfrm>
+                      <a:off x="0" y="0"/>
+                      <a:ext cx="2029108" cy="4182059"/>
+                    </a:xfrm>
+                    <a:prstGeom prst="rect">
+                      <a:avLst/>
+                    </a:prstGeom>
+                  </pic:spPr>
+                </pic:pic>
+              </a:graphicData>
+            </a:graphic>
+          </wp:inline>
+        </w:drawing>
+      </w:r>
+      <w:r>
+        <w:rPr>
+          <w:rFonts w:ascii="Times New Roman" w:hAnsi="Times New Roman" w:cs="Times New Roman"/>
+          <w:b/>
+        </w:rPr>
+        <w:drawing>
+          <wp:inline distT="0" distB="0" distL="0" distR="0" wp14:anchorId="79676D7A" wp14:editId="7FFDF452">
+            <wp:extent cx="5943600" cy="2491105"/>
+            <wp:effectExtent l="0" t="0" r="0" b="4445"/>
+            <wp:docPr id="1608058414" name="Picture 1"/>
+            <wp:cNvGraphicFramePr>
+              <a:graphicFrameLocks xmlns:a="http://schemas.openxmlformats.org/drawingml/2006/main" noChangeAspect="1"/>
+            </wp:cNvGraphicFramePr>
+            <a:graphic xmlns:a="http://schemas.openxmlformats.org/drawingml/2006/main">
+              <a:graphicData uri="http://schemas.openxmlformats.org/drawingml/2006/picture">
+                <pic:pic xmlns:pic="http://schemas.openxmlformats.org/drawingml/2006/picture">
+                  <pic:nvPicPr>
+                    <pic:cNvPr id="1608058414" name=""/>
+                    <pic:cNvPicPr/>
+                  </pic:nvPicPr>
+                  <pic:blipFill>
+                    <a:blip r:embed="rId31"/>
+                    <a:stretch>
+                      <a:fillRect/>
+                    </a:stretch>
+                  </pic:blipFill>
+                  <pic:spPr>
+                    <a:xfrm>
+                      <a:off x="0" y="0"/>
+                      <a:ext cx="5943600" cy="2491105"/>
+                    </a:xfrm>
+                    <a:prstGeom prst="rect">
+                      <a:avLst/>
+                    </a:prstGeom>
+                  </pic:spPr>
+                </pic:pic>
+              </a:graphicData>
+            </a:graphic>
+          </wp:inline>
+        </w:drawing>
+      </w:r>
     </w:p>
     <w:sectPr>
-      <w:headerReference w:type="default" r:id="rId30"/>
+      <w:headerReference w:type="default" r:id="rId32"/>
       <w:pgSz w:w="12240" w:h="15840"/>
       <w:pgMar w:top="1440" w:right="1440" w:bottom="1440" w:left="1440" w:header="720" w:footer="720" w:gutter="0"/>
       <w:cols w:space="720"/>
@@ -3833,7 +3789,7 @@
 </file>
 
 <file path=word/endnotes.xml><?xml version="1.0" encoding="utf-8"?>
-<w:endnotes xmlns:wpc="http://schemas.microsoft.com/office/word/2010/wordprocessingCanvas" xmlns:cx="http://schemas.microsoft.com/office/drawing/2014/chartex" xmlns:cx1="http://schemas.microsoft.com/office/drawing/2015/9/8/chartex" xmlns:cx2="http://schemas.microsoft.com/office/drawing/2015/10/21/chartex" xmlns:cx3="http://schemas.microsoft.com/office/drawing/2016/5/9/chartex" xmlns:cx4="http://schemas.microsoft.com/office/drawing/2016/5/10/chartex" xmlns:cx5="http://schemas.microsoft.com/office/drawing/2016/5/11/chartex" xmlns:cx6="http://schemas.microsoft.com/office/drawing/2016/5/12/chartex" xmlns:cx7="http://schemas.microsoft.com/office/drawing/2016/5/13/chartex" xmlns:cx8="http://schemas.microsoft.com/office/drawing/2016/5/14/chartex" xmlns:mc="http://schemas.openxmlformats.org/markup-compatibility/2006" xmlns:aink="http://schemas.microsoft.com/office/drawing/2016/ink" xmlns:am3d="http://schemas.microsoft.com/office/drawing/2017/model3d" xmlns:o="urn:schemas-microsoft-com:office:office" xmlns:r="http://schemas.openxmlformats.org/officeDocument/2006/relationships" xmlns:m="http://schemas.openxmlformats.org/officeDocument/2006/math" xmlns:v="urn:schemas-microsoft-com:vml" xmlns:wp14="http://schemas.microsoft.com/office/word/2010/wordprocessingDrawing" xmlns:wp="http://schemas.openxmlformats.org/drawingml/2006/wordprocessingDrawing" xmlns:w10="urn:schemas-microsoft-com:office:word" xmlns:w="http://schemas.openxmlformats.org/wordprocessingml/2006/main" xmlns:w14="http://schemas.microsoft.com/office/word/2010/wordml" xmlns:w15="http://schemas.microsoft.com/office/word/2012/wordml" xmlns:w16cid="http://schemas.microsoft.com/office/word/2016/wordml/cid" xmlns:w16se="http://schemas.microsoft.com/office/word/2015/wordml/symex" xmlns:wpg="http://schemas.microsoft.com/office/word/2010/wordprocessingGroup" xmlns:wpi="http://schemas.microsoft.com/office/word/2010/wordprocessingInk" xmlns:wne="http://schemas.microsoft.com/office/word/2006/wordml" xmlns:wps="http://schemas.microsoft.com/office/word/2010/wordprocessingShape" mc:Ignorable="w14 w15 w16se w16cid wp14">
+<w:endnotes xmlns:wpc="http://schemas.microsoft.com/office/word/2010/wordprocessingCanvas" xmlns:cx="http://schemas.microsoft.com/office/drawing/2014/chartex" xmlns:cx1="http://schemas.microsoft.com/office/drawing/2015/9/8/chartex" xmlns:cx2="http://schemas.microsoft.com/office/drawing/2015/10/21/chartex" xmlns:cx3="http://schemas.microsoft.com/office/drawing/2016/5/9/chartex" xmlns:cx4="http://schemas.microsoft.com/office/drawing/2016/5/10/chartex" xmlns:cx5="http://schemas.microsoft.com/office/drawing/2016/5/11/chartex" xmlns:cx6="http://schemas.microsoft.com/office/drawing/2016/5/12/chartex" xmlns:cx7="http://schemas.microsoft.com/office/drawing/2016/5/13/chartex" xmlns:cx8="http://schemas.microsoft.com/office/drawing/2016/5/14/chartex" xmlns:mc="http://schemas.openxmlformats.org/markup-compatibility/2006" xmlns:aink="http://schemas.microsoft.com/office/drawing/2016/ink" xmlns:am3d="http://schemas.microsoft.com/office/drawing/2017/model3d" xmlns:o="urn:schemas-microsoft-com:office:office" xmlns:oel="http://schemas.microsoft.com/office/2019/extlst" xmlns:r="http://schemas.openxmlformats.org/officeDocument/2006/relationships" xmlns:m="http://schemas.openxmlformats.org/officeDocument/2006/math" xmlns:v="urn:schemas-microsoft-com:vml" xmlns:wp14="http://schemas.microsoft.com/office/word/2010/wordprocessingDrawing" xmlns:wp="http://schemas.openxmlformats.org/drawingml/2006/wordprocessingDrawing" xmlns:w10="urn:schemas-microsoft-com:office:word" xmlns:w="http://schemas.openxmlformats.org/wordprocessingml/2006/main" xmlns:w14="http://schemas.microsoft.com/office/word/2010/wordml" xmlns:w15="http://schemas.microsoft.com/office/word/2012/wordml" xmlns:w16cex="http://schemas.microsoft.com/office/word/2018/wordml/cex" xmlns:w16cid="http://schemas.microsoft.com/office/word/2016/wordml/cid" xmlns:w16="http://schemas.microsoft.com/office/word/2018/wordml" xmlns:w16du="http://schemas.microsoft.com/office/word/2023/wordml/word16du" xmlns:w16sdtdh="http://schemas.microsoft.com/office/word/2020/wordml/sdtdatahash" xmlns:w16sdtfl="http://schemas.microsoft.com/office/word/2024/wordml/sdtformatlock" xmlns:w16se="http://schemas.microsoft.com/office/word/2015/wordml/symex" xmlns:wpg="http://schemas.microsoft.com/office/word/2010/wordprocessingGroup" xmlns:wpi="http://schemas.microsoft.com/office/word/2010/wordprocessingInk" xmlns:wne="http://schemas.microsoft.com/office/word/2006/wordml" xmlns:wps="http://schemas.microsoft.com/office/word/2010/wordprocessingShape" mc:Ignorable="w14 w15 w16se w16cid w16 w16cex w16sdtdh w16sdtfl w16du wp14">
   <w:endnote w:type="separator" w:id="-1">
     <w:p>
       <w:pPr>
@@ -3858,7 +3814,7 @@
 </file>
 
 <file path=word/footnotes.xml><?xml version="1.0" encoding="utf-8"?>
-<w:footnotes xmlns:wpc="http://schemas.microsoft.com/office/word/2010/wordprocessingCanvas" xmlns:cx="http://schemas.microsoft.com/office/drawing/2014/chartex" xmlns:cx1="http://schemas.microsoft.com/office/drawing/2015/9/8/chartex" xmlns:cx2="http://schemas.microsoft.com/office/drawing/2015/10/21/chartex" xmlns:cx3="http://schemas.microsoft.com/office/drawing/2016/5/9/chartex" xmlns:cx4="http://schemas.microsoft.com/office/drawing/2016/5/10/chartex" xmlns:cx5="http://schemas.microsoft.com/office/drawing/2016/5/11/chartex" xmlns:cx6="http://schemas.microsoft.com/office/drawing/2016/5/12/chartex" xmlns:cx7="http://schemas.microsoft.com/office/drawing/2016/5/13/chartex" xmlns:cx8="http://schemas.microsoft.com/office/drawing/2016/5/14/chartex" xmlns:mc="http://schemas.openxmlformats.org/markup-compatibility/2006" xmlns:aink="http://schemas.microsoft.com/office/drawing/2016/ink" xmlns:am3d="http://schemas.microsoft.com/office/drawing/2017/model3d" xmlns:o="urn:schemas-microsoft-com:office:office" xmlns:r="http://schemas.openxmlformats.org/officeDocument/2006/relationships" xmlns:m="http://schemas.openxmlformats.org/officeDocument/2006/math" xmlns:v="urn:schemas-microsoft-com:vml" xmlns:wp14="http://schemas.microsoft.com/office/word/2010/wordprocessingDrawing" xmlns:wp="http://schemas.openxmlformats.org/drawingml/2006/wordprocessingDrawing" xmlns:w10="urn:schemas-microsoft-com:office:word" xmlns:w="http://schemas.openxmlformats.org/wordprocessingml/2006/main" xmlns:w14="http://schemas.microsoft.com/office/word/2010/wordml" xmlns:w15="http://schemas.microsoft.com/office/word/2012/wordml" xmlns:w16cid="http://schemas.microsoft.com/office/word/2016/wordml/cid" xmlns:w16se="http://schemas.microsoft.com/office/word/2015/wordml/symex" xmlns:wpg="http://schemas.microsoft.com/office/word/2010/wordprocessingGroup" xmlns:wpi="http://schemas.microsoft.com/office/word/2010/wordprocessingInk" xmlns:wne="http://schemas.microsoft.com/office/word/2006/wordml" xmlns:wps="http://schemas.microsoft.com/office/word/2010/wordprocessingShape" mc:Ignorable="w14 w15 w16se w16cid wp14">
+<w:footnotes xmlns:wpc="http://schemas.microsoft.com/office/word/2010/wordprocessingCanvas" xmlns:cx="http://schemas.microsoft.com/office/drawing/2014/chartex" xmlns:cx1="http://schemas.microsoft.com/office/drawing/2015/9/8/chartex" xmlns:cx2="http://schemas.microsoft.com/office/drawing/2015/10/21/chartex" xmlns:cx3="http://schemas.microsoft.com/office/drawing/2016/5/9/chartex" xmlns:cx4="http://schemas.microsoft.com/office/drawing/2016/5/10/chartex" xmlns:cx5="http://schemas.microsoft.com/office/drawing/2016/5/11/chartex" xmlns:cx6="http://schemas.microsoft.com/office/drawing/2016/5/12/chartex" xmlns:cx7="http://schemas.microsoft.com/office/drawing/2016/5/13/chartex" xmlns:cx8="http://schemas.microsoft.com/office/drawing/2016/5/14/chartex" xmlns:mc="http://schemas.openxmlformats.org/markup-compatibility/2006" xmlns:aink="http://schemas.microsoft.com/office/drawing/2016/ink" xmlns:am3d="http://schemas.microsoft.com/office/drawing/2017/model3d" xmlns:o="urn:schemas-microsoft-com:office:office" xmlns:oel="http://schemas.microsoft.com/office/2019/extlst" xmlns:r="http://schemas.openxmlformats.org/officeDocument/2006/relationships" xmlns:m="http://schemas.openxmlformats.org/officeDocument/2006/math" xmlns:v="urn:schemas-microsoft-com:vml" xmlns:wp14="http://schemas.microsoft.com/office/word/2010/wordprocessingDrawing" xmlns:wp="http://schemas.openxmlformats.org/drawingml/2006/wordprocessingDrawing" xmlns:w10="urn:schemas-microsoft-com:office:word" xmlns:w="http://schemas.openxmlformats.org/wordprocessingml/2006/main" xmlns:w14="http://schemas.microsoft.com/office/word/2010/wordml" xmlns:w15="http://schemas.microsoft.com/office/word/2012/wordml" xmlns:w16cex="http://schemas.microsoft.com/office/word/2018/wordml/cex" xmlns:w16cid="http://schemas.microsoft.com/office/word/2016/wordml/cid" xmlns:w16="http://schemas.microsoft.com/office/word/2018/wordml" xmlns:w16du="http://schemas.microsoft.com/office/word/2023/wordml/word16du" xmlns:w16sdtdh="http://schemas.microsoft.com/office/word/2020/wordml/sdtdatahash" xmlns:w16sdtfl="http://schemas.microsoft.com/office/word/2024/wordml/sdtformatlock" xmlns:w16se="http://schemas.microsoft.com/office/word/2015/wordml/symex" xmlns:wpg="http://schemas.microsoft.com/office/word/2010/wordprocessingGroup" xmlns:wpi="http://schemas.microsoft.com/office/word/2010/wordprocessingInk" xmlns:wne="http://schemas.microsoft.com/office/word/2006/wordml" xmlns:wps="http://schemas.microsoft.com/office/word/2010/wordprocessingShape" mc:Ignorable="w14 w15 w16se w16cid w16 w16cex w16sdtdh w16sdtfl w16du wp14">
   <w:footnote w:type="separator" w:id="-1">
     <w:p>
       <w:pPr>
@@ -3883,7 +3839,7 @@
 </file>
 
 <file path=word/header1.xml><?xml version="1.0" encoding="utf-8"?>
-<w:hdr xmlns:wpc="http://schemas.microsoft.com/office/word/2010/wordprocessingCanvas" xmlns:cx="http://schemas.microsoft.com/office/drawing/2014/chartex" xmlns:cx1="http://schemas.microsoft.com/office/drawing/2015/9/8/chartex" xmlns:cx2="http://schemas.microsoft.com/office/drawing/2015/10/21/chartex" xmlns:cx3="http://schemas.microsoft.com/office/drawing/2016/5/9/chartex" xmlns:cx4="http://schemas.microsoft.com/office/drawing/2016/5/10/chartex" xmlns:cx5="http://schemas.microsoft.com/office/drawing/2016/5/11/chartex" xmlns:cx6="http://schemas.microsoft.com/office/drawing/2016/5/12/chartex" xmlns:cx7="http://schemas.microsoft.com/office/drawing/2016/5/13/chartex" xmlns:cx8="http://schemas.microsoft.com/office/drawing/2016/5/14/chartex" xmlns:mc="http://schemas.openxmlformats.org/markup-compatibility/2006" xmlns:aink="http://schemas.microsoft.com/office/drawing/2016/ink" xmlns:am3d="http://schemas.microsoft.com/office/drawing/2017/model3d" xmlns:o="urn:schemas-microsoft-com:office:office" xmlns:r="http://schemas.openxmlformats.org/officeDocument/2006/relationships" xmlns:m="http://schemas.openxmlformats.org/officeDocument/2006/math" xmlns:v="urn:schemas-microsoft-com:vml" xmlns:wp14="http://schemas.microsoft.com/office/word/2010/wordprocessingDrawing" xmlns:wp="http://schemas.openxmlformats.org/drawingml/2006/wordprocessingDrawing" xmlns:w10="urn:schemas-microsoft-com:office:word" xmlns:w="http://schemas.openxmlformats.org/wordprocessingml/2006/main" xmlns:w14="http://schemas.microsoft.com/office/word/2010/wordml" xmlns:w15="http://schemas.microsoft.com/office/word/2012/wordml" xmlns:w16cid="http://schemas.microsoft.com/office/word/2016/wordml/cid" xmlns:w16se="http://schemas.microsoft.com/office/word/2015/wordml/symex" xmlns:wpg="http://schemas.microsoft.com/office/word/2010/wordprocessingGroup" xmlns:wpi="http://schemas.microsoft.com/office/word/2010/wordprocessingInk" xmlns:wne="http://schemas.microsoft.com/office/word/2006/wordml" xmlns:wps="http://schemas.microsoft.com/office/word/2010/wordprocessingShape" mc:Ignorable="w14 w15 w16se w16cid wp14">
+<w:hdr xmlns:wpc="http://schemas.microsoft.com/office/word/2010/wordprocessingCanvas" xmlns:cx="http://schemas.microsoft.com/office/drawing/2014/chartex" xmlns:cx1="http://schemas.microsoft.com/office/drawing/2015/9/8/chartex" xmlns:cx2="http://schemas.microsoft.com/office/drawing/2015/10/21/chartex" xmlns:cx3="http://schemas.microsoft.com/office/drawing/2016/5/9/chartex" xmlns:cx4="http://schemas.microsoft.com/office/drawing/2016/5/10/chartex" xmlns:cx5="http://schemas.microsoft.com/office/drawing/2016/5/11/chartex" xmlns:cx6="http://schemas.microsoft.com/office/drawing/2016/5/12/chartex" xmlns:cx7="http://schemas.microsoft.com/office/drawing/2016/5/13/chartex" xmlns:cx8="http://schemas.microsoft.com/office/drawing/2016/5/14/chartex" xmlns:mc="http://schemas.openxmlformats.org/markup-compatibility/2006" xmlns:aink="http://schemas.microsoft.com/office/drawing/2016/ink" xmlns:am3d="http://schemas.microsoft.com/office/drawing/2017/model3d" xmlns:o="urn:schemas-microsoft-com:office:office" xmlns:oel="http://schemas.microsoft.com/office/2019/extlst" xmlns:r="http://schemas.openxmlformats.org/officeDocument/2006/relationships" xmlns:m="http://schemas.openxmlformats.org/officeDocument/2006/math" xmlns:v="urn:schemas-microsoft-com:vml" xmlns:wp14="http://schemas.microsoft.com/office/word/2010/wordprocessingDrawing" xmlns:wp="http://schemas.openxmlformats.org/drawingml/2006/wordprocessingDrawing" xmlns:w10="urn:schemas-microsoft-com:office:word" xmlns:w="http://schemas.openxmlformats.org/wordprocessingml/2006/main" xmlns:w14="http://schemas.microsoft.com/office/word/2010/wordml" xmlns:w15="http://schemas.microsoft.com/office/word/2012/wordml" xmlns:w16cex="http://schemas.microsoft.com/office/word/2018/wordml/cex" xmlns:w16cid="http://schemas.microsoft.com/office/word/2016/wordml/cid" xmlns:w16="http://schemas.microsoft.com/office/word/2018/wordml" xmlns:w16du="http://schemas.microsoft.com/office/word/2023/wordml/word16du" xmlns:w16sdtdh="http://schemas.microsoft.com/office/word/2020/wordml/sdtdatahash" xmlns:w16sdtfl="http://schemas.microsoft.com/office/word/2024/wordml/sdtformatlock" xmlns:w16se="http://schemas.microsoft.com/office/word/2015/wordml/symex" xmlns:wpg="http://schemas.microsoft.com/office/word/2010/wordprocessingGroup" xmlns:wpi="http://schemas.microsoft.com/office/word/2010/wordprocessingInk" xmlns:wne="http://schemas.microsoft.com/office/word/2006/wordml" xmlns:wps="http://schemas.microsoft.com/office/word/2010/wordprocessingShape" mc:Ignorable="w14 w15 w16se w16cid w16 w16cex w16sdtdh w16sdtfl w16du wp14">
   <w:p>
     <w:pPr>
       <w:pStyle w:val="Header"/>
@@ -3896,7 +3852,7 @@
 </file>
 
 <file path=word/numbering.xml><?xml version="1.0" encoding="utf-8"?>
-<w:numbering xmlns:wpc="http://schemas.microsoft.com/office/word/2010/wordprocessingCanvas" xmlns:cx="http://schemas.microsoft.com/office/drawing/2014/chartex" xmlns:cx1="http://schemas.microsoft.com/office/drawing/2015/9/8/chartex" xmlns:cx2="http://schemas.microsoft.com/office/drawing/2015/10/21/chartex" xmlns:cx3="http://schemas.microsoft.com/office/drawing/2016/5/9/chartex" xmlns:cx4="http://schemas.microsoft.com/office/drawing/2016/5/10/chartex" xmlns:cx5="http://schemas.microsoft.com/office/drawing/2016/5/11/chartex" xmlns:cx6="http://schemas.microsoft.com/office/drawing/2016/5/12/chartex" xmlns:cx7="http://schemas.microsoft.com/office/drawing/2016/5/13/chartex" xmlns:cx8="http://schemas.microsoft.com/office/drawing/2016/5/14/chartex" xmlns:mc="http://schemas.openxmlformats.org/markup-compatibility/2006" xmlns:aink="http://schemas.microsoft.com/office/drawing/2016/ink" xmlns:am3d="http://schemas.microsoft.com/office/drawing/2017/model3d" xmlns:o="urn:schemas-microsoft-com:office:office" xmlns:r="http://schemas.openxmlformats.org/officeDocument/2006/relationships" xmlns:m="http://schemas.openxmlformats.org/officeDocument/2006/math" xmlns:v="urn:schemas-microsoft-com:vml" xmlns:wp14="http://schemas.microsoft.com/office/word/2010/wordprocessingDrawing" xmlns:wp="http://schemas.openxmlformats.org/drawingml/2006/wordprocessingDrawing" xmlns:w10="urn:schemas-microsoft-com:office:word" xmlns:w="http://schemas.openxmlformats.org/wordprocessingml/2006/main" xmlns:w14="http://schemas.microsoft.com/office/word/2010/wordml" xmlns:w15="http://schemas.microsoft.com/office/word/2012/wordml" xmlns:w16cid="http://schemas.microsoft.com/office/word/2016/wordml/cid" xmlns:w16se="http://schemas.microsoft.com/office/word/2015/wordml/symex" xmlns:wpg="http://schemas.microsoft.com/office/word/2010/wordprocessingGroup" xmlns:wpi="http://schemas.microsoft.com/office/word/2010/wordprocessingInk" xmlns:wne="http://schemas.microsoft.com/office/word/2006/wordml" xmlns:wps="http://schemas.microsoft.com/office/word/2010/wordprocessingShape" mc:Ignorable="w14 w15 w16se w16cid wp14">
+<w:numbering xmlns:wpc="http://schemas.microsoft.com/office/word/2010/wordprocessingCanvas" xmlns:cx="http://schemas.microsoft.com/office/drawing/2014/chartex" xmlns:cx1="http://schemas.microsoft.com/office/drawing/2015/9/8/chartex" xmlns:cx2="http://schemas.microsoft.com/office/drawing/2015/10/21/chartex" xmlns:cx3="http://schemas.microsoft.com/office/drawing/2016/5/9/chartex" xmlns:cx4="http://schemas.microsoft.com/office/drawing/2016/5/10/chartex" xmlns:cx5="http://schemas.microsoft.com/office/drawing/2016/5/11/chartex" xmlns:cx6="http://schemas.microsoft.com/office/drawing/2016/5/12/chartex" xmlns:cx7="http://schemas.microsoft.com/office/drawing/2016/5/13/chartex" xmlns:cx8="http://schemas.microsoft.com/office/drawing/2016/5/14/chartex" xmlns:mc="http://schemas.openxmlformats.org/markup-compatibility/2006" xmlns:aink="http://schemas.microsoft.com/office/drawing/2016/ink" xmlns:am3d="http://schemas.microsoft.com/office/drawing/2017/model3d" xmlns:o="urn:schemas-microsoft-com:office:office" xmlns:oel="http://schemas.microsoft.com/office/2019/extlst" xmlns:r="http://schemas.openxmlformats.org/officeDocument/2006/relationships" xmlns:m="http://schemas.openxmlformats.org/officeDocument/2006/math" xmlns:v="urn:schemas-microsoft-com:vml" xmlns:wp14="http://schemas.microsoft.com/office/word/2010/wordprocessingDrawing" xmlns:wp="http://schemas.openxmlformats.org/drawingml/2006/wordprocessingDrawing" xmlns:w10="urn:schemas-microsoft-com:office:word" xmlns:w="http://schemas.openxmlformats.org/wordprocessingml/2006/main" xmlns:w14="http://schemas.microsoft.com/office/word/2010/wordml" xmlns:w15="http://schemas.microsoft.com/office/word/2012/wordml" xmlns:w16cex="http://schemas.microsoft.com/office/word/2018/wordml/cex" xmlns:w16cid="http://schemas.microsoft.com/office/word/2016/wordml/cid" xmlns:w16="http://schemas.microsoft.com/office/word/2018/wordml" xmlns:w16du="http://schemas.microsoft.com/office/word/2023/wordml/word16du" xmlns:w16sdtdh="http://schemas.microsoft.com/office/word/2020/wordml/sdtdatahash" xmlns:w16sdtfl="http://schemas.microsoft.com/office/word/2024/wordml/sdtformatlock" xmlns:w16se="http://schemas.microsoft.com/office/word/2015/wordml/symex" xmlns:wpg="http://schemas.microsoft.com/office/word/2010/wordprocessingGroup" xmlns:wpi="http://schemas.microsoft.com/office/word/2010/wordprocessingInk" xmlns:wne="http://schemas.microsoft.com/office/word/2006/wordml" xmlns:wps="http://schemas.microsoft.com/office/word/2010/wordprocessingShape" mc:Ignorable="w14 w15 w16se w16cid w16 w16cex w16sdtdh w16sdtfl w16du wp14">
   <w:abstractNum w:abstractNumId="0" w15:restartNumberingAfterBreak="0">
     <w:nsid w:val="050B15FA"/>
     <w:multiLevelType w:val="multilevel"/>
@@ -4047,6 +4003,155 @@
     </w:lvl>
   </w:abstractNum>
   <w:abstractNum w:abstractNumId="1" w15:restartNumberingAfterBreak="0">
+    <w:nsid w:val="09EC4865"/>
+    <w:multiLevelType w:val="multilevel"/>
+    <w:tmpl w:val="116A6AEC"/>
+    <w:lvl w:ilvl="0">
+      <w:start w:val="1"/>
+      <w:numFmt w:val="bullet"/>
+      <w:lvlText w:val=""/>
+      <w:lvlJc w:val="left"/>
+      <w:pPr>
+        <w:tabs>
+          <w:tab w:val="num" w:pos="720"/>
+        </w:tabs>
+        <w:ind w:left="720" w:hanging="360"/>
+      </w:pPr>
+      <w:rPr>
+        <w:rFonts w:ascii="Symbol" w:hAnsi="Symbol" w:hint="default"/>
+        <w:sz w:val="20"/>
+      </w:rPr>
+    </w:lvl>
+    <w:lvl w:ilvl="1" w:tentative="1">
+      <w:start w:val="1"/>
+      <w:numFmt w:val="bullet"/>
+      <w:lvlText w:val="o"/>
+      <w:lvlJc w:val="left"/>
+      <w:pPr>
+        <w:tabs>
+          <w:tab w:val="num" w:pos="1440"/>
+        </w:tabs>
+        <w:ind w:left="1440" w:hanging="360"/>
+      </w:pPr>
+      <w:rPr>
+        <w:rFonts w:ascii="Courier New" w:hAnsi="Courier New" w:hint="default"/>
+        <w:sz w:val="20"/>
+      </w:rPr>
+    </w:lvl>
+    <w:lvl w:ilvl="2" w:tentative="1">
+      <w:start w:val="1"/>
+      <w:numFmt w:val="bullet"/>
+      <w:lvlText w:val=""/>
+      <w:lvlJc w:val="left"/>
+      <w:pPr>
+        <w:tabs>
+          <w:tab w:val="num" w:pos="2160"/>
+        </w:tabs>
+        <w:ind w:left="2160" w:hanging="360"/>
+      </w:pPr>
+      <w:rPr>
+        <w:rFonts w:ascii="Wingdings" w:hAnsi="Wingdings" w:hint="default"/>
+        <w:sz w:val="20"/>
+      </w:rPr>
+    </w:lvl>
+    <w:lvl w:ilvl="3" w:tentative="1">
+      <w:start w:val="1"/>
+      <w:numFmt w:val="bullet"/>
+      <w:lvlText w:val=""/>
+      <w:lvlJc w:val="left"/>
+      <w:pPr>
+        <w:tabs>
+          <w:tab w:val="num" w:pos="2880"/>
+        </w:tabs>
+        <w:ind w:left="2880" w:hanging="360"/>
+      </w:pPr>
+      <w:rPr>
+        <w:rFonts w:ascii="Wingdings" w:hAnsi="Wingdings" w:hint="default"/>
+        <w:sz w:val="20"/>
+      </w:rPr>
+    </w:lvl>
+    <w:lvl w:ilvl="4" w:tentative="1">
+      <w:start w:val="1"/>
+      <w:numFmt w:val="bullet"/>
+      <w:lvlText w:val=""/>
+      <w:lvlJc w:val="left"/>
+      <w:pPr>
+        <w:tabs>
+          <w:tab w:val="num" w:pos="3600"/>
+        </w:tabs>
+        <w:ind w:left="3600" w:hanging="360"/>
+      </w:pPr>
+      <w:rPr>
+        <w:rFonts w:ascii="Wingdings" w:hAnsi="Wingdings" w:hint="default"/>
+        <w:sz w:val="20"/>
+      </w:rPr>
+    </w:lvl>
+    <w:lvl w:ilvl="5" w:tentative="1">
+      <w:start w:val="1"/>
+      <w:numFmt w:val="bullet"/>
+      <w:lvlText w:val=""/>
+      <w:lvlJc w:val="left"/>
+      <w:pPr>
+        <w:tabs>
+          <w:tab w:val="num" w:pos="4320"/>
+        </w:tabs>
+        <w:ind w:left="4320" w:hanging="360"/>
+      </w:pPr>
+      <w:rPr>
+        <w:rFonts w:ascii="Wingdings" w:hAnsi="Wingdings" w:hint="default"/>
+        <w:sz w:val="20"/>
+      </w:rPr>
+    </w:lvl>
+    <w:lvl w:ilvl="6" w:tentative="1">
+      <w:start w:val="1"/>
+      <w:numFmt w:val="bullet"/>
+      <w:lvlText w:val=""/>
+      <w:lvlJc w:val="left"/>
+      <w:pPr>
+        <w:tabs>
+          <w:tab w:val="num" w:pos="5040"/>
+        </w:tabs>
+        <w:ind w:left="5040" w:hanging="360"/>
+      </w:pPr>
+      <w:rPr>
+        <w:rFonts w:ascii="Wingdings" w:hAnsi="Wingdings" w:hint="default"/>
+        <w:sz w:val="20"/>
+      </w:rPr>
+    </w:lvl>
+    <w:lvl w:ilvl="7" w:tentative="1">
+      <w:start w:val="1"/>
+      <w:numFmt w:val="bullet"/>
+      <w:lvlText w:val=""/>
+      <w:lvlJc w:val="left"/>
+      <w:pPr>
+        <w:tabs>
+          <w:tab w:val="num" w:pos="5760"/>
+        </w:tabs>
+        <w:ind w:left="5760" w:hanging="360"/>
+      </w:pPr>
+      <w:rPr>
+        <w:rFonts w:ascii="Wingdings" w:hAnsi="Wingdings" w:hint="default"/>
+        <w:sz w:val="20"/>
+      </w:rPr>
+    </w:lvl>
+    <w:lvl w:ilvl="8" w:tentative="1">
+      <w:start w:val="1"/>
+      <w:numFmt w:val="bullet"/>
+      <w:lvlText w:val=""/>
+      <w:lvlJc w:val="left"/>
+      <w:pPr>
+        <w:tabs>
+          <w:tab w:val="num" w:pos="6480"/>
+        </w:tabs>
+        <w:ind w:left="6480" w:hanging="360"/>
+      </w:pPr>
+      <w:rPr>
+        <w:rFonts w:ascii="Wingdings" w:hAnsi="Wingdings" w:hint="default"/>
+        <w:sz w:val="20"/>
+      </w:rPr>
+    </w:lvl>
+  </w:abstractNum>
+  <w:abstractNum w:abstractNumId="2" w15:restartNumberingAfterBreak="0">
     <w:nsid w:val="10D02E4C"/>
     <w:multiLevelType w:val="multilevel"/>
     <w:tmpl w:val="87822D6A"/>
@@ -4195,7 +4300,7 @@
       </w:rPr>
     </w:lvl>
   </w:abstractNum>
-  <w:abstractNum w:abstractNumId="2" w15:restartNumberingAfterBreak="0">
+  <w:abstractNum w:abstractNumId="3" w15:restartNumberingAfterBreak="0">
     <w:nsid w:val="1C093E0F"/>
     <w:multiLevelType w:val="multilevel"/>
     <w:tmpl w:val="F660598A"/>
@@ -4344,7 +4449,7 @@
       </w:rPr>
     </w:lvl>
   </w:abstractNum>
-  <w:abstractNum w:abstractNumId="3" w15:restartNumberingAfterBreak="0">
+  <w:abstractNum w:abstractNumId="4" w15:restartNumberingAfterBreak="0">
     <w:nsid w:val="23064678"/>
     <w:multiLevelType w:val="multilevel"/>
     <w:tmpl w:val="79FA0790"/>
@@ -4493,7 +4598,7 @@
       </w:rPr>
     </w:lvl>
   </w:abstractNum>
-  <w:abstractNum w:abstractNumId="4" w15:restartNumberingAfterBreak="0">
+  <w:abstractNum w:abstractNumId="5" w15:restartNumberingAfterBreak="0">
     <w:nsid w:val="291F53BA"/>
     <w:multiLevelType w:val="multilevel"/>
     <w:tmpl w:val="B71E97EE"/>
@@ -4642,7 +4747,7 @@
       </w:rPr>
     </w:lvl>
   </w:abstractNum>
-  <w:abstractNum w:abstractNumId="5" w15:restartNumberingAfterBreak="0">
+  <w:abstractNum w:abstractNumId="6" w15:restartNumberingAfterBreak="0">
     <w:nsid w:val="50297E33"/>
     <w:multiLevelType w:val="multilevel"/>
     <w:tmpl w:val="A300C81E"/>
@@ -4791,7 +4896,7 @@
       </w:rPr>
     </w:lvl>
   </w:abstractNum>
-  <w:abstractNum w:abstractNumId="6" w15:restartNumberingAfterBreak="0">
+  <w:abstractNum w:abstractNumId="7" w15:restartNumberingAfterBreak="0">
     <w:nsid w:val="538E38DC"/>
     <w:multiLevelType w:val="multilevel"/>
     <w:tmpl w:val="053C4762"/>
@@ -4940,7 +5045,7 @@
       </w:rPr>
     </w:lvl>
   </w:abstractNum>
-  <w:abstractNum w:abstractNumId="7" w15:restartNumberingAfterBreak="0">
+  <w:abstractNum w:abstractNumId="8" w15:restartNumberingAfterBreak="0">
     <w:nsid w:val="6ED529BC"/>
     <w:multiLevelType w:val="multilevel"/>
     <w:tmpl w:val="A3B03342"/>
@@ -5089,7 +5194,7 @@
       </w:rPr>
     </w:lvl>
   </w:abstractNum>
-  <w:abstractNum w:abstractNumId="8" w15:restartNumberingAfterBreak="0">
+  <w:abstractNum w:abstractNumId="9" w15:restartNumberingAfterBreak="0">
     <w:nsid w:val="70EF5AB4"/>
     <w:multiLevelType w:val="multilevel"/>
     <w:tmpl w:val="D47056C6"/>
@@ -5238,38 +5343,41 @@
       </w:rPr>
     </w:lvl>
   </w:abstractNum>
-  <w:num w:numId="1">
+  <w:num w:numId="1" w16cid:durableId="492795934">
+    <w:abstractNumId w:val="3"/>
+  </w:num>
+  <w:num w:numId="2" w16cid:durableId="1460032513">
     <w:abstractNumId w:val="2"/>
   </w:num>
-  <w:num w:numId="2">
-    <w:abstractNumId w:val="1"/>
+  <w:num w:numId="3" w16cid:durableId="360668837">
+    <w:abstractNumId w:val="7"/>
   </w:num>
-  <w:num w:numId="3">
+  <w:num w:numId="4" w16cid:durableId="1472480701">
     <w:abstractNumId w:val="6"/>
   </w:num>
-  <w:num w:numId="4">
+  <w:num w:numId="5" w16cid:durableId="2102068652">
+    <w:abstractNumId w:val="4"/>
+  </w:num>
+  <w:num w:numId="6" w16cid:durableId="1748114123">
+    <w:abstractNumId w:val="9"/>
+  </w:num>
+  <w:num w:numId="7" w16cid:durableId="1260984209">
+    <w:abstractNumId w:val="8"/>
+  </w:num>
+  <w:num w:numId="8" w16cid:durableId="1374965166">
     <w:abstractNumId w:val="5"/>
   </w:num>
-  <w:num w:numId="5">
-    <w:abstractNumId w:val="3"/>
+  <w:num w:numId="9" w16cid:durableId="1956518765">
+    <w:abstractNumId w:val="0"/>
   </w:num>
-  <w:num w:numId="6">
-    <w:abstractNumId w:val="8"/>
-  </w:num>
-  <w:num w:numId="7">
-    <w:abstractNumId w:val="7"/>
-  </w:num>
-  <w:num w:numId="8">
-    <w:abstractNumId w:val="4"/>
-  </w:num>
-  <w:num w:numId="9">
-    <w:abstractNumId w:val="0"/>
+  <w:num w:numId="10" w16cid:durableId="996808161">
+    <w:abstractNumId w:val="1"/>
   </w:num>
 </w:numbering>
 </file>
 
 <file path=word/styles.xml><?xml version="1.0" encoding="utf-8"?>
-<w:styles xmlns:mc="http://schemas.openxmlformats.org/markup-compatibility/2006" xmlns:r="http://schemas.openxmlformats.org/officeDocument/2006/relationships" xmlns:w="http://schemas.openxmlformats.org/wordprocessingml/2006/main" xmlns:w14="http://schemas.microsoft.com/office/word/2010/wordml" xmlns:w15="http://schemas.microsoft.com/office/word/2012/wordml" xmlns:w16cid="http://schemas.microsoft.com/office/word/2016/wordml/cid" xmlns:w16se="http://schemas.microsoft.com/office/word/2015/wordml/symex" mc:Ignorable="w14 w15 w16se w16cid">
+<w:styles xmlns:mc="http://schemas.openxmlformats.org/markup-compatibility/2006" xmlns:r="http://schemas.openxmlformats.org/officeDocument/2006/relationships" xmlns:w="http://schemas.openxmlformats.org/wordprocessingml/2006/main" xmlns:w14="http://schemas.microsoft.com/office/word/2010/wordml" xmlns:w15="http://schemas.microsoft.com/office/word/2012/wordml" xmlns:w16cex="http://schemas.microsoft.com/office/word/2018/wordml/cex" xmlns:w16cid="http://schemas.microsoft.com/office/word/2016/wordml/cid" xmlns:w16="http://schemas.microsoft.com/office/word/2018/wordml" xmlns:w16du="http://schemas.microsoft.com/office/word/2023/wordml/word16du" xmlns:w16sdtdh="http://schemas.microsoft.com/office/word/2020/wordml/sdtdatahash" xmlns:w16sdtfl="http://schemas.microsoft.com/office/word/2024/wordml/sdtformatlock" xmlns:w16se="http://schemas.microsoft.com/office/word/2015/wordml/symex" mc:Ignorable="w14 w15 w16se w16cid w16 w16cex w16sdtdh w16sdtfl w16du">
   <w:docDefaults>
     <w:rPrDefault>
       <w:rPr>
@@ -5287,7 +5395,7 @@
       </w:pPr>
     </w:pPrDefault>
   </w:docDefaults>
-  <w:latentStyles w:defLockedState="0" w:defUIPriority="99" w:defSemiHidden="0" w:defUnhideWhenUsed="0" w:defQFormat="0" w:count="375">
+  <w:latentStyles w:defLockedState="0" w:defUIPriority="99" w:defSemiHidden="0" w:defUnhideWhenUsed="0" w:defQFormat="0" w:count="376">
     <w:lsdException w:name="Normal" w:uiPriority="0" w:qFormat="1"/>
     <w:lsdException w:name="heading 1" w:uiPriority="9" w:qFormat="1"/>
     <w:lsdException w:name="heading 2" w:semiHidden="1" w:uiPriority="9" w:unhideWhenUsed="1" w:qFormat="1"/>
@@ -5663,6 +5771,7 @@
     <w:lsdException w:name="Smart Hyperlink" w:semiHidden="1" w:unhideWhenUsed="1"/>
     <w:lsdException w:name="Hashtag" w:semiHidden="1" w:unhideWhenUsed="1"/>
     <w:lsdException w:name="Unresolved Mention" w:semiHidden="1" w:unhideWhenUsed="1"/>
+    <w:lsdException w:name="Smart Link" w:semiHidden="1" w:unhideWhenUsed="1"/>
   </w:latentStyles>
   <w:style w:type="paragraph" w:default="1" w:styleId="Normal">
     <w:name w:val="Normal"/>
@@ -5870,7 +5979,6 @@
   <w:style w:type="character" w:default="1" w:styleId="DefaultParagraphFont">
     <w:name w:val="Default Paragraph Font"/>
     <w:uiPriority w:val="1"/>
-    <w:semiHidden/>
     <w:unhideWhenUsed/>
   </w:style>
   <w:style w:type="table" w:default="1" w:styleId="TableNormal">
